--- a/book/Muslimah-Faceless-Business-Blueprint.docx
+++ b/book/Muslimah-Faceless-Business-Blueprint.docx
@@ -8398,8 +8398,133 @@
         <w:pBdr>
           <w:bottom w:val="single" w:color="E5DFD6" w:sz="4" w:space="6"/>
         </w:pBdr>
-        <w:spacing w:after="130"/>
+        <w:spacing w:after="200"/>
         <w:ind w:left="200"/>
+      </w:pPr>
+      <w:r>
+        <w:rPr>
+          <w:rFonts w:ascii="Lato" w:cs="Lato" w:eastAsia="Lato" w:hAnsi="Lato"/>
+        </w:rPr>
+        <w:t xml:space="preserve"/>
+      </w:r>
+    </w:p>
+    <w:p>
+      <w:pPr>
+        <w:spacing w:after="40" w:before="60"/>
+      </w:pPr>
+      <w:r>
+        <w:rPr>
+          <w:rFonts w:ascii="Lato" w:cs="Lato" w:eastAsia="Lato" w:hAnsi="Lato"/>
+          <w:b/>
+          <w:bCs/>
+          <w:color w:val="102A43"/>
+          <w:sz w:val="20"/>
+          <w:szCs w:val="20"/>
+        </w:rPr>
+        <w:t xml:space="preserve">Now write yours.</w:t>
+      </w:r>
+    </w:p>
+    <w:p>
+      <w:pPr>
+        <w:pBdr>
+          <w:bottom w:val="single" w:color="C9C2B8" w:sz="4" w:space="4"/>
+        </w:pBdr>
+        <w:spacing w:after="0" w:before="170"/>
+      </w:pPr>
+      <w:r>
+        <w:rPr>
+          <w:rFonts w:ascii="Lato" w:cs="Lato" w:eastAsia="Lato" w:hAnsi="Lato"/>
+        </w:rPr>
+        <w:t xml:space="preserve"> </w:t>
+      </w:r>
+    </w:p>
+    <w:p>
+      <w:pPr>
+        <w:pBdr>
+          <w:bottom w:val="single" w:color="C9C2B8" w:sz="4" w:space="4"/>
+        </w:pBdr>
+        <w:spacing w:after="0" w:before="170"/>
+      </w:pPr>
+      <w:r>
+        <w:rPr>
+          <w:rFonts w:ascii="Lato" w:cs="Lato" w:eastAsia="Lato" w:hAnsi="Lato"/>
+        </w:rPr>
+        <w:t xml:space="preserve"> </w:t>
+      </w:r>
+    </w:p>
+    <w:p>
+      <w:pPr>
+        <w:pBdr>
+          <w:bottom w:val="single" w:color="C9C2B8" w:sz="4" w:space="4"/>
+        </w:pBdr>
+        <w:spacing w:after="0" w:before="170"/>
+      </w:pPr>
+      <w:r>
+        <w:rPr>
+          <w:rFonts w:ascii="Lato" w:cs="Lato" w:eastAsia="Lato" w:hAnsi="Lato"/>
+        </w:rPr>
+        <w:t xml:space="preserve"> </w:t>
+      </w:r>
+    </w:p>
+    <w:p>
+      <w:pPr>
+        <w:pBdr>
+          <w:bottom w:val="single" w:color="C9C2B8" w:sz="4" w:space="4"/>
+        </w:pBdr>
+        <w:spacing w:after="0" w:before="170"/>
+      </w:pPr>
+      <w:r>
+        <w:rPr>
+          <w:rFonts w:ascii="Lato" w:cs="Lato" w:eastAsia="Lato" w:hAnsi="Lato"/>
+        </w:rPr>
+        <w:t xml:space="preserve"> </w:t>
+      </w:r>
+    </w:p>
+    <w:p>
+      <w:pPr>
+        <w:pBdr>
+          <w:bottom w:val="single" w:color="C9C2B8" w:sz="4" w:space="4"/>
+        </w:pBdr>
+        <w:spacing w:after="0" w:before="170"/>
+      </w:pPr>
+      <w:r>
+        <w:rPr>
+          <w:rFonts w:ascii="Lato" w:cs="Lato" w:eastAsia="Lato" w:hAnsi="Lato"/>
+        </w:rPr>
+        <w:t xml:space="preserve"> </w:t>
+      </w:r>
+    </w:p>
+    <w:p>
+      <w:pPr>
+        <w:pBdr>
+          <w:bottom w:val="single" w:color="C9C2B8" w:sz="4" w:space="4"/>
+        </w:pBdr>
+        <w:spacing w:after="0" w:before="170"/>
+      </w:pPr>
+      <w:r>
+        <w:rPr>
+          <w:rFonts w:ascii="Lato" w:cs="Lato" w:eastAsia="Lato" w:hAnsi="Lato"/>
+        </w:rPr>
+        <w:t xml:space="preserve"> </w:t>
+      </w:r>
+    </w:p>
+    <w:p>
+      <w:pPr>
+        <w:pBdr>
+          <w:bottom w:val="single" w:color="C9C2B8" w:sz="4" w:space="4"/>
+        </w:pBdr>
+        <w:spacing w:after="0" w:before="170"/>
+      </w:pPr>
+      <w:r>
+        <w:rPr>
+          <w:rFonts w:ascii="Lato" w:cs="Lato" w:eastAsia="Lato" w:hAnsi="Lato"/>
+        </w:rPr>
+        <w:t xml:space="preserve"> </w:t>
+      </w:r>
+    </w:p>
+    <w:p>
+      <w:pPr>
+        <w:spacing w:after="260"/>
       </w:pPr>
       <w:r>
         <w:rPr>
@@ -8553,8 +8678,133 @@
         <w:pBdr>
           <w:bottom w:val="single" w:color="E5DFD6" w:sz="4" w:space="6"/>
         </w:pBdr>
-        <w:spacing w:after="130"/>
+        <w:spacing w:after="200"/>
         <w:ind w:left="200"/>
+      </w:pPr>
+      <w:r>
+        <w:rPr>
+          <w:rFonts w:ascii="Lato" w:cs="Lato" w:eastAsia="Lato" w:hAnsi="Lato"/>
+        </w:rPr>
+        <w:t xml:space="preserve"/>
+      </w:r>
+    </w:p>
+    <w:p>
+      <w:pPr>
+        <w:spacing w:after="40" w:before="60"/>
+      </w:pPr>
+      <w:r>
+        <w:rPr>
+          <w:rFonts w:ascii="Lato" w:cs="Lato" w:eastAsia="Lato" w:hAnsi="Lato"/>
+          <w:b/>
+          <w:bCs/>
+          <w:color w:val="102A43"/>
+          <w:sz w:val="20"/>
+          <w:szCs w:val="20"/>
+        </w:rPr>
+        <w:t xml:space="preserve">Now write yours.</w:t>
+      </w:r>
+    </w:p>
+    <w:p>
+      <w:pPr>
+        <w:pBdr>
+          <w:bottom w:val="single" w:color="C9C2B8" w:sz="4" w:space="4"/>
+        </w:pBdr>
+        <w:spacing w:after="0" w:before="170"/>
+      </w:pPr>
+      <w:r>
+        <w:rPr>
+          <w:rFonts w:ascii="Lato" w:cs="Lato" w:eastAsia="Lato" w:hAnsi="Lato"/>
+        </w:rPr>
+        <w:t xml:space="preserve"> </w:t>
+      </w:r>
+    </w:p>
+    <w:p>
+      <w:pPr>
+        <w:pBdr>
+          <w:bottom w:val="single" w:color="C9C2B8" w:sz="4" w:space="4"/>
+        </w:pBdr>
+        <w:spacing w:after="0" w:before="170"/>
+      </w:pPr>
+      <w:r>
+        <w:rPr>
+          <w:rFonts w:ascii="Lato" w:cs="Lato" w:eastAsia="Lato" w:hAnsi="Lato"/>
+        </w:rPr>
+        <w:t xml:space="preserve"> </w:t>
+      </w:r>
+    </w:p>
+    <w:p>
+      <w:pPr>
+        <w:pBdr>
+          <w:bottom w:val="single" w:color="C9C2B8" w:sz="4" w:space="4"/>
+        </w:pBdr>
+        <w:spacing w:after="0" w:before="170"/>
+      </w:pPr>
+      <w:r>
+        <w:rPr>
+          <w:rFonts w:ascii="Lato" w:cs="Lato" w:eastAsia="Lato" w:hAnsi="Lato"/>
+        </w:rPr>
+        <w:t xml:space="preserve"> </w:t>
+      </w:r>
+    </w:p>
+    <w:p>
+      <w:pPr>
+        <w:pBdr>
+          <w:bottom w:val="single" w:color="C9C2B8" w:sz="4" w:space="4"/>
+        </w:pBdr>
+        <w:spacing w:after="0" w:before="170"/>
+      </w:pPr>
+      <w:r>
+        <w:rPr>
+          <w:rFonts w:ascii="Lato" w:cs="Lato" w:eastAsia="Lato" w:hAnsi="Lato"/>
+        </w:rPr>
+        <w:t xml:space="preserve"> </w:t>
+      </w:r>
+    </w:p>
+    <w:p>
+      <w:pPr>
+        <w:pBdr>
+          <w:bottom w:val="single" w:color="C9C2B8" w:sz="4" w:space="4"/>
+        </w:pBdr>
+        <w:spacing w:after="0" w:before="170"/>
+      </w:pPr>
+      <w:r>
+        <w:rPr>
+          <w:rFonts w:ascii="Lato" w:cs="Lato" w:eastAsia="Lato" w:hAnsi="Lato"/>
+        </w:rPr>
+        <w:t xml:space="preserve"> </w:t>
+      </w:r>
+    </w:p>
+    <w:p>
+      <w:pPr>
+        <w:pBdr>
+          <w:bottom w:val="single" w:color="C9C2B8" w:sz="4" w:space="4"/>
+        </w:pBdr>
+        <w:spacing w:after="0" w:before="170"/>
+      </w:pPr>
+      <w:r>
+        <w:rPr>
+          <w:rFonts w:ascii="Lato" w:cs="Lato" w:eastAsia="Lato" w:hAnsi="Lato"/>
+        </w:rPr>
+        <w:t xml:space="preserve"> </w:t>
+      </w:r>
+    </w:p>
+    <w:p>
+      <w:pPr>
+        <w:pBdr>
+          <w:bottom w:val="single" w:color="C9C2B8" w:sz="4" w:space="4"/>
+        </w:pBdr>
+        <w:spacing w:after="0" w:before="170"/>
+      </w:pPr>
+      <w:r>
+        <w:rPr>
+          <w:rFonts w:ascii="Lato" w:cs="Lato" w:eastAsia="Lato" w:hAnsi="Lato"/>
+        </w:rPr>
+        <w:t xml:space="preserve"> </w:t>
+      </w:r>
+    </w:p>
+    <w:p>
+      <w:pPr>
+        <w:spacing w:after="260"/>
       </w:pPr>
       <w:r>
         <w:rPr>
@@ -8693,8 +8943,133 @@
         <w:pBdr>
           <w:bottom w:val="single" w:color="E5DFD6" w:sz="4" w:space="6"/>
         </w:pBdr>
-        <w:spacing w:after="130"/>
+        <w:spacing w:after="200"/>
         <w:ind w:left="200"/>
+      </w:pPr>
+      <w:r>
+        <w:rPr>
+          <w:rFonts w:ascii="Lato" w:cs="Lato" w:eastAsia="Lato" w:hAnsi="Lato"/>
+        </w:rPr>
+        <w:t xml:space="preserve"/>
+      </w:r>
+    </w:p>
+    <w:p>
+      <w:pPr>
+        <w:spacing w:after="40" w:before="60"/>
+      </w:pPr>
+      <w:r>
+        <w:rPr>
+          <w:rFonts w:ascii="Lato" w:cs="Lato" w:eastAsia="Lato" w:hAnsi="Lato"/>
+          <w:b/>
+          <w:bCs/>
+          <w:color w:val="102A43"/>
+          <w:sz w:val="20"/>
+          <w:szCs w:val="20"/>
+        </w:rPr>
+        <w:t xml:space="preserve">Now write yours.</w:t>
+      </w:r>
+    </w:p>
+    <w:p>
+      <w:pPr>
+        <w:pBdr>
+          <w:bottom w:val="single" w:color="C9C2B8" w:sz="4" w:space="4"/>
+        </w:pBdr>
+        <w:spacing w:after="0" w:before="170"/>
+      </w:pPr>
+      <w:r>
+        <w:rPr>
+          <w:rFonts w:ascii="Lato" w:cs="Lato" w:eastAsia="Lato" w:hAnsi="Lato"/>
+        </w:rPr>
+        <w:t xml:space="preserve"> </w:t>
+      </w:r>
+    </w:p>
+    <w:p>
+      <w:pPr>
+        <w:pBdr>
+          <w:bottom w:val="single" w:color="C9C2B8" w:sz="4" w:space="4"/>
+        </w:pBdr>
+        <w:spacing w:after="0" w:before="170"/>
+      </w:pPr>
+      <w:r>
+        <w:rPr>
+          <w:rFonts w:ascii="Lato" w:cs="Lato" w:eastAsia="Lato" w:hAnsi="Lato"/>
+        </w:rPr>
+        <w:t xml:space="preserve"> </w:t>
+      </w:r>
+    </w:p>
+    <w:p>
+      <w:pPr>
+        <w:pBdr>
+          <w:bottom w:val="single" w:color="C9C2B8" w:sz="4" w:space="4"/>
+        </w:pBdr>
+        <w:spacing w:after="0" w:before="170"/>
+      </w:pPr>
+      <w:r>
+        <w:rPr>
+          <w:rFonts w:ascii="Lato" w:cs="Lato" w:eastAsia="Lato" w:hAnsi="Lato"/>
+        </w:rPr>
+        <w:t xml:space="preserve"> </w:t>
+      </w:r>
+    </w:p>
+    <w:p>
+      <w:pPr>
+        <w:pBdr>
+          <w:bottom w:val="single" w:color="C9C2B8" w:sz="4" w:space="4"/>
+        </w:pBdr>
+        <w:spacing w:after="0" w:before="170"/>
+      </w:pPr>
+      <w:r>
+        <w:rPr>
+          <w:rFonts w:ascii="Lato" w:cs="Lato" w:eastAsia="Lato" w:hAnsi="Lato"/>
+        </w:rPr>
+        <w:t xml:space="preserve"> </w:t>
+      </w:r>
+    </w:p>
+    <w:p>
+      <w:pPr>
+        <w:pBdr>
+          <w:bottom w:val="single" w:color="C9C2B8" w:sz="4" w:space="4"/>
+        </w:pBdr>
+        <w:spacing w:after="0" w:before="170"/>
+      </w:pPr>
+      <w:r>
+        <w:rPr>
+          <w:rFonts w:ascii="Lato" w:cs="Lato" w:eastAsia="Lato" w:hAnsi="Lato"/>
+        </w:rPr>
+        <w:t xml:space="preserve"> </w:t>
+      </w:r>
+    </w:p>
+    <w:p>
+      <w:pPr>
+        <w:pBdr>
+          <w:bottom w:val="single" w:color="C9C2B8" w:sz="4" w:space="4"/>
+        </w:pBdr>
+        <w:spacing w:after="0" w:before="170"/>
+      </w:pPr>
+      <w:r>
+        <w:rPr>
+          <w:rFonts w:ascii="Lato" w:cs="Lato" w:eastAsia="Lato" w:hAnsi="Lato"/>
+        </w:rPr>
+        <w:t xml:space="preserve"> </w:t>
+      </w:r>
+    </w:p>
+    <w:p>
+      <w:pPr>
+        <w:pBdr>
+          <w:bottom w:val="single" w:color="C9C2B8" w:sz="4" w:space="4"/>
+        </w:pBdr>
+        <w:spacing w:after="0" w:before="170"/>
+      </w:pPr>
+      <w:r>
+        <w:rPr>
+          <w:rFonts w:ascii="Lato" w:cs="Lato" w:eastAsia="Lato" w:hAnsi="Lato"/>
+        </w:rPr>
+        <w:t xml:space="preserve"> </w:t>
+      </w:r>
+    </w:p>
+    <w:p>
+      <w:pPr>
+        <w:spacing w:after="260"/>
       </w:pPr>
       <w:r>
         <w:rPr>
@@ -8878,8 +9253,133 @@
         <w:pBdr>
           <w:bottom w:val="single" w:color="E5DFD6" w:sz="4" w:space="6"/>
         </w:pBdr>
-        <w:spacing w:after="130"/>
+        <w:spacing w:after="200"/>
         <w:ind w:left="200"/>
+      </w:pPr>
+      <w:r>
+        <w:rPr>
+          <w:rFonts w:ascii="Lato" w:cs="Lato" w:eastAsia="Lato" w:hAnsi="Lato"/>
+        </w:rPr>
+        <w:t xml:space="preserve"/>
+      </w:r>
+    </w:p>
+    <w:p>
+      <w:pPr>
+        <w:spacing w:after="40" w:before="60"/>
+      </w:pPr>
+      <w:r>
+        <w:rPr>
+          <w:rFonts w:ascii="Lato" w:cs="Lato" w:eastAsia="Lato" w:hAnsi="Lato"/>
+          <w:b/>
+          <w:bCs/>
+          <w:color w:val="102A43"/>
+          <w:sz w:val="20"/>
+          <w:szCs w:val="20"/>
+        </w:rPr>
+        <w:t xml:space="preserve">Now write yours.</w:t>
+      </w:r>
+    </w:p>
+    <w:p>
+      <w:pPr>
+        <w:pBdr>
+          <w:bottom w:val="single" w:color="C9C2B8" w:sz="4" w:space="4"/>
+        </w:pBdr>
+        <w:spacing w:after="0" w:before="170"/>
+      </w:pPr>
+      <w:r>
+        <w:rPr>
+          <w:rFonts w:ascii="Lato" w:cs="Lato" w:eastAsia="Lato" w:hAnsi="Lato"/>
+        </w:rPr>
+        <w:t xml:space="preserve"> </w:t>
+      </w:r>
+    </w:p>
+    <w:p>
+      <w:pPr>
+        <w:pBdr>
+          <w:bottom w:val="single" w:color="C9C2B8" w:sz="4" w:space="4"/>
+        </w:pBdr>
+        <w:spacing w:after="0" w:before="170"/>
+      </w:pPr>
+      <w:r>
+        <w:rPr>
+          <w:rFonts w:ascii="Lato" w:cs="Lato" w:eastAsia="Lato" w:hAnsi="Lato"/>
+        </w:rPr>
+        <w:t xml:space="preserve"> </w:t>
+      </w:r>
+    </w:p>
+    <w:p>
+      <w:pPr>
+        <w:pBdr>
+          <w:bottom w:val="single" w:color="C9C2B8" w:sz="4" w:space="4"/>
+        </w:pBdr>
+        <w:spacing w:after="0" w:before="170"/>
+      </w:pPr>
+      <w:r>
+        <w:rPr>
+          <w:rFonts w:ascii="Lato" w:cs="Lato" w:eastAsia="Lato" w:hAnsi="Lato"/>
+        </w:rPr>
+        <w:t xml:space="preserve"> </w:t>
+      </w:r>
+    </w:p>
+    <w:p>
+      <w:pPr>
+        <w:pBdr>
+          <w:bottom w:val="single" w:color="C9C2B8" w:sz="4" w:space="4"/>
+        </w:pBdr>
+        <w:spacing w:after="0" w:before="170"/>
+      </w:pPr>
+      <w:r>
+        <w:rPr>
+          <w:rFonts w:ascii="Lato" w:cs="Lato" w:eastAsia="Lato" w:hAnsi="Lato"/>
+        </w:rPr>
+        <w:t xml:space="preserve"> </w:t>
+      </w:r>
+    </w:p>
+    <w:p>
+      <w:pPr>
+        <w:pBdr>
+          <w:bottom w:val="single" w:color="C9C2B8" w:sz="4" w:space="4"/>
+        </w:pBdr>
+        <w:spacing w:after="0" w:before="170"/>
+      </w:pPr>
+      <w:r>
+        <w:rPr>
+          <w:rFonts w:ascii="Lato" w:cs="Lato" w:eastAsia="Lato" w:hAnsi="Lato"/>
+        </w:rPr>
+        <w:t xml:space="preserve"> </w:t>
+      </w:r>
+    </w:p>
+    <w:p>
+      <w:pPr>
+        <w:pBdr>
+          <w:bottom w:val="single" w:color="C9C2B8" w:sz="4" w:space="4"/>
+        </w:pBdr>
+        <w:spacing w:after="0" w:before="170"/>
+      </w:pPr>
+      <w:r>
+        <w:rPr>
+          <w:rFonts w:ascii="Lato" w:cs="Lato" w:eastAsia="Lato" w:hAnsi="Lato"/>
+        </w:rPr>
+        <w:t xml:space="preserve"> </w:t>
+      </w:r>
+    </w:p>
+    <w:p>
+      <w:pPr>
+        <w:pBdr>
+          <w:bottom w:val="single" w:color="C9C2B8" w:sz="4" w:space="4"/>
+        </w:pBdr>
+        <w:spacing w:after="0" w:before="170"/>
+      </w:pPr>
+      <w:r>
+        <w:rPr>
+          <w:rFonts w:ascii="Lato" w:cs="Lato" w:eastAsia="Lato" w:hAnsi="Lato"/>
+        </w:rPr>
+        <w:t xml:space="preserve"> </w:t>
+      </w:r>
+    </w:p>
+    <w:p>
+      <w:pPr>
+        <w:spacing w:after="260"/>
       </w:pPr>
       <w:r>
         <w:rPr>

--- a/book/Muslimah-Faceless-Business-Blueprint.docx
+++ b/book/Muslimah-Faceless-Business-Blueprint.docx
@@ -418,7 +418,7 @@
           <w:sz w:val="20"/>
           <w:szCs w:val="20"/>
         </w:rPr>
-        <w:t xml:space="preserve">   Optimising Your Profile</w:t>
+        <w:t xml:space="preserve">   Staying Faceless</w:t>
       </w:r>
     </w:p>
     <w:p>
@@ -443,7 +443,7 @@
           <w:sz w:val="20"/>
           <w:szCs w:val="20"/>
         </w:rPr>
-        <w:t xml:space="preserve">   The Five Signals — What Replaces a Face</w:t>
+        <w:t xml:space="preserve">   Optimising Your Profile</w:t>
       </w:r>
     </w:p>
     <w:p>
@@ -468,7 +468,7 @@
           <w:sz w:val="20"/>
           <w:szCs w:val="20"/>
         </w:rPr>
-        <w:t xml:space="preserve">   What You'll Offer</w:t>
+        <w:t xml:space="preserve">   The Five Signals — What Replaces a Face</w:t>
       </w:r>
     </w:p>
     <w:p>
@@ -493,7 +493,7 @@
           <w:sz w:val="20"/>
           <w:szCs w:val="20"/>
         </w:rPr>
-        <w:t xml:space="preserve">   Pricing &amp; Income Goals</w:t>
+        <w:t xml:space="preserve">   Is This Halal?</w:t>
       </w:r>
     </w:p>
     <w:p>
@@ -518,7 +518,7 @@
           <w:sz w:val="20"/>
           <w:szCs w:val="20"/>
         </w:rPr>
-        <w:t xml:space="preserve">   Your Freebie</w:t>
+        <w:t xml:space="preserve">   What You'll Offer</w:t>
       </w:r>
     </w:p>
     <w:p>
@@ -543,7 +543,7 @@
           <w:sz w:val="20"/>
           <w:szCs w:val="20"/>
         </w:rPr>
-        <w:t xml:space="preserve">   Setting Up Your Shop</w:t>
+        <w:t xml:space="preserve">   Pricing &amp; Income Goals</w:t>
       </w:r>
     </w:p>
     <w:p>
@@ -568,7 +568,7 @@
           <w:sz w:val="20"/>
           <w:szCs w:val="20"/>
         </w:rPr>
-        <w:t xml:space="preserve">   Automate With Email</w:t>
+        <w:t xml:space="preserve">   Your Freebie</w:t>
       </w:r>
     </w:p>
     <w:p>
@@ -593,7 +593,7 @@
           <w:sz w:val="20"/>
           <w:szCs w:val="20"/>
         </w:rPr>
-        <w:t xml:space="preserve">   Building Community</w:t>
+        <w:t xml:space="preserve">   Setting Up Your Shop</w:t>
       </w:r>
     </w:p>
     <w:p>
@@ -618,7 +618,7 @@
           <w:sz w:val="20"/>
           <w:szCs w:val="20"/>
         </w:rPr>
-        <w:t xml:space="preserve">   Faceless Marketing — Instagram</w:t>
+        <w:t xml:space="preserve">   Automate With Email</w:t>
       </w:r>
     </w:p>
     <w:p>
@@ -643,7 +643,7 @@
           <w:sz w:val="20"/>
           <w:szCs w:val="20"/>
         </w:rPr>
-        <w:t xml:space="preserve">   Business Basics</w:t>
+        <w:t xml:space="preserve">   Building Community</w:t>
       </w:r>
     </w:p>
     <w:p>
@@ -668,7 +668,82 @@
           <w:sz w:val="20"/>
           <w:szCs w:val="20"/>
         </w:rPr>
+        <w:t xml:space="preserve">   Faceless Marketing — Instagram</w:t>
+      </w:r>
+    </w:p>
+    <w:p>
+      <w:pPr>
+        <w:spacing w:after="130"/>
+      </w:pPr>
+      <w:r>
+        <w:rPr>
+          <w:rFonts w:ascii="Lato" w:cs="Lato" w:eastAsia="Lato" w:hAnsi="Lato"/>
+          <w:b/>
+          <w:bCs/>
+          <w:color w:val="D6A23E"/>
+          <w:sz w:val="17"/>
+          <w:szCs w:val="17"/>
+        </w:rPr>
+        <w:t xml:space="preserve">16</w:t>
+      </w:r>
+      <w:r>
+        <w:rPr>
+          <w:rFonts w:ascii="Libre Baskerville" w:cs="Libre Baskerville" w:eastAsia="Libre Baskerville" w:hAnsi="Libre Baskerville"/>
+          <w:color w:val="102A43"/>
+          <w:sz w:val="20"/>
+          <w:szCs w:val="20"/>
+        </w:rPr>
+        <w:t xml:space="preserve">   Business Basics</w:t>
+      </w:r>
+    </w:p>
+    <w:p>
+      <w:pPr>
+        <w:spacing w:after="130"/>
+      </w:pPr>
+      <w:r>
+        <w:rPr>
+          <w:rFonts w:ascii="Lato" w:cs="Lato" w:eastAsia="Lato" w:hAnsi="Lato"/>
+          <w:b/>
+          <w:bCs/>
+          <w:color w:val="D6A23E"/>
+          <w:sz w:val="17"/>
+          <w:szCs w:val="17"/>
+        </w:rPr>
+        <w:t xml:space="preserve">17</w:t>
+      </w:r>
+      <w:r>
+        <w:rPr>
+          <w:rFonts w:ascii="Libre Baskerville" w:cs="Libre Baskerville" w:eastAsia="Libre Baskerville" w:hAnsi="Libre Baskerville"/>
+          <w:color w:val="102A43"/>
+          <w:sz w:val="20"/>
+          <w:szCs w:val="20"/>
+        </w:rPr>
         <w:t xml:space="preserve">   It's Go Time</w:t>
+      </w:r>
+    </w:p>
+    <w:p>
+      <w:pPr>
+        <w:spacing w:after="130"/>
+      </w:pPr>
+      <w:r>
+        <w:rPr>
+          <w:rFonts w:ascii="Lato" w:cs="Lato" w:eastAsia="Lato" w:hAnsi="Lato"/>
+          <w:b/>
+          <w:bCs/>
+          <w:color w:val="D6A23E"/>
+          <w:sz w:val="17"/>
+          <w:szCs w:val="17"/>
+        </w:rPr>
+        <w:t xml:space="preserve"/>
+      </w:r>
+      <w:r>
+        <w:rPr>
+          <w:rFonts w:ascii="Libre Baskerville" w:cs="Libre Baskerville" w:eastAsia="Libre Baskerville" w:hAnsi="Libre Baskerville"/>
+          <w:color w:val="102A43"/>
+          <w:sz w:val="20"/>
+          <w:szCs w:val="20"/>
+        </w:rPr>
+        <w:t xml:space="preserve">   The Templates That Go With This Book</w:t>
       </w:r>
     </w:p>
     <w:p>
@@ -756,7 +831,7 @@
           <w:sz w:val="21"/>
           <w:szCs w:val="21"/>
         </w:rPr>
-        <w:t xml:space="preserve">This book takes you from a blank page to a faceless online business that is actually live. Your intention, your vision, your niche, your brand, the trust-building work that replaces a photograph, your offer, your price, your freebie, your email system, your community, and the content that puts it all in front of people.</w:t>
+        <w:t xml:space="preserve">This book takes you from a blank page to a faceless online business that is actually live. Your intention, your vision, your niche, your brand, the privacy decisions that keep you comfortable, the trust-building work that replaces a photograph, the questions to settle before you take money, your offer, your price, your freebie, your email system, your community, and the content that puts it all in front of people.</w:t>
       </w:r>
     </w:p>
     <w:p>
@@ -3641,7 +3716,7 @@
           <w:sz w:val="36"/>
           <w:szCs w:val="36"/>
         </w:rPr>
-        <w:t xml:space="preserve">Optimising Your Profile</w:t>
+        <w:t xml:space="preserve">Staying Faceless</w:t>
       </w:r>
     </w:p>
     <w:p>
@@ -3671,7 +3746,70 @@
           <w:sz w:val="21"/>
           <w:szCs w:val="21"/>
         </w:rPr>
-        <w:t xml:space="preserve">Before you name your page, find out how people actually search for what you do. Type a few phrases into the search bar on your chosen platform and see what comes up — the accounts, the wording, the phrases that repeat. Those real phrases are your keywords, and they should shape the name and bio you land on next.</w:t>
+        <w:t xml:space="preserve">This is the chapter nobody writes, and it is the one you will need most. Every other book tells you how to build trust without a face. None of them tell you how to actually keep the face out of it once money is involved.</w:t>
+      </w:r>
+    </w:p>
+    <w:p>
+      <w:pPr>
+        <w:spacing w:after="150" w:line="300"/>
+      </w:pPr>
+      <w:r>
+        <w:rPr>
+          <w:rFonts w:ascii="Lato" w:cs="Lato" w:eastAsia="Lato" w:hAnsi="Lato"/>
+          <w:i w:val="false"/>
+          <w:iCs w:val="false"/>
+          <w:color w:val="2B2B2B"/>
+          <w:sz w:val="21"/>
+          <w:szCs w:val="21"/>
+        </w:rPr>
+        <w:t xml:space="preserve">Decide these things once, now, before anything is public. Undoing them later is possible but tedious, and some of it you cannot undo at all.</w:t>
+      </w:r>
+    </w:p>
+    <w:p>
+      <w:pPr>
+        <w:pStyle w:val="Heading2"/>
+        <w:spacing w:after="140" w:before="330"/>
+      </w:pPr>
+      <w:r>
+        <w:rPr>
+          <w:rFonts w:ascii="Libre Baskerville" w:cs="Libre Baskerville" w:eastAsia="Libre Baskerville" w:hAnsi="Libre Baskerville"/>
+          <w:color w:val="102A43"/>
+          <w:sz w:val="24"/>
+          <w:szCs w:val="24"/>
+        </w:rPr>
+        <w:t xml:space="preserve">What counts as faceless for you</w:t>
+      </w:r>
+    </w:p>
+    <w:p>
+      <w:pPr>
+        <w:spacing w:after="150" w:line="300"/>
+      </w:pPr>
+      <w:r>
+        <w:rPr>
+          <w:rFonts w:ascii="Lato" w:cs="Lato" w:eastAsia="Lato" w:hAnsi="Lato"/>
+          <w:i w:val="false"/>
+          <w:iCs w:val="false"/>
+          <w:color w:val="2B2B2B"/>
+          <w:sz w:val="21"/>
+          <w:szCs w:val="21"/>
+        </w:rPr>
+        <w:t xml:space="preserve">Faceless is not one setting. It is a line, and the line is different for everybody. Some women mean no photographs of their face. Some mean no real name. Some mean nobody from their masjid, their workplace or their family finding this at all.</w:t>
+      </w:r>
+    </w:p>
+    <w:p>
+      <w:pPr>
+        <w:spacing w:after="150" w:line="300"/>
+      </w:pPr>
+      <w:r>
+        <w:rPr>
+          <w:rFonts w:ascii="Lato" w:cs="Lato" w:eastAsia="Lato" w:hAnsi="Lato"/>
+          <w:i w:val="false"/>
+          <w:iCs w:val="false"/>
+          <w:color w:val="2B2B2B"/>
+          <w:sz w:val="21"/>
+          <w:szCs w:val="21"/>
+        </w:rPr>
+        <w:t xml:space="preserve">Work out which one you mean before you decide anything else, because it changes every answer below.</w:t>
       </w:r>
     </w:p>
     <w:p>
@@ -3687,7 +3825,21 @@
           <w:sz w:val="20"/>
           <w:szCs w:val="20"/>
         </w:rPr>
-        <w:t xml:space="preserve">Keywords I found</w:t>
+        <w:t xml:space="preserve">My line. Be specific about what I will and will not have public.</w:t>
+      </w:r>
+    </w:p>
+    <w:p>
+      <w:pPr>
+        <w:pBdr>
+          <w:bottom w:val="single" w:color="C9C2B8" w:sz="4" w:space="4"/>
+        </w:pBdr>
+        <w:spacing w:after="0" w:before="170"/>
+      </w:pPr>
+      <w:r>
+        <w:rPr>
+          <w:rFonts w:ascii="Lato" w:cs="Lato" w:eastAsia="Lato" w:hAnsi="Lato"/>
+        </w:rPr>
+        <w:t xml:space="preserve"> </w:t>
       </w:r>
     </w:p>
     <w:p>
@@ -3769,7 +3921,7 @@
           <w:sz w:val="24"/>
           <w:szCs w:val="24"/>
         </w:rPr>
-        <w:t xml:space="preserve">Naming your page</w:t>
+        <w:t xml:space="preserve">Your name</w:t>
       </w:r>
     </w:p>
     <w:p>
@@ -3785,7 +3937,201 @@
           <w:sz w:val="21"/>
           <w:szCs w:val="21"/>
         </w:rPr>
-        <w:t xml:space="preserve">Pick something clear about who you help. Avoid naming yourself after a single trend or format — a name tied too tightly to one thing makes it harder to evolve later.</w:t>
+        <w:t xml:space="preserve">You have three options and they are all legitimate. Your real name. A pen name. Or a business name with no personal name attached at all.</w:t>
+      </w:r>
+    </w:p>
+    <w:p>
+      <w:pPr>
+        <w:pStyle w:val="ListParagraph"/>
+        <w:numPr>
+          <w:ilvl w:val="0"/>
+          <w:numId w:val="2"/>
+        </w:numPr>
+        <w:spacing w:after="90" w:line="290"/>
+      </w:pPr>
+      <w:r>
+        <w:rPr>
+          <w:rFonts w:ascii="Lato" w:cs="Lato" w:eastAsia="Lato" w:hAnsi="Lato"/>
+          <w:color w:val="2B2B2B"/>
+          <w:sz w:val="21"/>
+          <w:szCs w:val="21"/>
+        </w:rPr>
+        <w:t xml:space="preserve">Your real name builds trust fastest and is the hardest to undo. If you ever want to write under it elsewhere, it compounds.</w:t>
+      </w:r>
+    </w:p>
+    <w:p>
+      <w:pPr>
+        <w:pStyle w:val="ListParagraph"/>
+        <w:numPr>
+          <w:ilvl w:val="0"/>
+          <w:numId w:val="2"/>
+        </w:numPr>
+        <w:spacing w:after="90" w:line="290"/>
+      </w:pPr>
+      <w:r>
+        <w:rPr>
+          <w:rFonts w:ascii="Lato" w:cs="Lato" w:eastAsia="Lato" w:hAnsi="Lato"/>
+          <w:color w:val="2B2B2B"/>
+          <w:sz w:val="21"/>
+          <w:szCs w:val="21"/>
+        </w:rPr>
+        <w:t xml:space="preserve">A pen name protects you and still lets you be a person. Pick one you can answer to out loud, and check nobody else is already using it.</w:t>
+      </w:r>
+    </w:p>
+    <w:p>
+      <w:pPr>
+        <w:pStyle w:val="ListParagraph"/>
+        <w:numPr>
+          <w:ilvl w:val="0"/>
+          <w:numId w:val="2"/>
+        </w:numPr>
+        <w:spacing w:after="90" w:line="290"/>
+      </w:pPr>
+      <w:r>
+        <w:rPr>
+          <w:rFonts w:ascii="Lato" w:cs="Lato" w:eastAsia="Lato" w:hAnsi="Lato"/>
+          <w:color w:val="2B2B2B"/>
+          <w:sz w:val="21"/>
+          <w:szCs w:val="21"/>
+        </w:rPr>
+        <w:t xml:space="preserve">A business name only is the most private, and the slowest to build a following behind, because people follow people.</w:t>
+      </w:r>
+    </w:p>
+    <w:p>
+      <w:pPr>
+        <w:pBdr>
+          <w:left w:val="single" w:color="D6A23E" w:sz="18" w:space="14"/>
+        </w:pBdr>
+        <w:spacing w:after="40" w:before="190"/>
+        <w:ind w:left="230"/>
+      </w:pPr>
+      <w:r>
+        <w:rPr>
+          <w:rFonts w:ascii="Lato" w:cs="Lato" w:eastAsia="Lato" w:hAnsi="Lato"/>
+          <w:b/>
+          <w:bCs/>
+          <w:color w:val="D6A23E"/>
+          <w:spacing w:val="50"/>
+          <w:sz w:val="16"/>
+          <w:szCs w:val="16"/>
+        </w:rPr>
+        <w:t xml:space="preserve">BEFORE YOU MOVE ON</w:t>
+      </w:r>
+    </w:p>
+    <w:p>
+      <w:pPr>
+        <w:pBdr>
+          <w:left w:val="single" w:color="D6A23E" w:sz="18" w:space="14"/>
+        </w:pBdr>
+        <w:spacing w:after="200"/>
+        <w:ind w:left="230"/>
+      </w:pPr>
+      <w:r>
+        <w:rPr>
+          <w:rFonts w:ascii="Lato" w:cs="Lato" w:eastAsia="Lato" w:hAnsi="Lato"/>
+          <w:color w:val="2B2B2B"/>
+          <w:sz w:val="20"/>
+          <w:szCs w:val="20"/>
+        </w:rPr>
+        <w:t xml:space="preserve">If you sell anything, a real legal name may still appear somewhere — on a tax registration, a payment account, or a book's copyright page. A pen name protects you from a casual search, not from a determined one. Know which you are buying.</w:t>
+      </w:r>
+    </w:p>
+    <w:p>
+      <w:pPr>
+        <w:spacing w:after="40" w:before="260"/>
+      </w:pPr>
+      <w:r>
+        <w:rPr>
+          <w:rFonts w:ascii="Lato" w:cs="Lato" w:eastAsia="Lato" w:hAnsi="Lato"/>
+          <w:b/>
+          <w:bCs/>
+          <w:color w:val="102A43"/>
+          <w:sz w:val="20"/>
+          <w:szCs w:val="20"/>
+        </w:rPr>
+        <w:t xml:space="preserve">The name that goes public, and where my real name may still appear</w:t>
+      </w:r>
+    </w:p>
+    <w:p>
+      <w:pPr>
+        <w:pBdr>
+          <w:bottom w:val="single" w:color="C9C2B8" w:sz="4" w:space="4"/>
+        </w:pBdr>
+        <w:spacing w:after="0" w:before="170"/>
+      </w:pPr>
+      <w:r>
+        <w:rPr>
+          <w:rFonts w:ascii="Lato" w:cs="Lato" w:eastAsia="Lato" w:hAnsi="Lato"/>
+        </w:rPr>
+        <w:t xml:space="preserve"> </w:t>
+      </w:r>
+    </w:p>
+    <w:p>
+      <w:pPr>
+        <w:pBdr>
+          <w:bottom w:val="single" w:color="C9C2B8" w:sz="4" w:space="4"/>
+        </w:pBdr>
+        <w:spacing w:after="0" w:before="170"/>
+      </w:pPr>
+      <w:r>
+        <w:rPr>
+          <w:rFonts w:ascii="Lato" w:cs="Lato" w:eastAsia="Lato" w:hAnsi="Lato"/>
+        </w:rPr>
+        <w:t xml:space="preserve"> </w:t>
+      </w:r>
+    </w:p>
+    <w:p>
+      <w:pPr>
+        <w:pBdr>
+          <w:bottom w:val="single" w:color="C9C2B8" w:sz="4" w:space="4"/>
+        </w:pBdr>
+        <w:spacing w:after="0" w:before="170"/>
+      </w:pPr>
+      <w:r>
+        <w:rPr>
+          <w:rFonts w:ascii="Lato" w:cs="Lato" w:eastAsia="Lato" w:hAnsi="Lato"/>
+        </w:rPr>
+        <w:t xml:space="preserve"> </w:t>
+      </w:r>
+    </w:p>
+    <w:p>
+      <w:pPr>
+        <w:pBdr>
+          <w:bottom w:val="single" w:color="C9C2B8" w:sz="4" w:space="4"/>
+        </w:pBdr>
+        <w:spacing w:after="0" w:before="170"/>
+      </w:pPr>
+      <w:r>
+        <w:rPr>
+          <w:rFonts w:ascii="Lato" w:cs="Lato" w:eastAsia="Lato" w:hAnsi="Lato"/>
+        </w:rPr>
+        <w:t xml:space="preserve"> </w:t>
+      </w:r>
+    </w:p>
+    <w:p>
+      <w:pPr>
+        <w:spacing w:after="210"/>
+      </w:pPr>
+      <w:r>
+        <w:rPr>
+          <w:rFonts w:ascii="Lato" w:cs="Lato" w:eastAsia="Lato" w:hAnsi="Lato"/>
+        </w:rPr>
+        <w:t xml:space="preserve"/>
+      </w:r>
+    </w:p>
+    <w:p>
+      <w:pPr>
+        <w:pStyle w:val="Heading2"/>
+        <w:spacing w:after="140" w:before="330"/>
+      </w:pPr>
+      <w:r>
+        <w:rPr>
+          <w:rFonts w:ascii="Libre Baskerville" w:cs="Libre Baskerville" w:eastAsia="Libre Baskerville" w:hAnsi="Libre Baskerville"/>
+          <w:color w:val="102A43"/>
+          <w:sz w:val="24"/>
+          <w:szCs w:val="24"/>
+        </w:rPr>
+        <w:t xml:space="preserve">Your address</w:t>
       </w:r>
     </w:p>
     <w:p>
@@ -3801,7 +4147,64 @@
           <w:sz w:val="21"/>
           <w:szCs w:val="21"/>
         </w:rPr>
-        <w:t xml:space="preserve">You have two layers, and mixing them up causes trouble. There is your name — the person. And there is your publication — the thing people follow and subscribe to. They do not have to be the same, and on a search-driven platform the publication name usually does more work, because nobody is looking for you by name yet.</w:t>
+        <w:t xml:space="preserve">Buying a domain, registering a business or sending marketing email can all put an address into a public record. Your home address is not the one you want there.</w:t>
+      </w:r>
+    </w:p>
+    <w:p>
+      <w:pPr>
+        <w:pStyle w:val="ListParagraph"/>
+        <w:numPr>
+          <w:ilvl w:val="0"/>
+          <w:numId w:val="2"/>
+        </w:numPr>
+        <w:spacing w:after="90" w:line="290"/>
+      </w:pPr>
+      <w:r>
+        <w:rPr>
+          <w:rFonts w:ascii="Lato" w:cs="Lato" w:eastAsia="Lato" w:hAnsi="Lato"/>
+          <w:color w:val="2B2B2B"/>
+          <w:sz w:val="21"/>
+          <w:szCs w:val="21"/>
+        </w:rPr>
+        <w:t xml:space="preserve">Turn on domain privacy when you register a domain. It is usually free or a few pounds a year, and it hides your details from public lookup.</w:t>
+      </w:r>
+    </w:p>
+    <w:p>
+      <w:pPr>
+        <w:pStyle w:val="ListParagraph"/>
+        <w:numPr>
+          <w:ilvl w:val="0"/>
+          <w:numId w:val="2"/>
+        </w:numPr>
+        <w:spacing w:after="90" w:line="290"/>
+      </w:pPr>
+      <w:r>
+        <w:rPr>
+          <w:rFonts w:ascii="Lato" w:cs="Lato" w:eastAsia="Lato" w:hAnsi="Lato"/>
+          <w:color w:val="2B2B2B"/>
+          <w:sz w:val="21"/>
+          <w:szCs w:val="21"/>
+        </w:rPr>
+        <w:t xml:space="preserve">Use a PO box, a virtual business address or a mail-forwarding service for anything that has to be public.</w:t>
+      </w:r>
+    </w:p>
+    <w:p>
+      <w:pPr>
+        <w:pStyle w:val="ListParagraph"/>
+        <w:numPr>
+          <w:ilvl w:val="0"/>
+          <w:numId w:val="2"/>
+        </w:numPr>
+        <w:spacing w:after="90" w:line="290"/>
+      </w:pPr>
+      <w:r>
+        <w:rPr>
+          <w:rFonts w:ascii="Lato" w:cs="Lato" w:eastAsia="Lato" w:hAnsi="Lato"/>
+          <w:color w:val="2B2B2B"/>
+          <w:sz w:val="21"/>
+          <w:szCs w:val="21"/>
+        </w:rPr>
+        <w:t xml:space="preserve">Check what your email platform puts in the footer. Anti-spam law requires a physical address on marketing email — make sure it is not your kitchen.</w:t>
       </w:r>
     </w:p>
     <w:p>
@@ -3817,21 +4220,7 @@
           <w:sz w:val="20"/>
           <w:szCs w:val="20"/>
         </w:rPr>
-        <w:t xml:space="preserve">Name ideas</w:t>
-      </w:r>
-    </w:p>
-    <w:p>
-      <w:pPr>
-        <w:pBdr>
-          <w:bottom w:val="single" w:color="C9C2B8" w:sz="4" w:space="4"/>
-        </w:pBdr>
-        <w:spacing w:after="0" w:before="170"/>
-      </w:pPr>
-      <w:r>
-        <w:rPr>
-          <w:rFonts w:ascii="Lato" w:cs="Lato" w:eastAsia="Lato" w:hAnsi="Lato"/>
-        </w:rPr>
-        <w:t xml:space="preserve"> </w:t>
+        <w:t xml:space="preserve">The address I will use publicly, and where I still need to sort this out</w:t>
       </w:r>
     </w:p>
     <w:p>
@@ -3899,7 +4288,7 @@
           <w:sz w:val="24"/>
           <w:szCs w:val="24"/>
         </w:rPr>
-        <w:t xml:space="preserve">Writing your bio</w:t>
+        <w:t xml:space="preserve">The video call question</w:t>
       </w:r>
     </w:p>
     <w:p>
@@ -3915,7 +4304,7 @@
           <w:sz w:val="21"/>
           <w:szCs w:val="21"/>
         </w:rPr>
-        <w:t xml:space="preserve">Your bio is the first real impression, and most people waste it describing themselves. Include four things: one clear line about what you do, who it is for, how you help them, and a next step.</w:t>
+        <w:t xml:space="preserve">Sooner or later a client, a collaborator or a podcast host will ask to see your face. Decide your answer now, in writing, so you are not improvising under pressure.</w:t>
       </w:r>
     </w:p>
     <w:p>
@@ -3931,7 +4320,23 @@
           <w:sz w:val="21"/>
           <w:szCs w:val="21"/>
         </w:rPr>
-        <w:t xml:space="preserve">The three-second test: show your profile to somebody who does not know you. Ask them what the page is about, who it is for, what it posts, and why somebody would follow. If they cannot answer all four, it is too vague.</w:t>
+        <w:t xml:space="preserve">You do not owe anybody an explanation, and a short answer works better than a long one. Something like: “I keep my work camera-free — happy to do this by voice or in writing.” Said plainly, most people simply say fine.</w:t>
+      </w:r>
+    </w:p>
+    <w:p>
+      <w:pPr>
+        <w:spacing w:after="150" w:line="300"/>
+      </w:pPr>
+      <w:r>
+        <w:rPr>
+          <w:rFonts w:ascii="Lato" w:cs="Lato" w:eastAsia="Lato" w:hAnsi="Lato"/>
+          <w:i w:val="false"/>
+          <w:iCs w:val="false"/>
+          <w:color w:val="2B2B2B"/>
+          <w:sz w:val="21"/>
+          <w:szCs w:val="21"/>
+        </w:rPr>
+        <w:t xml:space="preserve">If someone pushes after that, they have told you something useful about what working with them would be like.</w:t>
       </w:r>
     </w:p>
     <w:p>
@@ -3947,35 +4352,7 @@
           <w:sz w:val="20"/>
           <w:szCs w:val="20"/>
         </w:rPr>
-        <w:t xml:space="preserve">Bio draft</w:t>
-      </w:r>
-    </w:p>
-    <w:p>
-      <w:pPr>
-        <w:pBdr>
-          <w:bottom w:val="single" w:color="C9C2B8" w:sz="4" w:space="4"/>
-        </w:pBdr>
-        <w:spacing w:after="0" w:before="170"/>
-      </w:pPr>
-      <w:r>
-        <w:rPr>
-          <w:rFonts w:ascii="Lato" w:cs="Lato" w:eastAsia="Lato" w:hAnsi="Lato"/>
-        </w:rPr>
-        <w:t xml:space="preserve"> </w:t>
-      </w:r>
-    </w:p>
-    <w:p>
-      <w:pPr>
-        <w:pBdr>
-          <w:bottom w:val="single" w:color="C9C2B8" w:sz="4" w:space="4"/>
-        </w:pBdr>
-        <w:spacing w:after="0" w:before="170"/>
-      </w:pPr>
-      <w:r>
-        <w:rPr>
-          <w:rFonts w:ascii="Lato" w:cs="Lato" w:eastAsia="Lato" w:hAnsi="Lato"/>
-        </w:rPr>
-        <w:t xml:space="preserve"> </w:t>
+        <w:t xml:space="preserve">My answer, written out, so I can copy and paste it</w:t>
       </w:r>
     </w:p>
     <w:p>
@@ -4047,18 +4424,322 @@
     </w:p>
     <w:p>
       <w:pPr>
-        <w:spacing w:after="40" w:before="260"/>
+        <w:pStyle w:val="Heading2"/>
+        <w:spacing w:after="140" w:before="330"/>
+      </w:pPr>
+      <w:r>
+        <w:rPr>
+          <w:rFonts w:ascii="Libre Baskerville" w:cs="Libre Baskerville" w:eastAsia="Libre Baskerville" w:hAnsi="Libre Baskerville"/>
+          <w:color w:val="102A43"/>
+          <w:sz w:val="24"/>
+          <w:szCs w:val="24"/>
+        </w:rPr>
+        <w:t xml:space="preserve">Payments and paperwork</w:t>
+      </w:r>
+    </w:p>
+    <w:p>
+      <w:pPr>
+        <w:pStyle w:val="ListParagraph"/>
+        <w:numPr>
+          <w:ilvl w:val="0"/>
+          <w:numId w:val="2"/>
+        </w:numPr>
+        <w:spacing w:after="90" w:line="290"/>
+      </w:pPr>
+      <w:r>
+        <w:rPr>
+          <w:rFonts w:ascii="Lato" w:cs="Lato" w:eastAsia="Lato" w:hAnsi="Lato"/>
+          <w:color w:val="2B2B2B"/>
+          <w:sz w:val="21"/>
+          <w:szCs w:val="21"/>
+        </w:rPr>
+        <w:t xml:space="preserve">Check what appears on a customer's bank statement when they buy from you. Payment processors let you set this — make it your business name, not yours.</w:t>
+      </w:r>
+    </w:p>
+    <w:p>
+      <w:pPr>
+        <w:pStyle w:val="ListParagraph"/>
+        <w:numPr>
+          <w:ilvl w:val="0"/>
+          <w:numId w:val="2"/>
+        </w:numPr>
+        <w:spacing w:after="90" w:line="290"/>
+      </w:pPr>
+      <w:r>
+        <w:rPr>
+          <w:rFonts w:ascii="Lato" w:cs="Lato" w:eastAsia="Lato" w:hAnsi="Lato"/>
+          <w:color w:val="2B2B2B"/>
+          <w:sz w:val="21"/>
+          <w:szCs w:val="21"/>
+        </w:rPr>
+        <w:t xml:space="preserve">Keep a separate business email address. Never send business from a personal one you use with family.</w:t>
+      </w:r>
+    </w:p>
+    <w:p>
+      <w:pPr>
+        <w:pStyle w:val="ListParagraph"/>
+        <w:numPr>
+          <w:ilvl w:val="0"/>
+          <w:numId w:val="2"/>
+        </w:numPr>
+        <w:spacing w:after="90" w:line="290"/>
+      </w:pPr>
+      <w:r>
+        <w:rPr>
+          <w:rFonts w:ascii="Lato" w:cs="Lato" w:eastAsia="Lato" w:hAnsi="Lato"/>
+          <w:color w:val="2B2B2B"/>
+          <w:sz w:val="21"/>
+          <w:szCs w:val="21"/>
+        </w:rPr>
+        <w:t xml:space="preserve">If you register a company, check what your country makes public. Some publish a director's name and address; some do not. Look before you file, not after.</w:t>
+      </w:r>
+    </w:p>
+    <w:p>
+      <w:pPr>
+        <w:pStyle w:val="Heading2"/>
+        <w:spacing w:after="140" w:before="330"/>
+      </w:pPr>
+      <w:r>
+        <w:rPr>
+          <w:rFonts w:ascii="Libre Baskerville" w:cs="Libre Baskerville" w:eastAsia="Libre Baskerville" w:hAnsi="Libre Baskerville"/>
+          <w:color w:val="102A43"/>
+          <w:sz w:val="24"/>
+          <w:szCs w:val="24"/>
+        </w:rPr>
+        <w:t xml:space="preserve">The accounts that already exist</w:t>
+      </w:r>
+    </w:p>
+    <w:p>
+      <w:pPr>
+        <w:spacing w:after="150" w:line="300"/>
+      </w:pPr>
+      <w:r>
+        <w:rPr>
+          <w:rFonts w:ascii="Lato" w:cs="Lato" w:eastAsia="Lato" w:hAnsi="Lato"/>
+          <w:i w:val="false"/>
+          <w:iCs w:val="false"/>
+          <w:color w:val="2B2B2B"/>
+          <w:sz w:val="21"/>
+          <w:szCs w:val="21"/>
+        </w:rPr>
+        <w:t xml:space="preserve">You almost certainly have old profiles with your face on them, under your real name, that a curious person could find in a minute. You do not have to delete anything. But do this once, deliberately, in one sitting:</w:t>
+      </w:r>
+    </w:p>
+    <w:p>
+      <w:pPr>
+        <w:spacing w:after="60" w:line="280"/>
+        <w:ind w:left="200"/>
+      </w:pPr>
+      <w:r>
+        <w:rPr>
+          <w:rFonts w:ascii="Lato" w:cs="Lato" w:eastAsia="Lato" w:hAnsi="Lato"/>
+          <w:color w:val="D6A23E"/>
+          <w:sz w:val="22"/>
+          <w:szCs w:val="22"/>
+        </w:rPr>
+        <w:t xml:space="preserve">▢   </w:t>
+      </w:r>
+      <w:r>
+        <w:rPr>
+          <w:rFonts w:ascii="Lato" w:cs="Lato" w:eastAsia="Lato" w:hAnsi="Lato"/>
+          <w:color w:val="2B2B2B"/>
+          <w:sz w:val="21"/>
+          <w:szCs w:val="21"/>
+        </w:rPr>
+        <w:t xml:space="preserve">Search your own name and see what comes up</w:t>
+      </w:r>
+    </w:p>
+    <w:p>
+      <w:pPr>
+        <w:spacing w:after="60" w:line="280"/>
+        <w:ind w:left="200"/>
+      </w:pPr>
+      <w:r>
+        <w:rPr>
+          <w:rFonts w:ascii="Lato" w:cs="Lato" w:eastAsia="Lato" w:hAnsi="Lato"/>
+          <w:color w:val="D6A23E"/>
+          <w:sz w:val="22"/>
+          <w:szCs w:val="22"/>
+        </w:rPr>
+        <w:t xml:space="preserve">▢   </w:t>
+      </w:r>
+      <w:r>
+        <w:rPr>
+          <w:rFonts w:ascii="Lato" w:cs="Lato" w:eastAsia="Lato" w:hAnsi="Lato"/>
+          <w:color w:val="2B2B2B"/>
+          <w:sz w:val="21"/>
+          <w:szCs w:val="21"/>
+        </w:rPr>
+        <w:t xml:space="preserve">Search your new brand name and see whether it leads back to you</w:t>
+      </w:r>
+    </w:p>
+    <w:p>
+      <w:pPr>
+        <w:spacing w:after="60" w:line="280"/>
+        <w:ind w:left="200"/>
+      </w:pPr>
+      <w:r>
+        <w:rPr>
+          <w:rFonts w:ascii="Lato" w:cs="Lato" w:eastAsia="Lato" w:hAnsi="Lato"/>
+          <w:color w:val="D6A23E"/>
+          <w:sz w:val="22"/>
+          <w:szCs w:val="22"/>
+        </w:rPr>
+        <w:t xml:space="preserve">▢   </w:t>
+      </w:r>
+      <w:r>
+        <w:rPr>
+          <w:rFonts w:ascii="Lato" w:cs="Lato" w:eastAsia="Lato" w:hAnsi="Lato"/>
+          <w:color w:val="2B2B2B"/>
+          <w:sz w:val="21"/>
+          <w:szCs w:val="21"/>
+        </w:rPr>
+        <w:t xml:space="preserve">Decide which old accounts get locked down, renamed, or left alone</w:t>
+      </w:r>
+    </w:p>
+    <w:p>
+      <w:pPr>
+        <w:spacing w:after="60" w:line="280"/>
+        <w:ind w:left="200"/>
+      </w:pPr>
+      <w:r>
+        <w:rPr>
+          <w:rFonts w:ascii="Lato" w:cs="Lato" w:eastAsia="Lato" w:hAnsi="Lato"/>
+          <w:color w:val="D6A23E"/>
+          <w:sz w:val="22"/>
+          <w:szCs w:val="22"/>
+        </w:rPr>
+        <w:t xml:space="preserve">▢   </w:t>
+      </w:r>
+      <w:r>
+        <w:rPr>
+          <w:rFonts w:ascii="Lato" w:cs="Lato" w:eastAsia="Lato" w:hAnsi="Lato"/>
+          <w:color w:val="2B2B2B"/>
+          <w:sz w:val="21"/>
+          <w:szCs w:val="21"/>
+        </w:rPr>
+        <w:t xml:space="preserve">Set the ones you keep to private, or tidy the photo and header</w:t>
+      </w:r>
+    </w:p>
+    <w:p>
+      <w:pPr>
+        <w:spacing w:after="60" w:line="280"/>
+        <w:ind w:left="200"/>
+      </w:pPr>
+      <w:r>
+        <w:rPr>
+          <w:rFonts w:ascii="Lato" w:cs="Lato" w:eastAsia="Lato" w:hAnsi="Lato"/>
+          <w:color w:val="D6A23E"/>
+          <w:sz w:val="22"/>
+          <w:szCs w:val="22"/>
+        </w:rPr>
+        <w:t xml:space="preserve">▢   </w:t>
+      </w:r>
+      <w:r>
+        <w:rPr>
+          <w:rFonts w:ascii="Lato" w:cs="Lato" w:eastAsia="Lato" w:hAnsi="Lato"/>
+          <w:color w:val="2B2B2B"/>
+          <w:sz w:val="21"/>
+          <w:szCs w:val="21"/>
+        </w:rPr>
+        <w:t xml:space="preserve">Write down which ones you consciously decided to leave public, and why</w:t>
+      </w:r>
+    </w:p>
+    <w:p>
+      <w:pPr>
+        <w:pBdr>
+          <w:left w:val="single" w:color="D6A23E" w:sz="18" w:space="14"/>
+        </w:pBdr>
+        <w:spacing w:after="40" w:before="190"/>
+        <w:ind w:left="230"/>
       </w:pPr>
       <w:r>
         <w:rPr>
           <w:rFonts w:ascii="Lato" w:cs="Lato" w:eastAsia="Lato" w:hAnsi="Lato"/>
           <w:b/>
           <w:bCs/>
-          <w:color w:val="102A43"/>
-          <w:sz w:val="20"/>
-          <w:szCs w:val="20"/>
-        </w:rPr>
-        <w:t xml:space="preserve">My one next step (the link, the freebie, the action)</w:t>
+          <w:color w:val="D6A23E"/>
+          <w:spacing w:val="50"/>
+          <w:sz w:val="16"/>
+          <w:szCs w:val="16"/>
+        </w:rPr>
+        <w:t xml:space="preserve">TIP</w:t>
+      </w:r>
+    </w:p>
+    <w:p>
+      <w:pPr>
+        <w:pBdr>
+          <w:left w:val="single" w:color="D6A23E" w:sz="18" w:space="14"/>
+        </w:pBdr>
+        <w:spacing w:after="200"/>
+        <w:ind w:left="230"/>
+      </w:pPr>
+      <w:r>
+        <w:rPr>
+          <w:rFonts w:ascii="Lato" w:cs="Lato" w:eastAsia="Lato" w:hAnsi="Lato"/>
+          <w:color w:val="2B2B2B"/>
+          <w:sz w:val="20"/>
+          <w:szCs w:val="20"/>
+        </w:rPr>
+        <w:t xml:space="preserve">Do this in one session and then stop. This task expands to fill whatever time you give it, and it feels productive while producing nothing. An hour, once.</w:t>
+      </w:r>
+    </w:p>
+    <w:p>
+      <w:pPr>
+        <w:spacing w:after="40" w:before="260"/>
+      </w:pPr>
+      <w:r>
+        <w:rPr>
+          <w:rFonts w:ascii="Lato" w:cs="Lato" w:eastAsia="Lato" w:hAnsi="Lato"/>
+          <w:b/>
+          <w:bCs/>
+          <w:color w:val="102A43"/>
+          <w:sz w:val="20"/>
+          <w:szCs w:val="20"/>
+        </w:rPr>
+        <w:t xml:space="preserve">What I found, and what I am changing</w:t>
+      </w:r>
+    </w:p>
+    <w:p>
+      <w:pPr>
+        <w:pBdr>
+          <w:bottom w:val="single" w:color="C9C2B8" w:sz="4" w:space="4"/>
+        </w:pBdr>
+        <w:spacing w:after="0" w:before="170"/>
+      </w:pPr>
+      <w:r>
+        <w:rPr>
+          <w:rFonts w:ascii="Lato" w:cs="Lato" w:eastAsia="Lato" w:hAnsi="Lato"/>
+        </w:rPr>
+        <w:t xml:space="preserve"> </w:t>
+      </w:r>
+    </w:p>
+    <w:p>
+      <w:pPr>
+        <w:pBdr>
+          <w:bottom w:val="single" w:color="C9C2B8" w:sz="4" w:space="4"/>
+        </w:pBdr>
+        <w:spacing w:after="0" w:before="170"/>
+      </w:pPr>
+      <w:r>
+        <w:rPr>
+          <w:rFonts w:ascii="Lato" w:cs="Lato" w:eastAsia="Lato" w:hAnsi="Lato"/>
+        </w:rPr>
+        <w:t xml:space="preserve"> </w:t>
+      </w:r>
+    </w:p>
+    <w:p>
+      <w:pPr>
+        <w:pBdr>
+          <w:bottom w:val="single" w:color="C9C2B8" w:sz="4" w:space="4"/>
+        </w:pBdr>
+        <w:spacing w:after="0" w:before="170"/>
+      </w:pPr>
+      <w:r>
+        <w:rPr>
+          <w:rFonts w:ascii="Lato" w:cs="Lato" w:eastAsia="Lato" w:hAnsi="Lato"/>
+        </w:rPr>
+        <w:t xml:space="preserve"> </w:t>
       </w:r>
     </w:p>
     <w:p>
@@ -4120,6 +4801,499 @@
           <w:szCs w:val="19"/>
         </w:rPr>
         <w:t xml:space="preserve">CHAPTER 6</w:t>
+      </w:r>
+    </w:p>
+    <w:p>
+      <w:pPr>
+        <w:pStyle w:val="Heading1"/>
+        <w:spacing w:after="0" w:before="90"/>
+      </w:pPr>
+      <w:r>
+        <w:rPr>
+          <w:rFonts w:ascii="Libre Baskerville" w:cs="Libre Baskerville" w:eastAsia="Libre Baskerville" w:hAnsi="Libre Baskerville"/>
+          <w:color w:val="102A43"/>
+          <w:sz w:val="36"/>
+          <w:szCs w:val="36"/>
+        </w:rPr>
+        <w:t xml:space="preserve">Optimising Your Profile</w:t>
+      </w:r>
+    </w:p>
+    <w:p>
+      <w:pPr>
+        <w:pBdr>
+          <w:bottom w:val="single" w:color="D6A23E" w:sz="12" w:space="1"/>
+        </w:pBdr>
+        <w:spacing w:after="320" w:before="120"/>
+      </w:pPr>
+      <w:r>
+        <w:rPr>
+          <w:rFonts w:ascii="Lato" w:cs="Lato" w:eastAsia="Lato" w:hAnsi="Lato"/>
+        </w:rPr>
+        <w:t xml:space="preserve"/>
+      </w:r>
+    </w:p>
+    <w:p>
+      <w:pPr>
+        <w:spacing w:after="150" w:line="300"/>
+      </w:pPr>
+      <w:r>
+        <w:rPr>
+          <w:rFonts w:ascii="Lato" w:cs="Lato" w:eastAsia="Lato" w:hAnsi="Lato"/>
+          <w:i w:val="false"/>
+          <w:iCs w:val="false"/>
+          <w:color w:val="2B2B2B"/>
+          <w:sz w:val="21"/>
+          <w:szCs w:val="21"/>
+        </w:rPr>
+        <w:t xml:space="preserve">Before you name your page, find out how people actually search for what you do. Type a few phrases into the search bar on your chosen platform and see what comes up — the accounts, the wording, the phrases that repeat. Those real phrases are your keywords, and they should shape the name and bio you land on next.</w:t>
+      </w:r>
+    </w:p>
+    <w:p>
+      <w:pPr>
+        <w:spacing w:after="40" w:before="260"/>
+      </w:pPr>
+      <w:r>
+        <w:rPr>
+          <w:rFonts w:ascii="Lato" w:cs="Lato" w:eastAsia="Lato" w:hAnsi="Lato"/>
+          <w:b/>
+          <w:bCs/>
+          <w:color w:val="102A43"/>
+          <w:sz w:val="20"/>
+          <w:szCs w:val="20"/>
+        </w:rPr>
+        <w:t xml:space="preserve">Keywords I found</w:t>
+      </w:r>
+    </w:p>
+    <w:p>
+      <w:pPr>
+        <w:pBdr>
+          <w:bottom w:val="single" w:color="C9C2B8" w:sz="4" w:space="4"/>
+        </w:pBdr>
+        <w:spacing w:after="0" w:before="170"/>
+      </w:pPr>
+      <w:r>
+        <w:rPr>
+          <w:rFonts w:ascii="Lato" w:cs="Lato" w:eastAsia="Lato" w:hAnsi="Lato"/>
+        </w:rPr>
+        <w:t xml:space="preserve"> </w:t>
+      </w:r>
+    </w:p>
+    <w:p>
+      <w:pPr>
+        <w:pBdr>
+          <w:bottom w:val="single" w:color="C9C2B8" w:sz="4" w:space="4"/>
+        </w:pBdr>
+        <w:spacing w:after="0" w:before="170"/>
+      </w:pPr>
+      <w:r>
+        <w:rPr>
+          <w:rFonts w:ascii="Lato" w:cs="Lato" w:eastAsia="Lato" w:hAnsi="Lato"/>
+        </w:rPr>
+        <w:t xml:space="preserve"> </w:t>
+      </w:r>
+    </w:p>
+    <w:p>
+      <w:pPr>
+        <w:pBdr>
+          <w:bottom w:val="single" w:color="C9C2B8" w:sz="4" w:space="4"/>
+        </w:pBdr>
+        <w:spacing w:after="0" w:before="170"/>
+      </w:pPr>
+      <w:r>
+        <w:rPr>
+          <w:rFonts w:ascii="Lato" w:cs="Lato" w:eastAsia="Lato" w:hAnsi="Lato"/>
+        </w:rPr>
+        <w:t xml:space="preserve"> </w:t>
+      </w:r>
+    </w:p>
+    <w:p>
+      <w:pPr>
+        <w:pBdr>
+          <w:bottom w:val="single" w:color="C9C2B8" w:sz="4" w:space="4"/>
+        </w:pBdr>
+        <w:spacing w:after="0" w:before="170"/>
+      </w:pPr>
+      <w:r>
+        <w:rPr>
+          <w:rFonts w:ascii="Lato" w:cs="Lato" w:eastAsia="Lato" w:hAnsi="Lato"/>
+        </w:rPr>
+        <w:t xml:space="preserve"> </w:t>
+      </w:r>
+    </w:p>
+    <w:p>
+      <w:pPr>
+        <w:spacing w:after="210"/>
+      </w:pPr>
+      <w:r>
+        <w:rPr>
+          <w:rFonts w:ascii="Lato" w:cs="Lato" w:eastAsia="Lato" w:hAnsi="Lato"/>
+        </w:rPr>
+        <w:t xml:space="preserve"/>
+      </w:r>
+    </w:p>
+    <w:p>
+      <w:pPr>
+        <w:pStyle w:val="Heading2"/>
+        <w:spacing w:after="140" w:before="330"/>
+      </w:pPr>
+      <w:r>
+        <w:rPr>
+          <w:rFonts w:ascii="Libre Baskerville" w:cs="Libre Baskerville" w:eastAsia="Libre Baskerville" w:hAnsi="Libre Baskerville"/>
+          <w:color w:val="102A43"/>
+          <w:sz w:val="24"/>
+          <w:szCs w:val="24"/>
+        </w:rPr>
+        <w:t xml:space="preserve">Naming your page</w:t>
+      </w:r>
+    </w:p>
+    <w:p>
+      <w:pPr>
+        <w:spacing w:after="150" w:line="300"/>
+      </w:pPr>
+      <w:r>
+        <w:rPr>
+          <w:rFonts w:ascii="Lato" w:cs="Lato" w:eastAsia="Lato" w:hAnsi="Lato"/>
+          <w:i w:val="false"/>
+          <w:iCs w:val="false"/>
+          <w:color w:val="2B2B2B"/>
+          <w:sz w:val="21"/>
+          <w:szCs w:val="21"/>
+        </w:rPr>
+        <w:t xml:space="preserve">Pick something clear about who you help. Avoid naming yourself after a single trend or format — a name tied too tightly to one thing makes it harder to evolve later.</w:t>
+      </w:r>
+    </w:p>
+    <w:p>
+      <w:pPr>
+        <w:spacing w:after="150" w:line="300"/>
+      </w:pPr>
+      <w:r>
+        <w:rPr>
+          <w:rFonts w:ascii="Lato" w:cs="Lato" w:eastAsia="Lato" w:hAnsi="Lato"/>
+          <w:i w:val="false"/>
+          <w:iCs w:val="false"/>
+          <w:color w:val="2B2B2B"/>
+          <w:sz w:val="21"/>
+          <w:szCs w:val="21"/>
+        </w:rPr>
+        <w:t xml:space="preserve">You have two layers, and mixing them up causes trouble. There is your name — the person. And there is your publication — the thing people follow and subscribe to. They do not have to be the same, and on a search-driven platform the publication name usually does more work, because nobody is looking for you by name yet.</w:t>
+      </w:r>
+    </w:p>
+    <w:p>
+      <w:pPr>
+        <w:spacing w:after="40" w:before="260"/>
+      </w:pPr>
+      <w:r>
+        <w:rPr>
+          <w:rFonts w:ascii="Lato" w:cs="Lato" w:eastAsia="Lato" w:hAnsi="Lato"/>
+          <w:b/>
+          <w:bCs/>
+          <w:color w:val="102A43"/>
+          <w:sz w:val="20"/>
+          <w:szCs w:val="20"/>
+        </w:rPr>
+        <w:t xml:space="preserve">Name ideas</w:t>
+      </w:r>
+    </w:p>
+    <w:p>
+      <w:pPr>
+        <w:pBdr>
+          <w:bottom w:val="single" w:color="C9C2B8" w:sz="4" w:space="4"/>
+        </w:pBdr>
+        <w:spacing w:after="0" w:before="170"/>
+      </w:pPr>
+      <w:r>
+        <w:rPr>
+          <w:rFonts w:ascii="Lato" w:cs="Lato" w:eastAsia="Lato" w:hAnsi="Lato"/>
+        </w:rPr>
+        <w:t xml:space="preserve"> </w:t>
+      </w:r>
+    </w:p>
+    <w:p>
+      <w:pPr>
+        <w:pBdr>
+          <w:bottom w:val="single" w:color="C9C2B8" w:sz="4" w:space="4"/>
+        </w:pBdr>
+        <w:spacing w:after="0" w:before="170"/>
+      </w:pPr>
+      <w:r>
+        <w:rPr>
+          <w:rFonts w:ascii="Lato" w:cs="Lato" w:eastAsia="Lato" w:hAnsi="Lato"/>
+        </w:rPr>
+        <w:t xml:space="preserve"> </w:t>
+      </w:r>
+    </w:p>
+    <w:p>
+      <w:pPr>
+        <w:pBdr>
+          <w:bottom w:val="single" w:color="C9C2B8" w:sz="4" w:space="4"/>
+        </w:pBdr>
+        <w:spacing w:after="0" w:before="170"/>
+      </w:pPr>
+      <w:r>
+        <w:rPr>
+          <w:rFonts w:ascii="Lato" w:cs="Lato" w:eastAsia="Lato" w:hAnsi="Lato"/>
+        </w:rPr>
+        <w:t xml:space="preserve"> </w:t>
+      </w:r>
+    </w:p>
+    <w:p>
+      <w:pPr>
+        <w:pBdr>
+          <w:bottom w:val="single" w:color="C9C2B8" w:sz="4" w:space="4"/>
+        </w:pBdr>
+        <w:spacing w:after="0" w:before="170"/>
+      </w:pPr>
+      <w:r>
+        <w:rPr>
+          <w:rFonts w:ascii="Lato" w:cs="Lato" w:eastAsia="Lato" w:hAnsi="Lato"/>
+        </w:rPr>
+        <w:t xml:space="preserve"> </w:t>
+      </w:r>
+    </w:p>
+    <w:p>
+      <w:pPr>
+        <w:spacing w:after="210"/>
+      </w:pPr>
+      <w:r>
+        <w:rPr>
+          <w:rFonts w:ascii="Lato" w:cs="Lato" w:eastAsia="Lato" w:hAnsi="Lato"/>
+        </w:rPr>
+        <w:t xml:space="preserve"/>
+      </w:r>
+    </w:p>
+    <w:p>
+      <w:pPr>
+        <w:pStyle w:val="Heading2"/>
+        <w:spacing w:after="140" w:before="330"/>
+      </w:pPr>
+      <w:r>
+        <w:rPr>
+          <w:rFonts w:ascii="Libre Baskerville" w:cs="Libre Baskerville" w:eastAsia="Libre Baskerville" w:hAnsi="Libre Baskerville"/>
+          <w:color w:val="102A43"/>
+          <w:sz w:val="24"/>
+          <w:szCs w:val="24"/>
+        </w:rPr>
+        <w:t xml:space="preserve">Writing your bio</w:t>
+      </w:r>
+    </w:p>
+    <w:p>
+      <w:pPr>
+        <w:spacing w:after="150" w:line="300"/>
+      </w:pPr>
+      <w:r>
+        <w:rPr>
+          <w:rFonts w:ascii="Lato" w:cs="Lato" w:eastAsia="Lato" w:hAnsi="Lato"/>
+          <w:i w:val="false"/>
+          <w:iCs w:val="false"/>
+          <w:color w:val="2B2B2B"/>
+          <w:sz w:val="21"/>
+          <w:szCs w:val="21"/>
+        </w:rPr>
+        <w:t xml:space="preserve">Your bio is the first real impression, and most people waste it describing themselves. Include four things: one clear line about what you do, who it is for, how you help them, and a next step.</w:t>
+      </w:r>
+    </w:p>
+    <w:p>
+      <w:pPr>
+        <w:spacing w:after="150" w:line="300"/>
+      </w:pPr>
+      <w:r>
+        <w:rPr>
+          <w:rFonts w:ascii="Lato" w:cs="Lato" w:eastAsia="Lato" w:hAnsi="Lato"/>
+          <w:i w:val="false"/>
+          <w:iCs w:val="false"/>
+          <w:color w:val="2B2B2B"/>
+          <w:sz w:val="21"/>
+          <w:szCs w:val="21"/>
+        </w:rPr>
+        <w:t xml:space="preserve">The three-second test: show your profile to somebody who does not know you. Ask them what the page is about, who it is for, what it posts, and why somebody would follow. If they cannot answer all four, it is too vague.</w:t>
+      </w:r>
+    </w:p>
+    <w:p>
+      <w:pPr>
+        <w:spacing w:after="40" w:before="260"/>
+      </w:pPr>
+      <w:r>
+        <w:rPr>
+          <w:rFonts w:ascii="Lato" w:cs="Lato" w:eastAsia="Lato" w:hAnsi="Lato"/>
+          <w:b/>
+          <w:bCs/>
+          <w:color w:val="102A43"/>
+          <w:sz w:val="20"/>
+          <w:szCs w:val="20"/>
+        </w:rPr>
+        <w:t xml:space="preserve">Bio draft</w:t>
+      </w:r>
+    </w:p>
+    <w:p>
+      <w:pPr>
+        <w:pBdr>
+          <w:bottom w:val="single" w:color="C9C2B8" w:sz="4" w:space="4"/>
+        </w:pBdr>
+        <w:spacing w:after="0" w:before="170"/>
+      </w:pPr>
+      <w:r>
+        <w:rPr>
+          <w:rFonts w:ascii="Lato" w:cs="Lato" w:eastAsia="Lato" w:hAnsi="Lato"/>
+        </w:rPr>
+        <w:t xml:space="preserve"> </w:t>
+      </w:r>
+    </w:p>
+    <w:p>
+      <w:pPr>
+        <w:pBdr>
+          <w:bottom w:val="single" w:color="C9C2B8" w:sz="4" w:space="4"/>
+        </w:pBdr>
+        <w:spacing w:after="0" w:before="170"/>
+      </w:pPr>
+      <w:r>
+        <w:rPr>
+          <w:rFonts w:ascii="Lato" w:cs="Lato" w:eastAsia="Lato" w:hAnsi="Lato"/>
+        </w:rPr>
+        <w:t xml:space="preserve"> </w:t>
+      </w:r>
+    </w:p>
+    <w:p>
+      <w:pPr>
+        <w:pBdr>
+          <w:bottom w:val="single" w:color="C9C2B8" w:sz="4" w:space="4"/>
+        </w:pBdr>
+        <w:spacing w:after="0" w:before="170"/>
+      </w:pPr>
+      <w:r>
+        <w:rPr>
+          <w:rFonts w:ascii="Lato" w:cs="Lato" w:eastAsia="Lato" w:hAnsi="Lato"/>
+        </w:rPr>
+        <w:t xml:space="preserve"> </w:t>
+      </w:r>
+    </w:p>
+    <w:p>
+      <w:pPr>
+        <w:pBdr>
+          <w:bottom w:val="single" w:color="C9C2B8" w:sz="4" w:space="4"/>
+        </w:pBdr>
+        <w:spacing w:after="0" w:before="170"/>
+      </w:pPr>
+      <w:r>
+        <w:rPr>
+          <w:rFonts w:ascii="Lato" w:cs="Lato" w:eastAsia="Lato" w:hAnsi="Lato"/>
+        </w:rPr>
+        <w:t xml:space="preserve"> </w:t>
+      </w:r>
+    </w:p>
+    <w:p>
+      <w:pPr>
+        <w:pBdr>
+          <w:bottom w:val="single" w:color="C9C2B8" w:sz="4" w:space="4"/>
+        </w:pBdr>
+        <w:spacing w:after="0" w:before="170"/>
+      </w:pPr>
+      <w:r>
+        <w:rPr>
+          <w:rFonts w:ascii="Lato" w:cs="Lato" w:eastAsia="Lato" w:hAnsi="Lato"/>
+        </w:rPr>
+        <w:t xml:space="preserve"> </w:t>
+      </w:r>
+    </w:p>
+    <w:p>
+      <w:pPr>
+        <w:pBdr>
+          <w:bottom w:val="single" w:color="C9C2B8" w:sz="4" w:space="4"/>
+        </w:pBdr>
+        <w:spacing w:after="0" w:before="170"/>
+      </w:pPr>
+      <w:r>
+        <w:rPr>
+          <w:rFonts w:ascii="Lato" w:cs="Lato" w:eastAsia="Lato" w:hAnsi="Lato"/>
+        </w:rPr>
+        <w:t xml:space="preserve"> </w:t>
+      </w:r>
+    </w:p>
+    <w:p>
+      <w:pPr>
+        <w:spacing w:after="210"/>
+      </w:pPr>
+      <w:r>
+        <w:rPr>
+          <w:rFonts w:ascii="Lato" w:cs="Lato" w:eastAsia="Lato" w:hAnsi="Lato"/>
+        </w:rPr>
+        <w:t xml:space="preserve"/>
+      </w:r>
+    </w:p>
+    <w:p>
+      <w:pPr>
+        <w:spacing w:after="40" w:before="260"/>
+      </w:pPr>
+      <w:r>
+        <w:rPr>
+          <w:rFonts w:ascii="Lato" w:cs="Lato" w:eastAsia="Lato" w:hAnsi="Lato"/>
+          <w:b/>
+          <w:bCs/>
+          <w:color w:val="102A43"/>
+          <w:sz w:val="20"/>
+          <w:szCs w:val="20"/>
+        </w:rPr>
+        <w:t xml:space="preserve">My one next step (the link, the freebie, the action)</w:t>
+      </w:r>
+    </w:p>
+    <w:p>
+      <w:pPr>
+        <w:pBdr>
+          <w:bottom w:val="single" w:color="C9C2B8" w:sz="4" w:space="4"/>
+        </w:pBdr>
+        <w:spacing w:after="0" w:before="170"/>
+      </w:pPr>
+      <w:r>
+        <w:rPr>
+          <w:rFonts w:ascii="Lato" w:cs="Lato" w:eastAsia="Lato" w:hAnsi="Lato"/>
+        </w:rPr>
+        <w:t xml:space="preserve"> </w:t>
+      </w:r>
+    </w:p>
+    <w:p>
+      <w:pPr>
+        <w:pBdr>
+          <w:bottom w:val="single" w:color="C9C2B8" w:sz="4" w:space="4"/>
+        </w:pBdr>
+        <w:spacing w:after="0" w:before="170"/>
+      </w:pPr>
+      <w:r>
+        <w:rPr>
+          <w:rFonts w:ascii="Lato" w:cs="Lato" w:eastAsia="Lato" w:hAnsi="Lato"/>
+        </w:rPr>
+        <w:t xml:space="preserve"> </w:t>
+      </w:r>
+    </w:p>
+    <w:p>
+      <w:pPr>
+        <w:spacing w:after="210"/>
+      </w:pPr>
+      <w:r>
+        <w:rPr>
+          <w:rFonts w:ascii="Lato" w:cs="Lato" w:eastAsia="Lato" w:hAnsi="Lato"/>
+        </w:rPr>
+        <w:t xml:space="preserve"/>
+      </w:r>
+    </w:p>
+    <w:p>
+      <w:r>
+        <w:br w:type="page"/>
+      </w:r>
+    </w:p>
+    <w:p>
+      <w:pPr>
+        <w:spacing w:after="0" w:before="120"/>
+      </w:pPr>
+      <w:r>
+        <w:rPr>
+          <w:rFonts w:ascii="Lato" w:cs="Lato" w:eastAsia="Lato" w:hAnsi="Lato"/>
+          <w:b/>
+          <w:bCs/>
+          <w:color w:val="D6A23E"/>
+          <w:spacing w:val="60"/>
+          <w:sz w:val="19"/>
+          <w:szCs w:val="19"/>
+        </w:rPr>
+        <w:t xml:space="preserve">CHAPTER 7</w:t>
       </w:r>
     </w:p>
     <w:p>
@@ -5598,7 +6772,7 @@
           <w:sz w:val="19"/>
           <w:szCs w:val="19"/>
         </w:rPr>
-        <w:t xml:space="preserve">CHAPTER 7</w:t>
+        <w:t xml:space="preserve">CHAPTER 8</w:t>
       </w:r>
     </w:p>
     <w:p>
@@ -5613,7 +6787,7 @@
           <w:sz w:val="36"/>
           <w:szCs w:val="36"/>
         </w:rPr>
-        <w:t xml:space="preserve">What You'll Offer</w:t>
+        <w:t xml:space="preserve">Is This Halal?</w:t>
       </w:r>
     </w:p>
     <w:p>
@@ -5643,7 +6817,7 @@
           <w:sz w:val="21"/>
           <w:szCs w:val="21"/>
         </w:rPr>
-        <w:t xml:space="preserve">Now decide what you are actually going to sell. The rule is simple: your offer solves a real problem for the dream customer you named in Chapter 2. Not a topic. A problem.</w:t>
+        <w:t xml:space="preserve">This chapter is not a fatwa. I am not qualified to give you one and you should not take one from a workbook. What I can give you is the list of questions worth asking, and a place to write down the answers you settle on — so that when a decision comes up at speed, you already know where you stand.</w:t>
       </w:r>
     </w:p>
     <w:p>
@@ -5659,7 +6833,46 @@
           <w:sz w:val="21"/>
           <w:szCs w:val="21"/>
         </w:rPr>
-        <w:t xml:space="preserve">Digital products are the usual starting point, and for good reason — no inventory, no shipping, no postage, and you make the thing once. But before you create anything, make sure the problem is real and that people are already looking for an answer to it.</w:t>
+        <w:t xml:space="preserve">Most of us get this backwards. We build the whole thing, then a question surfaces about how the money works, and by then we are too invested to want the answer. Ask early, while changing course still costs you nothing.</w:t>
+      </w:r>
+    </w:p>
+    <w:p>
+      <w:pPr>
+        <w:pBdr>
+          <w:left w:val="single" w:color="D6A23E" w:sz="18" w:space="14"/>
+        </w:pBdr>
+        <w:spacing w:after="40" w:before="190"/>
+        <w:ind w:left="230"/>
+      </w:pPr>
+      <w:r>
+        <w:rPr>
+          <w:rFonts w:ascii="Lato" w:cs="Lato" w:eastAsia="Lato" w:hAnsi="Lato"/>
+          <w:b/>
+          <w:bCs/>
+          <w:color w:val="D6A23E"/>
+          <w:spacing w:val="50"/>
+          <w:sz w:val="16"/>
+          <w:szCs w:val="16"/>
+        </w:rPr>
+        <w:t xml:space="preserve">BEFORE YOU MOVE ON</w:t>
+      </w:r>
+    </w:p>
+    <w:p>
+      <w:pPr>
+        <w:pBdr>
+          <w:left w:val="single" w:color="D6A23E" w:sz="18" w:space="14"/>
+        </w:pBdr>
+        <w:spacing w:after="200"/>
+        <w:ind w:left="230"/>
+      </w:pPr>
+      <w:r>
+        <w:rPr>
+          <w:rFonts w:ascii="Lato" w:cs="Lato" w:eastAsia="Lato" w:hAnsi="Lato"/>
+          <w:color w:val="2B2B2B"/>
+          <w:sz w:val="20"/>
+          <w:szCs w:val="20"/>
+        </w:rPr>
+        <w:t xml:space="preserve">Where something here is genuinely contested, take it to someone qualified — your local imam, a scholar you trust, or a specialist in Islamic finance. Ask a specific question, not a general one. “Is affiliate marketing halal?” gets you a lecture. “I would earn a commission when someone buys this software through my link — is that permissible?” gets you an answer.</w:t>
       </w:r>
     </w:p>
     <w:p>
@@ -5674,7 +6887,7 @@
           <w:sz w:val="24"/>
           <w:szCs w:val="24"/>
         </w:rPr>
-        <w:t xml:space="preserve">Market research — five ways to find the real problem</w:t>
+        <w:t xml:space="preserve">1. The thing itself</w:t>
       </w:r>
     </w:p>
     <w:p>
@@ -5690,7 +6903,7 @@
           <w:sz w:val="21"/>
           <w:szCs w:val="21"/>
         </w:rPr>
-        <w:t xml:space="preserve">You are not guessing here. You are looking for evidence that people already want this solved.</w:t>
+        <w:t xml:space="preserve">Start with the product, not the marketing. Is what you are selling permissible, and does it help someone do something permissible?</w:t>
       </w:r>
     </w:p>
     <w:p>
@@ -5709,7 +6922,7 @@
           <w:sz w:val="21"/>
           <w:szCs w:val="21"/>
         </w:rPr>
-        <w:t xml:space="preserve">Keyword research. Use a free keyword tool and search phrases around your niche. You are looking for volume — evidence that real people type this in. Write down every phrase that surprises you.</w:t>
+        <w:t xml:space="preserve">What does this product actually help someone do?</w:t>
       </w:r>
     </w:p>
     <w:p>
@@ -5728,7 +6941,7 @@
           <w:sz w:val="21"/>
           <w:szCs w:val="21"/>
         </w:rPr>
-        <w:t xml:space="preserve">Social listening. Read the comments on videos and posts in your niche. Not the posts — the comments. That is where people say what they are actually struggling with, in their own words. Copy those words down exactly.</w:t>
+        <w:t xml:space="preserve">Would I be comfortable if the person I most respect knew exactly what I sell and how?</w:t>
       </w:r>
     </w:p>
     <w:p>
@@ -5747,7 +6960,7 @@
           <w:sz w:val="21"/>
           <w:szCs w:val="21"/>
         </w:rPr>
-        <w:t xml:space="preserve">Surveys and polls. If you already have any audience at all, even fifteen people, ask them directly. One question beats ten.</w:t>
+        <w:t xml:space="preserve">Does it require the buyer to do anything I would not do?</w:t>
       </w:r>
     </w:p>
     <w:p>
@@ -5766,7 +6979,137 @@
           <w:sz w:val="21"/>
           <w:szCs w:val="21"/>
         </w:rPr>
-        <w:t xml:space="preserve">Forums and communities. Reddit, Facebook groups, Quora. Look for the same question being asked over and over by different people. Repetition is demand.</w:t>
+        <w:t xml:space="preserve">Am I selling knowledge I actually have, or knowledge I am hoping to have by the time they ask?</w:t>
+      </w:r>
+    </w:p>
+    <w:p>
+      <w:pPr>
+        <w:spacing w:after="150" w:line="300"/>
+      </w:pPr>
+      <w:r>
+        <w:rPr>
+          <w:rFonts w:ascii="Lato" w:cs="Lato" w:eastAsia="Lato" w:hAnsi="Lato"/>
+          <w:i w:val="false"/>
+          <w:iCs w:val="false"/>
+          <w:color w:val="2B2B2B"/>
+          <w:sz w:val="21"/>
+          <w:szCs w:val="21"/>
+        </w:rPr>
+        <w:t xml:space="preserve">That last one catches more people than the others. Selling a guide to something you have not done is not a fiqh problem so much as a truthfulness problem — but it becomes one the moment the sales page implies experience you do not have.</w:t>
+      </w:r>
+    </w:p>
+    <w:p>
+      <w:pPr>
+        <w:spacing w:after="40" w:before="260"/>
+      </w:pPr>
+      <w:r>
+        <w:rPr>
+          <w:rFonts w:ascii="Lato" w:cs="Lato" w:eastAsia="Lato" w:hAnsi="Lato"/>
+          <w:b/>
+          <w:bCs/>
+          <w:color w:val="102A43"/>
+          <w:sz w:val="20"/>
+          <w:szCs w:val="20"/>
+        </w:rPr>
+        <w:t xml:space="preserve">What I sell, and why I am satisfied it is permissible</w:t>
+      </w:r>
+    </w:p>
+    <w:p>
+      <w:pPr>
+        <w:pBdr>
+          <w:bottom w:val="single" w:color="C9C2B8" w:sz="4" w:space="4"/>
+        </w:pBdr>
+        <w:spacing w:after="0" w:before="170"/>
+      </w:pPr>
+      <w:r>
+        <w:rPr>
+          <w:rFonts w:ascii="Lato" w:cs="Lato" w:eastAsia="Lato" w:hAnsi="Lato"/>
+        </w:rPr>
+        <w:t xml:space="preserve"> </w:t>
+      </w:r>
+    </w:p>
+    <w:p>
+      <w:pPr>
+        <w:pBdr>
+          <w:bottom w:val="single" w:color="C9C2B8" w:sz="4" w:space="4"/>
+        </w:pBdr>
+        <w:spacing w:after="0" w:before="170"/>
+      </w:pPr>
+      <w:r>
+        <w:rPr>
+          <w:rFonts w:ascii="Lato" w:cs="Lato" w:eastAsia="Lato" w:hAnsi="Lato"/>
+        </w:rPr>
+        <w:t xml:space="preserve"> </w:t>
+      </w:r>
+    </w:p>
+    <w:p>
+      <w:pPr>
+        <w:pBdr>
+          <w:bottom w:val="single" w:color="C9C2B8" w:sz="4" w:space="4"/>
+        </w:pBdr>
+        <w:spacing w:after="0" w:before="170"/>
+      </w:pPr>
+      <w:r>
+        <w:rPr>
+          <w:rFonts w:ascii="Lato" w:cs="Lato" w:eastAsia="Lato" w:hAnsi="Lato"/>
+        </w:rPr>
+        <w:t xml:space="preserve"> </w:t>
+      </w:r>
+    </w:p>
+    <w:p>
+      <w:pPr>
+        <w:pBdr>
+          <w:bottom w:val="single" w:color="C9C2B8" w:sz="4" w:space="4"/>
+        </w:pBdr>
+        <w:spacing w:after="0" w:before="170"/>
+      </w:pPr>
+      <w:r>
+        <w:rPr>
+          <w:rFonts w:ascii="Lato" w:cs="Lato" w:eastAsia="Lato" w:hAnsi="Lato"/>
+        </w:rPr>
+        <w:t xml:space="preserve"> </w:t>
+      </w:r>
+    </w:p>
+    <w:p>
+      <w:pPr>
+        <w:spacing w:after="210"/>
+      </w:pPr>
+      <w:r>
+        <w:rPr>
+          <w:rFonts w:ascii="Lato" w:cs="Lato" w:eastAsia="Lato" w:hAnsi="Lato"/>
+        </w:rPr>
+        <w:t xml:space="preserve"/>
+      </w:r>
+    </w:p>
+    <w:p>
+      <w:pPr>
+        <w:pStyle w:val="Heading2"/>
+        <w:spacing w:after="140" w:before="330"/>
+      </w:pPr>
+      <w:r>
+        <w:rPr>
+          <w:rFonts w:ascii="Libre Baskerville" w:cs="Libre Baskerville" w:eastAsia="Libre Baskerville" w:hAnsi="Libre Baskerville"/>
+          <w:color w:val="102A43"/>
+          <w:sz w:val="24"/>
+          <w:szCs w:val="24"/>
+        </w:rPr>
+        <w:t xml:space="preserve">2. Riba — where interest quietly enters a small business</w:t>
+      </w:r>
+    </w:p>
+    <w:p>
+      <w:pPr>
+        <w:spacing w:after="150" w:line="300"/>
+      </w:pPr>
+      <w:r>
+        <w:rPr>
+          <w:rFonts w:ascii="Lato" w:cs="Lato" w:eastAsia="Lato" w:hAnsi="Lato"/>
+          <w:i w:val="false"/>
+          <w:iCs w:val="false"/>
+          <w:color w:val="2B2B2B"/>
+          <w:sz w:val="21"/>
+          <w:szCs w:val="21"/>
+        </w:rPr>
+        <w:t xml:space="preserve">You do not need a loan to run into this. It arrives through ordinary tools, usually by default.</w:t>
       </w:r>
     </w:p>
     <w:p>
@@ -5785,38 +7128,83 @@
           <w:sz w:val="21"/>
           <w:szCs w:val="21"/>
         </w:rPr>
-        <w:t xml:space="preserve">Your own experience. You have almost certainly lived the problem you are about to solve. That is not cheating — it is the fastest research there is, and it is the only kind nobody else has.</w:t>
-      </w:r>
-    </w:p>
-    <w:p>
-      <w:pPr>
-        <w:pBdr>
-          <w:left w:val="single" w:color="D6A23E" w:sz="18" w:space="14"/>
-        </w:pBdr>
-        <w:spacing w:after="120" w:before="120"/>
-        <w:ind w:left="200"/>
-      </w:pPr>
-      <w:r>
-        <w:rPr>
-          <w:rFonts w:ascii="Lato" w:cs="Lato" w:eastAsia="Lato" w:hAnsi="Lato"/>
-          <w:b/>
-          <w:bCs/>
-          <w:color w:val="D6A23E"/>
-          <w:sz w:val="20"/>
-          <w:szCs w:val="20"/>
-        </w:rPr>
-        <w:t xml:space="preserve">[ LINK: Keyword research tool ]</w:t>
-      </w:r>
-      <w:r>
-        <w:rPr>
-          <w:rFonts w:ascii="Lato" w:cs="Lato" w:eastAsia="Lato" w:hAnsi="Lato"/>
-          <w:i/>
-          <w:iCs/>
-          <w:color w:val="6B6B6B"/>
-          <w:sz w:val="19"/>
-          <w:szCs w:val="19"/>
-        </w:rPr>
-        <w:t xml:space="preserve">   — for checking real search demand</w:t>
+        <w:t xml:space="preserve">Payment plans you offer. Splitting a price over three months at the same total is not interest. Adding a fee for paying late, or charging more for the instalment option than the one-off, is where it changes.</w:t>
+      </w:r>
+    </w:p>
+    <w:p>
+      <w:pPr>
+        <w:pStyle w:val="ListParagraph"/>
+        <w:numPr>
+          <w:ilvl w:val="0"/>
+          <w:numId w:val="2"/>
+        </w:numPr>
+        <w:spacing w:after="90" w:line="290"/>
+      </w:pPr>
+      <w:r>
+        <w:rPr>
+          <w:rFonts w:ascii="Lato" w:cs="Lato" w:eastAsia="Lato" w:hAnsi="Lato"/>
+          <w:color w:val="2B2B2B"/>
+          <w:sz w:val="21"/>
+          <w:szCs w:val="21"/>
+        </w:rPr>
+        <w:t xml:space="preserve">Buy-now-pay-later at checkout. Many platforms enable these automatically. Check what is switched on, and read how the provider makes its money.</w:t>
+      </w:r>
+    </w:p>
+    <w:p>
+      <w:pPr>
+        <w:pStyle w:val="ListParagraph"/>
+        <w:numPr>
+          <w:ilvl w:val="0"/>
+          <w:numId w:val="2"/>
+        </w:numPr>
+        <w:spacing w:after="90" w:line="290"/>
+      </w:pPr>
+      <w:r>
+        <w:rPr>
+          <w:rFonts w:ascii="Lato" w:cs="Lato" w:eastAsia="Lato" w:hAnsi="Lato"/>
+          <w:color w:val="2B2B2B"/>
+          <w:sz w:val="21"/>
+          <w:szCs w:val="21"/>
+        </w:rPr>
+        <w:t xml:space="preserve">Business credit cards and overdrafts. The ordinary route to funding a first product is interest-bearing by design.</w:t>
+      </w:r>
+    </w:p>
+    <w:p>
+      <w:pPr>
+        <w:pStyle w:val="ListParagraph"/>
+        <w:numPr>
+          <w:ilvl w:val="0"/>
+          <w:numId w:val="2"/>
+        </w:numPr>
+        <w:spacing w:after="90" w:line="290"/>
+      </w:pPr>
+      <w:r>
+        <w:rPr>
+          <w:rFonts w:ascii="Lato" w:cs="Lato" w:eastAsia="Lato" w:hAnsi="Lato"/>
+          <w:color w:val="2B2B2B"/>
+          <w:sz w:val="21"/>
+          <w:szCs w:val="21"/>
+        </w:rPr>
+        <w:t xml:space="preserve">The account the money sits in. Interest paid to you on a business current account is the same question from the other direction.</w:t>
+      </w:r>
+    </w:p>
+    <w:p>
+      <w:pPr>
+        <w:pStyle w:val="ListParagraph"/>
+        <w:numPr>
+          <w:ilvl w:val="0"/>
+          <w:numId w:val="2"/>
+        </w:numPr>
+        <w:spacing w:after="90" w:line="290"/>
+      </w:pPr>
+      <w:r>
+        <w:rPr>
+          <w:rFonts w:ascii="Lato" w:cs="Lato" w:eastAsia="Lato" w:hAnsi="Lato"/>
+          <w:color w:val="2B2B2B"/>
+          <w:sz w:val="21"/>
+          <w:szCs w:val="21"/>
+        </w:rPr>
+        <w:t xml:space="preserve">Financing your own tools. Subscriptions billed annually with a finance option attached are easy to click through without noticing.</w:t>
       </w:r>
     </w:p>
     <w:p>
@@ -5855,7 +7243,7 @@
           <w:sz w:val="20"/>
           <w:szCs w:val="20"/>
         </w:rPr>
-        <w:t xml:space="preserve">You can use AI to speed the first pass up, not to replace it. Try: “What are the ten most searched questions about [my niche]?” or “What digital products already exist for [my audience], and what do they cover?” Then go and verify what it tells you. It will be confidently wrong at least once.</w:t>
+        <w:t xml:space="preserve">This is the one to ask about before you take a single payment, because it is built into the checkout settings you are about to choose. Turning a feature off on day one costs nothing. Turning it off after ninety customers have used it is a refund policy problem.</w:t>
       </w:r>
     </w:p>
     <w:p>
@@ -5871,21 +7259,7 @@
           <w:sz w:val="20"/>
           <w:szCs w:val="20"/>
         </w:rPr>
-        <w:t xml:space="preserve">The problem I keep seeing — in their words, not mine</w:t>
-      </w:r>
-    </w:p>
-    <w:p>
-      <w:pPr>
-        <w:pBdr>
-          <w:bottom w:val="single" w:color="C9C2B8" w:sz="4" w:space="4"/>
-        </w:pBdr>
-        <w:spacing w:after="0" w:before="170"/>
-      </w:pPr>
-      <w:r>
-        <w:rPr>
-          <w:rFonts w:ascii="Lato" w:cs="Lato" w:eastAsia="Lato" w:hAnsi="Lato"/>
-        </w:rPr>
-        <w:t xml:space="preserve"> </w:t>
+        <w:t xml:space="preserve">My standard on payment plans, BNPL and the account I bank into</w:t>
       </w:r>
     </w:p>
     <w:p>
@@ -5953,6 +7327,129 @@
           <w:rFonts w:ascii="Lato" w:cs="Lato" w:eastAsia="Lato" w:hAnsi="Lato"/>
         </w:rPr>
         <w:t xml:space="preserve"/>
+      </w:r>
+    </w:p>
+    <w:p>
+      <w:pPr>
+        <w:pStyle w:val="Heading2"/>
+        <w:spacing w:after="140" w:before="330"/>
+      </w:pPr>
+      <w:r>
+        <w:rPr>
+          <w:rFonts w:ascii="Libre Baskerville" w:cs="Libre Baskerville" w:eastAsia="Libre Baskerville" w:hAnsi="Libre Baskerville"/>
+          <w:color w:val="102A43"/>
+          <w:sz w:val="24"/>
+          <w:szCs w:val="24"/>
+        </w:rPr>
+        <w:t xml:space="preserve">3. Affiliate income</w:t>
+      </w:r>
+    </w:p>
+    <w:p>
+      <w:pPr>
+        <w:spacing w:after="150" w:line="300"/>
+      </w:pPr>
+      <w:r>
+        <w:rPr>
+          <w:rFonts w:ascii="Lato" w:cs="Lato" w:eastAsia="Lato" w:hAnsi="Lato"/>
+          <w:i w:val="false"/>
+          <w:iCs w:val="false"/>
+          <w:color w:val="2B2B2B"/>
+          <w:sz w:val="21"/>
+          <w:szCs w:val="21"/>
+        </w:rPr>
+        <w:t xml:space="preserve">Affiliate links are a normal part of how online businesses earn, and there is nothing inherently wrong with being paid for a genuine referral. The questions are about what you are referring people to, and whether they know.</w:t>
+      </w:r>
+    </w:p>
+    <w:p>
+      <w:pPr>
+        <w:pStyle w:val="ListParagraph"/>
+        <w:numPr>
+          <w:ilvl w:val="0"/>
+          <w:numId w:val="2"/>
+        </w:numPr>
+        <w:spacing w:after="90" w:line="290"/>
+      </w:pPr>
+      <w:r>
+        <w:rPr>
+          <w:rFonts w:ascii="Lato" w:cs="Lato" w:eastAsia="Lato" w:hAnsi="Lato"/>
+          <w:color w:val="2B2B2B"/>
+          <w:sz w:val="21"/>
+          <w:szCs w:val="21"/>
+        </w:rPr>
+        <w:t xml:space="preserve">Do I use this product myself, currently, and would I recommend it with no commission attached?</w:t>
+      </w:r>
+    </w:p>
+    <w:p>
+      <w:pPr>
+        <w:pStyle w:val="ListParagraph"/>
+        <w:numPr>
+          <w:ilvl w:val="0"/>
+          <w:numId w:val="2"/>
+        </w:numPr>
+        <w:spacing w:after="90" w:line="290"/>
+      </w:pPr>
+      <w:r>
+        <w:rPr>
+          <w:rFonts w:ascii="Lato" w:cs="Lato" w:eastAsia="Lato" w:hAnsi="Lato"/>
+          <w:color w:val="2B2B2B"/>
+          <w:sz w:val="21"/>
+          <w:szCs w:val="21"/>
+        </w:rPr>
+        <w:t xml:space="preserve">Is the company’s core business something I want to earn from? Alcohol, pork, gambling, conventional lending and adult content are the obvious ones — but a company can also be clean in its product and objectionable in where its money goes.</w:t>
+      </w:r>
+    </w:p>
+    <w:p>
+      <w:pPr>
+        <w:pStyle w:val="ListParagraph"/>
+        <w:numPr>
+          <w:ilvl w:val="0"/>
+          <w:numId w:val="2"/>
+        </w:numPr>
+        <w:spacing w:after="90" w:line="290"/>
+      </w:pPr>
+      <w:r>
+        <w:rPr>
+          <w:rFonts w:ascii="Lato" w:cs="Lato" w:eastAsia="Lato" w:hAnsi="Lato"/>
+          <w:color w:val="2B2B2B"/>
+          <w:sz w:val="21"/>
+          <w:szCs w:val="21"/>
+        </w:rPr>
+        <w:t xml:space="preserve">Am I disclosing the link clearly, every time, in a way a reader would actually notice?</w:t>
+      </w:r>
+    </w:p>
+    <w:p>
+      <w:pPr>
+        <w:pStyle w:val="ListParagraph"/>
+        <w:numPr>
+          <w:ilvl w:val="0"/>
+          <w:numId w:val="2"/>
+        </w:numPr>
+        <w:spacing w:after="90" w:line="290"/>
+      </w:pPr>
+      <w:r>
+        <w:rPr>
+          <w:rFonts w:ascii="Lato" w:cs="Lato" w:eastAsia="Lato" w:hAnsi="Lato"/>
+          <w:color w:val="2B2B2B"/>
+          <w:sz w:val="21"/>
+          <w:szCs w:val="21"/>
+        </w:rPr>
+        <w:t xml:space="preserve">Would I still recommend this if a better free option existed — and does one?</w:t>
+      </w:r>
+    </w:p>
+    <w:p>
+      <w:pPr>
+        <w:spacing w:after="150" w:line="300"/>
+      </w:pPr>
+      <w:r>
+        <w:rPr>
+          <w:rFonts w:ascii="Lato" w:cs="Lato" w:eastAsia="Lato" w:hAnsi="Lato"/>
+          <w:i w:val="false"/>
+          <w:iCs w:val="false"/>
+          <w:color w:val="2B2B2B"/>
+          <w:sz w:val="21"/>
+          <w:szCs w:val="21"/>
+        </w:rPr>
+        <w:t xml:space="preserve">My own rule, for what it is worth: I only link to things I pay for and use, I say plainly that it is an affiliate link, and I will not take a commission from a company whose money I would not want in my own account. You are welcome to set a stricter line. Set it in writing now, because the first time a company offers you a good rate for something you have never used, you will want a rule rather than a judgement call.</w:t>
       </w:r>
     </w:p>
     <w:p>
@@ -5968,7 +7465,7 @@
           <w:sz w:val="20"/>
           <w:szCs w:val="20"/>
         </w:rPr>
-        <w:t xml:space="preserve">Keywords and phrases worth remembering</w:t>
+        <w:t xml:space="preserve">My affiliate standard — what I will and will not link to</w:t>
       </w:r>
     </w:p>
     <w:p>
@@ -6064,7 +7561,7 @@
           <w:sz w:val="24"/>
           <w:szCs w:val="24"/>
         </w:rPr>
-        <w:t xml:space="preserve">Your first product</w:t>
+        <w:t xml:space="preserve">4. How you sell</w:t>
       </w:r>
     </w:p>
     <w:p>
@@ -6080,39 +7577,102 @@
           <w:sz w:val="21"/>
           <w:szCs w:val="21"/>
         </w:rPr>
-        <w:t xml:space="preserve">Your first product answers one problem. Not a topic, not everything you know, not the whole of your niche — one problem, solved properly.</w:t>
-      </w:r>
-    </w:p>
-    <w:p>
-      <w:pPr>
-        <w:spacing w:after="150" w:line="300"/>
-      </w:pPr>
-      <w:r>
-        <w:rPr>
-          <w:rFonts w:ascii="Lato" w:cs="Lato" w:eastAsia="Lato" w:hAnsi="Lato"/>
-          <w:i w:val="false"/>
-          <w:iCs w:val="false"/>
-          <w:color w:val="2B2B2B"/>
-          <w:sz w:val="21"/>
-          <w:szCs w:val="21"/>
-        </w:rPr>
-        <w:t xml:space="preserve">Formats that work for a first product: a guide, a template, a checklist, a planner, a short course, a workbook, a swipe file, a set of scripts.</w:t>
-      </w:r>
-    </w:p>
-    <w:p>
-      <w:pPr>
-        <w:spacing w:after="150" w:line="300"/>
-      </w:pPr>
-      <w:r>
-        <w:rPr>
-          <w:rFonts w:ascii="Lato" w:cs="Lato" w:eastAsia="Lato" w:hAnsi="Lato"/>
-          <w:i w:val="false"/>
-          <w:iCs w:val="false"/>
-          <w:color w:val="2B2B2B"/>
-          <w:sz w:val="21"/>
-          <w:szCs w:val="21"/>
-        </w:rPr>
-        <w:t xml:space="preserve">Look at what already exists in your niche and ask two questions: what is missing, and what would I have wanted when I was at the start? The gap between those two answers is usually your product.</w:t>
+        <w:t xml:space="preserve">The marketing is where most of this actually gets decided, because it is where the pressure to exaggerate lives.</w:t>
+      </w:r>
+    </w:p>
+    <w:p>
+      <w:pPr>
+        <w:pStyle w:val="ListParagraph"/>
+        <w:numPr>
+          <w:ilvl w:val="0"/>
+          <w:numId w:val="2"/>
+        </w:numPr>
+        <w:spacing w:after="90" w:line="290"/>
+      </w:pPr>
+      <w:r>
+        <w:rPr>
+          <w:rFonts w:ascii="Lato" w:cs="Lato" w:eastAsia="Lato" w:hAnsi="Lato"/>
+          <w:color w:val="2B2B2B"/>
+          <w:sz w:val="21"/>
+          <w:szCs w:val="21"/>
+        </w:rPr>
+        <w:t xml:space="preserve">No income claims. Not yours, not a screenshot of someone else’s. If you did earn it, saying so implies the reader will too.</w:t>
+      </w:r>
+    </w:p>
+    <w:p>
+      <w:pPr>
+        <w:pStyle w:val="ListParagraph"/>
+        <w:numPr>
+          <w:ilvl w:val="0"/>
+          <w:numId w:val="2"/>
+        </w:numPr>
+        <w:spacing w:after="90" w:line="290"/>
+      </w:pPr>
+      <w:r>
+        <w:rPr>
+          <w:rFonts w:ascii="Lato" w:cs="Lato" w:eastAsia="Lato" w:hAnsi="Lato"/>
+          <w:color w:val="2B2B2B"/>
+          <w:sz w:val="21"/>
+          <w:szCs w:val="21"/>
+        </w:rPr>
+        <w:t xml:space="preserve">No invented scarcity. A deadline that is real is fine. A timer that resets when the page reloads is a lie told in code.</w:t>
+      </w:r>
+    </w:p>
+    <w:p>
+      <w:pPr>
+        <w:pStyle w:val="ListParagraph"/>
+        <w:numPr>
+          <w:ilvl w:val="0"/>
+          <w:numId w:val="2"/>
+        </w:numPr>
+        <w:spacing w:after="90" w:line="290"/>
+      </w:pPr>
+      <w:r>
+        <w:rPr>
+          <w:rFonts w:ascii="Lato" w:cs="Lato" w:eastAsia="Lato" w:hAnsi="Lato"/>
+          <w:color w:val="2B2B2B"/>
+          <w:sz w:val="21"/>
+          <w:szCs w:val="21"/>
+        </w:rPr>
+        <w:t xml:space="preserve">No fear you manufactured. Naming a problem someone already has is service. Inventing one so they buy is not.</w:t>
+      </w:r>
+    </w:p>
+    <w:p>
+      <w:pPr>
+        <w:pStyle w:val="ListParagraph"/>
+        <w:numPr>
+          <w:ilvl w:val="0"/>
+          <w:numId w:val="2"/>
+        </w:numPr>
+        <w:spacing w:after="90" w:line="290"/>
+      </w:pPr>
+      <w:r>
+        <w:rPr>
+          <w:rFonts w:ascii="Lato" w:cs="Lato" w:eastAsia="Lato" w:hAnsi="Lato"/>
+          <w:color w:val="2B2B2B"/>
+          <w:sz w:val="21"/>
+          <w:szCs w:val="21"/>
+        </w:rPr>
+        <w:t xml:space="preserve">No results you cannot evidence. “This is what I did” is honest. “This is what you will get” usually is not.</w:t>
+      </w:r>
+    </w:p>
+    <w:p>
+      <w:pPr>
+        <w:pStyle w:val="ListParagraph"/>
+        <w:numPr>
+          <w:ilvl w:val="0"/>
+          <w:numId w:val="2"/>
+        </w:numPr>
+        <w:spacing w:after="90" w:line="290"/>
+      </w:pPr>
+      <w:r>
+        <w:rPr>
+          <w:rFonts w:ascii="Lato" w:cs="Lato" w:eastAsia="Lato" w:hAnsi="Lato"/>
+          <w:color w:val="2B2B2B"/>
+          <w:sz w:val="21"/>
+          <w:szCs w:val="21"/>
+        </w:rPr>
+        <w:t xml:space="preserve">No testimonials you shaped. Edit for length, never for meaning.</w:t>
       </w:r>
     </w:p>
     <w:p>
@@ -6151,7 +7711,7 @@
           <w:sz w:val="20"/>
           <w:szCs w:val="20"/>
         </w:rPr>
-        <w:t xml:space="preserve">A planner exists, but it does not track the one thing you actually needed to track. A guide exists, but it assumes you already have an audience. A course exists, but it is forty hours long and your reader has two.</w:t>
+        <w:t xml:space="preserve">“I made $4,000 in my first month” is a claim, even with a disclaimer under it. “Here is the exact system I used — what you earn depends on your work and your market” is the same information without the promise.</w:t>
       </w:r>
     </w:p>
     <w:p>
@@ -6167,21 +7727,7 @@
           <w:sz w:val="20"/>
           <w:szCs w:val="20"/>
         </w:rPr>
-        <w:t xml:space="preserve">My first product idea — the one problem it solves, and the format</w:t>
-      </w:r>
-    </w:p>
-    <w:p>
-      <w:pPr>
-        <w:pBdr>
-          <w:bottom w:val="single" w:color="C9C2B8" w:sz="4" w:space="4"/>
-        </w:pBdr>
-        <w:spacing w:after="0" w:before="170"/>
-      </w:pPr>
-      <w:r>
-        <w:rPr>
-          <w:rFonts w:ascii="Lato" w:cs="Lato" w:eastAsia="Lato" w:hAnsi="Lato"/>
-        </w:rPr>
-        <w:t xml:space="preserve"> </w:t>
+        <w:t xml:space="preserve">Something I have seen marketed in a way I would not copy — and what I will do instead</w:t>
       </w:r>
     </w:p>
     <w:p>
@@ -6249,6 +7795,21 @@
           <w:rFonts w:ascii="Lato" w:cs="Lato" w:eastAsia="Lato" w:hAnsi="Lato"/>
         </w:rPr>
         <w:t xml:space="preserve"/>
+      </w:r>
+    </w:p>
+    <w:p>
+      <w:pPr>
+        <w:pStyle w:val="Heading2"/>
+        <w:spacing w:after="140" w:before="330"/>
+      </w:pPr>
+      <w:r>
+        <w:rPr>
+          <w:rFonts w:ascii="Libre Baskerville" w:cs="Libre Baskerville" w:eastAsia="Libre Baskerville" w:hAnsi="Libre Baskerville"/>
+          <w:color w:val="102A43"/>
+          <w:sz w:val="24"/>
+          <w:szCs w:val="24"/>
+        </w:rPr>
+        <w:t xml:space="preserve">5. Who you work with</w:t>
       </w:r>
     </w:p>
     <w:p>
@@ -6264,7 +7825,672 @@
           <w:sz w:val="21"/>
           <w:szCs w:val="21"/>
         </w:rPr>
-        <w:t xml:space="preserve">Once you are live, pay attention to the other problems people mention while they are using your first product. Those become your next ones, and you will not have to go looking for them.</w:t>
+        <w:t xml:space="preserve">As you grow, other people’s money and other people’s brands attach themselves to yours. Decide the rule before the offer arrives, because the offer will arrive when you need the money.</w:t>
+      </w:r>
+    </w:p>
+    <w:p>
+      <w:pPr>
+        <w:pStyle w:val="ListParagraph"/>
+        <w:numPr>
+          <w:ilvl w:val="0"/>
+          <w:numId w:val="2"/>
+        </w:numPr>
+        <w:spacing w:after="90" w:line="290"/>
+      </w:pPr>
+      <w:r>
+        <w:rPr>
+          <w:rFonts w:ascii="Lato" w:cs="Lato" w:eastAsia="Lato" w:hAnsi="Lato"/>
+          <w:color w:val="2B2B2B"/>
+          <w:sz w:val="21"/>
+          <w:szCs w:val="21"/>
+        </w:rPr>
+        <w:t xml:space="preserve">Brands I will not take sponsorship from, whatever the fee.</w:t>
+      </w:r>
+    </w:p>
+    <w:p>
+      <w:pPr>
+        <w:pStyle w:val="ListParagraph"/>
+        <w:numPr>
+          <w:ilvl w:val="0"/>
+          <w:numId w:val="2"/>
+        </w:numPr>
+        <w:spacing w:after="90" w:line="290"/>
+      </w:pPr>
+      <w:r>
+        <w:rPr>
+          <w:rFonts w:ascii="Lato" w:cs="Lato" w:eastAsia="Lato" w:hAnsi="Lato"/>
+          <w:color w:val="2B2B2B"/>
+          <w:sz w:val="21"/>
+          <w:szCs w:val="21"/>
+        </w:rPr>
+        <w:t xml:space="preserve">Collaborations I will not do, and the reason — so I can say it kindly and without a debate.</w:t>
+      </w:r>
+    </w:p>
+    <w:p>
+      <w:pPr>
+        <w:pStyle w:val="ListParagraph"/>
+        <w:numPr>
+          <w:ilvl w:val="0"/>
+          <w:numId w:val="2"/>
+        </w:numPr>
+        <w:spacing w:after="90" w:line="290"/>
+      </w:pPr>
+      <w:r>
+        <w:rPr>
+          <w:rFonts w:ascii="Lato" w:cs="Lato" w:eastAsia="Lato" w:hAnsi="Lato"/>
+          <w:color w:val="2B2B2B"/>
+          <w:sz w:val="21"/>
+          <w:szCs w:val="21"/>
+        </w:rPr>
+        <w:t xml:space="preserve">Clients I will refuse, if I do service work.</w:t>
+      </w:r>
+    </w:p>
+    <w:p>
+      <w:pPr>
+        <w:pStyle w:val="ListParagraph"/>
+        <w:numPr>
+          <w:ilvl w:val="0"/>
+          <w:numId w:val="2"/>
+        </w:numPr>
+        <w:spacing w:after="90" w:line="290"/>
+      </w:pPr>
+      <w:r>
+        <w:rPr>
+          <w:rFonts w:ascii="Lato" w:cs="Lato" w:eastAsia="Lato" w:hAnsi="Lato"/>
+          <w:color w:val="2B2B2B"/>
+          <w:sz w:val="21"/>
+          <w:szCs w:val="21"/>
+        </w:rPr>
+        <w:t xml:space="preserve">What I do when I find out afterwards that a company I promoted does something I object to.</w:t>
+      </w:r>
+    </w:p>
+    <w:p>
+      <w:pPr>
+        <w:spacing w:after="150" w:line="300"/>
+      </w:pPr>
+      <w:r>
+        <w:rPr>
+          <w:rFonts w:ascii="Lato" w:cs="Lato" w:eastAsia="Lato" w:hAnsi="Lato"/>
+          <w:i w:val="false"/>
+          <w:iCs w:val="false"/>
+          <w:color w:val="2B2B2B"/>
+          <w:sz w:val="21"/>
+          <w:szCs w:val="21"/>
+        </w:rPr>
+        <w:t xml:space="preserve">That last one is not hypothetical. It happens to everyone eventually. Having decided in advance that you will pull the link, say so publicly and take the loss, makes it a ten-minute job instead of a week of agonising.</w:t>
+      </w:r>
+    </w:p>
+    <w:p>
+      <w:pPr>
+        <w:spacing w:after="40" w:before="260"/>
+      </w:pPr>
+      <w:r>
+        <w:rPr>
+          <w:rFonts w:ascii="Lato" w:cs="Lato" w:eastAsia="Lato" w:hAnsi="Lato"/>
+          <w:b/>
+          <w:bCs/>
+          <w:color w:val="102A43"/>
+          <w:sz w:val="20"/>
+          <w:szCs w:val="20"/>
+        </w:rPr>
+        <w:t xml:space="preserve">My lines — who I will not take money from</w:t>
+      </w:r>
+    </w:p>
+    <w:p>
+      <w:pPr>
+        <w:pBdr>
+          <w:bottom w:val="single" w:color="C9C2B8" w:sz="4" w:space="4"/>
+        </w:pBdr>
+        <w:spacing w:after="0" w:before="170"/>
+      </w:pPr>
+      <w:r>
+        <w:rPr>
+          <w:rFonts w:ascii="Lato" w:cs="Lato" w:eastAsia="Lato" w:hAnsi="Lato"/>
+        </w:rPr>
+        <w:t xml:space="preserve"> </w:t>
+      </w:r>
+    </w:p>
+    <w:p>
+      <w:pPr>
+        <w:pBdr>
+          <w:bottom w:val="single" w:color="C9C2B8" w:sz="4" w:space="4"/>
+        </w:pBdr>
+        <w:spacing w:after="0" w:before="170"/>
+      </w:pPr>
+      <w:r>
+        <w:rPr>
+          <w:rFonts w:ascii="Lato" w:cs="Lato" w:eastAsia="Lato" w:hAnsi="Lato"/>
+        </w:rPr>
+        <w:t xml:space="preserve"> </w:t>
+      </w:r>
+    </w:p>
+    <w:p>
+      <w:pPr>
+        <w:pBdr>
+          <w:bottom w:val="single" w:color="C9C2B8" w:sz="4" w:space="4"/>
+        </w:pBdr>
+        <w:spacing w:after="0" w:before="170"/>
+      </w:pPr>
+      <w:r>
+        <w:rPr>
+          <w:rFonts w:ascii="Lato" w:cs="Lato" w:eastAsia="Lato" w:hAnsi="Lato"/>
+        </w:rPr>
+        <w:t xml:space="preserve"> </w:t>
+      </w:r>
+    </w:p>
+    <w:p>
+      <w:pPr>
+        <w:pBdr>
+          <w:bottom w:val="single" w:color="C9C2B8" w:sz="4" w:space="4"/>
+        </w:pBdr>
+        <w:spacing w:after="0" w:before="170"/>
+      </w:pPr>
+      <w:r>
+        <w:rPr>
+          <w:rFonts w:ascii="Lato" w:cs="Lato" w:eastAsia="Lato" w:hAnsi="Lato"/>
+        </w:rPr>
+        <w:t xml:space="preserve"> </w:t>
+      </w:r>
+    </w:p>
+    <w:p>
+      <w:pPr>
+        <w:spacing w:after="210"/>
+      </w:pPr>
+      <w:r>
+        <w:rPr>
+          <w:rFonts w:ascii="Lato" w:cs="Lato" w:eastAsia="Lato" w:hAnsi="Lato"/>
+        </w:rPr>
+        <w:t xml:space="preserve"/>
+      </w:r>
+    </w:p>
+    <w:p>
+      <w:pPr>
+        <w:pStyle w:val="Heading2"/>
+        <w:spacing w:after="140" w:before="330"/>
+      </w:pPr>
+      <w:r>
+        <w:rPr>
+          <w:rFonts w:ascii="Libre Baskerville" w:cs="Libre Baskerville" w:eastAsia="Libre Baskerville" w:hAnsi="Libre Baskerville"/>
+          <w:color w:val="102A43"/>
+          <w:sz w:val="24"/>
+          <w:szCs w:val="24"/>
+        </w:rPr>
+        <w:t xml:space="preserve">6. Zakat on what you earn</w:t>
+      </w:r>
+    </w:p>
+    <w:p>
+      <w:pPr>
+        <w:spacing w:after="150" w:line="300"/>
+      </w:pPr>
+      <w:r>
+        <w:rPr>
+          <w:rFonts w:ascii="Lato" w:cs="Lato" w:eastAsia="Lato" w:hAnsi="Lato"/>
+          <w:i w:val="false"/>
+          <w:iCs w:val="false"/>
+          <w:color w:val="2B2B2B"/>
+          <w:sz w:val="21"/>
+          <w:szCs w:val="21"/>
+        </w:rPr>
+        <w:t xml:space="preserve">Business income and business assets are zakatable, and the rules are not the same as for personal savings. What counts, when the year turns, and how stock or receivables are treated are genuine technical questions with genuine technical answers — and they are not mine to give you.</w:t>
+      </w:r>
+    </w:p>
+    <w:p>
+      <w:pPr>
+        <w:spacing w:after="150" w:line="300"/>
+      </w:pPr>
+      <w:r>
+        <w:rPr>
+          <w:rFonts w:ascii="Lato" w:cs="Lato" w:eastAsia="Lato" w:hAnsi="Lato"/>
+          <w:i w:val="false"/>
+          <w:iCs w:val="false"/>
+          <w:color w:val="2B2B2B"/>
+          <w:sz w:val="21"/>
+          <w:szCs w:val="21"/>
+        </w:rPr>
+        <w:t xml:space="preserve">What you can do now, before there is anything to calculate: keep the business money separate from your own, and keep a record from the first sale. Reconstructing a year of mixed transactions in month eleven is miserable, and the usual result is that people estimate high out of guilt or low out of exhaustion. Neither is what you wanted.</w:t>
+      </w:r>
+    </w:p>
+    <w:p>
+      <w:pPr>
+        <w:pStyle w:val="ListParagraph"/>
+        <w:numPr>
+          <w:ilvl w:val="0"/>
+          <w:numId w:val="2"/>
+        </w:numPr>
+        <w:spacing w:after="90" w:line="290"/>
+      </w:pPr>
+      <w:r>
+        <w:rPr>
+          <w:rFonts w:ascii="Lato" w:cs="Lato" w:eastAsia="Lato" w:hAnsi="Lato"/>
+          <w:color w:val="2B2B2B"/>
+          <w:sz w:val="21"/>
+          <w:szCs w:val="21"/>
+        </w:rPr>
+        <w:t xml:space="preserve">A separate account for business income and business spending, from the first payment.</w:t>
+      </w:r>
+    </w:p>
+    <w:p>
+      <w:pPr>
+        <w:pStyle w:val="ListParagraph"/>
+        <w:numPr>
+          <w:ilvl w:val="0"/>
+          <w:numId w:val="2"/>
+        </w:numPr>
+        <w:spacing w:after="90" w:line="290"/>
+      </w:pPr>
+      <w:r>
+        <w:rPr>
+          <w:rFonts w:ascii="Lato" w:cs="Lato" w:eastAsia="Lato" w:hAnsi="Lato"/>
+          <w:color w:val="2B2B2B"/>
+          <w:sz w:val="21"/>
+          <w:szCs w:val="21"/>
+        </w:rPr>
+        <w:t xml:space="preserve">A date you have set as your zakat anniversary, written down.</w:t>
+      </w:r>
+    </w:p>
+    <w:p>
+      <w:pPr>
+        <w:pStyle w:val="ListParagraph"/>
+        <w:numPr>
+          <w:ilvl w:val="0"/>
+          <w:numId w:val="2"/>
+        </w:numPr>
+        <w:spacing w:after="90" w:line="290"/>
+      </w:pPr>
+      <w:r>
+        <w:rPr>
+          <w:rFonts w:ascii="Lato" w:cs="Lato" w:eastAsia="Lato" w:hAnsi="Lato"/>
+          <w:color w:val="2B2B2B"/>
+          <w:sz w:val="21"/>
+          <w:szCs w:val="21"/>
+        </w:rPr>
+        <w:t xml:space="preserve">A record of income and expenses, however simple — a spreadsheet is enough at this stage.</w:t>
+      </w:r>
+    </w:p>
+    <w:p>
+      <w:pPr>
+        <w:pStyle w:val="ListParagraph"/>
+        <w:numPr>
+          <w:ilvl w:val="0"/>
+          <w:numId w:val="2"/>
+        </w:numPr>
+        <w:spacing w:after="90" w:line="290"/>
+      </w:pPr>
+      <w:r>
+        <w:rPr>
+          <w:rFonts w:ascii="Lato" w:cs="Lato" w:eastAsia="Lato" w:hAnsi="Lato"/>
+          <w:color w:val="2B2B2B"/>
+          <w:sz w:val="21"/>
+          <w:szCs w:val="21"/>
+        </w:rPr>
+        <w:t xml:space="preserve">One question prepared for someone qualified, once there is a real number to ask about.</w:t>
+      </w:r>
+    </w:p>
+    <w:p>
+      <w:pPr>
+        <w:spacing w:after="40" w:before="260"/>
+      </w:pPr>
+      <w:r>
+        <w:rPr>
+          <w:rFonts w:ascii="Lato" w:cs="Lato" w:eastAsia="Lato" w:hAnsi="Lato"/>
+          <w:b/>
+          <w:bCs/>
+          <w:color w:val="102A43"/>
+          <w:sz w:val="20"/>
+          <w:szCs w:val="20"/>
+        </w:rPr>
+        <w:t xml:space="preserve">My zakat date, where my business money sits, and how I am tracking it</w:t>
+      </w:r>
+    </w:p>
+    <w:p>
+      <w:pPr>
+        <w:pBdr>
+          <w:bottom w:val="single" w:color="C9C2B8" w:sz="4" w:space="4"/>
+        </w:pBdr>
+        <w:spacing w:after="0" w:before="170"/>
+      </w:pPr>
+      <w:r>
+        <w:rPr>
+          <w:rFonts w:ascii="Lato" w:cs="Lato" w:eastAsia="Lato" w:hAnsi="Lato"/>
+        </w:rPr>
+        <w:t xml:space="preserve"> </w:t>
+      </w:r>
+    </w:p>
+    <w:p>
+      <w:pPr>
+        <w:pBdr>
+          <w:bottom w:val="single" w:color="C9C2B8" w:sz="4" w:space="4"/>
+        </w:pBdr>
+        <w:spacing w:after="0" w:before="170"/>
+      </w:pPr>
+      <w:r>
+        <w:rPr>
+          <w:rFonts w:ascii="Lato" w:cs="Lato" w:eastAsia="Lato" w:hAnsi="Lato"/>
+        </w:rPr>
+        <w:t xml:space="preserve"> </w:t>
+      </w:r>
+    </w:p>
+    <w:p>
+      <w:pPr>
+        <w:pBdr>
+          <w:bottom w:val="single" w:color="C9C2B8" w:sz="4" w:space="4"/>
+        </w:pBdr>
+        <w:spacing w:after="0" w:before="170"/>
+      </w:pPr>
+      <w:r>
+        <w:rPr>
+          <w:rFonts w:ascii="Lato" w:cs="Lato" w:eastAsia="Lato" w:hAnsi="Lato"/>
+        </w:rPr>
+        <w:t xml:space="preserve"> </w:t>
+      </w:r>
+    </w:p>
+    <w:p>
+      <w:pPr>
+        <w:pBdr>
+          <w:bottom w:val="single" w:color="C9C2B8" w:sz="4" w:space="4"/>
+        </w:pBdr>
+        <w:spacing w:after="0" w:before="170"/>
+      </w:pPr>
+      <w:r>
+        <w:rPr>
+          <w:rFonts w:ascii="Lato" w:cs="Lato" w:eastAsia="Lato" w:hAnsi="Lato"/>
+        </w:rPr>
+        <w:t xml:space="preserve"> </w:t>
+      </w:r>
+    </w:p>
+    <w:p>
+      <w:pPr>
+        <w:spacing w:after="210"/>
+      </w:pPr>
+      <w:r>
+        <w:rPr>
+          <w:rFonts w:ascii="Lato" w:cs="Lato" w:eastAsia="Lato" w:hAnsi="Lato"/>
+        </w:rPr>
+        <w:t xml:space="preserve"/>
+      </w:r>
+    </w:p>
+    <w:p>
+      <w:pPr>
+        <w:pStyle w:val="Heading2"/>
+        <w:spacing w:after="140" w:before="330"/>
+      </w:pPr>
+      <w:r>
+        <w:rPr>
+          <w:rFonts w:ascii="Libre Baskerville" w:cs="Libre Baskerville" w:eastAsia="Libre Baskerville" w:hAnsi="Libre Baskerville"/>
+          <w:color w:val="102A43"/>
+          <w:sz w:val="24"/>
+          <w:szCs w:val="24"/>
+        </w:rPr>
+        <w:t xml:space="preserve">Your standards, on one page</w:t>
+      </w:r>
+    </w:p>
+    <w:p>
+      <w:pPr>
+        <w:spacing w:after="150" w:line="300"/>
+      </w:pPr>
+      <w:r>
+        <w:rPr>
+          <w:rFonts w:ascii="Lato" w:cs="Lato" w:eastAsia="Lato" w:hAnsi="Lato"/>
+          <w:i w:val="false"/>
+          <w:iCs w:val="false"/>
+          <w:color w:val="2B2B2B"/>
+          <w:sz w:val="21"/>
+          <w:szCs w:val="21"/>
+        </w:rPr>
+        <w:t xml:space="preserve">Write the short version here. Not the reasoning — the decisions. This is the page you come back to when something arrives in your inbox that pays well and feels off.</w:t>
+      </w:r>
+    </w:p>
+    <w:p>
+      <w:pPr>
+        <w:spacing w:after="60" w:line="280"/>
+        <w:ind w:left="200"/>
+      </w:pPr>
+      <w:r>
+        <w:rPr>
+          <w:rFonts w:ascii="Lato" w:cs="Lato" w:eastAsia="Lato" w:hAnsi="Lato"/>
+          <w:color w:val="D6A23E"/>
+          <w:sz w:val="22"/>
+          <w:szCs w:val="22"/>
+        </w:rPr>
+        <w:t xml:space="preserve">▢   </w:t>
+      </w:r>
+      <w:r>
+        <w:rPr>
+          <w:rFonts w:ascii="Lato" w:cs="Lato" w:eastAsia="Lato" w:hAnsi="Lato"/>
+          <w:color w:val="2B2B2B"/>
+          <w:sz w:val="21"/>
+          <w:szCs w:val="21"/>
+        </w:rPr>
+        <w:t xml:space="preserve">I have decided what I will and will not sell</w:t>
+      </w:r>
+    </w:p>
+    <w:p>
+      <w:pPr>
+        <w:spacing w:after="60" w:line="280"/>
+        <w:ind w:left="200"/>
+      </w:pPr>
+      <w:r>
+        <w:rPr>
+          <w:rFonts w:ascii="Lato" w:cs="Lato" w:eastAsia="Lato" w:hAnsi="Lato"/>
+          <w:color w:val="D6A23E"/>
+          <w:sz w:val="22"/>
+          <w:szCs w:val="22"/>
+        </w:rPr>
+        <w:t xml:space="preserve">▢   </w:t>
+      </w:r>
+      <w:r>
+        <w:rPr>
+          <w:rFonts w:ascii="Lato" w:cs="Lato" w:eastAsia="Lato" w:hAnsi="Lato"/>
+          <w:color w:val="2B2B2B"/>
+          <w:sz w:val="21"/>
+          <w:szCs w:val="21"/>
+        </w:rPr>
+        <w:t xml:space="preserve">I have checked what my checkout has switched on by default</w:t>
+      </w:r>
+    </w:p>
+    <w:p>
+      <w:pPr>
+        <w:spacing w:after="60" w:line="280"/>
+        <w:ind w:left="200"/>
+      </w:pPr>
+      <w:r>
+        <w:rPr>
+          <w:rFonts w:ascii="Lato" w:cs="Lato" w:eastAsia="Lato" w:hAnsi="Lato"/>
+          <w:color w:val="D6A23E"/>
+          <w:sz w:val="22"/>
+          <w:szCs w:val="22"/>
+        </w:rPr>
+        <w:t xml:space="preserve">▢   </w:t>
+      </w:r>
+      <w:r>
+        <w:rPr>
+          <w:rFonts w:ascii="Lato" w:cs="Lato" w:eastAsia="Lato" w:hAnsi="Lato"/>
+          <w:color w:val="2B2B2B"/>
+          <w:sz w:val="21"/>
+          <w:szCs w:val="21"/>
+        </w:rPr>
+        <w:t xml:space="preserve">I have a written affiliate standard</w:t>
+      </w:r>
+    </w:p>
+    <w:p>
+      <w:pPr>
+        <w:spacing w:after="60" w:line="280"/>
+        <w:ind w:left="200"/>
+      </w:pPr>
+      <w:r>
+        <w:rPr>
+          <w:rFonts w:ascii="Lato" w:cs="Lato" w:eastAsia="Lato" w:hAnsi="Lato"/>
+          <w:color w:val="D6A23E"/>
+          <w:sz w:val="22"/>
+          <w:szCs w:val="22"/>
+        </w:rPr>
+        <w:t xml:space="preserve">▢   </w:t>
+      </w:r>
+      <w:r>
+        <w:rPr>
+          <w:rFonts w:ascii="Lato" w:cs="Lato" w:eastAsia="Lato" w:hAnsi="Lato"/>
+          <w:color w:val="2B2B2B"/>
+          <w:sz w:val="21"/>
+          <w:szCs w:val="21"/>
+        </w:rPr>
+        <w:t xml:space="preserve">I have a marketing line I will not cross</w:t>
+      </w:r>
+    </w:p>
+    <w:p>
+      <w:pPr>
+        <w:spacing w:after="60" w:line="280"/>
+        <w:ind w:left="200"/>
+      </w:pPr>
+      <w:r>
+        <w:rPr>
+          <w:rFonts w:ascii="Lato" w:cs="Lato" w:eastAsia="Lato" w:hAnsi="Lato"/>
+          <w:color w:val="D6A23E"/>
+          <w:sz w:val="22"/>
+          <w:szCs w:val="22"/>
+        </w:rPr>
+        <w:t xml:space="preserve">▢   </w:t>
+      </w:r>
+      <w:r>
+        <w:rPr>
+          <w:rFonts w:ascii="Lato" w:cs="Lato" w:eastAsia="Lato" w:hAnsi="Lato"/>
+          <w:color w:val="2B2B2B"/>
+          <w:sz w:val="21"/>
+          <w:szCs w:val="21"/>
+        </w:rPr>
+        <w:t xml:space="preserve">I know who I will not take money from</w:t>
+      </w:r>
+    </w:p>
+    <w:p>
+      <w:pPr>
+        <w:spacing w:after="60" w:line="280"/>
+        <w:ind w:left="200"/>
+      </w:pPr>
+      <w:r>
+        <w:rPr>
+          <w:rFonts w:ascii="Lato" w:cs="Lato" w:eastAsia="Lato" w:hAnsi="Lato"/>
+          <w:color w:val="D6A23E"/>
+          <w:sz w:val="22"/>
+          <w:szCs w:val="22"/>
+        </w:rPr>
+        <w:t xml:space="preserve">▢   </w:t>
+      </w:r>
+      <w:r>
+        <w:rPr>
+          <w:rFonts w:ascii="Lato" w:cs="Lato" w:eastAsia="Lato" w:hAnsi="Lato"/>
+          <w:color w:val="2B2B2B"/>
+          <w:sz w:val="21"/>
+          <w:szCs w:val="21"/>
+        </w:rPr>
+        <w:t xml:space="preserve">My business money is separate and I have a zakat date</w:t>
+      </w:r>
+    </w:p>
+    <w:p>
+      <w:pPr>
+        <w:spacing w:after="60" w:line="280"/>
+        <w:ind w:left="200"/>
+      </w:pPr>
+      <w:r>
+        <w:rPr>
+          <w:rFonts w:ascii="Lato" w:cs="Lato" w:eastAsia="Lato" w:hAnsi="Lato"/>
+          <w:color w:val="D6A23E"/>
+          <w:sz w:val="22"/>
+          <w:szCs w:val="22"/>
+        </w:rPr>
+        <w:t xml:space="preserve">▢   </w:t>
+      </w:r>
+      <w:r>
+        <w:rPr>
+          <w:rFonts w:ascii="Lato" w:cs="Lato" w:eastAsia="Lato" w:hAnsi="Lato"/>
+          <w:color w:val="2B2B2B"/>
+          <w:sz w:val="21"/>
+          <w:szCs w:val="21"/>
+        </w:rPr>
+        <w:t xml:space="preserve">I have one question ready for someone qualified</w:t>
+      </w:r>
+    </w:p>
+    <w:p>
+      <w:pPr>
+        <w:spacing w:after="40" w:before="260"/>
+      </w:pPr>
+      <w:r>
+        <w:rPr>
+          <w:rFonts w:ascii="Lato" w:cs="Lato" w:eastAsia="Lato" w:hAnsi="Lato"/>
+          <w:b/>
+          <w:bCs/>
+          <w:color w:val="102A43"/>
+          <w:sz w:val="20"/>
+          <w:szCs w:val="20"/>
+        </w:rPr>
+        <w:t xml:space="preserve">The one question I am going to ask, and who I am going to ask</w:t>
+      </w:r>
+    </w:p>
+    <w:p>
+      <w:pPr>
+        <w:pBdr>
+          <w:bottom w:val="single" w:color="C9C2B8" w:sz="4" w:space="4"/>
+        </w:pBdr>
+        <w:spacing w:after="0" w:before="170"/>
+      </w:pPr>
+      <w:r>
+        <w:rPr>
+          <w:rFonts w:ascii="Lato" w:cs="Lato" w:eastAsia="Lato" w:hAnsi="Lato"/>
+        </w:rPr>
+        <w:t xml:space="preserve"> </w:t>
+      </w:r>
+    </w:p>
+    <w:p>
+      <w:pPr>
+        <w:pBdr>
+          <w:bottom w:val="single" w:color="C9C2B8" w:sz="4" w:space="4"/>
+        </w:pBdr>
+        <w:spacing w:after="0" w:before="170"/>
+      </w:pPr>
+      <w:r>
+        <w:rPr>
+          <w:rFonts w:ascii="Lato" w:cs="Lato" w:eastAsia="Lato" w:hAnsi="Lato"/>
+        </w:rPr>
+        <w:t xml:space="preserve"> </w:t>
+      </w:r>
+    </w:p>
+    <w:p>
+      <w:pPr>
+        <w:pBdr>
+          <w:bottom w:val="single" w:color="C9C2B8" w:sz="4" w:space="4"/>
+        </w:pBdr>
+        <w:spacing w:after="0" w:before="170"/>
+      </w:pPr>
+      <w:r>
+        <w:rPr>
+          <w:rFonts w:ascii="Lato" w:cs="Lato" w:eastAsia="Lato" w:hAnsi="Lato"/>
+        </w:rPr>
+        <w:t xml:space="preserve"> </w:t>
+      </w:r>
+    </w:p>
+    <w:p>
+      <w:pPr>
+        <w:spacing w:after="210"/>
+      </w:pPr>
+      <w:r>
+        <w:rPr>
+          <w:rFonts w:ascii="Lato" w:cs="Lato" w:eastAsia="Lato" w:hAnsi="Lato"/>
+        </w:rPr>
+        <w:t xml:space="preserve"/>
+      </w:r>
+    </w:p>
+    <w:p>
+      <w:pPr>
+        <w:spacing w:after="150" w:line="300"/>
+      </w:pPr>
+      <w:r>
+        <w:rPr>
+          <w:rFonts w:ascii="Lato" w:cs="Lato" w:eastAsia="Lato" w:hAnsi="Lato"/>
+          <w:i w:val="false"/>
+          <w:iCs w:val="false"/>
+          <w:color w:val="2B2B2B"/>
+          <w:sz w:val="21"/>
+          <w:szCs w:val="21"/>
+        </w:rPr>
+        <w:t xml:space="preserve">Then get on with it. Scrupulousness that stops you from ever starting is its own problem — the aim is a business you can be answerable for, not a business you never build.</w:t>
       </w:r>
     </w:p>
     <w:p>
@@ -6286,7 +8512,7 @@
           <w:sz w:val="19"/>
           <w:szCs w:val="19"/>
         </w:rPr>
-        <w:t xml:space="preserve">CHAPTER 8</w:t>
+        <w:t xml:space="preserve">CHAPTER 9</w:t>
       </w:r>
     </w:p>
     <w:p>
@@ -6301,7 +8527,7 @@
           <w:sz w:val="36"/>
           <w:szCs w:val="36"/>
         </w:rPr>
-        <w:t xml:space="preserve">Pricing &amp; Income Goals</w:t>
+        <w:t xml:space="preserve">What You'll Offer</w:t>
       </w:r>
     </w:p>
     <w:p>
@@ -6331,7 +8557,7 @@
           <w:sz w:val="21"/>
           <w:szCs w:val="21"/>
         </w:rPr>
-        <w:t xml:space="preserve">Do not overthink this part. Pick a price. It is always easier to start lower and raise it than to start high and walk it back.</w:t>
+        <w:t xml:space="preserve">Now decide what you are actually going to sell. The rule is simple: your offer solves a real problem for the dream customer you named in Chapter 2. Not a topic. A problem.</w:t>
       </w:r>
     </w:p>
     <w:p>
@@ -6347,7 +8573,7 @@
           <w:sz w:val="21"/>
           <w:szCs w:val="21"/>
         </w:rPr>
-        <w:t xml:space="preserve">A simple approach: launch at an introductory price, use that window to collect a few honest testimonials, then raise the price once you have real proof behind it.</w:t>
+        <w:t xml:space="preserve">Digital products are the usual starting point, and for good reason — no inventory, no shipping, no postage, and you make the thing once. But before you create anything, make sure the problem is real and that people are already looking for an answer to it.</w:t>
       </w:r>
     </w:p>
     <w:p>
@@ -6362,7 +8588,23 @@
           <w:sz w:val="24"/>
           <w:szCs w:val="24"/>
         </w:rPr>
-        <w:t xml:space="preserve">The three bands</w:t>
+        <w:t xml:space="preserve">Market research — five ways to find the real problem</w:t>
+      </w:r>
+    </w:p>
+    <w:p>
+      <w:pPr>
+        <w:spacing w:after="150" w:line="300"/>
+      </w:pPr>
+      <w:r>
+        <w:rPr>
+          <w:rFonts w:ascii="Lato" w:cs="Lato" w:eastAsia="Lato" w:hAnsi="Lato"/>
+          <w:i w:val="false"/>
+          <w:iCs w:val="false"/>
+          <w:color w:val="2B2B2B"/>
+          <w:sz w:val="21"/>
+          <w:szCs w:val="21"/>
+        </w:rPr>
+        <w:t xml:space="preserve">You are not guessing here. You are looking for evidence that people already want this solved.</w:t>
       </w:r>
     </w:p>
     <w:p>
@@ -6381,7 +8623,7 @@
           <w:sz w:val="21"/>
           <w:szCs w:val="21"/>
         </w:rPr>
-        <w:t xml:space="preserve">Low ticket, roughly £10–£50 or $10–$50. Easy to say yes to. Needs volume to add up.</w:t>
+        <w:t xml:space="preserve">Keyword research. Use a free keyword tool and search phrases around your niche. You are looking for volume — evidence that real people type this in. Write down every phrase that surprises you.</w:t>
       </w:r>
     </w:p>
     <w:p>
@@ -6400,7 +8642,7 @@
           <w:sz w:val="21"/>
           <w:szCs w:val="21"/>
         </w:rPr>
-        <w:t xml:space="preserve">Mid ticket, roughly $100–$500. The balance of margin and ease. This is where most first real income comes from.</w:t>
+        <w:t xml:space="preserve">Social listening. Read the comments on videos and posts in your niche. Not the posts — the comments. That is where people say what they are actually struggling with, in their own words. Copy those words down exactly.</w:t>
       </w:r>
     </w:p>
     <w:p>
@@ -6419,38 +8661,7 @@
           <w:sz w:val="21"/>
           <w:szCs w:val="21"/>
         </w:rPr>
-        <w:t xml:space="preserve">High ticket, $1,000 and up. Fewer sales needed, but a much higher trust bar to clear — and trust takes time you do not have yet.</w:t>
-      </w:r>
-    </w:p>
-    <w:p>
-      <w:pPr>
-        <w:spacing w:after="150" w:line="300"/>
-      </w:pPr>
-      <w:r>
-        <w:rPr>
-          <w:rFonts w:ascii="Lato" w:cs="Lato" w:eastAsia="Lato" w:hAnsi="Lato"/>
-          <w:i w:val="false"/>
-          <w:iCs w:val="false"/>
-          <w:color w:val="2B2B2B"/>
-          <w:sz w:val="21"/>
-          <w:szCs w:val="21"/>
-        </w:rPr>
-        <w:t xml:space="preserve">For a first product with no audience, mid ticket is usually the fastest route to a meaningful number. Four people at $250 is $1,000. Thirty-seven people at $27 is also $1,000 — but you need thirty-seven, and you do not know thirty-seven people yet.</w:t>
-      </w:r>
-    </w:p>
-    <w:p>
-      <w:pPr>
-        <w:pStyle w:val="Heading2"/>
-        <w:spacing w:after="140" w:before="330"/>
-      </w:pPr>
-      <w:r>
-        <w:rPr>
-          <w:rFonts w:ascii="Libre Baskerville" w:cs="Libre Baskerville" w:eastAsia="Libre Baskerville" w:hAnsi="Libre Baskerville"/>
-          <w:color w:val="102A43"/>
-          <w:sz w:val="24"/>
-          <w:szCs w:val="24"/>
-        </w:rPr>
-        <w:t xml:space="preserve">Four questions to price against</w:t>
+        <w:t xml:space="preserve">Surveys and polls. If you already have any audience at all, even fifteen people, ask them directly. One question beats ten.</w:t>
       </w:r>
     </w:p>
     <w:p>
@@ -6469,7 +8680,7 @@
           <w:sz w:val="21"/>
           <w:szCs w:val="21"/>
         </w:rPr>
-        <w:t xml:space="preserve">What does this actually change for the person who buys it?</w:t>
+        <w:t xml:space="preserve">Forums and communities. Reddit, Facebook groups, Quora. Look for the same question being asked over and over by different people. Repetition is demand.</w:t>
       </w:r>
     </w:p>
     <w:p>
@@ -6488,7 +8699,686 @@
           <w:sz w:val="21"/>
           <w:szCs w:val="21"/>
         </w:rPr>
-        <w:t xml:space="preserve">What are similar products selling for?</w:t>
+        <w:t xml:space="preserve">Your own experience. You have almost certainly lived the problem you are about to solve. That is not cheating — it is the fastest research there is, and it is the only kind nobody else has.</w:t>
+      </w:r>
+    </w:p>
+    <w:p>
+      <w:pPr>
+        <w:pBdr>
+          <w:left w:val="single" w:color="D6A23E" w:sz="18" w:space="14"/>
+        </w:pBdr>
+        <w:spacing w:after="120" w:before="120"/>
+        <w:ind w:left="200"/>
+      </w:pPr>
+      <w:r>
+        <w:rPr>
+          <w:rFonts w:ascii="Lato" w:cs="Lato" w:eastAsia="Lato" w:hAnsi="Lato"/>
+          <w:b/>
+          <w:bCs/>
+          <w:color w:val="D6A23E"/>
+          <w:sz w:val="20"/>
+          <w:szCs w:val="20"/>
+        </w:rPr>
+        <w:t xml:space="preserve">[ LINK: Keyword research tool ]</w:t>
+      </w:r>
+      <w:r>
+        <w:rPr>
+          <w:rFonts w:ascii="Lato" w:cs="Lato" w:eastAsia="Lato" w:hAnsi="Lato"/>
+          <w:i/>
+          <w:iCs/>
+          <w:color w:val="6B6B6B"/>
+          <w:sz w:val="19"/>
+          <w:szCs w:val="19"/>
+        </w:rPr>
+        <w:t xml:space="preserve">   — for checking real search demand</w:t>
+      </w:r>
+    </w:p>
+    <w:p>
+      <w:pPr>
+        <w:pBdr>
+          <w:left w:val="single" w:color="D6A23E" w:sz="18" w:space="14"/>
+        </w:pBdr>
+        <w:spacing w:after="40" w:before="190"/>
+        <w:ind w:left="230"/>
+      </w:pPr>
+      <w:r>
+        <w:rPr>
+          <w:rFonts w:ascii="Lato" w:cs="Lato" w:eastAsia="Lato" w:hAnsi="Lato"/>
+          <w:b/>
+          <w:bCs/>
+          <w:color w:val="D6A23E"/>
+          <w:spacing w:val="50"/>
+          <w:sz w:val="16"/>
+          <w:szCs w:val="16"/>
+        </w:rPr>
+        <w:t xml:space="preserve">TIP</w:t>
+      </w:r>
+    </w:p>
+    <w:p>
+      <w:pPr>
+        <w:pBdr>
+          <w:left w:val="single" w:color="D6A23E" w:sz="18" w:space="14"/>
+        </w:pBdr>
+        <w:spacing w:after="200"/>
+        <w:ind w:left="230"/>
+      </w:pPr>
+      <w:r>
+        <w:rPr>
+          <w:rFonts w:ascii="Lato" w:cs="Lato" w:eastAsia="Lato" w:hAnsi="Lato"/>
+          <w:color w:val="2B2B2B"/>
+          <w:sz w:val="20"/>
+          <w:szCs w:val="20"/>
+        </w:rPr>
+        <w:t xml:space="preserve">You can use AI to speed the first pass up, not to replace it. Try: “What are the ten most searched questions about [my niche]?” or “What digital products already exist for [my audience], and what do they cover?” Then go and verify what it tells you. It will be confidently wrong at least once.</w:t>
+      </w:r>
+    </w:p>
+    <w:p>
+      <w:pPr>
+        <w:spacing w:after="40" w:before="260"/>
+      </w:pPr>
+      <w:r>
+        <w:rPr>
+          <w:rFonts w:ascii="Lato" w:cs="Lato" w:eastAsia="Lato" w:hAnsi="Lato"/>
+          <w:b/>
+          <w:bCs/>
+          <w:color w:val="102A43"/>
+          <w:sz w:val="20"/>
+          <w:szCs w:val="20"/>
+        </w:rPr>
+        <w:t xml:space="preserve">The problem I keep seeing — in their words, not mine</w:t>
+      </w:r>
+    </w:p>
+    <w:p>
+      <w:pPr>
+        <w:pBdr>
+          <w:bottom w:val="single" w:color="C9C2B8" w:sz="4" w:space="4"/>
+        </w:pBdr>
+        <w:spacing w:after="0" w:before="170"/>
+      </w:pPr>
+      <w:r>
+        <w:rPr>
+          <w:rFonts w:ascii="Lato" w:cs="Lato" w:eastAsia="Lato" w:hAnsi="Lato"/>
+        </w:rPr>
+        <w:t xml:space="preserve"> </w:t>
+      </w:r>
+    </w:p>
+    <w:p>
+      <w:pPr>
+        <w:pBdr>
+          <w:bottom w:val="single" w:color="C9C2B8" w:sz="4" w:space="4"/>
+        </w:pBdr>
+        <w:spacing w:after="0" w:before="170"/>
+      </w:pPr>
+      <w:r>
+        <w:rPr>
+          <w:rFonts w:ascii="Lato" w:cs="Lato" w:eastAsia="Lato" w:hAnsi="Lato"/>
+        </w:rPr>
+        <w:t xml:space="preserve"> </w:t>
+      </w:r>
+    </w:p>
+    <w:p>
+      <w:pPr>
+        <w:pBdr>
+          <w:bottom w:val="single" w:color="C9C2B8" w:sz="4" w:space="4"/>
+        </w:pBdr>
+        <w:spacing w:after="0" w:before="170"/>
+      </w:pPr>
+      <w:r>
+        <w:rPr>
+          <w:rFonts w:ascii="Lato" w:cs="Lato" w:eastAsia="Lato" w:hAnsi="Lato"/>
+        </w:rPr>
+        <w:t xml:space="preserve"> </w:t>
+      </w:r>
+    </w:p>
+    <w:p>
+      <w:pPr>
+        <w:pBdr>
+          <w:bottom w:val="single" w:color="C9C2B8" w:sz="4" w:space="4"/>
+        </w:pBdr>
+        <w:spacing w:after="0" w:before="170"/>
+      </w:pPr>
+      <w:r>
+        <w:rPr>
+          <w:rFonts w:ascii="Lato" w:cs="Lato" w:eastAsia="Lato" w:hAnsi="Lato"/>
+        </w:rPr>
+        <w:t xml:space="preserve"> </w:t>
+      </w:r>
+    </w:p>
+    <w:p>
+      <w:pPr>
+        <w:pBdr>
+          <w:bottom w:val="single" w:color="C9C2B8" w:sz="4" w:space="4"/>
+        </w:pBdr>
+        <w:spacing w:after="0" w:before="170"/>
+      </w:pPr>
+      <w:r>
+        <w:rPr>
+          <w:rFonts w:ascii="Lato" w:cs="Lato" w:eastAsia="Lato" w:hAnsi="Lato"/>
+        </w:rPr>
+        <w:t xml:space="preserve"> </w:t>
+      </w:r>
+    </w:p>
+    <w:p>
+      <w:pPr>
+        <w:spacing w:after="210"/>
+      </w:pPr>
+      <w:r>
+        <w:rPr>
+          <w:rFonts w:ascii="Lato" w:cs="Lato" w:eastAsia="Lato" w:hAnsi="Lato"/>
+        </w:rPr>
+        <w:t xml:space="preserve"/>
+      </w:r>
+    </w:p>
+    <w:p>
+      <w:pPr>
+        <w:spacing w:after="40" w:before="260"/>
+      </w:pPr>
+      <w:r>
+        <w:rPr>
+          <w:rFonts w:ascii="Lato" w:cs="Lato" w:eastAsia="Lato" w:hAnsi="Lato"/>
+          <w:b/>
+          <w:bCs/>
+          <w:color w:val="102A43"/>
+          <w:sz w:val="20"/>
+          <w:szCs w:val="20"/>
+        </w:rPr>
+        <w:t xml:space="preserve">Keywords and phrases worth remembering</w:t>
+      </w:r>
+    </w:p>
+    <w:p>
+      <w:pPr>
+        <w:pBdr>
+          <w:bottom w:val="single" w:color="C9C2B8" w:sz="4" w:space="4"/>
+        </w:pBdr>
+        <w:spacing w:after="0" w:before="170"/>
+      </w:pPr>
+      <w:r>
+        <w:rPr>
+          <w:rFonts w:ascii="Lato" w:cs="Lato" w:eastAsia="Lato" w:hAnsi="Lato"/>
+        </w:rPr>
+        <w:t xml:space="preserve"> </w:t>
+      </w:r>
+    </w:p>
+    <w:p>
+      <w:pPr>
+        <w:pBdr>
+          <w:bottom w:val="single" w:color="C9C2B8" w:sz="4" w:space="4"/>
+        </w:pBdr>
+        <w:spacing w:after="0" w:before="170"/>
+      </w:pPr>
+      <w:r>
+        <w:rPr>
+          <w:rFonts w:ascii="Lato" w:cs="Lato" w:eastAsia="Lato" w:hAnsi="Lato"/>
+        </w:rPr>
+        <w:t xml:space="preserve"> </w:t>
+      </w:r>
+    </w:p>
+    <w:p>
+      <w:pPr>
+        <w:pBdr>
+          <w:bottom w:val="single" w:color="C9C2B8" w:sz="4" w:space="4"/>
+        </w:pBdr>
+        <w:spacing w:after="0" w:before="170"/>
+      </w:pPr>
+      <w:r>
+        <w:rPr>
+          <w:rFonts w:ascii="Lato" w:cs="Lato" w:eastAsia="Lato" w:hAnsi="Lato"/>
+        </w:rPr>
+        <w:t xml:space="preserve"> </w:t>
+      </w:r>
+    </w:p>
+    <w:p>
+      <w:pPr>
+        <w:pBdr>
+          <w:bottom w:val="single" w:color="C9C2B8" w:sz="4" w:space="4"/>
+        </w:pBdr>
+        <w:spacing w:after="0" w:before="170"/>
+      </w:pPr>
+      <w:r>
+        <w:rPr>
+          <w:rFonts w:ascii="Lato" w:cs="Lato" w:eastAsia="Lato" w:hAnsi="Lato"/>
+        </w:rPr>
+        <w:t xml:space="preserve"> </w:t>
+      </w:r>
+    </w:p>
+    <w:p>
+      <w:pPr>
+        <w:pBdr>
+          <w:bottom w:val="single" w:color="C9C2B8" w:sz="4" w:space="4"/>
+        </w:pBdr>
+        <w:spacing w:after="0" w:before="170"/>
+      </w:pPr>
+      <w:r>
+        <w:rPr>
+          <w:rFonts w:ascii="Lato" w:cs="Lato" w:eastAsia="Lato" w:hAnsi="Lato"/>
+        </w:rPr>
+        <w:t xml:space="preserve"> </w:t>
+      </w:r>
+    </w:p>
+    <w:p>
+      <w:pPr>
+        <w:spacing w:after="210"/>
+      </w:pPr>
+      <w:r>
+        <w:rPr>
+          <w:rFonts w:ascii="Lato" w:cs="Lato" w:eastAsia="Lato" w:hAnsi="Lato"/>
+        </w:rPr>
+        <w:t xml:space="preserve"/>
+      </w:r>
+    </w:p>
+    <w:p>
+      <w:pPr>
+        <w:pStyle w:val="Heading2"/>
+        <w:spacing w:after="140" w:before="330"/>
+      </w:pPr>
+      <w:r>
+        <w:rPr>
+          <w:rFonts w:ascii="Libre Baskerville" w:cs="Libre Baskerville" w:eastAsia="Libre Baskerville" w:hAnsi="Libre Baskerville"/>
+          <w:color w:val="102A43"/>
+          <w:sz w:val="24"/>
+          <w:szCs w:val="24"/>
+        </w:rPr>
+        <w:t xml:space="preserve">Your first product</w:t>
+      </w:r>
+    </w:p>
+    <w:p>
+      <w:pPr>
+        <w:spacing w:after="150" w:line="300"/>
+      </w:pPr>
+      <w:r>
+        <w:rPr>
+          <w:rFonts w:ascii="Lato" w:cs="Lato" w:eastAsia="Lato" w:hAnsi="Lato"/>
+          <w:i w:val="false"/>
+          <w:iCs w:val="false"/>
+          <w:color w:val="2B2B2B"/>
+          <w:sz w:val="21"/>
+          <w:szCs w:val="21"/>
+        </w:rPr>
+        <w:t xml:space="preserve">Your first product answers one problem. Not a topic, not everything you know, not the whole of your niche — one problem, solved properly.</w:t>
+      </w:r>
+    </w:p>
+    <w:p>
+      <w:pPr>
+        <w:spacing w:after="150" w:line="300"/>
+      </w:pPr>
+      <w:r>
+        <w:rPr>
+          <w:rFonts w:ascii="Lato" w:cs="Lato" w:eastAsia="Lato" w:hAnsi="Lato"/>
+          <w:i w:val="false"/>
+          <w:iCs w:val="false"/>
+          <w:color w:val="2B2B2B"/>
+          <w:sz w:val="21"/>
+          <w:szCs w:val="21"/>
+        </w:rPr>
+        <w:t xml:space="preserve">Formats that work for a first product: a guide, a template, a checklist, a planner, a short course, a workbook, a swipe file, a set of scripts.</w:t>
+      </w:r>
+    </w:p>
+    <w:p>
+      <w:pPr>
+        <w:spacing w:after="150" w:line="300"/>
+      </w:pPr>
+      <w:r>
+        <w:rPr>
+          <w:rFonts w:ascii="Lato" w:cs="Lato" w:eastAsia="Lato" w:hAnsi="Lato"/>
+          <w:i w:val="false"/>
+          <w:iCs w:val="false"/>
+          <w:color w:val="2B2B2B"/>
+          <w:sz w:val="21"/>
+          <w:szCs w:val="21"/>
+        </w:rPr>
+        <w:t xml:space="preserve">Look at what already exists in your niche and ask two questions: what is missing, and what would I have wanted when I was at the start? The gap between those two answers is usually your product.</w:t>
+      </w:r>
+    </w:p>
+    <w:p>
+      <w:pPr>
+        <w:pBdr>
+          <w:left w:val="single" w:color="D6A23E" w:sz="18" w:space="14"/>
+        </w:pBdr>
+        <w:spacing w:after="40" w:before="190"/>
+        <w:ind w:left="230"/>
+      </w:pPr>
+      <w:r>
+        <w:rPr>
+          <w:rFonts w:ascii="Lato" w:cs="Lato" w:eastAsia="Lato" w:hAnsi="Lato"/>
+          <w:b/>
+          <w:bCs/>
+          <w:color w:val="D6A23E"/>
+          <w:spacing w:val="50"/>
+          <w:sz w:val="16"/>
+          <w:szCs w:val="16"/>
+        </w:rPr>
+        <w:t xml:space="preserve">FOR EXAMPLE</w:t>
+      </w:r>
+    </w:p>
+    <w:p>
+      <w:pPr>
+        <w:pBdr>
+          <w:left w:val="single" w:color="D6A23E" w:sz="18" w:space="14"/>
+        </w:pBdr>
+        <w:spacing w:after="200"/>
+        <w:ind w:left="230"/>
+      </w:pPr>
+      <w:r>
+        <w:rPr>
+          <w:rFonts w:ascii="Lato" w:cs="Lato" w:eastAsia="Lato" w:hAnsi="Lato"/>
+          <w:color w:val="2B2B2B"/>
+          <w:sz w:val="20"/>
+          <w:szCs w:val="20"/>
+        </w:rPr>
+        <w:t xml:space="preserve">A planner exists, but it does not track the one thing you actually needed to track. A guide exists, but it assumes you already have an audience. A course exists, but it is forty hours long and your reader has two.</w:t>
+      </w:r>
+    </w:p>
+    <w:p>
+      <w:pPr>
+        <w:spacing w:after="40" w:before="260"/>
+      </w:pPr>
+      <w:r>
+        <w:rPr>
+          <w:rFonts w:ascii="Lato" w:cs="Lato" w:eastAsia="Lato" w:hAnsi="Lato"/>
+          <w:b/>
+          <w:bCs/>
+          <w:color w:val="102A43"/>
+          <w:sz w:val="20"/>
+          <w:szCs w:val="20"/>
+        </w:rPr>
+        <w:t xml:space="preserve">My first product idea — the one problem it solves, and the format</w:t>
+      </w:r>
+    </w:p>
+    <w:p>
+      <w:pPr>
+        <w:pBdr>
+          <w:bottom w:val="single" w:color="C9C2B8" w:sz="4" w:space="4"/>
+        </w:pBdr>
+        <w:spacing w:after="0" w:before="170"/>
+      </w:pPr>
+      <w:r>
+        <w:rPr>
+          <w:rFonts w:ascii="Lato" w:cs="Lato" w:eastAsia="Lato" w:hAnsi="Lato"/>
+        </w:rPr>
+        <w:t xml:space="preserve"> </w:t>
+      </w:r>
+    </w:p>
+    <w:p>
+      <w:pPr>
+        <w:pBdr>
+          <w:bottom w:val="single" w:color="C9C2B8" w:sz="4" w:space="4"/>
+        </w:pBdr>
+        <w:spacing w:after="0" w:before="170"/>
+      </w:pPr>
+      <w:r>
+        <w:rPr>
+          <w:rFonts w:ascii="Lato" w:cs="Lato" w:eastAsia="Lato" w:hAnsi="Lato"/>
+        </w:rPr>
+        <w:t xml:space="preserve"> </w:t>
+      </w:r>
+    </w:p>
+    <w:p>
+      <w:pPr>
+        <w:pBdr>
+          <w:bottom w:val="single" w:color="C9C2B8" w:sz="4" w:space="4"/>
+        </w:pBdr>
+        <w:spacing w:after="0" w:before="170"/>
+      </w:pPr>
+      <w:r>
+        <w:rPr>
+          <w:rFonts w:ascii="Lato" w:cs="Lato" w:eastAsia="Lato" w:hAnsi="Lato"/>
+        </w:rPr>
+        <w:t xml:space="preserve"> </w:t>
+      </w:r>
+    </w:p>
+    <w:p>
+      <w:pPr>
+        <w:pBdr>
+          <w:bottom w:val="single" w:color="C9C2B8" w:sz="4" w:space="4"/>
+        </w:pBdr>
+        <w:spacing w:after="0" w:before="170"/>
+      </w:pPr>
+      <w:r>
+        <w:rPr>
+          <w:rFonts w:ascii="Lato" w:cs="Lato" w:eastAsia="Lato" w:hAnsi="Lato"/>
+        </w:rPr>
+        <w:t xml:space="preserve"> </w:t>
+      </w:r>
+    </w:p>
+    <w:p>
+      <w:pPr>
+        <w:pBdr>
+          <w:bottom w:val="single" w:color="C9C2B8" w:sz="4" w:space="4"/>
+        </w:pBdr>
+        <w:spacing w:after="0" w:before="170"/>
+      </w:pPr>
+      <w:r>
+        <w:rPr>
+          <w:rFonts w:ascii="Lato" w:cs="Lato" w:eastAsia="Lato" w:hAnsi="Lato"/>
+        </w:rPr>
+        <w:t xml:space="preserve"> </w:t>
+      </w:r>
+    </w:p>
+    <w:p>
+      <w:pPr>
+        <w:spacing w:after="210"/>
+      </w:pPr>
+      <w:r>
+        <w:rPr>
+          <w:rFonts w:ascii="Lato" w:cs="Lato" w:eastAsia="Lato" w:hAnsi="Lato"/>
+        </w:rPr>
+        <w:t xml:space="preserve"/>
+      </w:r>
+    </w:p>
+    <w:p>
+      <w:pPr>
+        <w:spacing w:after="150" w:line="300"/>
+      </w:pPr>
+      <w:r>
+        <w:rPr>
+          <w:rFonts w:ascii="Lato" w:cs="Lato" w:eastAsia="Lato" w:hAnsi="Lato"/>
+          <w:i w:val="false"/>
+          <w:iCs w:val="false"/>
+          <w:color w:val="2B2B2B"/>
+          <w:sz w:val="21"/>
+          <w:szCs w:val="21"/>
+        </w:rPr>
+        <w:t xml:space="preserve">Once you are live, pay attention to the other problems people mention while they are using your first product. Those become your next ones, and you will not have to go looking for them.</w:t>
+      </w:r>
+    </w:p>
+    <w:p>
+      <w:pPr>
+        <w:pStyle w:val="Heading2"/>
+        <w:spacing w:after="140" w:before="330"/>
+      </w:pPr>
+      <w:r>
+        <w:rPr>
+          <w:rFonts w:ascii="Libre Baskerville" w:cs="Libre Baskerville" w:eastAsia="Libre Baskerville" w:hAnsi="Libre Baskerville"/>
+          <w:color w:val="102A43"/>
+          <w:sz w:val="24"/>
+          <w:szCs w:val="24"/>
+        </w:rPr>
+        <w:t xml:space="preserve">Your “I help” statement</w:t>
+      </w:r>
+    </w:p>
+    <w:p>
+      <w:pPr>
+        <w:spacing w:after="150" w:line="300"/>
+      </w:pPr>
+      <w:r>
+        <w:rPr>
+          <w:rFonts w:ascii="Lato" w:cs="Lato" w:eastAsia="Lato" w:hAnsi="Lato"/>
+          <w:i w:val="false"/>
+          <w:iCs w:val="false"/>
+          <w:color w:val="2B2B2B"/>
+          <w:sz w:val="21"/>
+          <w:szCs w:val="21"/>
+        </w:rPr>
+        <w:t xml:space="preserve">Before you make anything, write one sentence: I help [who] to [do what] without [the thing they dread]. It is not a slogan and it does not go on your profile unless you want it to. Its job is to stop you building a product for nobody in particular.</w:t>
+      </w:r>
+    </w:p>
+    <w:p>
+      <w:pPr>
+        <w:pBdr>
+          <w:left w:val="single" w:color="D6A23E" w:sz="18" w:space="14"/>
+        </w:pBdr>
+        <w:spacing w:after="40" w:before="190"/>
+        <w:ind w:left="230"/>
+      </w:pPr>
+      <w:r>
+        <w:rPr>
+          <w:rFonts w:ascii="Lato" w:cs="Lato" w:eastAsia="Lato" w:hAnsi="Lato"/>
+          <w:b/>
+          <w:bCs/>
+          <w:color w:val="D6A23E"/>
+          <w:spacing w:val="50"/>
+          <w:sz w:val="16"/>
+          <w:szCs w:val="16"/>
+        </w:rPr>
+        <w:t xml:space="preserve">FOR EXAMPLE</w:t>
+      </w:r>
+    </w:p>
+    <w:p>
+      <w:pPr>
+        <w:pBdr>
+          <w:left w:val="single" w:color="D6A23E" w:sz="18" w:space="14"/>
+        </w:pBdr>
+        <w:spacing w:after="200"/>
+        <w:ind w:left="230"/>
+      </w:pPr>
+      <w:r>
+        <w:rPr>
+          <w:rFonts w:ascii="Lato" w:cs="Lato" w:eastAsia="Lato" w:hAnsi="Lato"/>
+          <w:color w:val="2B2B2B"/>
+          <w:sz w:val="20"/>
+          <w:szCs w:val="20"/>
+        </w:rPr>
+        <w:t xml:space="preserve">“I help working mothers plan a week of school lunches without cooking anything new.” “I help new Muslim women get through their first Ramadan without feeling like a guest.” “I help beginners sell their first digital product without showing their face.”</w:t>
+      </w:r>
+    </w:p>
+    <w:p>
+      <w:pPr>
+        <w:spacing w:after="150" w:line="300"/>
+      </w:pPr>
+      <w:r>
+        <w:rPr>
+          <w:rFonts w:ascii="Lato" w:cs="Lato" w:eastAsia="Lato" w:hAnsi="Lato"/>
+          <w:i w:val="false"/>
+          <w:iCs w:val="false"/>
+          <w:color w:val="2B2B2B"/>
+          <w:sz w:val="21"/>
+          <w:szCs w:val="21"/>
+        </w:rPr>
+        <w:t xml:space="preserve">If you cannot finish the sentence, the problem is not your writing. It is that you have not narrowed the person yet. Go back to Chapter 2.</w:t>
+      </w:r>
+    </w:p>
+    <w:p>
+      <w:pPr>
+        <w:spacing w:after="40" w:before="260"/>
+      </w:pPr>
+      <w:r>
+        <w:rPr>
+          <w:rFonts w:ascii="Lato" w:cs="Lato" w:eastAsia="Lato" w:hAnsi="Lato"/>
+          <w:b/>
+          <w:bCs/>
+          <w:color w:val="102A43"/>
+          <w:sz w:val="20"/>
+          <w:szCs w:val="20"/>
+        </w:rPr>
+        <w:t xml:space="preserve">I help ______ to ______ without ______</w:t>
+      </w:r>
+    </w:p>
+    <w:p>
+      <w:pPr>
+        <w:pBdr>
+          <w:bottom w:val="single" w:color="C9C2B8" w:sz="4" w:space="4"/>
+        </w:pBdr>
+        <w:spacing w:after="0" w:before="170"/>
+      </w:pPr>
+      <w:r>
+        <w:rPr>
+          <w:rFonts w:ascii="Lato" w:cs="Lato" w:eastAsia="Lato" w:hAnsi="Lato"/>
+        </w:rPr>
+        <w:t xml:space="preserve"> </w:t>
+      </w:r>
+    </w:p>
+    <w:p>
+      <w:pPr>
+        <w:pBdr>
+          <w:bottom w:val="single" w:color="C9C2B8" w:sz="4" w:space="4"/>
+        </w:pBdr>
+        <w:spacing w:after="0" w:before="170"/>
+      </w:pPr>
+      <w:r>
+        <w:rPr>
+          <w:rFonts w:ascii="Lato" w:cs="Lato" w:eastAsia="Lato" w:hAnsi="Lato"/>
+        </w:rPr>
+        <w:t xml:space="preserve"> </w:t>
+      </w:r>
+    </w:p>
+    <w:p>
+      <w:pPr>
+        <w:pBdr>
+          <w:bottom w:val="single" w:color="C9C2B8" w:sz="4" w:space="4"/>
+        </w:pBdr>
+        <w:spacing w:after="0" w:before="170"/>
+      </w:pPr>
+      <w:r>
+        <w:rPr>
+          <w:rFonts w:ascii="Lato" w:cs="Lato" w:eastAsia="Lato" w:hAnsi="Lato"/>
+        </w:rPr>
+        <w:t xml:space="preserve"> </w:t>
+      </w:r>
+    </w:p>
+    <w:p>
+      <w:pPr>
+        <w:pBdr>
+          <w:bottom w:val="single" w:color="C9C2B8" w:sz="4" w:space="4"/>
+        </w:pBdr>
+        <w:spacing w:after="0" w:before="170"/>
+      </w:pPr>
+      <w:r>
+        <w:rPr>
+          <w:rFonts w:ascii="Lato" w:cs="Lato" w:eastAsia="Lato" w:hAnsi="Lato"/>
+        </w:rPr>
+        <w:t xml:space="preserve"> </w:t>
+      </w:r>
+    </w:p>
+    <w:p>
+      <w:pPr>
+        <w:spacing w:after="210"/>
+      </w:pPr>
+      <w:r>
+        <w:rPr>
+          <w:rFonts w:ascii="Lato" w:cs="Lato" w:eastAsia="Lato" w:hAnsi="Lato"/>
+        </w:rPr>
+        <w:t xml:space="preserve"/>
+      </w:r>
+    </w:p>
+    <w:p>
+      <w:pPr>
+        <w:pStyle w:val="Heading2"/>
+        <w:spacing w:after="140" w:before="330"/>
+      </w:pPr>
+      <w:r>
+        <w:rPr>
+          <w:rFonts w:ascii="Libre Baskerville" w:cs="Libre Baskerville" w:eastAsia="Libre Baskerville" w:hAnsi="Libre Baskerville"/>
+          <w:color w:val="102A43"/>
+          <w:sz w:val="24"/>
+          <w:szCs w:val="24"/>
+        </w:rPr>
+        <w:t xml:space="preserve">Actually making it</w:t>
+      </w:r>
+    </w:p>
+    <w:p>
+      <w:pPr>
+        <w:spacing w:after="150" w:line="300"/>
+      </w:pPr>
+      <w:r>
+        <w:rPr>
+          <w:rFonts w:ascii="Lato" w:cs="Lato" w:eastAsia="Lato" w:hAnsi="Lato"/>
+          <w:i w:val="false"/>
+          <w:iCs w:val="false"/>
+          <w:color w:val="2B2B2B"/>
+          <w:sz w:val="21"/>
+          <w:szCs w:val="21"/>
+        </w:rPr>
+        <w:t xml:space="preserve">Two routes. Neither is better — they cost different things.</w:t>
       </w:r>
     </w:p>
     <w:p>
@@ -6507,7 +9397,7 @@
           <w:sz w:val="21"/>
           <w:szCs w:val="21"/>
         </w:rPr>
-        <w:t xml:space="preserve">What did it cost you in time, tools and thought to create?</w:t>
+        <w:t xml:space="preserve">Build it from scratch. Open a design tool, start from a blank template or a free one, and write the whole thing yourself. Costs time, costs nothing else, and every word is yours.</w:t>
       </w:r>
     </w:p>
     <w:p>
@@ -6526,121 +9416,7 @@
           <w:sz w:val="21"/>
           <w:szCs w:val="21"/>
         </w:rPr>
-        <w:t xml:space="preserve">What price would feel fair to the woman you are selling to — not to you?</w:t>
-      </w:r>
-    </w:p>
-    <w:p>
-      <w:pPr>
-        <w:spacing w:after="40" w:before="260"/>
-      </w:pPr>
-      <w:r>
-        <w:rPr>
-          <w:rFonts w:ascii="Lato" w:cs="Lato" w:eastAsia="Lato" w:hAnsi="Lato"/>
-          <w:b/>
-          <w:bCs/>
-          <w:color w:val="102A43"/>
-          <w:sz w:val="20"/>
-          <w:szCs w:val="20"/>
-        </w:rPr>
-        <w:t xml:space="preserve">My starting price, and why</w:t>
-      </w:r>
-    </w:p>
-    <w:p>
-      <w:pPr>
-        <w:pBdr>
-          <w:bottom w:val="single" w:color="C9C2B8" w:sz="4" w:space="4"/>
-        </w:pBdr>
-        <w:spacing w:after="0" w:before="170"/>
-      </w:pPr>
-      <w:r>
-        <w:rPr>
-          <w:rFonts w:ascii="Lato" w:cs="Lato" w:eastAsia="Lato" w:hAnsi="Lato"/>
-        </w:rPr>
-        <w:t xml:space="preserve"> </w:t>
-      </w:r>
-    </w:p>
-    <w:p>
-      <w:pPr>
-        <w:pBdr>
-          <w:bottom w:val="single" w:color="C9C2B8" w:sz="4" w:space="4"/>
-        </w:pBdr>
-        <w:spacing w:after="0" w:before="170"/>
-      </w:pPr>
-      <w:r>
-        <w:rPr>
-          <w:rFonts w:ascii="Lato" w:cs="Lato" w:eastAsia="Lato" w:hAnsi="Lato"/>
-        </w:rPr>
-        <w:t xml:space="preserve"> </w:t>
-      </w:r>
-    </w:p>
-    <w:p>
-      <w:pPr>
-        <w:pBdr>
-          <w:bottom w:val="single" w:color="C9C2B8" w:sz="4" w:space="4"/>
-        </w:pBdr>
-        <w:spacing w:after="0" w:before="170"/>
-      </w:pPr>
-      <w:r>
-        <w:rPr>
-          <w:rFonts w:ascii="Lato" w:cs="Lato" w:eastAsia="Lato" w:hAnsi="Lato"/>
-        </w:rPr>
-        <w:t xml:space="preserve"> </w:t>
-      </w:r>
-    </w:p>
-    <w:p>
-      <w:pPr>
-        <w:pBdr>
-          <w:bottom w:val="single" w:color="C9C2B8" w:sz="4" w:space="4"/>
-        </w:pBdr>
-        <w:spacing w:after="0" w:before="170"/>
-      </w:pPr>
-      <w:r>
-        <w:rPr>
-          <w:rFonts w:ascii="Lato" w:cs="Lato" w:eastAsia="Lato" w:hAnsi="Lato"/>
-        </w:rPr>
-        <w:t xml:space="preserve"> </w:t>
-      </w:r>
-    </w:p>
-    <w:p>
-      <w:pPr>
-        <w:spacing w:after="210"/>
-      </w:pPr>
-      <w:r>
-        <w:rPr>
-          <w:rFonts w:ascii="Lato" w:cs="Lato" w:eastAsia="Lato" w:hAnsi="Lato"/>
-        </w:rPr>
-        <w:t xml:space="preserve"/>
-      </w:r>
-    </w:p>
-    <w:p>
-      <w:pPr>
-        <w:pStyle w:val="Heading2"/>
-        <w:spacing w:after="140" w:before="330"/>
-      </w:pPr>
-      <w:r>
-        <w:rPr>
-          <w:rFonts w:ascii="Libre Baskerville" w:cs="Libre Baskerville" w:eastAsia="Libre Baskerville" w:hAnsi="Libre Baskerville"/>
-          <w:color w:val="102A43"/>
-          <w:sz w:val="24"/>
-          <w:szCs w:val="24"/>
-        </w:rPr>
-        <w:t xml:space="preserve">Your first goal</w:t>
-      </w:r>
-    </w:p>
-    <w:p>
-      <w:pPr>
-        <w:spacing w:after="150" w:line="300"/>
-      </w:pPr>
-      <w:r>
-        <w:rPr>
-          <w:rFonts w:ascii="Lato" w:cs="Lato" w:eastAsia="Lato" w:hAnsi="Lato"/>
-          <w:i w:val="false"/>
-          <w:iCs w:val="false"/>
-          <w:color w:val="2B2B2B"/>
-          <w:sz w:val="21"/>
-          <w:szCs w:val="21"/>
-        </w:rPr>
-        <w:t xml:space="preserve">This does not have to be an income goal yet. If showing up online is new to you, a more useful first goal is a habit — a posting rhythm, a number of conversations, a simple repetition you are building toward.</w:t>
+        <w:t xml:space="preserve">Start from a template or a ready-made product you have a licence to modify. Costs money, saves weeks, and puts you in front of a customer faster. This is a normal and legitimate way to start — as long as the licence actually permits it.</w:t>
       </w:r>
     </w:p>
     <w:p>
@@ -6661,7 +9437,7 @@
           <w:sz w:val="16"/>
           <w:szCs w:val="16"/>
         </w:rPr>
-        <w:t xml:space="preserve">FOR EXAMPLE</w:t>
+        <w:t xml:space="preserve">BEFORE YOU MOVE ON</w:t>
       </w:r>
     </w:p>
     <w:p>
@@ -6679,7 +9455,7 @@
           <w:sz w:val="20"/>
           <w:szCs w:val="20"/>
         </w:rPr>
-        <w:t xml:space="preserve">“I will publish one thing a week and have two real conversations a week.” That repetition is what everything else, including income, eventually gets built on.</w:t>
+        <w:t xml:space="preserve">If you buy something to modify and sell, read the licence before you buy, not after. Licences differ enormously. Some permit editing and resale. Some permit editing for personal use only. Some permit resale but not the transfer of resale rights onward. “PLR” and “commercial use” are marketing words, not legal ones — the terms of the specific listing are what bind you. If the licence is not published, assume the answer is no.</w:t>
       </w:r>
     </w:p>
     <w:p>
@@ -6695,186 +9471,291 @@
           <w:sz w:val="21"/>
           <w:szCs w:val="21"/>
         </w:rPr>
-        <w:t xml:space="preserve">Whatever you choose, break it down the same way: thirty days, a quarter, a year. Growth is rarely even. Most of it compounds later, so do not expect month one to look like month twelve.</w:t>
-      </w:r>
-    </w:p>
-    <w:p>
-      <w:pPr>
-        <w:spacing w:after="40" w:before="260"/>
+        <w:t xml:space="preserve">The same applies to design templates, fonts, stock photos and stock video. A free template inside a design tool is usually free to use commercially only once you have substantially customised it — check the platform’s own licensing page, because they do change.</w:t>
+      </w:r>
+    </w:p>
+    <w:p>
+      <w:pPr>
+        <w:pBdr>
+          <w:left w:val="single" w:color="D6A23E" w:sz="18" w:space="14"/>
+        </w:pBdr>
+        <w:spacing w:after="120" w:before="120"/>
+        <w:ind w:left="200"/>
       </w:pPr>
       <w:r>
         <w:rPr>
           <w:rFonts w:ascii="Lato" w:cs="Lato" w:eastAsia="Lato" w:hAnsi="Lato"/>
           <w:b/>
           <w:bCs/>
-          <w:color w:val="102A43"/>
-          <w:sz w:val="20"/>
-          <w:szCs w:val="20"/>
-        </w:rPr>
-        <w:t xml:space="preserve">My first goal — income, audience, or rhythm</w:t>
-      </w:r>
-    </w:p>
-    <w:p>
-      <w:pPr>
-        <w:pBdr>
-          <w:bottom w:val="single" w:color="C9C2B8" w:sz="4" w:space="4"/>
-        </w:pBdr>
-        <w:spacing w:after="0" w:before="170"/>
-      </w:pPr>
-      <w:r>
-        <w:rPr>
-          <w:rFonts w:ascii="Lato" w:cs="Lato" w:eastAsia="Lato" w:hAnsi="Lato"/>
-        </w:rPr>
-        <w:t xml:space="preserve"> </w:t>
-      </w:r>
-    </w:p>
-    <w:p>
-      <w:pPr>
-        <w:pBdr>
-          <w:bottom w:val="single" w:color="C9C2B8" w:sz="4" w:space="4"/>
-        </w:pBdr>
-        <w:spacing w:after="0" w:before="170"/>
-      </w:pPr>
-      <w:r>
-        <w:rPr>
-          <w:rFonts w:ascii="Lato" w:cs="Lato" w:eastAsia="Lato" w:hAnsi="Lato"/>
-        </w:rPr>
-        <w:t xml:space="preserve"> </w:t>
-      </w:r>
-    </w:p>
-    <w:p>
-      <w:pPr>
-        <w:pBdr>
-          <w:bottom w:val="single" w:color="C9C2B8" w:sz="4" w:space="4"/>
-        </w:pBdr>
-        <w:spacing w:after="0" w:before="170"/>
-      </w:pPr>
-      <w:r>
-        <w:rPr>
-          <w:rFonts w:ascii="Lato" w:cs="Lato" w:eastAsia="Lato" w:hAnsi="Lato"/>
-        </w:rPr>
-        <w:t xml:space="preserve"> </w:t>
-      </w:r>
-    </w:p>
-    <w:p>
-      <w:pPr>
-        <w:spacing w:after="210"/>
-      </w:pPr>
-      <w:r>
-        <w:rPr>
-          <w:rFonts w:ascii="Lato" w:cs="Lato" w:eastAsia="Lato" w:hAnsi="Lato"/>
-        </w:rPr>
-        <w:t xml:space="preserve"/>
-      </w:r>
-    </w:p>
-    <w:p>
-      <w:pPr>
-        <w:spacing w:after="40" w:before="260"/>
+          <w:color w:val="D6A23E"/>
+          <w:sz w:val="20"/>
+          <w:szCs w:val="20"/>
+        </w:rPr>
+        <w:t xml:space="preserve">[ LINK: Where I get my templates ]</w:t>
+      </w:r>
+      <w:r>
+        <w:rPr>
+          <w:rFonts w:ascii="Lato" w:cs="Lato" w:eastAsia="Lato" w:hAnsi="Lato"/>
+          <w:i/>
+          <w:iCs/>
+          <w:color w:val="6B6B6B"/>
+          <w:sz w:val="19"/>
+          <w:szCs w:val="19"/>
+        </w:rPr>
+        <w:t xml:space="preserve">   — [your affiliate link]</w:t>
+      </w:r>
+    </w:p>
+    <w:p>
+      <w:pPr>
+        <w:pBdr>
+          <w:left w:val="single" w:color="D6A23E" w:sz="18" w:space="14"/>
+        </w:pBdr>
+        <w:spacing w:after="120" w:before="120"/>
+        <w:ind w:left="200"/>
       </w:pPr>
       <w:r>
         <w:rPr>
           <w:rFonts w:ascii="Lato" w:cs="Lato" w:eastAsia="Lato" w:hAnsi="Lato"/>
           <w:b/>
           <w:bCs/>
-          <w:color w:val="102A43"/>
-          <w:sz w:val="20"/>
-          <w:szCs w:val="20"/>
-        </w:rPr>
-        <w:t xml:space="preserve">30-day goal</w:t>
-      </w:r>
-    </w:p>
-    <w:p>
-      <w:pPr>
-        <w:pBdr>
-          <w:bottom w:val="single" w:color="C9C2B8" w:sz="4" w:space="4"/>
-        </w:pBdr>
-        <w:spacing w:after="0" w:before="170"/>
-      </w:pPr>
-      <w:r>
-        <w:rPr>
-          <w:rFonts w:ascii="Lato" w:cs="Lato" w:eastAsia="Lato" w:hAnsi="Lato"/>
-        </w:rPr>
-        <w:t xml:space="preserve"> </w:t>
-      </w:r>
-    </w:p>
-    <w:p>
-      <w:pPr>
-        <w:pBdr>
-          <w:bottom w:val="single" w:color="C9C2B8" w:sz="4" w:space="4"/>
-        </w:pBdr>
-        <w:spacing w:after="0" w:before="170"/>
-      </w:pPr>
-      <w:r>
-        <w:rPr>
-          <w:rFonts w:ascii="Lato" w:cs="Lato" w:eastAsia="Lato" w:hAnsi="Lato"/>
-        </w:rPr>
-        <w:t xml:space="preserve"> </w:t>
-      </w:r>
-    </w:p>
-    <w:p>
-      <w:pPr>
-        <w:spacing w:after="210"/>
-      </w:pPr>
-      <w:r>
-        <w:rPr>
-          <w:rFonts w:ascii="Lato" w:cs="Lato" w:eastAsia="Lato" w:hAnsi="Lato"/>
-        </w:rPr>
-        <w:t xml:space="preserve"/>
-      </w:r>
-    </w:p>
-    <w:p>
-      <w:pPr>
-        <w:spacing w:after="40" w:before="260"/>
+          <w:color w:val="D6A23E"/>
+          <w:sz w:val="20"/>
+          <w:szCs w:val="20"/>
+        </w:rPr>
+        <w:t xml:space="preserve">[ LINK: Where I get my images and stock video ]</w:t>
+      </w:r>
+      <w:r>
+        <w:rPr>
+          <w:rFonts w:ascii="Lato" w:cs="Lato" w:eastAsia="Lato" w:hAnsi="Lato"/>
+          <w:i/>
+          <w:iCs/>
+          <w:color w:val="6B6B6B"/>
+          <w:sz w:val="19"/>
+          <w:szCs w:val="19"/>
+        </w:rPr>
+        <w:t xml:space="preserve">   — [your affiliate link]</w:t>
+      </w:r>
+    </w:p>
+    <w:p>
+      <w:pPr>
+        <w:pStyle w:val="Heading2"/>
+        <w:spacing w:after="140" w:before="330"/>
+      </w:pPr>
+      <w:r>
+        <w:rPr>
+          <w:rFonts w:ascii="Libre Baskerville" w:cs="Libre Baskerville" w:eastAsia="Libre Baskerville" w:hAnsi="Libre Baskerville"/>
+          <w:color w:val="102A43"/>
+          <w:sz w:val="24"/>
+          <w:szCs w:val="24"/>
+        </w:rPr>
+        <w:t xml:space="preserve">The build, step by step</w:t>
+      </w:r>
+    </w:p>
+    <w:p>
+      <w:pPr>
+        <w:spacing w:after="60" w:line="280"/>
+        <w:ind w:left="200"/>
+      </w:pPr>
+      <w:r>
+        <w:rPr>
+          <w:rFonts w:ascii="Lato" w:cs="Lato" w:eastAsia="Lato" w:hAnsi="Lato"/>
+          <w:color w:val="D6A23E"/>
+          <w:sz w:val="22"/>
+          <w:szCs w:val="22"/>
+        </w:rPr>
+        <w:t xml:space="preserve">▢   </w:t>
+      </w:r>
+      <w:r>
+        <w:rPr>
+          <w:rFonts w:ascii="Lato" w:cs="Lato" w:eastAsia="Lato" w:hAnsi="Lato"/>
+          <w:color w:val="2B2B2B"/>
+          <w:sz w:val="21"/>
+          <w:szCs w:val="21"/>
+        </w:rPr>
+        <w:t xml:space="preserve">Write the content first, in a plain document. No design, no colours, no fonts — just the words and the order.</w:t>
+      </w:r>
+    </w:p>
+    <w:p>
+      <w:pPr>
+        <w:spacing w:after="60" w:line="280"/>
+        <w:ind w:left="200"/>
+      </w:pPr>
+      <w:r>
+        <w:rPr>
+          <w:rFonts w:ascii="Lato" w:cs="Lato" w:eastAsia="Lato" w:hAnsi="Lato"/>
+          <w:color w:val="D6A23E"/>
+          <w:sz w:val="22"/>
+          <w:szCs w:val="22"/>
+        </w:rPr>
+        <w:t xml:space="preserve">▢   </w:t>
+      </w:r>
+      <w:r>
+        <w:rPr>
+          <w:rFonts w:ascii="Lato" w:cs="Lato" w:eastAsia="Lato" w:hAnsi="Lato"/>
+          <w:color w:val="2B2B2B"/>
+          <w:sz w:val="21"/>
+          <w:szCs w:val="21"/>
+        </w:rPr>
+        <w:t xml:space="preserve">Cut it by a third. Your first product is almost certainly too long.</w:t>
+      </w:r>
+    </w:p>
+    <w:p>
+      <w:pPr>
+        <w:spacing w:after="60" w:line="280"/>
+        <w:ind w:left="200"/>
+      </w:pPr>
+      <w:r>
+        <w:rPr>
+          <w:rFonts w:ascii="Lato" w:cs="Lato" w:eastAsia="Lato" w:hAnsi="Lato"/>
+          <w:color w:val="D6A23E"/>
+          <w:sz w:val="22"/>
+          <w:szCs w:val="22"/>
+        </w:rPr>
+        <w:t xml:space="preserve">▢   </w:t>
+      </w:r>
+      <w:r>
+        <w:rPr>
+          <w:rFonts w:ascii="Lato" w:cs="Lato" w:eastAsia="Lato" w:hAnsi="Lato"/>
+          <w:color w:val="2B2B2B"/>
+          <w:sz w:val="21"/>
+          <w:szCs w:val="21"/>
+        </w:rPr>
+        <w:t xml:space="preserve">Choose your format: PDF guide, workbook, template pack, checklist, short course.</w:t>
+      </w:r>
+    </w:p>
+    <w:p>
+      <w:pPr>
+        <w:spacing w:after="60" w:line="280"/>
+        <w:ind w:left="200"/>
+      </w:pPr>
+      <w:r>
+        <w:rPr>
+          <w:rFonts w:ascii="Lato" w:cs="Lato" w:eastAsia="Lato" w:hAnsi="Lato"/>
+          <w:color w:val="D6A23E"/>
+          <w:sz w:val="22"/>
+          <w:szCs w:val="22"/>
+        </w:rPr>
+        <w:t xml:space="preserve">▢   </w:t>
+      </w:r>
+      <w:r>
+        <w:rPr>
+          <w:rFonts w:ascii="Lato" w:cs="Lato" w:eastAsia="Lato" w:hAnsi="Lato"/>
+          <w:color w:val="2B2B2B"/>
+          <w:sz w:val="21"/>
+          <w:szCs w:val="21"/>
+        </w:rPr>
+        <w:t xml:space="preserve">Design it, using your brand colours and your two fonts from Chapter 3. Nothing else.</w:t>
+      </w:r>
+    </w:p>
+    <w:p>
+      <w:pPr>
+        <w:spacing w:after="60" w:line="280"/>
+        <w:ind w:left="200"/>
+      </w:pPr>
+      <w:r>
+        <w:rPr>
+          <w:rFonts w:ascii="Lato" w:cs="Lato" w:eastAsia="Lato" w:hAnsi="Lato"/>
+          <w:color w:val="D6A23E"/>
+          <w:sz w:val="22"/>
+          <w:szCs w:val="22"/>
+        </w:rPr>
+        <w:t xml:space="preserve">▢   </w:t>
+      </w:r>
+      <w:r>
+        <w:rPr>
+          <w:rFonts w:ascii="Lato" w:cs="Lato" w:eastAsia="Lato" w:hAnsi="Lato"/>
+          <w:color w:val="2B2B2B"/>
+          <w:sz w:val="21"/>
+          <w:szCs w:val="21"/>
+        </w:rPr>
+        <w:t xml:space="preserve">Add the fill-in space if it is a workbook. People finish things they can write in.</w:t>
+      </w:r>
+    </w:p>
+    <w:p>
+      <w:pPr>
+        <w:spacing w:after="60" w:line="280"/>
+        <w:ind w:left="200"/>
+      </w:pPr>
+      <w:r>
+        <w:rPr>
+          <w:rFonts w:ascii="Lato" w:cs="Lato" w:eastAsia="Lato" w:hAnsi="Lato"/>
+          <w:color w:val="D6A23E"/>
+          <w:sz w:val="22"/>
+          <w:szCs w:val="22"/>
+        </w:rPr>
+        <w:t xml:space="preserve">▢   </w:t>
+      </w:r>
+      <w:r>
+        <w:rPr>
+          <w:rFonts w:ascii="Lato" w:cs="Lato" w:eastAsia="Lato" w:hAnsi="Lato"/>
+          <w:color w:val="2B2B2B"/>
+          <w:sz w:val="21"/>
+          <w:szCs w:val="21"/>
+        </w:rPr>
+        <w:t xml:space="preserve">Export as a PDF and open it on your phone. Most of your buyers will.</w:t>
+      </w:r>
+    </w:p>
+    <w:p>
+      <w:pPr>
+        <w:spacing w:after="60" w:line="280"/>
+        <w:ind w:left="200"/>
+      </w:pPr>
+      <w:r>
+        <w:rPr>
+          <w:rFonts w:ascii="Lato" w:cs="Lato" w:eastAsia="Lato" w:hAnsi="Lato"/>
+          <w:color w:val="D6A23E"/>
+          <w:sz w:val="22"/>
+          <w:szCs w:val="22"/>
+        </w:rPr>
+        <w:t xml:space="preserve">▢   </w:t>
+      </w:r>
+      <w:r>
+        <w:rPr>
+          <w:rFonts w:ascii="Lato" w:cs="Lato" w:eastAsia="Lato" w:hAnsi="Lato"/>
+          <w:color w:val="2B2B2B"/>
+          <w:sz w:val="21"/>
+          <w:szCs w:val="21"/>
+        </w:rPr>
+        <w:t xml:space="preserve">Give one honest person a copy before you sell it, and ask them what confused them.</w:t>
+      </w:r>
+    </w:p>
+    <w:p>
+      <w:pPr>
+        <w:pBdr>
+          <w:left w:val="single" w:color="D6A23E" w:sz="18" w:space="14"/>
+        </w:pBdr>
+        <w:spacing w:after="40" w:before="190"/>
+        <w:ind w:left="230"/>
       </w:pPr>
       <w:r>
         <w:rPr>
           <w:rFonts w:ascii="Lato" w:cs="Lato" w:eastAsia="Lato" w:hAnsi="Lato"/>
           <w:b/>
           <w:bCs/>
-          <w:color w:val="102A43"/>
-          <w:sz w:val="20"/>
-          <w:szCs w:val="20"/>
-        </w:rPr>
-        <w:t xml:space="preserve">Quarter goal</w:t>
-      </w:r>
-    </w:p>
-    <w:p>
-      <w:pPr>
-        <w:pBdr>
-          <w:bottom w:val="single" w:color="C9C2B8" w:sz="4" w:space="4"/>
-        </w:pBdr>
-        <w:spacing w:after="0" w:before="170"/>
-      </w:pPr>
-      <w:r>
-        <w:rPr>
-          <w:rFonts w:ascii="Lato" w:cs="Lato" w:eastAsia="Lato" w:hAnsi="Lato"/>
-        </w:rPr>
-        <w:t xml:space="preserve"> </w:t>
-      </w:r>
-    </w:p>
-    <w:p>
-      <w:pPr>
-        <w:pBdr>
-          <w:bottom w:val="single" w:color="C9C2B8" w:sz="4" w:space="4"/>
-        </w:pBdr>
-        <w:spacing w:after="0" w:before="170"/>
-      </w:pPr>
-      <w:r>
-        <w:rPr>
-          <w:rFonts w:ascii="Lato" w:cs="Lato" w:eastAsia="Lato" w:hAnsi="Lato"/>
-        </w:rPr>
-        <w:t xml:space="preserve"> </w:t>
-      </w:r>
-    </w:p>
-    <w:p>
-      <w:pPr>
-        <w:spacing w:after="210"/>
-      </w:pPr>
-      <w:r>
-        <w:rPr>
-          <w:rFonts w:ascii="Lato" w:cs="Lato" w:eastAsia="Lato" w:hAnsi="Lato"/>
-        </w:rPr>
-        <w:t xml:space="preserve"/>
+          <w:color w:val="D6A23E"/>
+          <w:spacing w:val="50"/>
+          <w:sz w:val="16"/>
+          <w:szCs w:val="16"/>
+        </w:rPr>
+        <w:t xml:space="preserve">TIP</w:t>
+      </w:r>
+    </w:p>
+    <w:p>
+      <w:pPr>
+        <w:pBdr>
+          <w:left w:val="single" w:color="D6A23E" w:sz="18" w:space="14"/>
+        </w:pBdr>
+        <w:spacing w:after="200"/>
+        <w:ind w:left="230"/>
+      </w:pPr>
+      <w:r>
+        <w:rPr>
+          <w:rFonts w:ascii="Lato" w:cs="Lato" w:eastAsia="Lato" w:hAnsi="Lato"/>
+          <w:color w:val="2B2B2B"/>
+          <w:sz w:val="20"/>
+          <w:szCs w:val="20"/>
+        </w:rPr>
+        <w:t xml:space="preserve">Do not design first. Designing a beautiful product around thin content is the most enjoyable way there is to waste two weeks, and you will not notice you are doing it.</w:t>
       </w:r>
     </w:p>
     <w:p>
@@ -6890,7 +9771,35 @@
           <w:sz w:val="20"/>
           <w:szCs w:val="20"/>
         </w:rPr>
-        <w:t xml:space="preserve">Year goal</w:t>
+        <w:t xml:space="preserve">My product — format, rough length, and the date it will be finished</w:t>
+      </w:r>
+    </w:p>
+    <w:p>
+      <w:pPr>
+        <w:pBdr>
+          <w:bottom w:val="single" w:color="C9C2B8" w:sz="4" w:space="4"/>
+        </w:pBdr>
+        <w:spacing w:after="0" w:before="170"/>
+      </w:pPr>
+      <w:r>
+        <w:rPr>
+          <w:rFonts w:ascii="Lato" w:cs="Lato" w:eastAsia="Lato" w:hAnsi="Lato"/>
+        </w:rPr>
+        <w:t xml:space="preserve"> </w:t>
+      </w:r>
+    </w:p>
+    <w:p>
+      <w:pPr>
+        <w:pBdr>
+          <w:bottom w:val="single" w:color="C9C2B8" w:sz="4" w:space="4"/>
+        </w:pBdr>
+        <w:spacing w:after="0" w:before="170"/>
+      </w:pPr>
+      <w:r>
+        <w:rPr>
+          <w:rFonts w:ascii="Lato" w:cs="Lato" w:eastAsia="Lato" w:hAnsi="Lato"/>
+        </w:rPr>
+        <w:t xml:space="preserve"> </w:t>
       </w:r>
     </w:p>
     <w:p>
@@ -6930,6 +9839,22 @@
           <w:rFonts w:ascii="Lato" w:cs="Lato" w:eastAsia="Lato" w:hAnsi="Lato"/>
         </w:rPr>
         <w:t xml:space="preserve"/>
+      </w:r>
+    </w:p>
+    <w:p>
+      <w:pPr>
+        <w:spacing w:after="150" w:line="300"/>
+      </w:pPr>
+      <w:r>
+        <w:rPr>
+          <w:rFonts w:ascii="Lato" w:cs="Lato" w:eastAsia="Lato" w:hAnsi="Lato"/>
+          <w:i w:val="false"/>
+          <w:iCs w:val="false"/>
+          <w:color w:val="2B2B2B"/>
+          <w:sz w:val="21"/>
+          <w:szCs w:val="21"/>
+        </w:rPr>
+        <w:t xml:space="preserve">Write a real date on that last line. Not “soon.” A product with no finish date is a hobby, and hobbies do not reach anyone.</w:t>
       </w:r>
     </w:p>
     <w:p>
@@ -6951,7 +9876,7 @@
           <w:sz w:val="19"/>
           <w:szCs w:val="19"/>
         </w:rPr>
-        <w:t xml:space="preserve">CHAPTER 9</w:t>
+        <w:t xml:space="preserve">CHAPTER 10</w:t>
       </w:r>
     </w:p>
     <w:p>
@@ -6966,7 +9891,7 @@
           <w:sz w:val="36"/>
           <w:szCs w:val="36"/>
         </w:rPr>
-        <w:t xml:space="preserve">Your Freebie</w:t>
+        <w:t xml:space="preserve">Pricing &amp; Income Goals</w:t>
       </w:r>
     </w:p>
     <w:p>
@@ -6996,7 +9921,7 @@
           <w:sz w:val="21"/>
           <w:szCs w:val="21"/>
         </w:rPr>
-        <w:t xml:space="preserve">A freebie, or lead magnet, is something genuinely useful you give away in exchange for an email address.</w:t>
+        <w:t xml:space="preserve">Do not overthink this part. Pick a price. It is always easier to start lower and raise it than to start high and walk it back.</w:t>
       </w:r>
     </w:p>
     <w:p>
@@ -7012,7 +9937,22 @@
           <w:sz w:val="21"/>
           <w:szCs w:val="21"/>
         </w:rPr>
-        <w:t xml:space="preserve">Why it matters more than it looks:</w:t>
+        <w:t xml:space="preserve">A simple approach: launch at an introductory price, use that window to collect a few honest testimonials, then raise the price once you have real proof behind it.</w:t>
+      </w:r>
+    </w:p>
+    <w:p>
+      <w:pPr>
+        <w:pStyle w:val="Heading2"/>
+        <w:spacing w:after="140" w:before="330"/>
+      </w:pPr>
+      <w:r>
+        <w:rPr>
+          <w:rFonts w:ascii="Libre Baskerville" w:cs="Libre Baskerville" w:eastAsia="Libre Baskerville" w:hAnsi="Libre Baskerville"/>
+          <w:color w:val="102A43"/>
+          <w:sz w:val="24"/>
+          <w:szCs w:val="24"/>
+        </w:rPr>
+        <w:t xml:space="preserve">The three bands</w:t>
       </w:r>
     </w:p>
     <w:p>
@@ -7031,7 +9971,7 @@
           <w:sz w:val="21"/>
           <w:szCs w:val="21"/>
         </w:rPr>
-        <w:t xml:space="preserve">List building. Everyone who signs up is someone you can reach directly, without an algorithm deciding whether you are allowed to.</w:t>
+        <w:t xml:space="preserve">Low ticket, roughly £10–£50 or $10–$50. Easy to say yes to. Needs volume to add up.</w:t>
       </w:r>
     </w:p>
     <w:p>
@@ -7050,7 +9990,7 @@
           <w:sz w:val="21"/>
           <w:szCs w:val="21"/>
         </w:rPr>
-        <w:t xml:space="preserve">Trust. Giving something valuable away before asking for anything is the fastest way to be taken seriously.</w:t>
+        <w:t xml:space="preserve">Mid ticket, roughly $100–$500. The balance of margin and ease. This is where most first real income comes from.</w:t>
       </w:r>
     </w:p>
     <w:p>
@@ -7069,7 +10009,38 @@
           <w:sz w:val="21"/>
           <w:szCs w:val="21"/>
         </w:rPr>
-        <w:t xml:space="preserve">Security. If a platform suspends your account tomorrow — and it happens — your list is still yours. Your followers are not.</w:t>
+        <w:t xml:space="preserve">High ticket, $1,000 and up. Fewer sales needed, but a much higher trust bar to clear — and trust takes time you do not have yet.</w:t>
+      </w:r>
+    </w:p>
+    <w:p>
+      <w:pPr>
+        <w:spacing w:after="150" w:line="300"/>
+      </w:pPr>
+      <w:r>
+        <w:rPr>
+          <w:rFonts w:ascii="Lato" w:cs="Lato" w:eastAsia="Lato" w:hAnsi="Lato"/>
+          <w:i w:val="false"/>
+          <w:iCs w:val="false"/>
+          <w:color w:val="2B2B2B"/>
+          <w:sz w:val="21"/>
+          <w:szCs w:val="21"/>
+        </w:rPr>
+        <w:t xml:space="preserve">For a first product with no audience, mid ticket is usually the fastest route to a meaningful number. Four people at $250 is $1,000. Thirty-seven people at $27 is also $1,000 — but you need thirty-seven, and you do not know thirty-seven people yet.</w:t>
+      </w:r>
+    </w:p>
+    <w:p>
+      <w:pPr>
+        <w:pStyle w:val="Heading2"/>
+        <w:spacing w:after="140" w:before="330"/>
+      </w:pPr>
+      <w:r>
+        <w:rPr>
+          <w:rFonts w:ascii="Libre Baskerville" w:cs="Libre Baskerville" w:eastAsia="Libre Baskerville" w:hAnsi="Libre Baskerville"/>
+          <w:color w:val="102A43"/>
+          <w:sz w:val="24"/>
+          <w:szCs w:val="24"/>
+        </w:rPr>
+        <w:t xml:space="preserve">Four questions to price against</w:t>
       </w:r>
     </w:p>
     <w:p>
@@ -7088,22 +10059,7 @@
           <w:sz w:val="21"/>
           <w:szCs w:val="21"/>
         </w:rPr>
-        <w:t xml:space="preserve">Automation. This is the piece that lets the business work while you are at your job, asleep, or with your family.</w:t>
-      </w:r>
-    </w:p>
-    <w:p>
-      <w:pPr>
-        <w:pStyle w:val="Heading2"/>
-        <w:spacing w:after="140" w:before="330"/>
-      </w:pPr>
-      <w:r>
-        <w:rPr>
-          <w:rFonts w:ascii="Libre Baskerville" w:cs="Libre Baskerville" w:eastAsia="Libre Baskerville" w:hAnsi="Libre Baskerville"/>
-          <w:color w:val="102A43"/>
-          <w:sz w:val="24"/>
-          <w:szCs w:val="24"/>
-        </w:rPr>
-        <w:t xml:space="preserve">What makes a good one</w:t>
+        <w:t xml:space="preserve">What does this actually change for the person who buys it?</w:t>
       </w:r>
     </w:p>
     <w:p>
@@ -7122,7 +10078,7 @@
           <w:sz w:val="21"/>
           <w:szCs w:val="21"/>
         </w:rPr>
-        <w:t xml:space="preserve">It solves one specific, pressing problem — not a whole topic.</w:t>
+        <w:t xml:space="preserve">What are similar products selling for?</w:t>
       </w:r>
     </w:p>
     <w:p>
@@ -7141,7 +10097,7 @@
           <w:sz w:val="21"/>
           <w:szCs w:val="21"/>
         </w:rPr>
-        <w:t xml:space="preserve">It gives a real win on its own, even if she never buys anything.</w:t>
+        <w:t xml:space="preserve">What did it cost you in time, tools and thought to create?</w:t>
       </w:r>
     </w:p>
     <w:p>
@@ -7160,7 +10116,493 @@
           <w:sz w:val="21"/>
           <w:szCs w:val="21"/>
         </w:rPr>
-        <w:t xml:space="preserve">It previews what your paid product does at a bigger scale. A taste, not the whole meal.</w:t>
+        <w:t xml:space="preserve">What price would feel fair to the woman you are selling to — not to you?</w:t>
+      </w:r>
+    </w:p>
+    <w:p>
+      <w:pPr>
+        <w:spacing w:after="40" w:before="260"/>
+      </w:pPr>
+      <w:r>
+        <w:rPr>
+          <w:rFonts w:ascii="Lato" w:cs="Lato" w:eastAsia="Lato" w:hAnsi="Lato"/>
+          <w:b/>
+          <w:bCs/>
+          <w:color w:val="102A43"/>
+          <w:sz w:val="20"/>
+          <w:szCs w:val="20"/>
+        </w:rPr>
+        <w:t xml:space="preserve">My starting price, and why</w:t>
+      </w:r>
+    </w:p>
+    <w:p>
+      <w:pPr>
+        <w:pBdr>
+          <w:bottom w:val="single" w:color="C9C2B8" w:sz="4" w:space="4"/>
+        </w:pBdr>
+        <w:spacing w:after="0" w:before="170"/>
+      </w:pPr>
+      <w:r>
+        <w:rPr>
+          <w:rFonts w:ascii="Lato" w:cs="Lato" w:eastAsia="Lato" w:hAnsi="Lato"/>
+        </w:rPr>
+        <w:t xml:space="preserve"> </w:t>
+      </w:r>
+    </w:p>
+    <w:p>
+      <w:pPr>
+        <w:pBdr>
+          <w:bottom w:val="single" w:color="C9C2B8" w:sz="4" w:space="4"/>
+        </w:pBdr>
+        <w:spacing w:after="0" w:before="170"/>
+      </w:pPr>
+      <w:r>
+        <w:rPr>
+          <w:rFonts w:ascii="Lato" w:cs="Lato" w:eastAsia="Lato" w:hAnsi="Lato"/>
+        </w:rPr>
+        <w:t xml:space="preserve"> </w:t>
+      </w:r>
+    </w:p>
+    <w:p>
+      <w:pPr>
+        <w:pBdr>
+          <w:bottom w:val="single" w:color="C9C2B8" w:sz="4" w:space="4"/>
+        </w:pBdr>
+        <w:spacing w:after="0" w:before="170"/>
+      </w:pPr>
+      <w:r>
+        <w:rPr>
+          <w:rFonts w:ascii="Lato" w:cs="Lato" w:eastAsia="Lato" w:hAnsi="Lato"/>
+        </w:rPr>
+        <w:t xml:space="preserve"> </w:t>
+      </w:r>
+    </w:p>
+    <w:p>
+      <w:pPr>
+        <w:pBdr>
+          <w:bottom w:val="single" w:color="C9C2B8" w:sz="4" w:space="4"/>
+        </w:pBdr>
+        <w:spacing w:after="0" w:before="170"/>
+      </w:pPr>
+      <w:r>
+        <w:rPr>
+          <w:rFonts w:ascii="Lato" w:cs="Lato" w:eastAsia="Lato" w:hAnsi="Lato"/>
+        </w:rPr>
+        <w:t xml:space="preserve"> </w:t>
+      </w:r>
+    </w:p>
+    <w:p>
+      <w:pPr>
+        <w:spacing w:after="210"/>
+      </w:pPr>
+      <w:r>
+        <w:rPr>
+          <w:rFonts w:ascii="Lato" w:cs="Lato" w:eastAsia="Lato" w:hAnsi="Lato"/>
+        </w:rPr>
+        <w:t xml:space="preserve"/>
+      </w:r>
+    </w:p>
+    <w:p>
+      <w:pPr>
+        <w:pStyle w:val="Heading2"/>
+        <w:spacing w:after="140" w:before="330"/>
+      </w:pPr>
+      <w:r>
+        <w:rPr>
+          <w:rFonts w:ascii="Libre Baskerville" w:cs="Libre Baskerville" w:eastAsia="Libre Baskerville" w:hAnsi="Libre Baskerville"/>
+          <w:color w:val="102A43"/>
+          <w:sz w:val="24"/>
+          <w:szCs w:val="24"/>
+        </w:rPr>
+        <w:t xml:space="preserve">Your first goal</w:t>
+      </w:r>
+    </w:p>
+    <w:p>
+      <w:pPr>
+        <w:spacing w:after="150" w:line="300"/>
+      </w:pPr>
+      <w:r>
+        <w:rPr>
+          <w:rFonts w:ascii="Lato" w:cs="Lato" w:eastAsia="Lato" w:hAnsi="Lato"/>
+          <w:i w:val="false"/>
+          <w:iCs w:val="false"/>
+          <w:color w:val="2B2B2B"/>
+          <w:sz w:val="21"/>
+          <w:szCs w:val="21"/>
+        </w:rPr>
+        <w:t xml:space="preserve">This does not have to be an income goal yet. If showing up online is new to you, a more useful first goal is a habit — a posting rhythm, a number of conversations, a simple repetition you are building toward.</w:t>
+      </w:r>
+    </w:p>
+    <w:p>
+      <w:pPr>
+        <w:pBdr>
+          <w:left w:val="single" w:color="D6A23E" w:sz="18" w:space="14"/>
+        </w:pBdr>
+        <w:spacing w:after="40" w:before="190"/>
+        <w:ind w:left="230"/>
+      </w:pPr>
+      <w:r>
+        <w:rPr>
+          <w:rFonts w:ascii="Lato" w:cs="Lato" w:eastAsia="Lato" w:hAnsi="Lato"/>
+          <w:b/>
+          <w:bCs/>
+          <w:color w:val="D6A23E"/>
+          <w:spacing w:val="50"/>
+          <w:sz w:val="16"/>
+          <w:szCs w:val="16"/>
+        </w:rPr>
+        <w:t xml:space="preserve">FOR EXAMPLE</w:t>
+      </w:r>
+    </w:p>
+    <w:p>
+      <w:pPr>
+        <w:pBdr>
+          <w:left w:val="single" w:color="D6A23E" w:sz="18" w:space="14"/>
+        </w:pBdr>
+        <w:spacing w:after="200"/>
+        <w:ind w:left="230"/>
+      </w:pPr>
+      <w:r>
+        <w:rPr>
+          <w:rFonts w:ascii="Lato" w:cs="Lato" w:eastAsia="Lato" w:hAnsi="Lato"/>
+          <w:color w:val="2B2B2B"/>
+          <w:sz w:val="20"/>
+          <w:szCs w:val="20"/>
+        </w:rPr>
+        <w:t xml:space="preserve">“I will publish one thing a week and have two real conversations a week.” That repetition is what everything else, including income, eventually gets built on.</w:t>
+      </w:r>
+    </w:p>
+    <w:p>
+      <w:pPr>
+        <w:spacing w:after="150" w:line="300"/>
+      </w:pPr>
+      <w:r>
+        <w:rPr>
+          <w:rFonts w:ascii="Lato" w:cs="Lato" w:eastAsia="Lato" w:hAnsi="Lato"/>
+          <w:i w:val="false"/>
+          <w:iCs w:val="false"/>
+          <w:color w:val="2B2B2B"/>
+          <w:sz w:val="21"/>
+          <w:szCs w:val="21"/>
+        </w:rPr>
+        <w:t xml:space="preserve">Whatever you choose, break it down the same way: thirty days, a quarter, a year. Growth is rarely even. Most of it compounds later, so do not expect month one to look like month twelve.</w:t>
+      </w:r>
+    </w:p>
+    <w:p>
+      <w:pPr>
+        <w:spacing w:after="40" w:before="260"/>
+      </w:pPr>
+      <w:r>
+        <w:rPr>
+          <w:rFonts w:ascii="Lato" w:cs="Lato" w:eastAsia="Lato" w:hAnsi="Lato"/>
+          <w:b/>
+          <w:bCs/>
+          <w:color w:val="102A43"/>
+          <w:sz w:val="20"/>
+          <w:szCs w:val="20"/>
+        </w:rPr>
+        <w:t xml:space="preserve">My first goal — income, audience, or rhythm</w:t>
+      </w:r>
+    </w:p>
+    <w:p>
+      <w:pPr>
+        <w:pBdr>
+          <w:bottom w:val="single" w:color="C9C2B8" w:sz="4" w:space="4"/>
+        </w:pBdr>
+        <w:spacing w:after="0" w:before="170"/>
+      </w:pPr>
+      <w:r>
+        <w:rPr>
+          <w:rFonts w:ascii="Lato" w:cs="Lato" w:eastAsia="Lato" w:hAnsi="Lato"/>
+        </w:rPr>
+        <w:t xml:space="preserve"> </w:t>
+      </w:r>
+    </w:p>
+    <w:p>
+      <w:pPr>
+        <w:pBdr>
+          <w:bottom w:val="single" w:color="C9C2B8" w:sz="4" w:space="4"/>
+        </w:pBdr>
+        <w:spacing w:after="0" w:before="170"/>
+      </w:pPr>
+      <w:r>
+        <w:rPr>
+          <w:rFonts w:ascii="Lato" w:cs="Lato" w:eastAsia="Lato" w:hAnsi="Lato"/>
+        </w:rPr>
+        <w:t xml:space="preserve"> </w:t>
+      </w:r>
+    </w:p>
+    <w:p>
+      <w:pPr>
+        <w:pBdr>
+          <w:bottom w:val="single" w:color="C9C2B8" w:sz="4" w:space="4"/>
+        </w:pBdr>
+        <w:spacing w:after="0" w:before="170"/>
+      </w:pPr>
+      <w:r>
+        <w:rPr>
+          <w:rFonts w:ascii="Lato" w:cs="Lato" w:eastAsia="Lato" w:hAnsi="Lato"/>
+        </w:rPr>
+        <w:t xml:space="preserve"> </w:t>
+      </w:r>
+    </w:p>
+    <w:p>
+      <w:pPr>
+        <w:spacing w:after="210"/>
+      </w:pPr>
+      <w:r>
+        <w:rPr>
+          <w:rFonts w:ascii="Lato" w:cs="Lato" w:eastAsia="Lato" w:hAnsi="Lato"/>
+        </w:rPr>
+        <w:t xml:space="preserve"/>
+      </w:r>
+    </w:p>
+    <w:p>
+      <w:pPr>
+        <w:spacing w:after="40" w:before="260"/>
+      </w:pPr>
+      <w:r>
+        <w:rPr>
+          <w:rFonts w:ascii="Lato" w:cs="Lato" w:eastAsia="Lato" w:hAnsi="Lato"/>
+          <w:b/>
+          <w:bCs/>
+          <w:color w:val="102A43"/>
+          <w:sz w:val="20"/>
+          <w:szCs w:val="20"/>
+        </w:rPr>
+        <w:t xml:space="preserve">30-day goal</w:t>
+      </w:r>
+    </w:p>
+    <w:p>
+      <w:pPr>
+        <w:pBdr>
+          <w:bottom w:val="single" w:color="C9C2B8" w:sz="4" w:space="4"/>
+        </w:pBdr>
+        <w:spacing w:after="0" w:before="170"/>
+      </w:pPr>
+      <w:r>
+        <w:rPr>
+          <w:rFonts w:ascii="Lato" w:cs="Lato" w:eastAsia="Lato" w:hAnsi="Lato"/>
+        </w:rPr>
+        <w:t xml:space="preserve"> </w:t>
+      </w:r>
+    </w:p>
+    <w:p>
+      <w:pPr>
+        <w:pBdr>
+          <w:bottom w:val="single" w:color="C9C2B8" w:sz="4" w:space="4"/>
+        </w:pBdr>
+        <w:spacing w:after="0" w:before="170"/>
+      </w:pPr>
+      <w:r>
+        <w:rPr>
+          <w:rFonts w:ascii="Lato" w:cs="Lato" w:eastAsia="Lato" w:hAnsi="Lato"/>
+        </w:rPr>
+        <w:t xml:space="preserve"> </w:t>
+      </w:r>
+    </w:p>
+    <w:p>
+      <w:pPr>
+        <w:spacing w:after="210"/>
+      </w:pPr>
+      <w:r>
+        <w:rPr>
+          <w:rFonts w:ascii="Lato" w:cs="Lato" w:eastAsia="Lato" w:hAnsi="Lato"/>
+        </w:rPr>
+        <w:t xml:space="preserve"/>
+      </w:r>
+    </w:p>
+    <w:p>
+      <w:pPr>
+        <w:spacing w:after="40" w:before="260"/>
+      </w:pPr>
+      <w:r>
+        <w:rPr>
+          <w:rFonts w:ascii="Lato" w:cs="Lato" w:eastAsia="Lato" w:hAnsi="Lato"/>
+          <w:b/>
+          <w:bCs/>
+          <w:color w:val="102A43"/>
+          <w:sz w:val="20"/>
+          <w:szCs w:val="20"/>
+        </w:rPr>
+        <w:t xml:space="preserve">Quarter goal</w:t>
+      </w:r>
+    </w:p>
+    <w:p>
+      <w:pPr>
+        <w:pBdr>
+          <w:bottom w:val="single" w:color="C9C2B8" w:sz="4" w:space="4"/>
+        </w:pBdr>
+        <w:spacing w:after="0" w:before="170"/>
+      </w:pPr>
+      <w:r>
+        <w:rPr>
+          <w:rFonts w:ascii="Lato" w:cs="Lato" w:eastAsia="Lato" w:hAnsi="Lato"/>
+        </w:rPr>
+        <w:t xml:space="preserve"> </w:t>
+      </w:r>
+    </w:p>
+    <w:p>
+      <w:pPr>
+        <w:pBdr>
+          <w:bottom w:val="single" w:color="C9C2B8" w:sz="4" w:space="4"/>
+        </w:pBdr>
+        <w:spacing w:after="0" w:before="170"/>
+      </w:pPr>
+      <w:r>
+        <w:rPr>
+          <w:rFonts w:ascii="Lato" w:cs="Lato" w:eastAsia="Lato" w:hAnsi="Lato"/>
+        </w:rPr>
+        <w:t xml:space="preserve"> </w:t>
+      </w:r>
+    </w:p>
+    <w:p>
+      <w:pPr>
+        <w:spacing w:after="210"/>
+      </w:pPr>
+      <w:r>
+        <w:rPr>
+          <w:rFonts w:ascii="Lato" w:cs="Lato" w:eastAsia="Lato" w:hAnsi="Lato"/>
+        </w:rPr>
+        <w:t xml:space="preserve"/>
+      </w:r>
+    </w:p>
+    <w:p>
+      <w:pPr>
+        <w:spacing w:after="40" w:before="260"/>
+      </w:pPr>
+      <w:r>
+        <w:rPr>
+          <w:rFonts w:ascii="Lato" w:cs="Lato" w:eastAsia="Lato" w:hAnsi="Lato"/>
+          <w:b/>
+          <w:bCs/>
+          <w:color w:val="102A43"/>
+          <w:sz w:val="20"/>
+          <w:szCs w:val="20"/>
+        </w:rPr>
+        <w:t xml:space="preserve">Year goal</w:t>
+      </w:r>
+    </w:p>
+    <w:p>
+      <w:pPr>
+        <w:pBdr>
+          <w:bottom w:val="single" w:color="C9C2B8" w:sz="4" w:space="4"/>
+        </w:pBdr>
+        <w:spacing w:after="0" w:before="170"/>
+      </w:pPr>
+      <w:r>
+        <w:rPr>
+          <w:rFonts w:ascii="Lato" w:cs="Lato" w:eastAsia="Lato" w:hAnsi="Lato"/>
+        </w:rPr>
+        <w:t xml:space="preserve"> </w:t>
+      </w:r>
+    </w:p>
+    <w:p>
+      <w:pPr>
+        <w:pBdr>
+          <w:bottom w:val="single" w:color="C9C2B8" w:sz="4" w:space="4"/>
+        </w:pBdr>
+        <w:spacing w:after="0" w:before="170"/>
+      </w:pPr>
+      <w:r>
+        <w:rPr>
+          <w:rFonts w:ascii="Lato" w:cs="Lato" w:eastAsia="Lato" w:hAnsi="Lato"/>
+        </w:rPr>
+        <w:t xml:space="preserve"> </w:t>
+      </w:r>
+    </w:p>
+    <w:p>
+      <w:pPr>
+        <w:spacing w:after="210"/>
+      </w:pPr>
+      <w:r>
+        <w:rPr>
+          <w:rFonts w:ascii="Lato" w:cs="Lato" w:eastAsia="Lato" w:hAnsi="Lato"/>
+        </w:rPr>
+        <w:t xml:space="preserve"/>
+      </w:r>
+    </w:p>
+    <w:p>
+      <w:r>
+        <w:br w:type="page"/>
+      </w:r>
+    </w:p>
+    <w:p>
+      <w:pPr>
+        <w:spacing w:after="0" w:before="120"/>
+      </w:pPr>
+      <w:r>
+        <w:rPr>
+          <w:rFonts w:ascii="Lato" w:cs="Lato" w:eastAsia="Lato" w:hAnsi="Lato"/>
+          <w:b/>
+          <w:bCs/>
+          <w:color w:val="D6A23E"/>
+          <w:spacing w:val="60"/>
+          <w:sz w:val="19"/>
+          <w:szCs w:val="19"/>
+        </w:rPr>
+        <w:t xml:space="preserve">CHAPTER 11</w:t>
+      </w:r>
+    </w:p>
+    <w:p>
+      <w:pPr>
+        <w:pStyle w:val="Heading1"/>
+        <w:spacing w:after="0" w:before="90"/>
+      </w:pPr>
+      <w:r>
+        <w:rPr>
+          <w:rFonts w:ascii="Libre Baskerville" w:cs="Libre Baskerville" w:eastAsia="Libre Baskerville" w:hAnsi="Libre Baskerville"/>
+          <w:color w:val="102A43"/>
+          <w:sz w:val="36"/>
+          <w:szCs w:val="36"/>
+        </w:rPr>
+        <w:t xml:space="preserve">Your Freebie</w:t>
+      </w:r>
+    </w:p>
+    <w:p>
+      <w:pPr>
+        <w:pBdr>
+          <w:bottom w:val="single" w:color="D6A23E" w:sz="12" w:space="1"/>
+        </w:pBdr>
+        <w:spacing w:after="320" w:before="120"/>
+      </w:pPr>
+      <w:r>
+        <w:rPr>
+          <w:rFonts w:ascii="Lato" w:cs="Lato" w:eastAsia="Lato" w:hAnsi="Lato"/>
+        </w:rPr>
+        <w:t xml:space="preserve"/>
+      </w:r>
+    </w:p>
+    <w:p>
+      <w:pPr>
+        <w:spacing w:after="150" w:line="300"/>
+      </w:pPr>
+      <w:r>
+        <w:rPr>
+          <w:rFonts w:ascii="Lato" w:cs="Lato" w:eastAsia="Lato" w:hAnsi="Lato"/>
+          <w:i w:val="false"/>
+          <w:iCs w:val="false"/>
+          <w:color w:val="2B2B2B"/>
+          <w:sz w:val="21"/>
+          <w:szCs w:val="21"/>
+        </w:rPr>
+        <w:t xml:space="preserve">A freebie, or lead magnet, is something genuinely useful you give away in exchange for an email address.</w:t>
+      </w:r>
+    </w:p>
+    <w:p>
+      <w:pPr>
+        <w:spacing w:after="150" w:line="300"/>
+      </w:pPr>
+      <w:r>
+        <w:rPr>
+          <w:rFonts w:ascii="Lato" w:cs="Lato" w:eastAsia="Lato" w:hAnsi="Lato"/>
+          <w:i w:val="false"/>
+          <w:iCs w:val="false"/>
+          <w:color w:val="2B2B2B"/>
+          <w:sz w:val="21"/>
+          <w:szCs w:val="21"/>
+        </w:rPr>
+        <w:t xml:space="preserve">Why it matters more than it looks:</w:t>
       </w:r>
     </w:p>
     <w:p>
@@ -7179,6 +10621,154 @@
           <w:sz w:val="21"/>
           <w:szCs w:val="21"/>
         </w:rPr>
+        <w:t xml:space="preserve">List building. Everyone who signs up is someone you can reach directly, without an algorithm deciding whether you are allowed to.</w:t>
+      </w:r>
+    </w:p>
+    <w:p>
+      <w:pPr>
+        <w:pStyle w:val="ListParagraph"/>
+        <w:numPr>
+          <w:ilvl w:val="0"/>
+          <w:numId w:val="2"/>
+        </w:numPr>
+        <w:spacing w:after="90" w:line="290"/>
+      </w:pPr>
+      <w:r>
+        <w:rPr>
+          <w:rFonts w:ascii="Lato" w:cs="Lato" w:eastAsia="Lato" w:hAnsi="Lato"/>
+          <w:color w:val="2B2B2B"/>
+          <w:sz w:val="21"/>
+          <w:szCs w:val="21"/>
+        </w:rPr>
+        <w:t xml:space="preserve">Trust. Giving something valuable away before asking for anything is the fastest way to be taken seriously.</w:t>
+      </w:r>
+    </w:p>
+    <w:p>
+      <w:pPr>
+        <w:pStyle w:val="ListParagraph"/>
+        <w:numPr>
+          <w:ilvl w:val="0"/>
+          <w:numId w:val="2"/>
+        </w:numPr>
+        <w:spacing w:after="90" w:line="290"/>
+      </w:pPr>
+      <w:r>
+        <w:rPr>
+          <w:rFonts w:ascii="Lato" w:cs="Lato" w:eastAsia="Lato" w:hAnsi="Lato"/>
+          <w:color w:val="2B2B2B"/>
+          <w:sz w:val="21"/>
+          <w:szCs w:val="21"/>
+        </w:rPr>
+        <w:t xml:space="preserve">Security. If a platform suspends your account tomorrow — and it happens — your list is still yours. Your followers are not.</w:t>
+      </w:r>
+    </w:p>
+    <w:p>
+      <w:pPr>
+        <w:pStyle w:val="ListParagraph"/>
+        <w:numPr>
+          <w:ilvl w:val="0"/>
+          <w:numId w:val="2"/>
+        </w:numPr>
+        <w:spacing w:after="90" w:line="290"/>
+      </w:pPr>
+      <w:r>
+        <w:rPr>
+          <w:rFonts w:ascii="Lato" w:cs="Lato" w:eastAsia="Lato" w:hAnsi="Lato"/>
+          <w:color w:val="2B2B2B"/>
+          <w:sz w:val="21"/>
+          <w:szCs w:val="21"/>
+        </w:rPr>
+        <w:t xml:space="preserve">Automation. This is the piece that lets the business work while you are at your job, asleep, or with your family.</w:t>
+      </w:r>
+    </w:p>
+    <w:p>
+      <w:pPr>
+        <w:pStyle w:val="Heading2"/>
+        <w:spacing w:after="140" w:before="330"/>
+      </w:pPr>
+      <w:r>
+        <w:rPr>
+          <w:rFonts w:ascii="Libre Baskerville" w:cs="Libre Baskerville" w:eastAsia="Libre Baskerville" w:hAnsi="Libre Baskerville"/>
+          <w:color w:val="102A43"/>
+          <w:sz w:val="24"/>
+          <w:szCs w:val="24"/>
+        </w:rPr>
+        <w:t xml:space="preserve">What makes a good one</w:t>
+      </w:r>
+    </w:p>
+    <w:p>
+      <w:pPr>
+        <w:pStyle w:val="ListParagraph"/>
+        <w:numPr>
+          <w:ilvl w:val="0"/>
+          <w:numId w:val="2"/>
+        </w:numPr>
+        <w:spacing w:after="90" w:line="290"/>
+      </w:pPr>
+      <w:r>
+        <w:rPr>
+          <w:rFonts w:ascii="Lato" w:cs="Lato" w:eastAsia="Lato" w:hAnsi="Lato"/>
+          <w:color w:val="2B2B2B"/>
+          <w:sz w:val="21"/>
+          <w:szCs w:val="21"/>
+        </w:rPr>
+        <w:t xml:space="preserve">It solves one specific, pressing problem — not a whole topic.</w:t>
+      </w:r>
+    </w:p>
+    <w:p>
+      <w:pPr>
+        <w:pStyle w:val="ListParagraph"/>
+        <w:numPr>
+          <w:ilvl w:val="0"/>
+          <w:numId w:val="2"/>
+        </w:numPr>
+        <w:spacing w:after="90" w:line="290"/>
+      </w:pPr>
+      <w:r>
+        <w:rPr>
+          <w:rFonts w:ascii="Lato" w:cs="Lato" w:eastAsia="Lato" w:hAnsi="Lato"/>
+          <w:color w:val="2B2B2B"/>
+          <w:sz w:val="21"/>
+          <w:szCs w:val="21"/>
+        </w:rPr>
+        <w:t xml:space="preserve">It gives a real win on its own, even if she never buys anything.</w:t>
+      </w:r>
+    </w:p>
+    <w:p>
+      <w:pPr>
+        <w:pStyle w:val="ListParagraph"/>
+        <w:numPr>
+          <w:ilvl w:val="0"/>
+          <w:numId w:val="2"/>
+        </w:numPr>
+        <w:spacing w:after="90" w:line="290"/>
+      </w:pPr>
+      <w:r>
+        <w:rPr>
+          <w:rFonts w:ascii="Lato" w:cs="Lato" w:eastAsia="Lato" w:hAnsi="Lato"/>
+          <w:color w:val="2B2B2B"/>
+          <w:sz w:val="21"/>
+          <w:szCs w:val="21"/>
+        </w:rPr>
+        <w:t xml:space="preserve">It previews what your paid product does at a bigger scale. A taste, not the whole meal.</w:t>
+      </w:r>
+    </w:p>
+    <w:p>
+      <w:pPr>
+        <w:pStyle w:val="ListParagraph"/>
+        <w:numPr>
+          <w:ilvl w:val="0"/>
+          <w:numId w:val="2"/>
+        </w:numPr>
+        <w:spacing w:after="90" w:line="290"/>
+      </w:pPr>
+      <w:r>
+        <w:rPr>
+          <w:rFonts w:ascii="Lato" w:cs="Lato" w:eastAsia="Lato" w:hAnsi="Lato"/>
+          <w:color w:val="2B2B2B"/>
+          <w:sz w:val="21"/>
+          <w:szCs w:val="21"/>
+        </w:rPr>
         <w:t xml:space="preserve">It can be used in a few minutes. Nobody finishes a forty-page freebie.</w:t>
       </w:r>
     </w:p>
@@ -7524,7 +11114,7 @@
           <w:sz w:val="19"/>
           <w:szCs w:val="19"/>
         </w:rPr>
-        <w:t xml:space="preserve">CHAPTER 10</w:t>
+        <w:t xml:space="preserve">CHAPTER 12</w:t>
       </w:r>
     </w:p>
     <w:p>
@@ -7853,7 +11443,7 @@
           <w:sz w:val="19"/>
           <w:szCs w:val="19"/>
         </w:rPr>
-        <w:t xml:space="preserve">CHAPTER 11</w:t>
+        <w:t xml:space="preserve">CHAPTER 13</w:t>
       </w:r>
     </w:p>
     <w:p>
@@ -9821,7 +13411,7 @@
           <w:sz w:val="19"/>
           <w:szCs w:val="19"/>
         </w:rPr>
-        <w:t xml:space="preserve">CHAPTER 12</w:t>
+        <w:t xml:space="preserve">CHAPTER 14</w:t>
       </w:r>
     </w:p>
     <w:p>
@@ -9867,6 +13457,138 @@
           <w:szCs w:val="21"/>
         </w:rPr>
         <w:t xml:space="preserve">A faceless brand still needs a real community. Without one you have content, not a business. And building one without showing your face is far more possible than people tell you — as long as you show up consistently and let people see the parts of you that are not your face: your thinking, your story, your standards, your work.</w:t>
+      </w:r>
+    </w:p>
+    <w:p>
+      <w:pPr>
+        <w:pStyle w:val="Heading2"/>
+        <w:spacing w:after="140" w:before="330"/>
+      </w:pPr>
+      <w:r>
+        <w:rPr>
+          <w:rFonts w:ascii="Libre Baskerville" w:cs="Libre Baskerville" w:eastAsia="Libre Baskerville" w:hAnsi="Libre Baskerville"/>
+          <w:color w:val="102A43"/>
+          <w:sz w:val="24"/>
+          <w:szCs w:val="24"/>
+        </w:rPr>
+        <w:t xml:space="preserve">Consistency — the number, plainly</w:t>
+      </w:r>
+    </w:p>
+    <w:p>
+      <w:pPr>
+        <w:spacing w:after="150" w:line="300"/>
+      </w:pPr>
+      <w:r>
+        <w:rPr>
+          <w:rFonts w:ascii="Lato" w:cs="Lato" w:eastAsia="Lato" w:hAnsi="Lato"/>
+          <w:i w:val="false"/>
+          <w:iCs w:val="false"/>
+          <w:color w:val="2B2B2B"/>
+          <w:sz w:val="21"/>
+          <w:szCs w:val="21"/>
+        </w:rPr>
+        <w:t xml:space="preserve">Consistency means showing up at least once a day. In the early stage, posting more than once a day tells the algorithm you are an active account and tells your audience you are reliable. Over time, that reliability is what turns into trust.</w:t>
+      </w:r>
+    </w:p>
+    <w:p>
+      <w:pPr>
+        <w:spacing w:after="150" w:line="300"/>
+      </w:pPr>
+      <w:r>
+        <w:rPr>
+          <w:rFonts w:ascii="Lato" w:cs="Lato" w:eastAsia="Lato" w:hAnsi="Lato"/>
+          <w:i w:val="false"/>
+          <w:iCs w:val="false"/>
+          <w:color w:val="2B2B2B"/>
+          <w:sz w:val="21"/>
+          <w:szCs w:val="21"/>
+        </w:rPr>
+        <w:t xml:space="preserve">A working rule of thumb when starting out on Instagram: two to three Reels a day, and roughly six to eight Stories. As your following grows you can drop to one Reel a day and lean more on Stories.</w:t>
+      </w:r>
+    </w:p>
+    <w:p>
+      <w:pPr>
+        <w:spacing w:after="150" w:line="300"/>
+      </w:pPr>
+      <w:r>
+        <w:rPr>
+          <w:rFonts w:ascii="Lato" w:cs="Lato" w:eastAsia="Lato" w:hAnsi="Lato"/>
+          <w:i w:val="false"/>
+          <w:iCs w:val="false"/>
+          <w:color w:val="2B2B2B"/>
+          <w:sz w:val="21"/>
+          <w:szCs w:val="21"/>
+        </w:rPr>
+        <w:t xml:space="preserve">If that number makes your stomach drop, read it again as what it is — the pace that grows an account fastest, not a moral obligation. Batch it. Sit down once a week and make the week. What you cannot do is disappear for a fortnight and come back expecting the same reach.</w:t>
+      </w:r>
+    </w:p>
+    <w:p>
+      <w:pPr>
+        <w:spacing w:after="40" w:before="260"/>
+      </w:pPr>
+      <w:r>
+        <w:rPr>
+          <w:rFonts w:ascii="Lato" w:cs="Lato" w:eastAsia="Lato" w:hAnsi="Lato"/>
+          <w:b/>
+          <w:bCs/>
+          <w:color w:val="102A43"/>
+          <w:sz w:val="20"/>
+          <w:szCs w:val="20"/>
+        </w:rPr>
+        <w:t xml:space="preserve">The number I am committing to, and the day I will batch it</w:t>
+      </w:r>
+    </w:p>
+    <w:p>
+      <w:pPr>
+        <w:pBdr>
+          <w:bottom w:val="single" w:color="C9C2B8" w:sz="4" w:space="4"/>
+        </w:pBdr>
+        <w:spacing w:after="0" w:before="170"/>
+      </w:pPr>
+      <w:r>
+        <w:rPr>
+          <w:rFonts w:ascii="Lato" w:cs="Lato" w:eastAsia="Lato" w:hAnsi="Lato"/>
+        </w:rPr>
+        <w:t xml:space="preserve"> </w:t>
+      </w:r>
+    </w:p>
+    <w:p>
+      <w:pPr>
+        <w:pBdr>
+          <w:bottom w:val="single" w:color="C9C2B8" w:sz="4" w:space="4"/>
+        </w:pBdr>
+        <w:spacing w:after="0" w:before="170"/>
+      </w:pPr>
+      <w:r>
+        <w:rPr>
+          <w:rFonts w:ascii="Lato" w:cs="Lato" w:eastAsia="Lato" w:hAnsi="Lato"/>
+        </w:rPr>
+        <w:t xml:space="preserve"> </w:t>
+      </w:r>
+    </w:p>
+    <w:p>
+      <w:pPr>
+        <w:pBdr>
+          <w:bottom w:val="single" w:color="C9C2B8" w:sz="4" w:space="4"/>
+        </w:pBdr>
+        <w:spacing w:after="0" w:before="170"/>
+      </w:pPr>
+      <w:r>
+        <w:rPr>
+          <w:rFonts w:ascii="Lato" w:cs="Lato" w:eastAsia="Lato" w:hAnsi="Lato"/>
+        </w:rPr>
+        <w:t xml:space="preserve"> </w:t>
+      </w:r>
+    </w:p>
+    <w:p>
+      <w:pPr>
+        <w:spacing w:after="210"/>
+      </w:pPr>
+      <w:r>
+        <w:rPr>
+          <w:rFonts w:ascii="Lato" w:cs="Lato" w:eastAsia="Lato" w:hAnsi="Lato"/>
+        </w:rPr>
+        <w:t xml:space="preserve"/>
       </w:r>
     </w:p>
     <w:p>
@@ -9919,7 +13641,7 @@
           <w:sz w:val="21"/>
           <w:szCs w:val="21"/>
         </w:rPr>
-        <w:t xml:space="preserve">A cohesive look. So people recognise your content before they read your name. This is Signal 3 from Chapter 6, doing its job.</w:t>
+        <w:t xml:space="preserve">A cohesive look. So people recognise your content before they read your name. This is Signal 3 from Chapter 7, doing its job.</w:t>
       </w:r>
     </w:p>
     <w:p>
@@ -10085,7 +13807,7 @@
           <w:sz w:val="24"/>
           <w:szCs w:val="24"/>
         </w:rPr>
-        <w:t xml:space="preserve">A room of your own</w:t>
+        <w:t xml:space="preserve">Your story is the part nobody can copy</w:t>
       </w:r>
     </w:p>
     <w:p>
@@ -10101,7 +13823,7 @@
           <w:sz w:val="21"/>
           <w:szCs w:val="21"/>
         </w:rPr>
-        <w:t xml:space="preserve">At some point a group of your own beats posting into a feed. A community space gives people somewhere to go, somewhere to talk to each other, and somewhere you do not have to fight an algorithm to be seen. It is also where the people who already trust you become the people who buy from you.</w:t>
+        <w:t xml:space="preserve">This is the most important thing in your branding, and it is easy to miss because it does not look like branding. Anyone can copy your colours. Anyone can copy your fonts, your format, even your hooks. Nobody can copy why you started.</w:t>
       </w:r>
     </w:p>
     <w:p>
@@ -10117,38 +13839,357 @@
           <w:sz w:val="21"/>
           <w:szCs w:val="21"/>
         </w:rPr>
-        <w:t xml:space="preserve">Skool is the platform I use for this. It puts a community, a course area and a payment system in one place, which matters when you are one person doing all of it. A free group with real conversation in it beats a paid group with silence in it every single time — so start free, and charge later if it earns it.</w:t>
-      </w:r>
-    </w:p>
-    <w:p>
-      <w:pPr>
-        <w:pBdr>
-          <w:left w:val="single" w:color="D6A23E" w:sz="18" w:space="14"/>
-        </w:pBdr>
-        <w:spacing w:after="120" w:before="120"/>
-        <w:ind w:left="200"/>
+        <w:t xml:space="preserve">Storytelling works because buying decisions are emotional before they are rational. A story lets someone feel something about you before they have decided anything about you. It also does your filtering for you — the right person recognises herself in it and stays; the wrong one scrolls past, which saves you both time.</w:t>
+      </w:r>
+    </w:p>
+    <w:p>
+      <w:pPr>
+        <w:spacing w:after="150" w:line="300"/>
+      </w:pPr>
+      <w:r>
+        <w:rPr>
+          <w:rFonts w:ascii="Lato" w:cs="Lato" w:eastAsia="Lato" w:hAnsi="Lato"/>
+          <w:i w:val="false"/>
+          <w:iCs w:val="false"/>
+          <w:color w:val="2B2B2B"/>
+          <w:sz w:val="21"/>
+          <w:szCs w:val="21"/>
+        </w:rPr>
+        <w:t xml:space="preserve">None of this requires your face. It requires specifics. “I struggled at the start” is not a story. “I paid for a course I never opened and told nobody for a year” is.</w:t>
+      </w:r>
+    </w:p>
+    <w:p>
+      <w:pPr>
+        <w:spacing w:after="150" w:line="300"/>
+      </w:pPr>
+      <w:r>
+        <w:rPr>
+          <w:rFonts w:ascii="Lato" w:cs="Lato" w:eastAsia="Lato" w:hAnsi="Lato"/>
+          <w:i w:val="false"/>
+          <w:iCs w:val="false"/>
+          <w:color w:val="2B2B2B"/>
+          <w:sz w:val="21"/>
+          <w:szCs w:val="21"/>
+        </w:rPr>
+        <w:t xml:space="preserve">Where the story goes: your captions, your Stories, your emails, your sales pages. Not once — repeatedly, in pieces. Most of your audience has never seen any of it.</w:t>
+      </w:r>
+    </w:p>
+    <w:p>
+      <w:pPr>
+        <w:pStyle w:val="ListParagraph"/>
+        <w:numPr>
+          <w:ilvl w:val="0"/>
+          <w:numId w:val="2"/>
+        </w:numPr>
+        <w:spacing w:after="90" w:line="290"/>
+      </w:pPr>
+      <w:r>
+        <w:rPr>
+          <w:rFonts w:ascii="Lato" w:cs="Lato" w:eastAsia="Lato" w:hAnsi="Lato"/>
+          <w:color w:val="2B2B2B"/>
+          <w:sz w:val="21"/>
+          <w:szCs w:val="21"/>
+        </w:rPr>
+        <w:t xml:space="preserve">Why you started — the actual moment, not the tidy version.</w:t>
+      </w:r>
+    </w:p>
+    <w:p>
+      <w:pPr>
+        <w:pStyle w:val="ListParagraph"/>
+        <w:numPr>
+          <w:ilvl w:val="0"/>
+          <w:numId w:val="2"/>
+        </w:numPr>
+        <w:spacing w:after="90" w:line="290"/>
+      </w:pPr>
+      <w:r>
+        <w:rPr>
+          <w:rFonts w:ascii="Lato" w:cs="Lato" w:eastAsia="Lato" w:hAnsi="Lato"/>
+          <w:color w:val="2B2B2B"/>
+          <w:sz w:val="21"/>
+          <w:szCs w:val="21"/>
+        </w:rPr>
+        <w:t xml:space="preserve">What your life looked like before this.</w:t>
+      </w:r>
+    </w:p>
+    <w:p>
+      <w:pPr>
+        <w:pStyle w:val="ListParagraph"/>
+        <w:numPr>
+          <w:ilvl w:val="0"/>
+          <w:numId w:val="2"/>
+        </w:numPr>
+        <w:spacing w:after="90" w:line="290"/>
+      </w:pPr>
+      <w:r>
+        <w:rPr>
+          <w:rFonts w:ascii="Lato" w:cs="Lato" w:eastAsia="Lato" w:hAnsi="Lato"/>
+          <w:color w:val="2B2B2B"/>
+          <w:sz w:val="21"/>
+          <w:szCs w:val="21"/>
+        </w:rPr>
+        <w:t xml:space="preserve">What you tried that did not work.</w:t>
+      </w:r>
+    </w:p>
+    <w:p>
+      <w:pPr>
+        <w:pStyle w:val="ListParagraph"/>
+        <w:numPr>
+          <w:ilvl w:val="0"/>
+          <w:numId w:val="2"/>
+        </w:numPr>
+        <w:spacing w:after="90" w:line="290"/>
+      </w:pPr>
+      <w:r>
+        <w:rPr>
+          <w:rFonts w:ascii="Lato" w:cs="Lato" w:eastAsia="Lato" w:hAnsi="Lato"/>
+          <w:color w:val="2B2B2B"/>
+          <w:sz w:val="21"/>
+          <w:szCs w:val="21"/>
+        </w:rPr>
+        <w:t xml:space="preserve">What changed, and what it cost you.</w:t>
+      </w:r>
+    </w:p>
+    <w:p>
+      <w:pPr>
+        <w:pStyle w:val="ListParagraph"/>
+        <w:numPr>
+          <w:ilvl w:val="0"/>
+          <w:numId w:val="2"/>
+        </w:numPr>
+        <w:spacing w:after="90" w:line="290"/>
+      </w:pPr>
+      <w:r>
+        <w:rPr>
+          <w:rFonts w:ascii="Lato" w:cs="Lato" w:eastAsia="Lato" w:hAnsi="Lato"/>
+          <w:color w:val="2B2B2B"/>
+          <w:sz w:val="21"/>
+          <w:szCs w:val="21"/>
+        </w:rPr>
+        <w:t xml:space="preserve">What you know now that you wish someone had told you.</w:t>
+      </w:r>
+    </w:p>
+    <w:p>
+      <w:pPr>
+        <w:spacing w:after="40" w:before="260"/>
       </w:pPr>
       <w:r>
         <w:rPr>
           <w:rFonts w:ascii="Lato" w:cs="Lato" w:eastAsia="Lato" w:hAnsi="Lato"/>
           <w:b/>
           <w:bCs/>
-          <w:color w:val="D6A23E"/>
-          <w:sz w:val="20"/>
-          <w:szCs w:val="20"/>
-        </w:rPr>
-        <w:t xml:space="preserve">[ LINK: Skool ]</w:t>
-      </w:r>
-      <w:r>
-        <w:rPr>
-          <w:rFonts w:ascii="Lato" w:cs="Lato" w:eastAsia="Lato" w:hAnsi="Lato"/>
-          <w:i/>
-          <w:iCs/>
-          <w:color w:val="6B6B6B"/>
-          <w:sz w:val="19"/>
-          <w:szCs w:val="19"/>
-        </w:rPr>
-        <w:t xml:space="preserve">   — community, courses and payments in one place</w:t>
+          <w:color w:val="102A43"/>
+          <w:sz w:val="20"/>
+          <w:szCs w:val="20"/>
+        </w:rPr>
+        <w:t xml:space="preserve">The moment I started — in specifics, not summary</w:t>
+      </w:r>
+    </w:p>
+    <w:p>
+      <w:pPr>
+        <w:pBdr>
+          <w:bottom w:val="single" w:color="C9C2B8" w:sz="4" w:space="4"/>
+        </w:pBdr>
+        <w:spacing w:after="0" w:before="170"/>
+      </w:pPr>
+      <w:r>
+        <w:rPr>
+          <w:rFonts w:ascii="Lato" w:cs="Lato" w:eastAsia="Lato" w:hAnsi="Lato"/>
+        </w:rPr>
+        <w:t xml:space="preserve"> </w:t>
+      </w:r>
+    </w:p>
+    <w:p>
+      <w:pPr>
+        <w:pBdr>
+          <w:bottom w:val="single" w:color="C9C2B8" w:sz="4" w:space="4"/>
+        </w:pBdr>
+        <w:spacing w:after="0" w:before="170"/>
+      </w:pPr>
+      <w:r>
+        <w:rPr>
+          <w:rFonts w:ascii="Lato" w:cs="Lato" w:eastAsia="Lato" w:hAnsi="Lato"/>
+        </w:rPr>
+        <w:t xml:space="preserve"> </w:t>
+      </w:r>
+    </w:p>
+    <w:p>
+      <w:pPr>
+        <w:pBdr>
+          <w:bottom w:val="single" w:color="C9C2B8" w:sz="4" w:space="4"/>
+        </w:pBdr>
+        <w:spacing w:after="0" w:before="170"/>
+      </w:pPr>
+      <w:r>
+        <w:rPr>
+          <w:rFonts w:ascii="Lato" w:cs="Lato" w:eastAsia="Lato" w:hAnsi="Lato"/>
+        </w:rPr>
+        <w:t xml:space="preserve"> </w:t>
+      </w:r>
+    </w:p>
+    <w:p>
+      <w:pPr>
+        <w:pBdr>
+          <w:bottom w:val="single" w:color="C9C2B8" w:sz="4" w:space="4"/>
+        </w:pBdr>
+        <w:spacing w:after="0" w:before="170"/>
+      </w:pPr>
+      <w:r>
+        <w:rPr>
+          <w:rFonts w:ascii="Lato" w:cs="Lato" w:eastAsia="Lato" w:hAnsi="Lato"/>
+        </w:rPr>
+        <w:t xml:space="preserve"> </w:t>
+      </w:r>
+    </w:p>
+    <w:p>
+      <w:pPr>
+        <w:pBdr>
+          <w:bottom w:val="single" w:color="C9C2B8" w:sz="4" w:space="4"/>
+        </w:pBdr>
+        <w:spacing w:after="0" w:before="170"/>
+      </w:pPr>
+      <w:r>
+        <w:rPr>
+          <w:rFonts w:ascii="Lato" w:cs="Lato" w:eastAsia="Lato" w:hAnsi="Lato"/>
+        </w:rPr>
+        <w:t xml:space="preserve"> </w:t>
+      </w:r>
+    </w:p>
+    <w:p>
+      <w:pPr>
+        <w:pBdr>
+          <w:bottom w:val="single" w:color="C9C2B8" w:sz="4" w:space="4"/>
+        </w:pBdr>
+        <w:spacing w:after="0" w:before="170"/>
+      </w:pPr>
+      <w:r>
+        <w:rPr>
+          <w:rFonts w:ascii="Lato" w:cs="Lato" w:eastAsia="Lato" w:hAnsi="Lato"/>
+        </w:rPr>
+        <w:t xml:space="preserve"> </w:t>
+      </w:r>
+    </w:p>
+    <w:p>
+      <w:pPr>
+        <w:spacing w:after="210"/>
+      </w:pPr>
+      <w:r>
+        <w:rPr>
+          <w:rFonts w:ascii="Lato" w:cs="Lato" w:eastAsia="Lato" w:hAnsi="Lato"/>
+        </w:rPr>
+        <w:t xml:space="preserve"/>
+      </w:r>
+    </w:p>
+    <w:p>
+      <w:pPr>
+        <w:spacing w:after="40" w:before="260"/>
+      </w:pPr>
+      <w:r>
+        <w:rPr>
+          <w:rFonts w:ascii="Lato" w:cs="Lato" w:eastAsia="Lato" w:hAnsi="Lato"/>
+          <w:b/>
+          <w:bCs/>
+          <w:color w:val="102A43"/>
+          <w:sz w:val="20"/>
+          <w:szCs w:val="20"/>
+        </w:rPr>
+        <w:t xml:space="preserve">Something I tried that did not work, and what it taught me</w:t>
+      </w:r>
+    </w:p>
+    <w:p>
+      <w:pPr>
+        <w:pBdr>
+          <w:bottom w:val="single" w:color="C9C2B8" w:sz="4" w:space="4"/>
+        </w:pBdr>
+        <w:spacing w:after="0" w:before="170"/>
+      </w:pPr>
+      <w:r>
+        <w:rPr>
+          <w:rFonts w:ascii="Lato" w:cs="Lato" w:eastAsia="Lato" w:hAnsi="Lato"/>
+        </w:rPr>
+        <w:t xml:space="preserve"> </w:t>
+      </w:r>
+    </w:p>
+    <w:p>
+      <w:pPr>
+        <w:pBdr>
+          <w:bottom w:val="single" w:color="C9C2B8" w:sz="4" w:space="4"/>
+        </w:pBdr>
+        <w:spacing w:after="0" w:before="170"/>
+      </w:pPr>
+      <w:r>
+        <w:rPr>
+          <w:rFonts w:ascii="Lato" w:cs="Lato" w:eastAsia="Lato" w:hAnsi="Lato"/>
+        </w:rPr>
+        <w:t xml:space="preserve"> </w:t>
+      </w:r>
+    </w:p>
+    <w:p>
+      <w:pPr>
+        <w:pBdr>
+          <w:bottom w:val="single" w:color="C9C2B8" w:sz="4" w:space="4"/>
+        </w:pBdr>
+        <w:spacing w:after="0" w:before="170"/>
+      </w:pPr>
+      <w:r>
+        <w:rPr>
+          <w:rFonts w:ascii="Lato" w:cs="Lato" w:eastAsia="Lato" w:hAnsi="Lato"/>
+        </w:rPr>
+        <w:t xml:space="preserve"> </w:t>
+      </w:r>
+    </w:p>
+    <w:p>
+      <w:pPr>
+        <w:pBdr>
+          <w:bottom w:val="single" w:color="C9C2B8" w:sz="4" w:space="4"/>
+        </w:pBdr>
+        <w:spacing w:after="0" w:before="170"/>
+      </w:pPr>
+      <w:r>
+        <w:rPr>
+          <w:rFonts w:ascii="Lato" w:cs="Lato" w:eastAsia="Lato" w:hAnsi="Lato"/>
+        </w:rPr>
+        <w:t xml:space="preserve"> </w:t>
+      </w:r>
+    </w:p>
+    <w:p>
+      <w:pPr>
+        <w:pBdr>
+          <w:bottom w:val="single" w:color="C9C2B8" w:sz="4" w:space="4"/>
+        </w:pBdr>
+        <w:spacing w:after="0" w:before="170"/>
+      </w:pPr>
+      <w:r>
+        <w:rPr>
+          <w:rFonts w:ascii="Lato" w:cs="Lato" w:eastAsia="Lato" w:hAnsi="Lato"/>
+        </w:rPr>
+        <w:t xml:space="preserve"> </w:t>
+      </w:r>
+    </w:p>
+    <w:p>
+      <w:pPr>
+        <w:spacing w:after="210"/>
+      </w:pPr>
+      <w:r>
+        <w:rPr>
+          <w:rFonts w:ascii="Lato" w:cs="Lato" w:eastAsia="Lato" w:hAnsi="Lato"/>
+        </w:rPr>
+        <w:t xml:space="preserve"/>
+      </w:r>
+    </w:p>
+    <w:p>
+      <w:pPr>
+        <w:pStyle w:val="Heading2"/>
+        <w:spacing w:after="140" w:before="330"/>
+      </w:pPr>
+      <w:r>
+        <w:rPr>
+          <w:rFonts w:ascii="Libre Baskerville" w:cs="Libre Baskerville" w:eastAsia="Libre Baskerville" w:hAnsi="Libre Baskerville"/>
+          <w:color w:val="102A43"/>
+          <w:sz w:val="24"/>
+          <w:szCs w:val="24"/>
+        </w:rPr>
+        <w:t xml:space="preserve">Replying like a person</w:t>
       </w:r>
     </w:p>
     <w:p>
@@ -10164,7 +14205,39 @@
           <w:sz w:val="21"/>
           <w:szCs w:val="21"/>
         </w:rPr>
-        <w:t xml:space="preserve">Do not build the room before anybody is coming, though. An empty room reads as a failed room, and the people who arrive early will leave. Build it when you have people who keep replying. That is the signal.</w:t>
+        <w:t xml:space="preserve">Answer comments and messages in the tone you would use with a friend, not the tone of a brand account. Ask a question back — a real one. A reply that ends the conversation is a missed one.</w:t>
+      </w:r>
+    </w:p>
+    <w:p>
+      <w:pPr>
+        <w:spacing w:after="150" w:line="300"/>
+      </w:pPr>
+      <w:r>
+        <w:rPr>
+          <w:rFonts w:ascii="Lato" w:cs="Lato" w:eastAsia="Lato" w:hAnsi="Lato"/>
+          <w:i w:val="false"/>
+          <w:iCs w:val="false"/>
+          <w:color w:val="2B2B2B"/>
+          <w:sz w:val="21"/>
+          <w:szCs w:val="21"/>
+        </w:rPr>
+        <w:t xml:space="preserve">Voice notes are worth more than they look. They are unmistakably a person, they take you thirty seconds, and they still show nothing. If you are faceless, an audio reply is the single fastest way to be a human being to someone.</w:t>
+      </w:r>
+    </w:p>
+    <w:p>
+      <w:pPr>
+        <w:spacing w:after="150" w:line="300"/>
+      </w:pPr>
+      <w:r>
+        <w:rPr>
+          <w:rFonts w:ascii="Lato" w:cs="Lato" w:eastAsia="Lato" w:hAnsi="Lato"/>
+          <w:i w:val="false"/>
+          <w:iCs w:val="false"/>
+          <w:color w:val="2B2B2B"/>
+          <w:sz w:val="21"/>
+          <w:szCs w:val="21"/>
+        </w:rPr>
+        <w:t xml:space="preserve">Comments build faster bonds than broadcast ever will. Ten real conversations this week will do more than a hundred posts nobody answered.</w:t>
       </w:r>
     </w:p>
     <w:p>
@@ -10179,7 +14252,7 @@
           <w:sz w:val="24"/>
           <w:szCs w:val="24"/>
         </w:rPr>
-        <w:t xml:space="preserve">The tools underneath it</w:t>
+        <w:t xml:space="preserve">The words you use for your people</w:t>
       </w:r>
     </w:p>
     <w:p>
@@ -10195,7 +14268,7 @@
           <w:sz w:val="21"/>
           <w:szCs w:val="21"/>
         </w:rPr>
-        <w:t xml:space="preserve">A community needs somewhere for people to land, and something that reaches them without a platform’s permission. That means a landing page, an email list, and a way to take payment.</w:t>
+        <w:t xml:space="preserve">The most overlooked part of community building is the language. The words you use to describe your reader are what make her feel recognised — or make her feel like she is watching someone else’s brand.</w:t>
       </w:r>
     </w:p>
     <w:p>
@@ -10211,54 +14284,7 @@
           <w:sz w:val="21"/>
           <w:szCs w:val="21"/>
         </w:rPr>
-        <w:t xml:space="preserve">You can stitch this together from four or five separate tools, and many people do. I would not. Every extra tool is another login, another subscription, another thing that breaks quietly at two in the morning. One platform that does landing pages, email automation and checkout together will get you live faster and keep you there.</w:t>
-      </w:r>
-    </w:p>
-    <w:p>
-      <w:pPr>
-        <w:spacing w:after="150" w:line="300"/>
-      </w:pPr>
-      <w:r>
-        <w:rPr>
-          <w:rFonts w:ascii="Lato" w:cs="Lato" w:eastAsia="Lato" w:hAnsi="Lato"/>
-          <w:i w:val="false"/>
-          <w:iCs w:val="false"/>
-          <w:color w:val="2B2B2B"/>
-          <w:sz w:val="21"/>
-          <w:szCs w:val="21"/>
-        </w:rPr>
-        <w:t xml:space="preserve">Systeme.io is what I use. Landing pages, email sequences, checkout and automation in a single account, with a free tier that is genuinely usable while you are starting.</w:t>
-      </w:r>
-    </w:p>
-    <w:p>
-      <w:pPr>
-        <w:pBdr>
-          <w:left w:val="single" w:color="D6A23E" w:sz="18" w:space="14"/>
-        </w:pBdr>
-        <w:spacing w:after="120" w:before="120"/>
-        <w:ind w:left="200"/>
-      </w:pPr>
-      <w:r>
-        <w:rPr>
-          <w:rFonts w:ascii="Lato" w:cs="Lato" w:eastAsia="Lato" w:hAnsi="Lato"/>
-          <w:b/>
-          <w:bCs/>
-          <w:color w:val="D6A23E"/>
-          <w:sz w:val="20"/>
-          <w:szCs w:val="20"/>
-        </w:rPr>
-        <w:t xml:space="preserve">[ LINK: Systeme.io ]</w:t>
-      </w:r>
-      <w:r>
-        <w:rPr>
-          <w:rFonts w:ascii="Lato" w:cs="Lato" w:eastAsia="Lato" w:hAnsi="Lato"/>
-          <w:i/>
-          <w:iCs/>
-          <w:color w:val="6B6B6B"/>
-          <w:sz w:val="19"/>
-          <w:szCs w:val="19"/>
-        </w:rPr>
-        <w:t xml:space="preserve">   — landing pages, email automation and checkout</w:t>
+        <w:t xml:space="preserve">Pick the words your people already use about themselves, and use them in your captions, Stories and emails. Not a label you invented. The phrase she would type into a search bar at eleven at night.</w:t>
       </w:r>
     </w:p>
     <w:p>
@@ -10279,7 +14305,7 @@
           <w:sz w:val="16"/>
           <w:szCs w:val="16"/>
         </w:rPr>
-        <w:t xml:space="preserve">TIP</w:t>
+        <w:t xml:space="preserve">FOR EXAMPLE</w:t>
       </w:r>
     </w:p>
     <w:p>
@@ -10297,76 +14323,46 @@
           <w:sz w:val="20"/>
           <w:szCs w:val="20"/>
         </w:rPr>
-        <w:t xml:space="preserve">Whatever you choose, set it up once and leave it alone. Rebuilding your tech stack is one of the most convincing forms of procrastination there is, because it genuinely looks like work.</w:t>
-      </w:r>
-    </w:p>
-    <w:p>
-      <w:pPr>
-        <w:spacing w:after="40" w:before="260"/>
+        <w:t xml:space="preserve">“Camera shy.” “Quietly building.” “Starting late.” “Not a tech person.” “Private.” Any of these lands harder than “entrepreneurs” ever will.</w:t>
+      </w:r>
+    </w:p>
+    <w:p>
+      <w:pPr>
+        <w:pBdr>
+          <w:left w:val="single" w:color="D6A23E" w:sz="18" w:space="14"/>
+        </w:pBdr>
+        <w:spacing w:after="40" w:before="190"/>
+        <w:ind w:left="230"/>
       </w:pPr>
       <w:r>
         <w:rPr>
           <w:rFonts w:ascii="Lato" w:cs="Lato" w:eastAsia="Lato" w:hAnsi="Lato"/>
           <w:b/>
           <w:bCs/>
-          <w:color w:val="102A43"/>
-          <w:sz w:val="20"/>
-          <w:szCs w:val="20"/>
-        </w:rPr>
-        <w:t xml:space="preserve">One way I will show up consistently</w:t>
-      </w:r>
-    </w:p>
-    <w:p>
-      <w:pPr>
-        <w:pBdr>
-          <w:bottom w:val="single" w:color="C9C2B8" w:sz="4" w:space="4"/>
-        </w:pBdr>
-        <w:spacing w:after="0" w:before="170"/>
-      </w:pPr>
-      <w:r>
-        <w:rPr>
-          <w:rFonts w:ascii="Lato" w:cs="Lato" w:eastAsia="Lato" w:hAnsi="Lato"/>
-        </w:rPr>
-        <w:t xml:space="preserve"> </w:t>
-      </w:r>
-    </w:p>
-    <w:p>
-      <w:pPr>
-        <w:pBdr>
-          <w:bottom w:val="single" w:color="C9C2B8" w:sz="4" w:space="4"/>
-        </w:pBdr>
-        <w:spacing w:after="0" w:before="170"/>
-      </w:pPr>
-      <w:r>
-        <w:rPr>
-          <w:rFonts w:ascii="Lato" w:cs="Lato" w:eastAsia="Lato" w:hAnsi="Lato"/>
-        </w:rPr>
-        <w:t xml:space="preserve"> </w:t>
-      </w:r>
-    </w:p>
-    <w:p>
-      <w:pPr>
-        <w:pBdr>
-          <w:bottom w:val="single" w:color="C9C2B8" w:sz="4" w:space="4"/>
-        </w:pBdr>
-        <w:spacing w:after="0" w:before="170"/>
-      </w:pPr>
-      <w:r>
-        <w:rPr>
-          <w:rFonts w:ascii="Lato" w:cs="Lato" w:eastAsia="Lato" w:hAnsi="Lato"/>
-        </w:rPr>
-        <w:t xml:space="preserve"> </w:t>
-      </w:r>
-    </w:p>
-    <w:p>
-      <w:pPr>
-        <w:spacing w:after="210"/>
-      </w:pPr>
-      <w:r>
-        <w:rPr>
-          <w:rFonts w:ascii="Lato" w:cs="Lato" w:eastAsia="Lato" w:hAnsi="Lato"/>
-        </w:rPr>
-        <w:t xml:space="preserve"/>
+          <w:color w:val="D6A23E"/>
+          <w:spacing w:val="50"/>
+          <w:sz w:val="16"/>
+          <w:szCs w:val="16"/>
+        </w:rPr>
+        <w:t xml:space="preserve">BEFORE YOU MOVE ON</w:t>
+      </w:r>
+    </w:p>
+    <w:p>
+      <w:pPr>
+        <w:pBdr>
+          <w:left w:val="single" w:color="D6A23E" w:sz="18" w:space="14"/>
+        </w:pBdr>
+        <w:spacing w:after="200"/>
+        <w:ind w:left="230"/>
+      </w:pPr>
+      <w:r>
+        <w:rPr>
+          <w:rFonts w:ascii="Lato" w:cs="Lato" w:eastAsia="Lato" w:hAnsi="Lato"/>
+          <w:color w:val="2B2B2B"/>
+          <w:sz w:val="20"/>
+          <w:szCs w:val="20"/>
+        </w:rPr>
+        <w:t xml:space="preserve">Test it out loud. If a phrase would make you wince to say to a friend in person, it will make her wince to read it. Borrowed community language is worse than none.</w:t>
       </w:r>
     </w:p>
     <w:p>
@@ -10382,21 +14378,331 @@
           <w:sz w:val="20"/>
           <w:szCs w:val="20"/>
         </w:rPr>
-        <w:t xml:space="preserve">The language my people use about themselves — words that would make them feel recognised</w:t>
-      </w:r>
-    </w:p>
-    <w:p>
-      <w:pPr>
-        <w:pBdr>
-          <w:bottom w:val="single" w:color="C9C2B8" w:sz="4" w:space="4"/>
-        </w:pBdr>
-        <w:spacing w:after="0" w:before="170"/>
-      </w:pPr>
-      <w:r>
-        <w:rPr>
-          <w:rFonts w:ascii="Lato" w:cs="Lato" w:eastAsia="Lato" w:hAnsi="Lato"/>
-        </w:rPr>
-        <w:t xml:space="preserve"> </w:t>
+        <w:t xml:space="preserve">The words my people use about themselves — in their words, not mine</w:t>
+      </w:r>
+    </w:p>
+    <w:p>
+      <w:pPr>
+        <w:pBdr>
+          <w:bottom w:val="single" w:color="C9C2B8" w:sz="4" w:space="4"/>
+        </w:pBdr>
+        <w:spacing w:after="0" w:before="170"/>
+      </w:pPr>
+      <w:r>
+        <w:rPr>
+          <w:rFonts w:ascii="Lato" w:cs="Lato" w:eastAsia="Lato" w:hAnsi="Lato"/>
+        </w:rPr>
+        <w:t xml:space="preserve"> </w:t>
+      </w:r>
+    </w:p>
+    <w:p>
+      <w:pPr>
+        <w:pBdr>
+          <w:bottom w:val="single" w:color="C9C2B8" w:sz="4" w:space="4"/>
+        </w:pBdr>
+        <w:spacing w:after="0" w:before="170"/>
+      </w:pPr>
+      <w:r>
+        <w:rPr>
+          <w:rFonts w:ascii="Lato" w:cs="Lato" w:eastAsia="Lato" w:hAnsi="Lato"/>
+        </w:rPr>
+        <w:t xml:space="preserve"> </w:t>
+      </w:r>
+    </w:p>
+    <w:p>
+      <w:pPr>
+        <w:pBdr>
+          <w:bottom w:val="single" w:color="C9C2B8" w:sz="4" w:space="4"/>
+        </w:pBdr>
+        <w:spacing w:after="0" w:before="170"/>
+      </w:pPr>
+      <w:r>
+        <w:rPr>
+          <w:rFonts w:ascii="Lato" w:cs="Lato" w:eastAsia="Lato" w:hAnsi="Lato"/>
+        </w:rPr>
+        <w:t xml:space="preserve"> </w:t>
+      </w:r>
+    </w:p>
+    <w:p>
+      <w:pPr>
+        <w:pBdr>
+          <w:bottom w:val="single" w:color="C9C2B8" w:sz="4" w:space="4"/>
+        </w:pBdr>
+        <w:spacing w:after="0" w:before="170"/>
+      </w:pPr>
+      <w:r>
+        <w:rPr>
+          <w:rFonts w:ascii="Lato" w:cs="Lato" w:eastAsia="Lato" w:hAnsi="Lato"/>
+        </w:rPr>
+        <w:t xml:space="preserve"> </w:t>
+      </w:r>
+    </w:p>
+    <w:p>
+      <w:pPr>
+        <w:pBdr>
+          <w:bottom w:val="single" w:color="C9C2B8" w:sz="4" w:space="4"/>
+        </w:pBdr>
+        <w:spacing w:after="0" w:before="170"/>
+      </w:pPr>
+      <w:r>
+        <w:rPr>
+          <w:rFonts w:ascii="Lato" w:cs="Lato" w:eastAsia="Lato" w:hAnsi="Lato"/>
+        </w:rPr>
+        <w:t xml:space="preserve"> </w:t>
+      </w:r>
+    </w:p>
+    <w:p>
+      <w:pPr>
+        <w:spacing w:after="210"/>
+      </w:pPr>
+      <w:r>
+        <w:rPr>
+          <w:rFonts w:ascii="Lato" w:cs="Lato" w:eastAsia="Lato" w:hAnsi="Lato"/>
+        </w:rPr>
+        <w:t xml:space="preserve"/>
+      </w:r>
+    </w:p>
+    <w:p>
+      <w:pPr>
+        <w:pStyle w:val="Heading2"/>
+        <w:spacing w:after="140" w:before="330"/>
+      </w:pPr>
+      <w:r>
+        <w:rPr>
+          <w:rFonts w:ascii="Libre Baskerville" w:cs="Libre Baskerville" w:eastAsia="Libre Baskerville" w:hAnsi="Libre Baskerville"/>
+          <w:color w:val="102A43"/>
+          <w:sz w:val="24"/>
+          <w:szCs w:val="24"/>
+        </w:rPr>
+        <w:t xml:space="preserve">A room of your own</w:t>
+      </w:r>
+    </w:p>
+    <w:p>
+      <w:pPr>
+        <w:spacing w:after="150" w:line="300"/>
+      </w:pPr>
+      <w:r>
+        <w:rPr>
+          <w:rFonts w:ascii="Lato" w:cs="Lato" w:eastAsia="Lato" w:hAnsi="Lato"/>
+          <w:i w:val="false"/>
+          <w:iCs w:val="false"/>
+          <w:color w:val="2B2B2B"/>
+          <w:sz w:val="21"/>
+          <w:szCs w:val="21"/>
+        </w:rPr>
+        <w:t xml:space="preserve">At some point a group of your own beats posting into a feed. A community space gives people somewhere to go, somewhere to talk to each other, and somewhere you do not have to fight an algorithm to be seen. It is also where the people who already trust you become the people who buy from you.</w:t>
+      </w:r>
+    </w:p>
+    <w:p>
+      <w:pPr>
+        <w:spacing w:after="150" w:line="300"/>
+      </w:pPr>
+      <w:r>
+        <w:rPr>
+          <w:rFonts w:ascii="Lato" w:cs="Lato" w:eastAsia="Lato" w:hAnsi="Lato"/>
+          <w:i w:val="false"/>
+          <w:iCs w:val="false"/>
+          <w:color w:val="2B2B2B"/>
+          <w:sz w:val="21"/>
+          <w:szCs w:val="21"/>
+        </w:rPr>
+        <w:t xml:space="preserve">Skool is the platform I use for this. It puts a community, a course area and a payment system in one place, which matters when you are one person doing all of it. A free group with real conversation in it beats a paid group with silence in it every single time — so start free, and charge later if it earns it.</w:t>
+      </w:r>
+    </w:p>
+    <w:p>
+      <w:pPr>
+        <w:pBdr>
+          <w:left w:val="single" w:color="D6A23E" w:sz="18" w:space="14"/>
+        </w:pBdr>
+        <w:spacing w:after="120" w:before="120"/>
+        <w:ind w:left="200"/>
+      </w:pPr>
+      <w:r>
+        <w:rPr>
+          <w:rFonts w:ascii="Lato" w:cs="Lato" w:eastAsia="Lato" w:hAnsi="Lato"/>
+          <w:b/>
+          <w:bCs/>
+          <w:color w:val="D6A23E"/>
+          <w:sz w:val="20"/>
+          <w:szCs w:val="20"/>
+        </w:rPr>
+        <w:t xml:space="preserve">[ LINK: Skool ]</w:t>
+      </w:r>
+      <w:r>
+        <w:rPr>
+          <w:rFonts w:ascii="Lato" w:cs="Lato" w:eastAsia="Lato" w:hAnsi="Lato"/>
+          <w:i/>
+          <w:iCs/>
+          <w:color w:val="6B6B6B"/>
+          <w:sz w:val="19"/>
+          <w:szCs w:val="19"/>
+        </w:rPr>
+        <w:t xml:space="preserve">   — community, courses and payments in one place</w:t>
+      </w:r>
+    </w:p>
+    <w:p>
+      <w:pPr>
+        <w:spacing w:after="150" w:line="300"/>
+      </w:pPr>
+      <w:r>
+        <w:rPr>
+          <w:rFonts w:ascii="Lato" w:cs="Lato" w:eastAsia="Lato" w:hAnsi="Lato"/>
+          <w:i w:val="false"/>
+          <w:iCs w:val="false"/>
+          <w:color w:val="2B2B2B"/>
+          <w:sz w:val="21"/>
+          <w:szCs w:val="21"/>
+        </w:rPr>
+        <w:t xml:space="preserve">Do not build the room before anybody is coming, though. An empty room reads as a failed room, and the people who arrive early will leave. Build it when you have people who keep replying. That is the signal.</w:t>
+      </w:r>
+    </w:p>
+    <w:p>
+      <w:pPr>
+        <w:pStyle w:val="Heading2"/>
+        <w:spacing w:after="140" w:before="330"/>
+      </w:pPr>
+      <w:r>
+        <w:rPr>
+          <w:rFonts w:ascii="Libre Baskerville" w:cs="Libre Baskerville" w:eastAsia="Libre Baskerville" w:hAnsi="Libre Baskerville"/>
+          <w:color w:val="102A43"/>
+          <w:sz w:val="24"/>
+          <w:szCs w:val="24"/>
+        </w:rPr>
+        <w:t xml:space="preserve">The tools underneath it</w:t>
+      </w:r>
+    </w:p>
+    <w:p>
+      <w:pPr>
+        <w:spacing w:after="150" w:line="300"/>
+      </w:pPr>
+      <w:r>
+        <w:rPr>
+          <w:rFonts w:ascii="Lato" w:cs="Lato" w:eastAsia="Lato" w:hAnsi="Lato"/>
+          <w:i w:val="false"/>
+          <w:iCs w:val="false"/>
+          <w:color w:val="2B2B2B"/>
+          <w:sz w:val="21"/>
+          <w:szCs w:val="21"/>
+        </w:rPr>
+        <w:t xml:space="preserve">A community needs somewhere for people to land, and something that reaches them without a platform’s permission. That means a landing page, an email list, and a way to take payment.</w:t>
+      </w:r>
+    </w:p>
+    <w:p>
+      <w:pPr>
+        <w:spacing w:after="150" w:line="300"/>
+      </w:pPr>
+      <w:r>
+        <w:rPr>
+          <w:rFonts w:ascii="Lato" w:cs="Lato" w:eastAsia="Lato" w:hAnsi="Lato"/>
+          <w:i w:val="false"/>
+          <w:iCs w:val="false"/>
+          <w:color w:val="2B2B2B"/>
+          <w:sz w:val="21"/>
+          <w:szCs w:val="21"/>
+        </w:rPr>
+        <w:t xml:space="preserve">You can stitch this together from four or five separate tools, and many people do. I would not. Every extra tool is another login, another subscription, another thing that breaks quietly at two in the morning. One platform that does landing pages, email automation and checkout together will get you live faster and keep you there.</w:t>
+      </w:r>
+    </w:p>
+    <w:p>
+      <w:pPr>
+        <w:spacing w:after="150" w:line="300"/>
+      </w:pPr>
+      <w:r>
+        <w:rPr>
+          <w:rFonts w:ascii="Lato" w:cs="Lato" w:eastAsia="Lato" w:hAnsi="Lato"/>
+          <w:i w:val="false"/>
+          <w:iCs w:val="false"/>
+          <w:color w:val="2B2B2B"/>
+          <w:sz w:val="21"/>
+          <w:szCs w:val="21"/>
+        </w:rPr>
+        <w:t xml:space="preserve">Systeme.io is what I use. Landing pages, email sequences, checkout and automation in a single account, with a free tier that is genuinely usable while you are starting.</w:t>
+      </w:r>
+    </w:p>
+    <w:p>
+      <w:pPr>
+        <w:pBdr>
+          <w:left w:val="single" w:color="D6A23E" w:sz="18" w:space="14"/>
+        </w:pBdr>
+        <w:spacing w:after="120" w:before="120"/>
+        <w:ind w:left="200"/>
+      </w:pPr>
+      <w:r>
+        <w:rPr>
+          <w:rFonts w:ascii="Lato" w:cs="Lato" w:eastAsia="Lato" w:hAnsi="Lato"/>
+          <w:b/>
+          <w:bCs/>
+          <w:color w:val="D6A23E"/>
+          <w:sz w:val="20"/>
+          <w:szCs w:val="20"/>
+        </w:rPr>
+        <w:t xml:space="preserve">[ LINK: Systeme.io ]</w:t>
+      </w:r>
+      <w:r>
+        <w:rPr>
+          <w:rFonts w:ascii="Lato" w:cs="Lato" w:eastAsia="Lato" w:hAnsi="Lato"/>
+          <w:i/>
+          <w:iCs/>
+          <w:color w:val="6B6B6B"/>
+          <w:sz w:val="19"/>
+          <w:szCs w:val="19"/>
+        </w:rPr>
+        <w:t xml:space="preserve">   — landing pages, email automation and checkout</w:t>
+      </w:r>
+    </w:p>
+    <w:p>
+      <w:pPr>
+        <w:pBdr>
+          <w:left w:val="single" w:color="D6A23E" w:sz="18" w:space="14"/>
+        </w:pBdr>
+        <w:spacing w:after="40" w:before="190"/>
+        <w:ind w:left="230"/>
+      </w:pPr>
+      <w:r>
+        <w:rPr>
+          <w:rFonts w:ascii="Lato" w:cs="Lato" w:eastAsia="Lato" w:hAnsi="Lato"/>
+          <w:b/>
+          <w:bCs/>
+          <w:color w:val="D6A23E"/>
+          <w:spacing w:val="50"/>
+          <w:sz w:val="16"/>
+          <w:szCs w:val="16"/>
+        </w:rPr>
+        <w:t xml:space="preserve">TIP</w:t>
+      </w:r>
+    </w:p>
+    <w:p>
+      <w:pPr>
+        <w:pBdr>
+          <w:left w:val="single" w:color="D6A23E" w:sz="18" w:space="14"/>
+        </w:pBdr>
+        <w:spacing w:after="200"/>
+        <w:ind w:left="230"/>
+      </w:pPr>
+      <w:r>
+        <w:rPr>
+          <w:rFonts w:ascii="Lato" w:cs="Lato" w:eastAsia="Lato" w:hAnsi="Lato"/>
+          <w:color w:val="2B2B2B"/>
+          <w:sz w:val="20"/>
+          <w:szCs w:val="20"/>
+        </w:rPr>
+        <w:t xml:space="preserve">Whatever you choose, set it up once and leave it alone. Rebuilding your tech stack is one of the most convincing forms of procrastination there is, because it genuinely looks like work.</w:t>
+      </w:r>
+    </w:p>
+    <w:p>
+      <w:pPr>
+        <w:spacing w:after="40" w:before="260"/>
+      </w:pPr>
+      <w:r>
+        <w:rPr>
+          <w:rFonts w:ascii="Lato" w:cs="Lato" w:eastAsia="Lato" w:hAnsi="Lato"/>
+          <w:b/>
+          <w:bCs/>
+          <w:color w:val="102A43"/>
+          <w:sz w:val="20"/>
+          <w:szCs w:val="20"/>
+        </w:rPr>
+        <w:t xml:space="preserve">One way I will show up consistently</w:t>
       </w:r>
     </w:p>
     <w:p>
@@ -10471,7 +14777,7 @@
           <w:sz w:val="19"/>
           <w:szCs w:val="19"/>
         </w:rPr>
-        <w:t xml:space="preserve">CHAPTER 13</w:t>
+        <w:t xml:space="preserve">CHAPTER 15</w:t>
       </w:r>
     </w:p>
     <w:p>
@@ -13759,7 +18065,7 @@
           <w:sz w:val="19"/>
           <w:szCs w:val="19"/>
         </w:rPr>
-        <w:t xml:space="preserve">CHAPTER 14</w:t>
+        <w:t xml:space="preserve">CHAPTER 16</w:t>
       </w:r>
     </w:p>
     <w:p>
@@ -14036,7 +18342,7 @@
           <w:sz w:val="19"/>
           <w:szCs w:val="19"/>
         </w:rPr>
-        <w:t xml:space="preserve">CHAPTER 15</w:t>
+        <w:t xml:space="preserve">CHAPTER 17</w:t>
       </w:r>
     </w:p>
     <w:p>

--- a/book/Muslimah-Faceless-Business-Blueprint.docx
+++ b/book/Muslimah-Faceless-Business-Blueprint.docx
@@ -693,7 +693,7 @@
           <w:sz w:val="20"/>
           <w:szCs w:val="20"/>
         </w:rPr>
-        <w:t xml:space="preserve">   Business Basics</w:t>
+        <w:t xml:space="preserve">   Your First Sale</w:t>
       </w:r>
     </w:p>
     <w:p>
@@ -710,6 +710,31 @@
           <w:szCs w:val="17"/>
         </w:rPr>
         <w:t xml:space="preserve">17</w:t>
+      </w:r>
+      <w:r>
+        <w:rPr>
+          <w:rFonts w:ascii="Libre Baskerville" w:cs="Libre Baskerville" w:eastAsia="Libre Baskerville" w:hAnsi="Libre Baskerville"/>
+          <w:color w:val="102A43"/>
+          <w:sz w:val="20"/>
+          <w:szCs w:val="20"/>
+        </w:rPr>
+        <w:t xml:space="preserve">   Business Basics</w:t>
+      </w:r>
+    </w:p>
+    <w:p>
+      <w:pPr>
+        <w:spacing w:after="130"/>
+      </w:pPr>
+      <w:r>
+        <w:rPr>
+          <w:rFonts w:ascii="Lato" w:cs="Lato" w:eastAsia="Lato" w:hAnsi="Lato"/>
+          <w:b/>
+          <w:bCs/>
+          <w:color w:val="D6A23E"/>
+          <w:sz w:val="17"/>
+          <w:szCs w:val="17"/>
+        </w:rPr>
+        <w:t xml:space="preserve">18</w:t>
       </w:r>
       <w:r>
         <w:rPr>
@@ -18080,7 +18105,7 @@
           <w:sz w:val="36"/>
           <w:szCs w:val="36"/>
         </w:rPr>
-        <w:t xml:space="preserve">Business Basics</w:t>
+        <w:t xml:space="preserve">Your First Sale</w:t>
       </w:r>
     </w:p>
     <w:p>
@@ -18110,7 +18135,23 @@
           <w:sz w:val="21"/>
           <w:szCs w:val="21"/>
         </w:rPr>
-        <w:t xml:space="preserve">This is not legal advice, and requirements vary by country and by state. Talk to a professional about anything specific to your situation. But a few basics apply broadly, and knowing them early saves a mess later.</w:t>
+        <w:t xml:space="preserve">Everything up to here was building. This chapter is the part nobody tells you about: the gap between a shop that is live and a human being who has paid you.</w:t>
+      </w:r>
+    </w:p>
+    <w:p>
+      <w:pPr>
+        <w:spacing w:after="150" w:line="300"/>
+      </w:pPr>
+      <w:r>
+        <w:rPr>
+          <w:rFonts w:ascii="Lato" w:cs="Lato" w:eastAsia="Lato" w:hAnsi="Lato"/>
+          <w:i w:val="false"/>
+          <w:iCs w:val="false"/>
+          <w:color w:val="2B2B2B"/>
+          <w:sz w:val="21"/>
+          <w:szCs w:val="21"/>
+        </w:rPr>
+        <w:t xml:space="preserve">That gap is almost never closed by more building. It is closed by asking. A product nobody has been told about has not been launched — it has been uploaded.</w:t>
       </w:r>
     </w:p>
     <w:p>
@@ -18125,7 +18166,39 @@
           <w:sz w:val="24"/>
           <w:szCs w:val="24"/>
         </w:rPr>
-        <w:t xml:space="preserve">If you are setting up formally</w:t>
+        <w:t xml:space="preserve">Your first buyer is already nearby</w:t>
+      </w:r>
+    </w:p>
+    <w:p>
+      <w:pPr>
+        <w:spacing w:after="150" w:line="300"/>
+      </w:pPr>
+      <w:r>
+        <w:rPr>
+          <w:rFonts w:ascii="Lato" w:cs="Lato" w:eastAsia="Lato" w:hAnsi="Lato"/>
+          <w:i w:val="false"/>
+          <w:iCs w:val="false"/>
+          <w:color w:val="2B2B2B"/>
+          <w:sz w:val="21"/>
+          <w:szCs w:val="21"/>
+        </w:rPr>
+        <w:t xml:space="preserve">Almost nobody’s first sale comes from a stranger who found them by chance. It comes from someone who was already within reach: a subscriber, someone who replied to a Story, a woman in a group you are both in, a person who asked you a question two months ago.</w:t>
+      </w:r>
+    </w:p>
+    <w:p>
+      <w:pPr>
+        <w:spacing w:after="150" w:line="300"/>
+      </w:pPr>
+      <w:r>
+        <w:rPr>
+          <w:rFonts w:ascii="Lato" w:cs="Lato" w:eastAsia="Lato" w:hAnsi="Lato"/>
+          <w:i w:val="false"/>
+          <w:iCs w:val="false"/>
+          <w:color w:val="2B2B2B"/>
+          <w:sz w:val="21"/>
+          <w:szCs w:val="21"/>
+        </w:rPr>
+        <w:t xml:space="preserve">So before you think about reach, make a list. Not a strategy — a list of actual people.</w:t>
       </w:r>
     </w:p>
     <w:p>
@@ -18144,7 +18217,7 @@
           <w:sz w:val="21"/>
           <w:szCs w:val="21"/>
         </w:rPr>
-        <w:t xml:space="preserve">Choose and register a business name. Check availability before you fall in love with one.</w:t>
+        <w:t xml:space="preserve">Everyone on your email list, however small. Twelve people is a list.</w:t>
       </w:r>
     </w:p>
     <w:p>
@@ -18163,7 +18236,7 @@
           <w:sz w:val="21"/>
           <w:szCs w:val="21"/>
         </w:rPr>
-        <w:t xml:space="preserve">Decide on a structure. Many beginners start as a sole trader or a single-member LLC.</w:t>
+        <w:t xml:space="preserve">Anyone who has replied to you, ever — a comment, a DM, an email.</w:t>
       </w:r>
     </w:p>
     <w:p>
@@ -18182,7 +18255,7 @@
           <w:sz w:val="21"/>
           <w:szCs w:val="21"/>
         </w:rPr>
-        <w:t xml:space="preserve">Get whatever tax registration your country requires. In the US that is an EIN, free, directly from the IRS website — never pay a third party for one.</w:t>
+        <w:t xml:space="preserve">People in groups or communities where you are genuinely a participant, not a lurker with a link.</w:t>
       </w:r>
     </w:p>
     <w:p>
@@ -18201,7 +18274,7 @@
           <w:sz w:val="21"/>
           <w:szCs w:val="21"/>
         </w:rPr>
-        <w:t xml:space="preserve">Learn your tax obligations early, and get an accountant once you are making real sales. Not before.</w:t>
+        <w:t xml:space="preserve">Anyone who has asked you the question your product answers.</w:t>
       </w:r>
     </w:p>
     <w:p>
@@ -18220,7 +18293,190 @@
           <w:sz w:val="21"/>
           <w:szCs w:val="21"/>
         </w:rPr>
-        <w:t xml:space="preserve">Open a separate bank account so personal and business money do not mix. Do this on day one; it costs nothing and saves hours later.</w:t>
+        <w:t xml:space="preserve">People you know offline who fit, if you are comfortable with that. You do not have to be.</w:t>
+      </w:r>
+    </w:p>
+    <w:p>
+      <w:pPr>
+        <w:spacing w:after="40" w:before="260"/>
+      </w:pPr>
+      <w:r>
+        <w:rPr>
+          <w:rFonts w:ascii="Lato" w:cs="Lato" w:eastAsia="Lato" w:hAnsi="Lato"/>
+          <w:b/>
+          <w:bCs/>
+          <w:color w:val="102A43"/>
+          <w:sz w:val="20"/>
+          <w:szCs w:val="20"/>
+        </w:rPr>
+        <w:t xml:space="preserve">Ten people I could tell about this by name</w:t>
+      </w:r>
+    </w:p>
+    <w:p>
+      <w:pPr>
+        <w:pBdr>
+          <w:bottom w:val="single" w:color="C9C2B8" w:sz="4" w:space="4"/>
+        </w:pBdr>
+        <w:spacing w:after="0" w:before="170"/>
+      </w:pPr>
+      <w:r>
+        <w:rPr>
+          <w:rFonts w:ascii="Lato" w:cs="Lato" w:eastAsia="Lato" w:hAnsi="Lato"/>
+        </w:rPr>
+        <w:t xml:space="preserve"> </w:t>
+      </w:r>
+    </w:p>
+    <w:p>
+      <w:pPr>
+        <w:pBdr>
+          <w:bottom w:val="single" w:color="C9C2B8" w:sz="4" w:space="4"/>
+        </w:pBdr>
+        <w:spacing w:after="0" w:before="170"/>
+      </w:pPr>
+      <w:r>
+        <w:rPr>
+          <w:rFonts w:ascii="Lato" w:cs="Lato" w:eastAsia="Lato" w:hAnsi="Lato"/>
+        </w:rPr>
+        <w:t xml:space="preserve"> </w:t>
+      </w:r>
+    </w:p>
+    <w:p>
+      <w:pPr>
+        <w:pBdr>
+          <w:bottom w:val="single" w:color="C9C2B8" w:sz="4" w:space="4"/>
+        </w:pBdr>
+        <w:spacing w:after="0" w:before="170"/>
+      </w:pPr>
+      <w:r>
+        <w:rPr>
+          <w:rFonts w:ascii="Lato" w:cs="Lato" w:eastAsia="Lato" w:hAnsi="Lato"/>
+        </w:rPr>
+        <w:t xml:space="preserve"> </w:t>
+      </w:r>
+    </w:p>
+    <w:p>
+      <w:pPr>
+        <w:pBdr>
+          <w:bottom w:val="single" w:color="C9C2B8" w:sz="4" w:space="4"/>
+        </w:pBdr>
+        <w:spacing w:after="0" w:before="170"/>
+      </w:pPr>
+      <w:r>
+        <w:rPr>
+          <w:rFonts w:ascii="Lato" w:cs="Lato" w:eastAsia="Lato" w:hAnsi="Lato"/>
+        </w:rPr>
+        <w:t xml:space="preserve"> </w:t>
+      </w:r>
+    </w:p>
+    <w:p>
+      <w:pPr>
+        <w:pBdr>
+          <w:bottom w:val="single" w:color="C9C2B8" w:sz="4" w:space="4"/>
+        </w:pBdr>
+        <w:spacing w:after="0" w:before="170"/>
+      </w:pPr>
+      <w:r>
+        <w:rPr>
+          <w:rFonts w:ascii="Lato" w:cs="Lato" w:eastAsia="Lato" w:hAnsi="Lato"/>
+        </w:rPr>
+        <w:t xml:space="preserve"> </w:t>
+      </w:r>
+    </w:p>
+    <w:p>
+      <w:pPr>
+        <w:pBdr>
+          <w:bottom w:val="single" w:color="C9C2B8" w:sz="4" w:space="4"/>
+        </w:pBdr>
+        <w:spacing w:after="0" w:before="170"/>
+      </w:pPr>
+      <w:r>
+        <w:rPr>
+          <w:rFonts w:ascii="Lato" w:cs="Lato" w:eastAsia="Lato" w:hAnsi="Lato"/>
+        </w:rPr>
+        <w:t xml:space="preserve"> </w:t>
+      </w:r>
+    </w:p>
+    <w:p>
+      <w:pPr>
+        <w:pBdr>
+          <w:bottom w:val="single" w:color="C9C2B8" w:sz="4" w:space="4"/>
+        </w:pBdr>
+        <w:spacing w:after="0" w:before="170"/>
+      </w:pPr>
+      <w:r>
+        <w:rPr>
+          <w:rFonts w:ascii="Lato" w:cs="Lato" w:eastAsia="Lato" w:hAnsi="Lato"/>
+        </w:rPr>
+        <w:t xml:space="preserve"> </w:t>
+      </w:r>
+    </w:p>
+    <w:p>
+      <w:pPr>
+        <w:pBdr>
+          <w:bottom w:val="single" w:color="C9C2B8" w:sz="4" w:space="4"/>
+        </w:pBdr>
+        <w:spacing w:after="0" w:before="170"/>
+      </w:pPr>
+      <w:r>
+        <w:rPr>
+          <w:rFonts w:ascii="Lato" w:cs="Lato" w:eastAsia="Lato" w:hAnsi="Lato"/>
+        </w:rPr>
+        <w:t xml:space="preserve"> </w:t>
+      </w:r>
+    </w:p>
+    <w:p>
+      <w:pPr>
+        <w:pBdr>
+          <w:bottom w:val="single" w:color="C9C2B8" w:sz="4" w:space="4"/>
+        </w:pBdr>
+        <w:spacing w:after="0" w:before="170"/>
+      </w:pPr>
+      <w:r>
+        <w:rPr>
+          <w:rFonts w:ascii="Lato" w:cs="Lato" w:eastAsia="Lato" w:hAnsi="Lato"/>
+        </w:rPr>
+        <w:t xml:space="preserve"> </w:t>
+      </w:r>
+    </w:p>
+    <w:p>
+      <w:pPr>
+        <w:pBdr>
+          <w:bottom w:val="single" w:color="C9C2B8" w:sz="4" w:space="4"/>
+        </w:pBdr>
+        <w:spacing w:after="0" w:before="170"/>
+      </w:pPr>
+      <w:r>
+        <w:rPr>
+          <w:rFonts w:ascii="Lato" w:cs="Lato" w:eastAsia="Lato" w:hAnsi="Lato"/>
+        </w:rPr>
+        <w:t xml:space="preserve"> </w:t>
+      </w:r>
+    </w:p>
+    <w:p>
+      <w:pPr>
+        <w:spacing w:after="210"/>
+      </w:pPr>
+      <w:r>
+        <w:rPr>
+          <w:rFonts w:ascii="Lato" w:cs="Lato" w:eastAsia="Lato" w:hAnsi="Lato"/>
+        </w:rPr>
+        <w:t xml:space="preserve"/>
+      </w:r>
+    </w:p>
+    <w:p>
+      <w:pPr>
+        <w:spacing w:after="150" w:line="300"/>
+      </w:pPr>
+      <w:r>
+        <w:rPr>
+          <w:rFonts w:ascii="Lato" w:cs="Lato" w:eastAsia="Lato" w:hAnsi="Lato"/>
+          <w:i w:val="false"/>
+          <w:iCs w:val="false"/>
+          <w:color w:val="2B2B2B"/>
+          <w:sz w:val="21"/>
+          <w:szCs w:val="21"/>
+        </w:rPr>
+        <w:t xml:space="preserve">If you cannot fill ten lines, that is not a reason to skip ahead. It is the actual first task: go and have ten conversations before you go and have a launch.</w:t>
       </w:r>
     </w:p>
     <w:p>
@@ -18235,7 +18491,7 @@
           <w:sz w:val="24"/>
           <w:szCs w:val="24"/>
         </w:rPr>
-        <w:t xml:space="preserve">Your own work</w:t>
+        <w:t xml:space="preserve">The ask, written down</w:t>
       </w:r>
     </w:p>
     <w:p>
@@ -18251,23 +18507,1464 @@
           <w:sz w:val="21"/>
           <w:szCs w:val="21"/>
         </w:rPr>
-        <w:t xml:space="preserve">Protect what you make. If you sell something you created, be clear in your terms about what the buyer is allowed to do with it — use it, yes; resell it, no, unless you decide otherwise. Being explicit protects you and prevents an awkward conversation later.</w:t>
-      </w:r>
-    </w:p>
-    <w:p>
-      <w:pPr>
-        <w:spacing w:after="40" w:before="260"/>
+        <w:t xml:space="preserve">The reason most first sales do not happen is that the ask never gets made clearly. People hint. They post a pretty graphic and hope. Hoping is not asking.</w:t>
+      </w:r>
+    </w:p>
+    <w:p>
+      <w:pPr>
+        <w:spacing w:after="150" w:line="300"/>
+      </w:pPr>
+      <w:r>
+        <w:rPr>
+          <w:rFonts w:ascii="Lato" w:cs="Lato" w:eastAsia="Lato" w:hAnsi="Lato"/>
+          <w:i w:val="false"/>
+          <w:iCs w:val="false"/>
+          <w:color w:val="2B2B2B"/>
+          <w:sz w:val="21"/>
+          <w:szCs w:val="21"/>
+        </w:rPr>
+        <w:t xml:space="preserve">A good ask does four things: names who it is for, says what it changes, gives the price, and tells them exactly what to do next. It takes three sentences and it does not need to be clever.</w:t>
+      </w:r>
+    </w:p>
+    <w:p>
+      <w:pPr>
+        <w:spacing w:after="0" w:before="250"/>
+        <w:ind w:left="200"/>
       </w:pPr>
       <w:r>
         <w:rPr>
           <w:rFonts w:ascii="Lato" w:cs="Lato" w:eastAsia="Lato" w:hAnsi="Lato"/>
           <w:b/>
           <w:bCs/>
-          <w:color w:val="102A43"/>
-          <w:sz w:val="20"/>
-          <w:szCs w:val="20"/>
-        </w:rPr>
-        <w:t xml:space="preserve">My next admin step, and the date I will do it</w:t>
+          <w:color w:val="D6A23E"/>
+          <w:spacing w:val="50"/>
+          <w:sz w:val="16"/>
+          <w:szCs w:val="16"/>
+        </w:rPr>
+        <w:t xml:space="preserve">ASK — TO SOMEONE WHO ALREADY ASKED YOU THE QUESTION</w:t>
+      </w:r>
+    </w:p>
+    <w:p>
+      <w:pPr>
+        <w:spacing w:after="110" w:before="70"/>
+        <w:ind w:left="200"/>
+      </w:pPr>
+      <w:r>
+        <w:rPr>
+          <w:rFonts w:ascii="Lato" w:cs="Lato" w:eastAsia="Lato" w:hAnsi="Lato"/>
+          <w:b/>
+          <w:bCs/>
+          <w:color w:val="102A43"/>
+          <w:sz w:val="20"/>
+          <w:szCs w:val="20"/>
+        </w:rPr>
+        <w:t xml:space="preserve">Subject: the thing you asked me about</w:t>
+      </w:r>
+    </w:p>
+    <w:p>
+      <w:pPr>
+        <w:spacing w:after="90" w:line="280"/>
+        <w:ind w:left="200"/>
+      </w:pPr>
+      <w:r>
+        <w:rPr>
+          <w:rFonts w:ascii="Lato" w:cs="Lato" w:eastAsia="Lato" w:hAnsi="Lato"/>
+          <w:color w:val="2B2B2B"/>
+          <w:sz w:val="20"/>
+          <w:szCs w:val="20"/>
+        </w:rPr>
+        <w:t xml:space="preserve">Hi [name] — you asked me a while back about [their exact question]. I have just finished something that answers it properly: [product name], a [format] that walks through [the one outcome].</w:t>
+      </w:r>
+    </w:p>
+    <w:p>
+      <w:pPr>
+        <w:spacing w:after="90" w:line="280"/>
+        <w:ind w:left="200"/>
+      </w:pPr>
+      <w:r>
+        <w:rPr>
+          <w:rFonts w:ascii="Lato" w:cs="Lato" w:eastAsia="Lato" w:hAnsi="Lato"/>
+          <w:color w:val="2B2B2B"/>
+          <w:sz w:val="20"/>
+          <w:szCs w:val="20"/>
+        </w:rPr>
+        <w:t xml:space="preserve">It is [price], and it is here: [link].</w:t>
+      </w:r>
+    </w:p>
+    <w:p>
+      <w:pPr>
+        <w:spacing w:after="90" w:line="280"/>
+        <w:ind w:left="200"/>
+      </w:pPr>
+      <w:r>
+        <w:rPr>
+          <w:rFonts w:ascii="Lato" w:cs="Lato" w:eastAsia="Lato" w:hAnsi="Lato"/>
+          <w:color w:val="2B2B2B"/>
+          <w:sz w:val="20"/>
+          <w:szCs w:val="20"/>
+        </w:rPr>
+        <w:t xml:space="preserve">If it is not the right time, that is completely fine — no need to reply. I just did not want to make the thing and then not tell the person who asked for it.</w:t>
+      </w:r>
+    </w:p>
+    <w:p>
+      <w:pPr>
+        <w:pBdr>
+          <w:bottom w:val="single" w:color="E5DFD6" w:sz="4" w:space="6"/>
+        </w:pBdr>
+        <w:spacing w:after="200"/>
+        <w:ind w:left="200"/>
+      </w:pPr>
+      <w:r>
+        <w:rPr>
+          <w:rFonts w:ascii="Lato" w:cs="Lato" w:eastAsia="Lato" w:hAnsi="Lato"/>
+        </w:rPr>
+        <w:t xml:space="preserve"/>
+      </w:r>
+    </w:p>
+    <w:p>
+      <w:pPr>
+        <w:spacing w:after="40" w:before="60"/>
+      </w:pPr>
+      <w:r>
+        <w:rPr>
+          <w:rFonts w:ascii="Lato" w:cs="Lato" w:eastAsia="Lato" w:hAnsi="Lato"/>
+          <w:b/>
+          <w:bCs/>
+          <w:color w:val="102A43"/>
+          <w:sz w:val="20"/>
+          <w:szCs w:val="20"/>
+        </w:rPr>
+        <w:t xml:space="preserve">Now write yours.</w:t>
+      </w:r>
+    </w:p>
+    <w:p>
+      <w:pPr>
+        <w:pBdr>
+          <w:bottom w:val="single" w:color="C9C2B8" w:sz="4" w:space="4"/>
+        </w:pBdr>
+        <w:spacing w:after="0" w:before="170"/>
+      </w:pPr>
+      <w:r>
+        <w:rPr>
+          <w:rFonts w:ascii="Lato" w:cs="Lato" w:eastAsia="Lato" w:hAnsi="Lato"/>
+        </w:rPr>
+        <w:t xml:space="preserve"> </w:t>
+      </w:r>
+    </w:p>
+    <w:p>
+      <w:pPr>
+        <w:pBdr>
+          <w:bottom w:val="single" w:color="C9C2B8" w:sz="4" w:space="4"/>
+        </w:pBdr>
+        <w:spacing w:after="0" w:before="170"/>
+      </w:pPr>
+      <w:r>
+        <w:rPr>
+          <w:rFonts w:ascii="Lato" w:cs="Lato" w:eastAsia="Lato" w:hAnsi="Lato"/>
+        </w:rPr>
+        <w:t xml:space="preserve"> </w:t>
+      </w:r>
+    </w:p>
+    <w:p>
+      <w:pPr>
+        <w:pBdr>
+          <w:bottom w:val="single" w:color="C9C2B8" w:sz="4" w:space="4"/>
+        </w:pBdr>
+        <w:spacing w:after="0" w:before="170"/>
+      </w:pPr>
+      <w:r>
+        <w:rPr>
+          <w:rFonts w:ascii="Lato" w:cs="Lato" w:eastAsia="Lato" w:hAnsi="Lato"/>
+        </w:rPr>
+        <w:t xml:space="preserve"> </w:t>
+      </w:r>
+    </w:p>
+    <w:p>
+      <w:pPr>
+        <w:pBdr>
+          <w:bottom w:val="single" w:color="C9C2B8" w:sz="4" w:space="4"/>
+        </w:pBdr>
+        <w:spacing w:after="0" w:before="170"/>
+      </w:pPr>
+      <w:r>
+        <w:rPr>
+          <w:rFonts w:ascii="Lato" w:cs="Lato" w:eastAsia="Lato" w:hAnsi="Lato"/>
+        </w:rPr>
+        <w:t xml:space="preserve"> </w:t>
+      </w:r>
+    </w:p>
+    <w:p>
+      <w:pPr>
+        <w:pBdr>
+          <w:bottom w:val="single" w:color="C9C2B8" w:sz="4" w:space="4"/>
+        </w:pBdr>
+        <w:spacing w:after="0" w:before="170"/>
+      </w:pPr>
+      <w:r>
+        <w:rPr>
+          <w:rFonts w:ascii="Lato" w:cs="Lato" w:eastAsia="Lato" w:hAnsi="Lato"/>
+        </w:rPr>
+        <w:t xml:space="preserve"> </w:t>
+      </w:r>
+    </w:p>
+    <w:p>
+      <w:pPr>
+        <w:pBdr>
+          <w:bottom w:val="single" w:color="C9C2B8" w:sz="4" w:space="4"/>
+        </w:pBdr>
+        <w:spacing w:after="0" w:before="170"/>
+      </w:pPr>
+      <w:r>
+        <w:rPr>
+          <w:rFonts w:ascii="Lato" w:cs="Lato" w:eastAsia="Lato" w:hAnsi="Lato"/>
+        </w:rPr>
+        <w:t xml:space="preserve"> </w:t>
+      </w:r>
+    </w:p>
+    <w:p>
+      <w:pPr>
+        <w:pBdr>
+          <w:bottom w:val="single" w:color="C9C2B8" w:sz="4" w:space="4"/>
+        </w:pBdr>
+        <w:spacing w:after="0" w:before="170"/>
+      </w:pPr>
+      <w:r>
+        <w:rPr>
+          <w:rFonts w:ascii="Lato" w:cs="Lato" w:eastAsia="Lato" w:hAnsi="Lato"/>
+        </w:rPr>
+        <w:t xml:space="preserve"> </w:t>
+      </w:r>
+    </w:p>
+    <w:p>
+      <w:pPr>
+        <w:spacing w:after="260"/>
+      </w:pPr>
+      <w:r>
+        <w:rPr>
+          <w:rFonts w:ascii="Lato" w:cs="Lato" w:eastAsia="Lato" w:hAnsi="Lato"/>
+        </w:rPr>
+        <w:t xml:space="preserve"/>
+      </w:r>
+    </w:p>
+    <w:p>
+      <w:pPr>
+        <w:spacing w:after="0" w:before="250"/>
+        <w:ind w:left="200"/>
+      </w:pPr>
+      <w:r>
+        <w:rPr>
+          <w:rFonts w:ascii="Lato" w:cs="Lato" w:eastAsia="Lato" w:hAnsi="Lato"/>
+          <w:b/>
+          <w:bCs/>
+          <w:color w:val="D6A23E"/>
+          <w:spacing w:val="50"/>
+          <w:sz w:val="16"/>
+          <w:szCs w:val="16"/>
+        </w:rPr>
+        <w:t xml:space="preserve">ASK — TO YOUR EMAIL LIST</w:t>
+      </w:r>
+    </w:p>
+    <w:p>
+      <w:pPr>
+        <w:spacing w:after="110" w:before="70"/>
+        <w:ind w:left="200"/>
+      </w:pPr>
+      <w:r>
+        <w:rPr>
+          <w:rFonts w:ascii="Lato" w:cs="Lato" w:eastAsia="Lato" w:hAnsi="Lato"/>
+          <w:b/>
+          <w:bCs/>
+          <w:color w:val="102A43"/>
+          <w:sz w:val="20"/>
+          <w:szCs w:val="20"/>
+        </w:rPr>
+        <w:t xml:space="preserve">Subject: I made the thing</w:t>
+      </w:r>
+    </w:p>
+    <w:p>
+      <w:pPr>
+        <w:spacing w:after="90" w:line="280"/>
+        <w:ind w:left="200"/>
+      </w:pPr>
+      <w:r>
+        <w:rPr>
+          <w:rFonts w:ascii="Lato" w:cs="Lato" w:eastAsia="Lato" w:hAnsi="Lato"/>
+          <w:color w:val="2B2B2B"/>
+          <w:sz w:val="20"/>
+          <w:szCs w:val="20"/>
+        </w:rPr>
+        <w:t xml:space="preserve">I have been working on something for the last few weeks and it is finally done.</w:t>
+      </w:r>
+    </w:p>
+    <w:p>
+      <w:pPr>
+        <w:spacing w:after="90" w:line="280"/>
+        <w:ind w:left="200"/>
+      </w:pPr>
+      <w:r>
+        <w:rPr>
+          <w:rFonts w:ascii="Lato" w:cs="Lato" w:eastAsia="Lato" w:hAnsi="Lato"/>
+          <w:color w:val="2B2B2B"/>
+          <w:sz w:val="20"/>
+          <w:szCs w:val="20"/>
+        </w:rPr>
+        <w:t xml:space="preserve">[Product name] is for [who] who want to [outcome] without [the thing they dread]. It includes [two or three concrete things]. It takes about [time] to work through.</w:t>
+      </w:r>
+    </w:p>
+    <w:p>
+      <w:pPr>
+        <w:spacing w:after="90" w:line="280"/>
+        <w:ind w:left="200"/>
+      </w:pPr>
+      <w:r>
+        <w:rPr>
+          <w:rFonts w:ascii="Lato" w:cs="Lato" w:eastAsia="Lato" w:hAnsi="Lato"/>
+          <w:color w:val="2B2B2B"/>
+          <w:sz w:val="20"/>
+          <w:szCs w:val="20"/>
+        </w:rPr>
+        <w:t xml:space="preserve">It is [price] until [date], then [higher price]. You can get it here: [link].</w:t>
+      </w:r>
+    </w:p>
+    <w:p>
+      <w:pPr>
+        <w:spacing w:after="90" w:line="280"/>
+        <w:ind w:left="200"/>
+      </w:pPr>
+      <w:r>
+        <w:rPr>
+          <w:rFonts w:ascii="Lato" w:cs="Lato" w:eastAsia="Lato" w:hAnsi="Lato"/>
+          <w:color w:val="2B2B2B"/>
+          <w:sz w:val="20"/>
+          <w:szCs w:val="20"/>
+        </w:rPr>
+        <w:t xml:space="preserve">If you have questions before you buy, reply to this email — it comes straight to me.</w:t>
+      </w:r>
+    </w:p>
+    <w:p>
+      <w:pPr>
+        <w:pBdr>
+          <w:bottom w:val="single" w:color="E5DFD6" w:sz="4" w:space="6"/>
+        </w:pBdr>
+        <w:spacing w:after="200"/>
+        <w:ind w:left="200"/>
+      </w:pPr>
+      <w:r>
+        <w:rPr>
+          <w:rFonts w:ascii="Lato" w:cs="Lato" w:eastAsia="Lato" w:hAnsi="Lato"/>
+        </w:rPr>
+        <w:t xml:space="preserve"/>
+      </w:r>
+    </w:p>
+    <w:p>
+      <w:pPr>
+        <w:spacing w:after="40" w:before="60"/>
+      </w:pPr>
+      <w:r>
+        <w:rPr>
+          <w:rFonts w:ascii="Lato" w:cs="Lato" w:eastAsia="Lato" w:hAnsi="Lato"/>
+          <w:b/>
+          <w:bCs/>
+          <w:color w:val="102A43"/>
+          <w:sz w:val="20"/>
+          <w:szCs w:val="20"/>
+        </w:rPr>
+        <w:t xml:space="preserve">Now write yours.</w:t>
+      </w:r>
+    </w:p>
+    <w:p>
+      <w:pPr>
+        <w:pBdr>
+          <w:bottom w:val="single" w:color="C9C2B8" w:sz="4" w:space="4"/>
+        </w:pBdr>
+        <w:spacing w:after="0" w:before="170"/>
+      </w:pPr>
+      <w:r>
+        <w:rPr>
+          <w:rFonts w:ascii="Lato" w:cs="Lato" w:eastAsia="Lato" w:hAnsi="Lato"/>
+        </w:rPr>
+        <w:t xml:space="preserve"> </w:t>
+      </w:r>
+    </w:p>
+    <w:p>
+      <w:pPr>
+        <w:pBdr>
+          <w:bottom w:val="single" w:color="C9C2B8" w:sz="4" w:space="4"/>
+        </w:pBdr>
+        <w:spacing w:after="0" w:before="170"/>
+      </w:pPr>
+      <w:r>
+        <w:rPr>
+          <w:rFonts w:ascii="Lato" w:cs="Lato" w:eastAsia="Lato" w:hAnsi="Lato"/>
+        </w:rPr>
+        <w:t xml:space="preserve"> </w:t>
+      </w:r>
+    </w:p>
+    <w:p>
+      <w:pPr>
+        <w:pBdr>
+          <w:bottom w:val="single" w:color="C9C2B8" w:sz="4" w:space="4"/>
+        </w:pBdr>
+        <w:spacing w:after="0" w:before="170"/>
+      </w:pPr>
+      <w:r>
+        <w:rPr>
+          <w:rFonts w:ascii="Lato" w:cs="Lato" w:eastAsia="Lato" w:hAnsi="Lato"/>
+        </w:rPr>
+        <w:t xml:space="preserve"> </w:t>
+      </w:r>
+    </w:p>
+    <w:p>
+      <w:pPr>
+        <w:pBdr>
+          <w:bottom w:val="single" w:color="C9C2B8" w:sz="4" w:space="4"/>
+        </w:pBdr>
+        <w:spacing w:after="0" w:before="170"/>
+      </w:pPr>
+      <w:r>
+        <w:rPr>
+          <w:rFonts w:ascii="Lato" w:cs="Lato" w:eastAsia="Lato" w:hAnsi="Lato"/>
+        </w:rPr>
+        <w:t xml:space="preserve"> </w:t>
+      </w:r>
+    </w:p>
+    <w:p>
+      <w:pPr>
+        <w:pBdr>
+          <w:bottom w:val="single" w:color="C9C2B8" w:sz="4" w:space="4"/>
+        </w:pBdr>
+        <w:spacing w:after="0" w:before="170"/>
+      </w:pPr>
+      <w:r>
+        <w:rPr>
+          <w:rFonts w:ascii="Lato" w:cs="Lato" w:eastAsia="Lato" w:hAnsi="Lato"/>
+        </w:rPr>
+        <w:t xml:space="preserve"> </w:t>
+      </w:r>
+    </w:p>
+    <w:p>
+      <w:pPr>
+        <w:pBdr>
+          <w:bottom w:val="single" w:color="C9C2B8" w:sz="4" w:space="4"/>
+        </w:pBdr>
+        <w:spacing w:after="0" w:before="170"/>
+      </w:pPr>
+      <w:r>
+        <w:rPr>
+          <w:rFonts w:ascii="Lato" w:cs="Lato" w:eastAsia="Lato" w:hAnsi="Lato"/>
+        </w:rPr>
+        <w:t xml:space="preserve"> </w:t>
+      </w:r>
+    </w:p>
+    <w:p>
+      <w:pPr>
+        <w:pBdr>
+          <w:bottom w:val="single" w:color="C9C2B8" w:sz="4" w:space="4"/>
+        </w:pBdr>
+        <w:spacing w:after="0" w:before="170"/>
+      </w:pPr>
+      <w:r>
+        <w:rPr>
+          <w:rFonts w:ascii="Lato" w:cs="Lato" w:eastAsia="Lato" w:hAnsi="Lato"/>
+        </w:rPr>
+        <w:t xml:space="preserve"> </w:t>
+      </w:r>
+    </w:p>
+    <w:p>
+      <w:pPr>
+        <w:spacing w:after="260"/>
+      </w:pPr>
+      <w:r>
+        <w:rPr>
+          <w:rFonts w:ascii="Lato" w:cs="Lato" w:eastAsia="Lato" w:hAnsi="Lato"/>
+        </w:rPr>
+        <w:t xml:space="preserve"/>
+      </w:r>
+    </w:p>
+    <w:p>
+      <w:pPr>
+        <w:pBdr>
+          <w:left w:val="single" w:color="D6A23E" w:sz="18" w:space="14"/>
+        </w:pBdr>
+        <w:spacing w:after="40" w:before="190"/>
+        <w:ind w:left="230"/>
+      </w:pPr>
+      <w:r>
+        <w:rPr>
+          <w:rFonts w:ascii="Lato" w:cs="Lato" w:eastAsia="Lato" w:hAnsi="Lato"/>
+          <w:b/>
+          <w:bCs/>
+          <w:color w:val="D6A23E"/>
+          <w:spacing w:val="50"/>
+          <w:sz w:val="16"/>
+          <w:szCs w:val="16"/>
+        </w:rPr>
+        <w:t xml:space="preserve">BEFORE YOU MOVE ON</w:t>
+      </w:r>
+    </w:p>
+    <w:p>
+      <w:pPr>
+        <w:pBdr>
+          <w:left w:val="single" w:color="D6A23E" w:sz="18" w:space="14"/>
+        </w:pBdr>
+        <w:spacing w:after="200"/>
+        <w:ind w:left="230"/>
+      </w:pPr>
+      <w:r>
+        <w:rPr>
+          <w:rFonts w:ascii="Lato" w:cs="Lato" w:eastAsia="Lato" w:hAnsi="Lato"/>
+          <w:color w:val="2B2B2B"/>
+          <w:sz w:val="20"/>
+          <w:szCs w:val="20"/>
+        </w:rPr>
+        <w:t xml:space="preserve">Do not apologise in the ask. “Sorry to bother you”, “I know everyone is selling something” and “no pressure at all, honestly” all tell the reader you are not sure it is worth the money. If you are not sure, fix the product. If you are sure, say the price and stop talking.</w:t>
+      </w:r>
+    </w:p>
+    <w:p>
+      <w:pPr>
+        <w:spacing w:after="40" w:before="260"/>
+      </w:pPr>
+      <w:r>
+        <w:rPr>
+          <w:rFonts w:ascii="Lato" w:cs="Lato" w:eastAsia="Lato" w:hAnsi="Lato"/>
+          <w:b/>
+          <w:bCs/>
+          <w:color w:val="102A43"/>
+          <w:sz w:val="20"/>
+          <w:szCs w:val="20"/>
+        </w:rPr>
+        <w:t xml:space="preserve">My ask, written out in full, in my own words</w:t>
+      </w:r>
+    </w:p>
+    <w:p>
+      <w:pPr>
+        <w:pBdr>
+          <w:bottom w:val="single" w:color="C9C2B8" w:sz="4" w:space="4"/>
+        </w:pBdr>
+        <w:spacing w:after="0" w:before="170"/>
+      </w:pPr>
+      <w:r>
+        <w:rPr>
+          <w:rFonts w:ascii="Lato" w:cs="Lato" w:eastAsia="Lato" w:hAnsi="Lato"/>
+        </w:rPr>
+        <w:t xml:space="preserve"> </w:t>
+      </w:r>
+    </w:p>
+    <w:p>
+      <w:pPr>
+        <w:pBdr>
+          <w:bottom w:val="single" w:color="C9C2B8" w:sz="4" w:space="4"/>
+        </w:pBdr>
+        <w:spacing w:after="0" w:before="170"/>
+      </w:pPr>
+      <w:r>
+        <w:rPr>
+          <w:rFonts w:ascii="Lato" w:cs="Lato" w:eastAsia="Lato" w:hAnsi="Lato"/>
+        </w:rPr>
+        <w:t xml:space="preserve"> </w:t>
+      </w:r>
+    </w:p>
+    <w:p>
+      <w:pPr>
+        <w:pBdr>
+          <w:bottom w:val="single" w:color="C9C2B8" w:sz="4" w:space="4"/>
+        </w:pBdr>
+        <w:spacing w:after="0" w:before="170"/>
+      </w:pPr>
+      <w:r>
+        <w:rPr>
+          <w:rFonts w:ascii="Lato" w:cs="Lato" w:eastAsia="Lato" w:hAnsi="Lato"/>
+        </w:rPr>
+        <w:t xml:space="preserve"> </w:t>
+      </w:r>
+    </w:p>
+    <w:p>
+      <w:pPr>
+        <w:pBdr>
+          <w:bottom w:val="single" w:color="C9C2B8" w:sz="4" w:space="4"/>
+        </w:pBdr>
+        <w:spacing w:after="0" w:before="170"/>
+      </w:pPr>
+      <w:r>
+        <w:rPr>
+          <w:rFonts w:ascii="Lato" w:cs="Lato" w:eastAsia="Lato" w:hAnsi="Lato"/>
+        </w:rPr>
+        <w:t xml:space="preserve"> </w:t>
+      </w:r>
+    </w:p>
+    <w:p>
+      <w:pPr>
+        <w:pBdr>
+          <w:bottom w:val="single" w:color="C9C2B8" w:sz="4" w:space="4"/>
+        </w:pBdr>
+        <w:spacing w:after="0" w:before="170"/>
+      </w:pPr>
+      <w:r>
+        <w:rPr>
+          <w:rFonts w:ascii="Lato" w:cs="Lato" w:eastAsia="Lato" w:hAnsi="Lato"/>
+        </w:rPr>
+        <w:t xml:space="preserve"> </w:t>
+      </w:r>
+    </w:p>
+    <w:p>
+      <w:pPr>
+        <w:pBdr>
+          <w:bottom w:val="single" w:color="C9C2B8" w:sz="4" w:space="4"/>
+        </w:pBdr>
+        <w:spacing w:after="0" w:before="170"/>
+      </w:pPr>
+      <w:r>
+        <w:rPr>
+          <w:rFonts w:ascii="Lato" w:cs="Lato" w:eastAsia="Lato" w:hAnsi="Lato"/>
+        </w:rPr>
+        <w:t xml:space="preserve"> </w:t>
+      </w:r>
+    </w:p>
+    <w:p>
+      <w:pPr>
+        <w:pBdr>
+          <w:bottom w:val="single" w:color="C9C2B8" w:sz="4" w:space="4"/>
+        </w:pBdr>
+        <w:spacing w:after="0" w:before="170"/>
+      </w:pPr>
+      <w:r>
+        <w:rPr>
+          <w:rFonts w:ascii="Lato" w:cs="Lato" w:eastAsia="Lato" w:hAnsi="Lato"/>
+        </w:rPr>
+        <w:t xml:space="preserve"> </w:t>
+      </w:r>
+    </w:p>
+    <w:p>
+      <w:pPr>
+        <w:pBdr>
+          <w:bottom w:val="single" w:color="C9C2B8" w:sz="4" w:space="4"/>
+        </w:pBdr>
+        <w:spacing w:after="0" w:before="170"/>
+      </w:pPr>
+      <w:r>
+        <w:rPr>
+          <w:rFonts w:ascii="Lato" w:cs="Lato" w:eastAsia="Lato" w:hAnsi="Lato"/>
+        </w:rPr>
+        <w:t xml:space="preserve"> </w:t>
+      </w:r>
+    </w:p>
+    <w:p>
+      <w:pPr>
+        <w:spacing w:after="210"/>
+      </w:pPr>
+      <w:r>
+        <w:rPr>
+          <w:rFonts w:ascii="Lato" w:cs="Lato" w:eastAsia="Lato" w:hAnsi="Lato"/>
+        </w:rPr>
+        <w:t xml:space="preserve"/>
+      </w:r>
+    </w:p>
+    <w:p>
+      <w:pPr>
+        <w:pStyle w:val="Heading2"/>
+        <w:spacing w:after="140" w:before="330"/>
+      </w:pPr>
+      <w:r>
+        <w:rPr>
+          <w:rFonts w:ascii="Libre Baskerville" w:cs="Libre Baskerville" w:eastAsia="Libre Baskerville" w:hAnsi="Libre Baskerville"/>
+          <w:color w:val="102A43"/>
+          <w:sz w:val="24"/>
+          <w:szCs w:val="24"/>
+        </w:rPr>
+        <w:t xml:space="preserve">Tell them more than once</w:t>
+      </w:r>
+    </w:p>
+    <w:p>
+      <w:pPr>
+        <w:spacing w:after="150" w:line="300"/>
+      </w:pPr>
+      <w:r>
+        <w:rPr>
+          <w:rFonts w:ascii="Lato" w:cs="Lato" w:eastAsia="Lato" w:hAnsi="Lato"/>
+          <w:i w:val="false"/>
+          <w:iCs w:val="false"/>
+          <w:color w:val="2B2B2B"/>
+          <w:sz w:val="21"/>
+          <w:szCs w:val="21"/>
+        </w:rPr>
+        <w:t xml:space="preserve">You will feel like you are repeating yourself long before your audience does. On any given day most of your people do not see what you post. Saying it three times is not pushy; it is the minimum required for one person to hear it once.</w:t>
+      </w:r>
+    </w:p>
+    <w:p>
+      <w:pPr>
+        <w:pStyle w:val="ListParagraph"/>
+        <w:numPr>
+          <w:ilvl w:val="0"/>
+          <w:numId w:val="2"/>
+        </w:numPr>
+        <w:spacing w:after="90" w:line="290"/>
+      </w:pPr>
+      <w:r>
+        <w:rPr>
+          <w:rFonts w:ascii="Lato" w:cs="Lato" w:eastAsia="Lato" w:hAnsi="Lato"/>
+          <w:color w:val="2B2B2B"/>
+          <w:sz w:val="21"/>
+          <w:szCs w:val="21"/>
+        </w:rPr>
+        <w:t xml:space="preserve">Before: you are making something, and who it is for. This is not a teaser — it is a filter.</w:t>
+      </w:r>
+    </w:p>
+    <w:p>
+      <w:pPr>
+        <w:pStyle w:val="ListParagraph"/>
+        <w:numPr>
+          <w:ilvl w:val="0"/>
+          <w:numId w:val="2"/>
+        </w:numPr>
+        <w:spacing w:after="90" w:line="290"/>
+      </w:pPr>
+      <w:r>
+        <w:rPr>
+          <w:rFonts w:ascii="Lato" w:cs="Lato" w:eastAsia="Lato" w:hAnsi="Lato"/>
+          <w:color w:val="2B2B2B"/>
+          <w:sz w:val="21"/>
+          <w:szCs w:val="21"/>
+        </w:rPr>
+        <w:t xml:space="preserve">The day: what it is, what it costs, where to get it.</w:t>
+      </w:r>
+    </w:p>
+    <w:p>
+      <w:pPr>
+        <w:pStyle w:val="ListParagraph"/>
+        <w:numPr>
+          <w:ilvl w:val="0"/>
+          <w:numId w:val="2"/>
+        </w:numPr>
+        <w:spacing w:after="90" w:line="290"/>
+      </w:pPr>
+      <w:r>
+        <w:rPr>
+          <w:rFonts w:ascii="Lato" w:cs="Lato" w:eastAsia="Lato" w:hAnsi="Lato"/>
+          <w:color w:val="2B2B2B"/>
+          <w:sz w:val="21"/>
+          <w:szCs w:val="21"/>
+        </w:rPr>
+        <w:t xml:space="preserve">After: the same thing said differently — a question you got, a piece of it, who it is not for.</w:t>
+      </w:r>
+    </w:p>
+    <w:p>
+      <w:pPr>
+        <w:spacing w:after="150" w:line="300"/>
+      </w:pPr>
+      <w:r>
+        <w:rPr>
+          <w:rFonts w:ascii="Lato" w:cs="Lato" w:eastAsia="Lato" w:hAnsi="Lato"/>
+          <w:i w:val="false"/>
+          <w:iCs w:val="false"/>
+          <w:color w:val="2B2B2B"/>
+          <w:sz w:val="21"/>
+          <w:szCs w:val="21"/>
+        </w:rPr>
+        <w:t xml:space="preserve">That last one is the one people skip and it converts the best. Saying plainly who should not buy this is the fastest trust you will ever build.</w:t>
+      </w:r>
+    </w:p>
+    <w:p>
+      <w:pPr>
+        <w:pStyle w:val="Heading2"/>
+        <w:spacing w:after="140" w:before="330"/>
+      </w:pPr>
+      <w:r>
+        <w:rPr>
+          <w:rFonts w:ascii="Libre Baskerville" w:cs="Libre Baskerville" w:eastAsia="Libre Baskerville" w:hAnsi="Libre Baskerville"/>
+          <w:color w:val="102A43"/>
+          <w:sz w:val="24"/>
+          <w:szCs w:val="24"/>
+        </w:rPr>
+        <w:t xml:space="preserve">When someone actually buys</w:t>
+      </w:r>
+    </w:p>
+    <w:p>
+      <w:pPr>
+        <w:spacing w:after="150" w:line="300"/>
+      </w:pPr>
+      <w:r>
+        <w:rPr>
+          <w:rFonts w:ascii="Lato" w:cs="Lato" w:eastAsia="Lato" w:hAnsi="Lato"/>
+          <w:i w:val="false"/>
+          <w:iCs w:val="false"/>
+          <w:color w:val="2B2B2B"/>
+          <w:sz w:val="21"/>
+          <w:szCs w:val="21"/>
+        </w:rPr>
+        <w:t xml:space="preserve">The first sale is a small, strange, enormous thing. Here is what to do in the hour after it.</w:t>
+      </w:r>
+    </w:p>
+    <w:p>
+      <w:pPr>
+        <w:spacing w:after="60" w:line="280"/>
+        <w:ind w:left="200"/>
+      </w:pPr>
+      <w:r>
+        <w:rPr>
+          <w:rFonts w:ascii="Lato" w:cs="Lato" w:eastAsia="Lato" w:hAnsi="Lato"/>
+          <w:color w:val="D6A23E"/>
+          <w:sz w:val="22"/>
+          <w:szCs w:val="22"/>
+        </w:rPr>
+        <w:t xml:space="preserve">▢   </w:t>
+      </w:r>
+      <w:r>
+        <w:rPr>
+          <w:rFonts w:ascii="Lato" w:cs="Lato" w:eastAsia="Lato" w:hAnsi="Lato"/>
+          <w:color w:val="2B2B2B"/>
+          <w:sz w:val="21"/>
+          <w:szCs w:val="21"/>
+        </w:rPr>
+        <w:t xml:space="preserve">Check they received the product. Do not assume the automation worked — this is the one time you verify by hand.</w:t>
+      </w:r>
+    </w:p>
+    <w:p>
+      <w:pPr>
+        <w:spacing w:after="60" w:line="280"/>
+        <w:ind w:left="200"/>
+      </w:pPr>
+      <w:r>
+        <w:rPr>
+          <w:rFonts w:ascii="Lato" w:cs="Lato" w:eastAsia="Lato" w:hAnsi="Lato"/>
+          <w:color w:val="D6A23E"/>
+          <w:sz w:val="22"/>
+          <w:szCs w:val="22"/>
+        </w:rPr>
+        <w:t xml:space="preserve">▢   </w:t>
+      </w:r>
+      <w:r>
+        <w:rPr>
+          <w:rFonts w:ascii="Lato" w:cs="Lato" w:eastAsia="Lato" w:hAnsi="Lato"/>
+          <w:color w:val="2B2B2B"/>
+          <w:sz w:val="21"/>
+          <w:szCs w:val="21"/>
+        </w:rPr>
+        <w:t xml:space="preserve">Send a short personal message. Not a template. Two sentences from you.</w:t>
+      </w:r>
+    </w:p>
+    <w:p>
+      <w:pPr>
+        <w:spacing w:after="60" w:line="280"/>
+        <w:ind w:left="200"/>
+      </w:pPr>
+      <w:r>
+        <w:rPr>
+          <w:rFonts w:ascii="Lato" w:cs="Lato" w:eastAsia="Lato" w:hAnsi="Lato"/>
+          <w:color w:val="D6A23E"/>
+          <w:sz w:val="22"/>
+          <w:szCs w:val="22"/>
+        </w:rPr>
+        <w:t xml:space="preserve">▢   </w:t>
+      </w:r>
+      <w:r>
+        <w:rPr>
+          <w:rFonts w:ascii="Lato" w:cs="Lato" w:eastAsia="Lato" w:hAnsi="Lato"/>
+          <w:color w:val="2B2B2B"/>
+          <w:sz w:val="21"/>
+          <w:szCs w:val="21"/>
+        </w:rPr>
+        <w:t xml:space="preserve">Write down what they bought, when, and where they came from. This is your first piece of real data.</w:t>
+      </w:r>
+    </w:p>
+    <w:p>
+      <w:pPr>
+        <w:spacing w:after="60" w:line="280"/>
+        <w:ind w:left="200"/>
+      </w:pPr>
+      <w:r>
+        <w:rPr>
+          <w:rFonts w:ascii="Lato" w:cs="Lato" w:eastAsia="Lato" w:hAnsi="Lato"/>
+          <w:color w:val="D6A23E"/>
+          <w:sz w:val="22"/>
+          <w:szCs w:val="22"/>
+        </w:rPr>
+        <w:t xml:space="preserve">▢   </w:t>
+      </w:r>
+      <w:r>
+        <w:rPr>
+          <w:rFonts w:ascii="Lato" w:cs="Lato" w:eastAsia="Lato" w:hAnsi="Lato"/>
+          <w:color w:val="2B2B2B"/>
+          <w:sz w:val="21"/>
+          <w:szCs w:val="21"/>
+        </w:rPr>
+        <w:t xml:space="preserve">Make the du‘a. Then get back to work — one sale is proof, not a business.</w:t>
+      </w:r>
+    </w:p>
+    <w:p>
+      <w:pPr>
+        <w:pBdr>
+          <w:left w:val="single" w:color="D6A23E" w:sz="18" w:space="14"/>
+        </w:pBdr>
+        <w:spacing w:after="40" w:before="190"/>
+        <w:ind w:left="230"/>
+      </w:pPr>
+      <w:r>
+        <w:rPr>
+          <w:rFonts w:ascii="Lato" w:cs="Lato" w:eastAsia="Lato" w:hAnsi="Lato"/>
+          <w:b/>
+          <w:bCs/>
+          <w:color w:val="D6A23E"/>
+          <w:spacing w:val="50"/>
+          <w:sz w:val="16"/>
+          <w:szCs w:val="16"/>
+        </w:rPr>
+        <w:t xml:space="preserve">TIP</w:t>
+      </w:r>
+    </w:p>
+    <w:p>
+      <w:pPr>
+        <w:pBdr>
+          <w:left w:val="single" w:color="D6A23E" w:sz="18" w:space="14"/>
+        </w:pBdr>
+        <w:spacing w:after="200"/>
+        <w:ind w:left="230"/>
+      </w:pPr>
+      <w:r>
+        <w:rPr>
+          <w:rFonts w:ascii="Lato" w:cs="Lato" w:eastAsia="Lato" w:hAnsi="Lato"/>
+          <w:color w:val="2B2B2B"/>
+          <w:sz w:val="20"/>
+          <w:szCs w:val="20"/>
+        </w:rPr>
+        <w:t xml:space="preserve">Leave the automated welcome email in place and send the personal note on top of it. The automation proves the system works. The note proves you do.</w:t>
+      </w:r>
+    </w:p>
+    <w:p>
+      <w:pPr>
+        <w:pStyle w:val="Heading2"/>
+        <w:spacing w:after="140" w:before="330"/>
+      </w:pPr>
+      <w:r>
+        <w:rPr>
+          <w:rFonts w:ascii="Libre Baskerville" w:cs="Libre Baskerville" w:eastAsia="Libre Baskerville" w:hAnsi="Libre Baskerville"/>
+          <w:color w:val="102A43"/>
+          <w:sz w:val="24"/>
+          <w:szCs w:val="24"/>
+        </w:rPr>
+        <w:t xml:space="preserve">The feedback ask</w:t>
+      </w:r>
+    </w:p>
+    <w:p>
+      <w:pPr>
+        <w:spacing w:after="150" w:line="300"/>
+      </w:pPr>
+      <w:r>
+        <w:rPr>
+          <w:rFonts w:ascii="Lato" w:cs="Lato" w:eastAsia="Lato" w:hAnsi="Lato"/>
+          <w:i w:val="false"/>
+          <w:iCs w:val="false"/>
+          <w:color w:val="2B2B2B"/>
+          <w:sz w:val="21"/>
+          <w:szCs w:val="21"/>
+        </w:rPr>
+        <w:t xml:space="preserve">A few days later, ask for feedback — not a testimonial. People freeze when you ask for a testimonial because they think they have to write copy. Feedback is easy to give, and it turns into a testimonial once you have it.</w:t>
+      </w:r>
+    </w:p>
+    <w:p>
+      <w:pPr>
+        <w:spacing w:after="150" w:line="300"/>
+      </w:pPr>
+      <w:r>
+        <w:rPr>
+          <w:rFonts w:ascii="Lato" w:cs="Lato" w:eastAsia="Lato" w:hAnsi="Lato"/>
+          <w:i w:val="false"/>
+          <w:iCs w:val="false"/>
+          <w:color w:val="2B2B2B"/>
+          <w:sz w:val="21"/>
+          <w:szCs w:val="21"/>
+        </w:rPr>
+        <w:t xml:space="preserve">Ask three specific questions rather than one open one:</w:t>
+      </w:r>
+    </w:p>
+    <w:p>
+      <w:pPr>
+        <w:pStyle w:val="ListParagraph"/>
+        <w:numPr>
+          <w:ilvl w:val="0"/>
+          <w:numId w:val="2"/>
+        </w:numPr>
+        <w:spacing w:after="90" w:line="290"/>
+      </w:pPr>
+      <w:r>
+        <w:rPr>
+          <w:rFonts w:ascii="Lato" w:cs="Lato" w:eastAsia="Lato" w:hAnsi="Lato"/>
+          <w:color w:val="2B2B2B"/>
+          <w:sz w:val="21"/>
+          <w:szCs w:val="21"/>
+        </w:rPr>
+        <w:t xml:space="preserve">What were you struggling with before you bought this?</w:t>
+      </w:r>
+    </w:p>
+    <w:p>
+      <w:pPr>
+        <w:pStyle w:val="ListParagraph"/>
+        <w:numPr>
+          <w:ilvl w:val="0"/>
+          <w:numId w:val="2"/>
+        </w:numPr>
+        <w:spacing w:after="90" w:line="290"/>
+      </w:pPr>
+      <w:r>
+        <w:rPr>
+          <w:rFonts w:ascii="Lato" w:cs="Lato" w:eastAsia="Lato" w:hAnsi="Lato"/>
+          <w:color w:val="2B2B2B"/>
+          <w:sz w:val="21"/>
+          <w:szCs w:val="21"/>
+        </w:rPr>
+        <w:t xml:space="preserve">What has changed, if anything?</w:t>
+      </w:r>
+    </w:p>
+    <w:p>
+      <w:pPr>
+        <w:pStyle w:val="ListParagraph"/>
+        <w:numPr>
+          <w:ilvl w:val="0"/>
+          <w:numId w:val="2"/>
+        </w:numPr>
+        <w:spacing w:after="90" w:line="290"/>
+      </w:pPr>
+      <w:r>
+        <w:rPr>
+          <w:rFonts w:ascii="Lato" w:cs="Lato" w:eastAsia="Lato" w:hAnsi="Lato"/>
+          <w:color w:val="2B2B2B"/>
+          <w:sz w:val="21"/>
+          <w:szCs w:val="21"/>
+        </w:rPr>
+        <w:t xml:space="preserve">Was there anything confusing or missing?</w:t>
+      </w:r>
+    </w:p>
+    <w:p>
+      <w:pPr>
+        <w:spacing w:after="150" w:line="300"/>
+      </w:pPr>
+      <w:r>
+        <w:rPr>
+          <w:rFonts w:ascii="Lato" w:cs="Lato" w:eastAsia="Lato" w:hAnsi="Lato"/>
+          <w:i w:val="false"/>
+          <w:iCs w:val="false"/>
+          <w:color w:val="2B2B2B"/>
+          <w:sz w:val="21"/>
+          <w:szCs w:val="21"/>
+        </w:rPr>
+        <w:t xml:space="preserve">Then ask permission: “Would you mind if I shared part of your answer, with your first name?” Most people say yes. The ones who say no are telling you something useful about the product.</w:t>
+      </w:r>
+    </w:p>
+    <w:p>
+      <w:pPr>
+        <w:spacing w:after="40" w:before="260"/>
+      </w:pPr>
+      <w:r>
+        <w:rPr>
+          <w:rFonts w:ascii="Lato" w:cs="Lato" w:eastAsia="Lato" w:hAnsi="Lato"/>
+          <w:b/>
+          <w:bCs/>
+          <w:color w:val="102A43"/>
+          <w:sz w:val="20"/>
+          <w:szCs w:val="20"/>
+        </w:rPr>
+        <w:t xml:space="preserve">My feedback questions, and who I will send them to first</w:t>
+      </w:r>
+    </w:p>
+    <w:p>
+      <w:pPr>
+        <w:pBdr>
+          <w:bottom w:val="single" w:color="C9C2B8" w:sz="4" w:space="4"/>
+        </w:pBdr>
+        <w:spacing w:after="0" w:before="170"/>
+      </w:pPr>
+      <w:r>
+        <w:rPr>
+          <w:rFonts w:ascii="Lato" w:cs="Lato" w:eastAsia="Lato" w:hAnsi="Lato"/>
+        </w:rPr>
+        <w:t xml:space="preserve"> </w:t>
+      </w:r>
+    </w:p>
+    <w:p>
+      <w:pPr>
+        <w:pBdr>
+          <w:bottom w:val="single" w:color="C9C2B8" w:sz="4" w:space="4"/>
+        </w:pBdr>
+        <w:spacing w:after="0" w:before="170"/>
+      </w:pPr>
+      <w:r>
+        <w:rPr>
+          <w:rFonts w:ascii="Lato" w:cs="Lato" w:eastAsia="Lato" w:hAnsi="Lato"/>
+        </w:rPr>
+        <w:t xml:space="preserve"> </w:t>
+      </w:r>
+    </w:p>
+    <w:p>
+      <w:pPr>
+        <w:pBdr>
+          <w:bottom w:val="single" w:color="C9C2B8" w:sz="4" w:space="4"/>
+        </w:pBdr>
+        <w:spacing w:after="0" w:before="170"/>
+      </w:pPr>
+      <w:r>
+        <w:rPr>
+          <w:rFonts w:ascii="Lato" w:cs="Lato" w:eastAsia="Lato" w:hAnsi="Lato"/>
+        </w:rPr>
+        <w:t xml:space="preserve"> </w:t>
+      </w:r>
+    </w:p>
+    <w:p>
+      <w:pPr>
+        <w:pBdr>
+          <w:bottom w:val="single" w:color="C9C2B8" w:sz="4" w:space="4"/>
+        </w:pBdr>
+        <w:spacing w:after="0" w:before="170"/>
+      </w:pPr>
+      <w:r>
+        <w:rPr>
+          <w:rFonts w:ascii="Lato" w:cs="Lato" w:eastAsia="Lato" w:hAnsi="Lato"/>
+        </w:rPr>
+        <w:t xml:space="preserve"> </w:t>
+      </w:r>
+    </w:p>
+    <w:p>
+      <w:pPr>
+        <w:spacing w:after="210"/>
+      </w:pPr>
+      <w:r>
+        <w:rPr>
+          <w:rFonts w:ascii="Lato" w:cs="Lato" w:eastAsia="Lato" w:hAnsi="Lato"/>
+        </w:rPr>
+        <w:t xml:space="preserve"/>
+      </w:r>
+    </w:p>
+    <w:p>
+      <w:pPr>
+        <w:pStyle w:val="Heading2"/>
+        <w:spacing w:after="140" w:before="330"/>
+      </w:pPr>
+      <w:r>
+        <w:rPr>
+          <w:rFonts w:ascii="Libre Baskerville" w:cs="Libre Baskerville" w:eastAsia="Libre Baskerville" w:hAnsi="Libre Baskerville"/>
+          <w:color w:val="102A43"/>
+          <w:sz w:val="24"/>
+          <w:szCs w:val="24"/>
+        </w:rPr>
+        <w:t xml:space="preserve">If nobody buys</w:t>
+      </w:r>
+    </w:p>
+    <w:p>
+      <w:pPr>
+        <w:spacing w:after="150" w:line="300"/>
+      </w:pPr>
+      <w:r>
+        <w:rPr>
+          <w:rFonts w:ascii="Lato" w:cs="Lato" w:eastAsia="Lato" w:hAnsi="Lato"/>
+          <w:i w:val="false"/>
+          <w:iCs w:val="false"/>
+          <w:color w:val="2B2B2B"/>
+          <w:sz w:val="21"/>
+          <w:szCs w:val="21"/>
+        </w:rPr>
+        <w:t xml:space="preserve">This is the part that decides whether you have a business in a year. Almost everyone’s response to silence is to rebuild the product. It is almost never the product.</w:t>
+      </w:r>
+    </w:p>
+    <w:p>
+      <w:pPr>
+        <w:spacing w:after="150" w:line="300"/>
+      </w:pPr>
+      <w:r>
+        <w:rPr>
+          <w:rFonts w:ascii="Lato" w:cs="Lato" w:eastAsia="Lato" w:hAnsi="Lato"/>
+          <w:i w:val="false"/>
+          <w:iCs w:val="false"/>
+          <w:color w:val="2B2B2B"/>
+          <w:sz w:val="21"/>
+          <w:szCs w:val="21"/>
+        </w:rPr>
+        <w:t xml:space="preserve">There are three reasons a launch goes quiet. Work them in this order, because they are in order of likelihood.</w:t>
+      </w:r>
+    </w:p>
+    <w:p>
+      <w:pPr>
+        <w:pStyle w:val="ListParagraph"/>
+        <w:numPr>
+          <w:ilvl w:val="0"/>
+          <w:numId w:val="2"/>
+        </w:numPr>
+        <w:spacing w:after="90" w:line="290"/>
+      </w:pPr>
+      <w:r>
+        <w:rPr>
+          <w:rFonts w:ascii="Lato" w:cs="Lato" w:eastAsia="Lato" w:hAnsi="Lato"/>
+          <w:color w:val="2B2B2B"/>
+          <w:sz w:val="21"/>
+          <w:szCs w:val="21"/>
+        </w:rPr>
+        <w:t xml:space="preserve">Nobody saw it. Far and away the most common. Check your actual numbers — how many people opened the email, how many watched past three seconds. If the number is tiny, you do not have an offer problem, you have a reach problem.</w:t>
+      </w:r>
+    </w:p>
+    <w:p>
+      <w:pPr>
+        <w:pStyle w:val="ListParagraph"/>
+        <w:numPr>
+          <w:ilvl w:val="0"/>
+          <w:numId w:val="2"/>
+        </w:numPr>
+        <w:spacing w:after="90" w:line="290"/>
+      </w:pPr>
+      <w:r>
+        <w:rPr>
+          <w:rFonts w:ascii="Lato" w:cs="Lato" w:eastAsia="Lato" w:hAnsi="Lato"/>
+          <w:color w:val="2B2B2B"/>
+          <w:sz w:val="21"/>
+          <w:szCs w:val="21"/>
+        </w:rPr>
+        <w:t xml:space="preserve">The wrong people saw it. Your content attracted an audience that is not the audience for this product. Common when the content is broad and the product is specific.</w:t>
+      </w:r>
+    </w:p>
+    <w:p>
+      <w:pPr>
+        <w:pStyle w:val="ListParagraph"/>
+        <w:numPr>
+          <w:ilvl w:val="0"/>
+          <w:numId w:val="2"/>
+        </w:numPr>
+        <w:spacing w:after="90" w:line="290"/>
+      </w:pPr>
+      <w:r>
+        <w:rPr>
+          <w:rFonts w:ascii="Lato" w:cs="Lato" w:eastAsia="Lato" w:hAnsi="Lato"/>
+          <w:color w:val="2B2B2B"/>
+          <w:sz w:val="21"/>
+          <w:szCs w:val="21"/>
+        </w:rPr>
+        <w:t xml:space="preserve">The right people saw it and did not believe it. Only now is it the offer — the price, the proof, the promise, or the clarity of what they actually get.</w:t>
+      </w:r>
+    </w:p>
+    <w:p>
+      <w:pPr>
+        <w:pBdr>
+          <w:left w:val="single" w:color="D6A23E" w:sz="18" w:space="14"/>
+        </w:pBdr>
+        <w:spacing w:after="40" w:before="190"/>
+        <w:ind w:left="230"/>
+      </w:pPr>
+      <w:r>
+        <w:rPr>
+          <w:rFonts w:ascii="Lato" w:cs="Lato" w:eastAsia="Lato" w:hAnsi="Lato"/>
+          <w:b/>
+          <w:bCs/>
+          <w:color w:val="D6A23E"/>
+          <w:spacing w:val="50"/>
+          <w:sz w:val="16"/>
+          <w:szCs w:val="16"/>
+        </w:rPr>
+        <w:t xml:space="preserve">FOR EXAMPLE</w:t>
+      </w:r>
+    </w:p>
+    <w:p>
+      <w:pPr>
+        <w:pBdr>
+          <w:left w:val="single" w:color="D6A23E" w:sz="18" w:space="14"/>
+        </w:pBdr>
+        <w:spacing w:after="200"/>
+        <w:ind w:left="230"/>
+      </w:pPr>
+      <w:r>
+        <w:rPr>
+          <w:rFonts w:ascii="Lato" w:cs="Lato" w:eastAsia="Lato" w:hAnsi="Lato"/>
+          <w:color w:val="2B2B2B"/>
+          <w:sz w:val="20"/>
+          <w:szCs w:val="20"/>
+        </w:rPr>
+        <w:t xml:space="preserve">Forty people opened the email and nobody bought. That is a real signal, and it is reason three. Four people opened the email and nobody bought. That is not a signal about your product at all — that is four people.</w:t>
+      </w:r>
+    </w:p>
+    <w:p>
+      <w:pPr>
+        <w:spacing w:after="150" w:line="300"/>
+      </w:pPr>
+      <w:r>
+        <w:rPr>
+          <w:rFonts w:ascii="Lato" w:cs="Lato" w:eastAsia="Lato" w:hAnsi="Lato"/>
+          <w:i w:val="false"/>
+          <w:iCs w:val="false"/>
+          <w:color w:val="2B2B2B"/>
+          <w:sz w:val="21"/>
+          <w:szCs w:val="21"/>
+        </w:rPr>
+        <w:t xml:space="preserve">Fix one thing and ask again. Do not rebuild everything, because then you will not know which change did it — and you will have spent another month not selling.</w:t>
+      </w:r>
+    </w:p>
+    <w:p>
+      <w:pPr>
+        <w:spacing w:after="40" w:before="260"/>
+      </w:pPr>
+      <w:r>
+        <w:rPr>
+          <w:rFonts w:ascii="Lato" w:cs="Lato" w:eastAsia="Lato" w:hAnsi="Lato"/>
+          <w:b/>
+          <w:bCs/>
+          <w:color w:val="102A43"/>
+          <w:sz w:val="20"/>
+          <w:szCs w:val="20"/>
+        </w:rPr>
+        <w:t xml:space="preserve">If it goes quiet: the number I will check first, and the one thing I will change</w:t>
+      </w:r>
+    </w:p>
+    <w:p>
+      <w:pPr>
+        <w:pBdr>
+          <w:bottom w:val="single" w:color="C9C2B8" w:sz="4" w:space="4"/>
+        </w:pBdr>
+        <w:spacing w:after="0" w:before="170"/>
+      </w:pPr>
+      <w:r>
+        <w:rPr>
+          <w:rFonts w:ascii="Lato" w:cs="Lato" w:eastAsia="Lato" w:hAnsi="Lato"/>
+        </w:rPr>
+        <w:t xml:space="preserve"> </w:t>
+      </w:r>
+    </w:p>
+    <w:p>
+      <w:pPr>
+        <w:pBdr>
+          <w:bottom w:val="single" w:color="C9C2B8" w:sz="4" w:space="4"/>
+        </w:pBdr>
+        <w:spacing w:after="0" w:before="170"/>
+      </w:pPr>
+      <w:r>
+        <w:rPr>
+          <w:rFonts w:ascii="Lato" w:cs="Lato" w:eastAsia="Lato" w:hAnsi="Lato"/>
+        </w:rPr>
+        <w:t xml:space="preserve"> </w:t>
+      </w:r>
+    </w:p>
+    <w:p>
+      <w:pPr>
+        <w:pBdr>
+          <w:bottom w:val="single" w:color="C9C2B8" w:sz="4" w:space="4"/>
+        </w:pBdr>
+        <w:spacing w:after="0" w:before="170"/>
+      </w:pPr>
+      <w:r>
+        <w:rPr>
+          <w:rFonts w:ascii="Lato" w:cs="Lato" w:eastAsia="Lato" w:hAnsi="Lato"/>
+        </w:rPr>
+        <w:t xml:space="preserve"> </w:t>
+      </w:r>
+    </w:p>
+    <w:p>
+      <w:pPr>
+        <w:pBdr>
+          <w:bottom w:val="single" w:color="C9C2B8" w:sz="4" w:space="4"/>
+        </w:pBdr>
+        <w:spacing w:after="0" w:before="170"/>
+      </w:pPr>
+      <w:r>
+        <w:rPr>
+          <w:rFonts w:ascii="Lato" w:cs="Lato" w:eastAsia="Lato" w:hAnsi="Lato"/>
+        </w:rPr>
+        <w:t xml:space="preserve"> </w:t>
+      </w:r>
+    </w:p>
+    <w:p>
+      <w:pPr>
+        <w:pBdr>
+          <w:bottom w:val="single" w:color="C9C2B8" w:sz="4" w:space="4"/>
+        </w:pBdr>
+        <w:spacing w:after="0" w:before="170"/>
+      </w:pPr>
+      <w:r>
+        <w:rPr>
+          <w:rFonts w:ascii="Lato" w:cs="Lato" w:eastAsia="Lato" w:hAnsi="Lato"/>
+        </w:rPr>
+        <w:t xml:space="preserve"> </w:t>
+      </w:r>
+    </w:p>
+    <w:p>
+      <w:pPr>
+        <w:spacing w:after="210"/>
+      </w:pPr>
+      <w:r>
+        <w:rPr>
+          <w:rFonts w:ascii="Lato" w:cs="Lato" w:eastAsia="Lato" w:hAnsi="Lato"/>
+        </w:rPr>
+        <w:t xml:space="preserve"/>
+      </w:r>
+    </w:p>
+    <w:p>
+      <w:pPr>
+        <w:pStyle w:val="Heading2"/>
+        <w:spacing w:after="140" w:before="330"/>
+      </w:pPr>
+      <w:r>
+        <w:rPr>
+          <w:rFonts w:ascii="Libre Baskerville" w:cs="Libre Baskerville" w:eastAsia="Libre Baskerville" w:hAnsi="Libre Baskerville"/>
+          <w:color w:val="102A43"/>
+          <w:sz w:val="24"/>
+          <w:szCs w:val="24"/>
+        </w:rPr>
+        <w:t xml:space="preserve">What the first sale is actually for</w:t>
+      </w:r>
+    </w:p>
+    <w:p>
+      <w:pPr>
+        <w:spacing w:after="150" w:line="300"/>
+      </w:pPr>
+      <w:r>
+        <w:rPr>
+          <w:rFonts w:ascii="Lato" w:cs="Lato" w:eastAsia="Lato" w:hAnsi="Lato"/>
+          <w:i w:val="false"/>
+          <w:iCs w:val="false"/>
+          <w:color w:val="2B2B2B"/>
+          <w:sz w:val="21"/>
+          <w:szCs w:val="21"/>
+        </w:rPr>
+        <w:t xml:space="preserve">It is not the money. At beginner prices the first sale will not change anything about your life.</w:t>
+      </w:r>
+    </w:p>
+    <w:p>
+      <w:pPr>
+        <w:spacing w:after="150" w:line="300"/>
+      </w:pPr>
+      <w:r>
+        <w:rPr>
+          <w:rFonts w:ascii="Lato" w:cs="Lato" w:eastAsia="Lato" w:hAnsi="Lato"/>
+          <w:i w:val="false"/>
+          <w:iCs w:val="false"/>
+          <w:color w:val="2B2B2B"/>
+          <w:sz w:val="21"/>
+          <w:szCs w:val="21"/>
+        </w:rPr>
+        <w:t xml:space="preserve">What it gives you is the end of the argument in your own head about whether a stranger will pay you. That question is what stops most people, and it cannot be answered by planning. It can only be answered by one person, once.</w:t>
+      </w:r>
+    </w:p>
+    <w:p>
+      <w:pPr>
+        <w:spacing w:after="150" w:line="300"/>
+      </w:pPr>
+      <w:r>
+        <w:rPr>
+          <w:rFonts w:ascii="Lato" w:cs="Lato" w:eastAsia="Lato" w:hAnsi="Lato"/>
+          <w:i w:val="false"/>
+          <w:iCs w:val="false"/>
+          <w:color w:val="2B2B2B"/>
+          <w:sz w:val="21"/>
+          <w:szCs w:val="21"/>
+        </w:rPr>
+        <w:t xml:space="preserve">After that the work is the same work, repeated. Which is genuinely all this is.</w:t>
+      </w:r>
+    </w:p>
+    <w:p>
+      <w:pPr>
+        <w:spacing w:after="40" w:before="260"/>
+      </w:pPr>
+      <w:r>
+        <w:rPr>
+          <w:rFonts w:ascii="Lato" w:cs="Lato" w:eastAsia="Lato" w:hAnsi="Lato"/>
+          <w:b/>
+          <w:bCs/>
+          <w:color w:val="102A43"/>
+          <w:sz w:val="20"/>
+          <w:szCs w:val="20"/>
+        </w:rPr>
+        <w:t xml:space="preserve">The date I will make my first ask — not the launch date, the day I ask a person</w:t>
       </w:r>
     </w:p>
     <w:p>
@@ -18343,6 +20040,283 @@
           <w:szCs w:val="19"/>
         </w:rPr>
         <w:t xml:space="preserve">CHAPTER 17</w:t>
+      </w:r>
+    </w:p>
+    <w:p>
+      <w:pPr>
+        <w:pStyle w:val="Heading1"/>
+        <w:spacing w:after="0" w:before="90"/>
+      </w:pPr>
+      <w:r>
+        <w:rPr>
+          <w:rFonts w:ascii="Libre Baskerville" w:cs="Libre Baskerville" w:eastAsia="Libre Baskerville" w:hAnsi="Libre Baskerville"/>
+          <w:color w:val="102A43"/>
+          <w:sz w:val="36"/>
+          <w:szCs w:val="36"/>
+        </w:rPr>
+        <w:t xml:space="preserve">Business Basics</w:t>
+      </w:r>
+    </w:p>
+    <w:p>
+      <w:pPr>
+        <w:pBdr>
+          <w:bottom w:val="single" w:color="D6A23E" w:sz="12" w:space="1"/>
+        </w:pBdr>
+        <w:spacing w:after="320" w:before="120"/>
+      </w:pPr>
+      <w:r>
+        <w:rPr>
+          <w:rFonts w:ascii="Lato" w:cs="Lato" w:eastAsia="Lato" w:hAnsi="Lato"/>
+        </w:rPr>
+        <w:t xml:space="preserve"/>
+      </w:r>
+    </w:p>
+    <w:p>
+      <w:pPr>
+        <w:spacing w:after="150" w:line="300"/>
+      </w:pPr>
+      <w:r>
+        <w:rPr>
+          <w:rFonts w:ascii="Lato" w:cs="Lato" w:eastAsia="Lato" w:hAnsi="Lato"/>
+          <w:i w:val="false"/>
+          <w:iCs w:val="false"/>
+          <w:color w:val="2B2B2B"/>
+          <w:sz w:val="21"/>
+          <w:szCs w:val="21"/>
+        </w:rPr>
+        <w:t xml:space="preserve">This is not legal advice, and requirements vary by country and by state. Talk to a professional about anything specific to your situation. But a few basics apply broadly, and knowing them early saves a mess later.</w:t>
+      </w:r>
+    </w:p>
+    <w:p>
+      <w:pPr>
+        <w:pStyle w:val="Heading2"/>
+        <w:spacing w:after="140" w:before="330"/>
+      </w:pPr>
+      <w:r>
+        <w:rPr>
+          <w:rFonts w:ascii="Libre Baskerville" w:cs="Libre Baskerville" w:eastAsia="Libre Baskerville" w:hAnsi="Libre Baskerville"/>
+          <w:color w:val="102A43"/>
+          <w:sz w:val="24"/>
+          <w:szCs w:val="24"/>
+        </w:rPr>
+        <w:t xml:space="preserve">If you are setting up formally</w:t>
+      </w:r>
+    </w:p>
+    <w:p>
+      <w:pPr>
+        <w:pStyle w:val="ListParagraph"/>
+        <w:numPr>
+          <w:ilvl w:val="0"/>
+          <w:numId w:val="2"/>
+        </w:numPr>
+        <w:spacing w:after="90" w:line="290"/>
+      </w:pPr>
+      <w:r>
+        <w:rPr>
+          <w:rFonts w:ascii="Lato" w:cs="Lato" w:eastAsia="Lato" w:hAnsi="Lato"/>
+          <w:color w:val="2B2B2B"/>
+          <w:sz w:val="21"/>
+          <w:szCs w:val="21"/>
+        </w:rPr>
+        <w:t xml:space="preserve">Choose and register a business name. Check availability before you fall in love with one.</w:t>
+      </w:r>
+    </w:p>
+    <w:p>
+      <w:pPr>
+        <w:pStyle w:val="ListParagraph"/>
+        <w:numPr>
+          <w:ilvl w:val="0"/>
+          <w:numId w:val="2"/>
+        </w:numPr>
+        <w:spacing w:after="90" w:line="290"/>
+      </w:pPr>
+      <w:r>
+        <w:rPr>
+          <w:rFonts w:ascii="Lato" w:cs="Lato" w:eastAsia="Lato" w:hAnsi="Lato"/>
+          <w:color w:val="2B2B2B"/>
+          <w:sz w:val="21"/>
+          <w:szCs w:val="21"/>
+        </w:rPr>
+        <w:t xml:space="preserve">Decide on a structure. Many beginners start as a sole trader or a single-member LLC.</w:t>
+      </w:r>
+    </w:p>
+    <w:p>
+      <w:pPr>
+        <w:pStyle w:val="ListParagraph"/>
+        <w:numPr>
+          <w:ilvl w:val="0"/>
+          <w:numId w:val="2"/>
+        </w:numPr>
+        <w:spacing w:after="90" w:line="290"/>
+      </w:pPr>
+      <w:r>
+        <w:rPr>
+          <w:rFonts w:ascii="Lato" w:cs="Lato" w:eastAsia="Lato" w:hAnsi="Lato"/>
+          <w:color w:val="2B2B2B"/>
+          <w:sz w:val="21"/>
+          <w:szCs w:val="21"/>
+        </w:rPr>
+        <w:t xml:space="preserve">Get whatever tax registration your country requires. In the US that is an EIN, free, directly from the IRS website — never pay a third party for one.</w:t>
+      </w:r>
+    </w:p>
+    <w:p>
+      <w:pPr>
+        <w:pStyle w:val="ListParagraph"/>
+        <w:numPr>
+          <w:ilvl w:val="0"/>
+          <w:numId w:val="2"/>
+        </w:numPr>
+        <w:spacing w:after="90" w:line="290"/>
+      </w:pPr>
+      <w:r>
+        <w:rPr>
+          <w:rFonts w:ascii="Lato" w:cs="Lato" w:eastAsia="Lato" w:hAnsi="Lato"/>
+          <w:color w:val="2B2B2B"/>
+          <w:sz w:val="21"/>
+          <w:szCs w:val="21"/>
+        </w:rPr>
+        <w:t xml:space="preserve">Learn your tax obligations early, and get an accountant once you are making real sales. Not before.</w:t>
+      </w:r>
+    </w:p>
+    <w:p>
+      <w:pPr>
+        <w:pStyle w:val="ListParagraph"/>
+        <w:numPr>
+          <w:ilvl w:val="0"/>
+          <w:numId w:val="2"/>
+        </w:numPr>
+        <w:spacing w:after="90" w:line="290"/>
+      </w:pPr>
+      <w:r>
+        <w:rPr>
+          <w:rFonts w:ascii="Lato" w:cs="Lato" w:eastAsia="Lato" w:hAnsi="Lato"/>
+          <w:color w:val="2B2B2B"/>
+          <w:sz w:val="21"/>
+          <w:szCs w:val="21"/>
+        </w:rPr>
+        <w:t xml:space="preserve">Open a separate bank account so personal and business money do not mix. Do this on day one; it costs nothing and saves hours later.</w:t>
+      </w:r>
+    </w:p>
+    <w:p>
+      <w:pPr>
+        <w:pStyle w:val="Heading2"/>
+        <w:spacing w:after="140" w:before="330"/>
+      </w:pPr>
+      <w:r>
+        <w:rPr>
+          <w:rFonts w:ascii="Libre Baskerville" w:cs="Libre Baskerville" w:eastAsia="Libre Baskerville" w:hAnsi="Libre Baskerville"/>
+          <w:color w:val="102A43"/>
+          <w:sz w:val="24"/>
+          <w:szCs w:val="24"/>
+        </w:rPr>
+        <w:t xml:space="preserve">Your own work</w:t>
+      </w:r>
+    </w:p>
+    <w:p>
+      <w:pPr>
+        <w:spacing w:after="150" w:line="300"/>
+      </w:pPr>
+      <w:r>
+        <w:rPr>
+          <w:rFonts w:ascii="Lato" w:cs="Lato" w:eastAsia="Lato" w:hAnsi="Lato"/>
+          <w:i w:val="false"/>
+          <w:iCs w:val="false"/>
+          <w:color w:val="2B2B2B"/>
+          <w:sz w:val="21"/>
+          <w:szCs w:val="21"/>
+        </w:rPr>
+        <w:t xml:space="preserve">Protect what you make. If you sell something you created, be clear in your terms about what the buyer is allowed to do with it — use it, yes; resell it, no, unless you decide otherwise. Being explicit protects you and prevents an awkward conversation later.</w:t>
+      </w:r>
+    </w:p>
+    <w:p>
+      <w:pPr>
+        <w:spacing w:after="40" w:before="260"/>
+      </w:pPr>
+      <w:r>
+        <w:rPr>
+          <w:rFonts w:ascii="Lato" w:cs="Lato" w:eastAsia="Lato" w:hAnsi="Lato"/>
+          <w:b/>
+          <w:bCs/>
+          <w:color w:val="102A43"/>
+          <w:sz w:val="20"/>
+          <w:szCs w:val="20"/>
+        </w:rPr>
+        <w:t xml:space="preserve">My next admin step, and the date I will do it</w:t>
+      </w:r>
+    </w:p>
+    <w:p>
+      <w:pPr>
+        <w:pBdr>
+          <w:bottom w:val="single" w:color="C9C2B8" w:sz="4" w:space="4"/>
+        </w:pBdr>
+        <w:spacing w:after="0" w:before="170"/>
+      </w:pPr>
+      <w:r>
+        <w:rPr>
+          <w:rFonts w:ascii="Lato" w:cs="Lato" w:eastAsia="Lato" w:hAnsi="Lato"/>
+        </w:rPr>
+        <w:t xml:space="preserve"> </w:t>
+      </w:r>
+    </w:p>
+    <w:p>
+      <w:pPr>
+        <w:pBdr>
+          <w:bottom w:val="single" w:color="C9C2B8" w:sz="4" w:space="4"/>
+        </w:pBdr>
+        <w:spacing w:after="0" w:before="170"/>
+      </w:pPr>
+      <w:r>
+        <w:rPr>
+          <w:rFonts w:ascii="Lato" w:cs="Lato" w:eastAsia="Lato" w:hAnsi="Lato"/>
+        </w:rPr>
+        <w:t xml:space="preserve"> </w:t>
+      </w:r>
+    </w:p>
+    <w:p>
+      <w:pPr>
+        <w:pBdr>
+          <w:bottom w:val="single" w:color="C9C2B8" w:sz="4" w:space="4"/>
+        </w:pBdr>
+        <w:spacing w:after="0" w:before="170"/>
+      </w:pPr>
+      <w:r>
+        <w:rPr>
+          <w:rFonts w:ascii="Lato" w:cs="Lato" w:eastAsia="Lato" w:hAnsi="Lato"/>
+        </w:rPr>
+        <w:t xml:space="preserve"> </w:t>
+      </w:r>
+    </w:p>
+    <w:p>
+      <w:pPr>
+        <w:spacing w:after="210"/>
+      </w:pPr>
+      <w:r>
+        <w:rPr>
+          <w:rFonts w:ascii="Lato" w:cs="Lato" w:eastAsia="Lato" w:hAnsi="Lato"/>
+        </w:rPr>
+        <w:t xml:space="preserve"/>
+      </w:r>
+    </w:p>
+    <w:p>
+      <w:r>
+        <w:br w:type="page"/>
+      </w:r>
+    </w:p>
+    <w:p>
+      <w:pPr>
+        <w:spacing w:after="0" w:before="120"/>
+      </w:pPr>
+      <w:r>
+        <w:rPr>
+          <w:rFonts w:ascii="Lato" w:cs="Lato" w:eastAsia="Lato" w:hAnsi="Lato"/>
+          <w:b/>
+          <w:bCs/>
+          <w:color w:val="D6A23E"/>
+          <w:spacing w:val="60"/>
+          <w:sz w:val="19"/>
+          <w:szCs w:val="19"/>
+        </w:rPr>
+        <w:t xml:space="preserve">CHAPTER 18</w:t>
       </w:r>
     </w:p>
     <w:p>

--- a/book/Muslimah-Faceless-Business-Blueprint.docx
+++ b/book/Muslimah-Faceless-Business-Blueprint.docx
@@ -5426,7 +5426,94 @@
           <w:sz w:val="21"/>
           <w:szCs w:val="21"/>
         </w:rPr>
-        <w:t xml:space="preserve">The years standing behind what you say. You are not starting from nothing; you are starting from decades of paying attention. That cannot be faked, bought, or produced quickly.</w:t>
+        <w:t xml:space="preserve">The thing you have actually been through, standing behind what you say. This is the signal people most often think they do not have, and almost always do.</w:t>
+      </w:r>
+    </w:p>
+    <w:p>
+      <w:pPr>
+        <w:spacing w:after="150" w:line="300"/>
+      </w:pPr>
+      <w:r>
+        <w:rPr>
+          <w:rFonts w:ascii="Lato" w:cs="Lato" w:eastAsia="Lato" w:hAnsi="Lato"/>
+          <w:i w:val="false"/>
+          <w:iCs w:val="false"/>
+          <w:color w:val="2B2B2B"/>
+          <w:sz w:val="21"/>
+          <w:szCs w:val="21"/>
+        </w:rPr>
+        <w:t xml:space="preserve">It does not have to be decades. It can be the eighteen months you just spent solving a problem badly and then finally solving it properly. Recency counts for more than people expect — the woman one step ahead of your reader is often more useful to her than the woman ten steps ahead, because she still remembers what the first step felt like.</w:t>
+      </w:r>
+    </w:p>
+    <w:p>
+      <w:pPr>
+        <w:pBdr>
+          <w:left w:val="single" w:color="D6A23E" w:sz="18" w:space="14"/>
+        </w:pBdr>
+        <w:spacing w:after="40" w:before="190"/>
+        <w:ind w:left="230"/>
+      </w:pPr>
+      <w:r>
+        <w:rPr>
+          <w:rFonts w:ascii="Lato" w:cs="Lato" w:eastAsia="Lato" w:hAnsi="Lato"/>
+          <w:b/>
+          <w:bCs/>
+          <w:color w:val="D6A23E"/>
+          <w:spacing w:val="50"/>
+          <w:sz w:val="16"/>
+          <w:szCs w:val="16"/>
+        </w:rPr>
+        <w:t xml:space="preserve">FOR EXAMPLE</w:t>
+      </w:r>
+    </w:p>
+    <w:p>
+      <w:pPr>
+        <w:pBdr>
+          <w:left w:val="single" w:color="D6A23E" w:sz="18" w:space="14"/>
+        </w:pBdr>
+        <w:spacing w:after="200"/>
+        <w:ind w:left="230"/>
+      </w:pPr>
+      <w:r>
+        <w:rPr>
+          <w:rFonts w:ascii="Lato" w:cs="Lato" w:eastAsia="Lato" w:hAnsi="Lato"/>
+          <w:color w:val="2B2B2B"/>
+          <w:sz w:val="20"/>
+          <w:szCs w:val="20"/>
+        </w:rPr>
+        <w:t xml:space="preserve">You spent four Ramadans trying to keep a routine and failing, and in the fifth you worked out what had actually been going wrong. You are not a scholar. You are exactly the right person to tell someone in her first year, because you know the specific way it falls apart.</w:t>
+      </w:r>
+    </w:p>
+    <w:p>
+      <w:pPr>
+        <w:spacing w:after="150" w:line="300"/>
+      </w:pPr>
+      <w:r>
+        <w:rPr>
+          <w:rFonts w:ascii="Lato" w:cs="Lato" w:eastAsia="Lato" w:hAnsi="Lato"/>
+          <w:i w:val="false"/>
+          <w:iCs w:val="false"/>
+          <w:color w:val="2B2B2B"/>
+          <w:sz w:val="21"/>
+          <w:szCs w:val="21"/>
+        </w:rPr>
+        <w:t xml:space="preserve">What it is not: credentials. Nobody buying a $27 guide is checking your qualifications. They are checking whether you sound like you have been where they are.</w:t>
+      </w:r>
+    </w:p>
+    <w:p>
+      <w:pPr>
+        <w:spacing w:after="150" w:line="300"/>
+      </w:pPr>
+      <w:r>
+        <w:rPr>
+          <w:rFonts w:ascii="Lato" w:cs="Lato" w:eastAsia="Lato" w:hAnsi="Lato"/>
+          <w:i w:val="false"/>
+          <w:iCs w:val="false"/>
+          <w:color w:val="2B2B2B"/>
+          <w:sz w:val="21"/>
+          <w:szCs w:val="21"/>
+        </w:rPr>
+        <w:t xml:space="preserve">The mistake here is waiting. Lived experience is not a thing you arrive at; it is a thing you are currently accumulating. If you wait until you feel expert, you will wait past the point where you were most useful.</w:t>
       </w:r>
     </w:p>
     <w:p>
@@ -5487,6 +5574,22 @@
     </w:p>
     <w:p>
       <w:pPr>
+        <w:spacing w:after="150" w:line="300"/>
+      </w:pPr>
+      <w:r>
+        <w:rPr>
+          <w:rFonts w:ascii="Lato" w:cs="Lato" w:eastAsia="Lato" w:hAnsi="Lato"/>
+          <w:i w:val="false"/>
+          <w:iCs w:val="false"/>
+          <w:color w:val="2B2B2B"/>
+          <w:sz w:val="21"/>
+          <w:szCs w:val="21"/>
+        </w:rPr>
+        <w:t xml:space="preserve">The difference between those two lines is not writing skill. It is that the second one could only have been written by someone who did it.</w:t>
+      </w:r>
+    </w:p>
+    <w:p>
+      <w:pPr>
         <w:spacing w:after="40" w:before="260"/>
       </w:pPr>
       <w:r>
@@ -5498,21 +5601,104 @@
           <w:sz w:val="20"/>
           <w:szCs w:val="20"/>
         </w:rPr>
-        <w:t xml:space="preserve">Three things I know now that I did not know ten years ago</w:t>
-      </w:r>
-    </w:p>
-    <w:p>
-      <w:pPr>
-        <w:pBdr>
-          <w:bottom w:val="single" w:color="C9C2B8" w:sz="4" w:space="4"/>
-        </w:pBdr>
-        <w:spacing w:after="0" w:before="170"/>
-      </w:pPr>
-      <w:r>
-        <w:rPr>
-          <w:rFonts w:ascii="Lato" w:cs="Lato" w:eastAsia="Lato" w:hAnsi="Lato"/>
-        </w:rPr>
-        <w:t xml:space="preserve"> </w:t>
+        <w:t xml:space="preserve">Three things I know now that I did not know when I started</w:t>
+      </w:r>
+    </w:p>
+    <w:p>
+      <w:pPr>
+        <w:pBdr>
+          <w:bottom w:val="single" w:color="C9C2B8" w:sz="4" w:space="4"/>
+        </w:pBdr>
+        <w:spacing w:after="0" w:before="170"/>
+      </w:pPr>
+      <w:r>
+        <w:rPr>
+          <w:rFonts w:ascii="Lato" w:cs="Lato" w:eastAsia="Lato" w:hAnsi="Lato"/>
+        </w:rPr>
+        <w:t xml:space="preserve"> </w:t>
+      </w:r>
+    </w:p>
+    <w:p>
+      <w:pPr>
+        <w:pBdr>
+          <w:bottom w:val="single" w:color="C9C2B8" w:sz="4" w:space="4"/>
+        </w:pBdr>
+        <w:spacing w:after="0" w:before="170"/>
+      </w:pPr>
+      <w:r>
+        <w:rPr>
+          <w:rFonts w:ascii="Lato" w:cs="Lato" w:eastAsia="Lato" w:hAnsi="Lato"/>
+        </w:rPr>
+        <w:t xml:space="preserve"> </w:t>
+      </w:r>
+    </w:p>
+    <w:p>
+      <w:pPr>
+        <w:pBdr>
+          <w:bottom w:val="single" w:color="C9C2B8" w:sz="4" w:space="4"/>
+        </w:pBdr>
+        <w:spacing w:after="0" w:before="170"/>
+      </w:pPr>
+      <w:r>
+        <w:rPr>
+          <w:rFonts w:ascii="Lato" w:cs="Lato" w:eastAsia="Lato" w:hAnsi="Lato"/>
+        </w:rPr>
+        <w:t xml:space="preserve"> </w:t>
+      </w:r>
+    </w:p>
+    <w:p>
+      <w:pPr>
+        <w:pBdr>
+          <w:bottom w:val="single" w:color="C9C2B8" w:sz="4" w:space="4"/>
+        </w:pBdr>
+        <w:spacing w:after="0" w:before="170"/>
+      </w:pPr>
+      <w:r>
+        <w:rPr>
+          <w:rFonts w:ascii="Lato" w:cs="Lato" w:eastAsia="Lato" w:hAnsi="Lato"/>
+        </w:rPr>
+        <w:t xml:space="preserve"> </w:t>
+      </w:r>
+    </w:p>
+    <w:p>
+      <w:pPr>
+        <w:pBdr>
+          <w:bottom w:val="single" w:color="C9C2B8" w:sz="4" w:space="4"/>
+        </w:pBdr>
+        <w:spacing w:after="0" w:before="170"/>
+      </w:pPr>
+      <w:r>
+        <w:rPr>
+          <w:rFonts w:ascii="Lato" w:cs="Lato" w:eastAsia="Lato" w:hAnsi="Lato"/>
+        </w:rPr>
+        <w:t xml:space="preserve"> </w:t>
+      </w:r>
+    </w:p>
+    <w:p>
+      <w:pPr>
+        <w:spacing w:after="210"/>
+      </w:pPr>
+      <w:r>
+        <w:rPr>
+          <w:rFonts w:ascii="Lato" w:cs="Lato" w:eastAsia="Lato" w:hAnsi="Lato"/>
+        </w:rPr>
+        <w:t xml:space="preserve"/>
+      </w:r>
+    </w:p>
+    <w:p>
+      <w:pPr>
+        <w:spacing w:after="40" w:before="260"/>
+      </w:pPr>
+      <w:r>
+        <w:rPr>
+          <w:rFonts w:ascii="Lato" w:cs="Lato" w:eastAsia="Lato" w:hAnsi="Lato"/>
+          <w:b/>
+          <w:bCs/>
+          <w:color w:val="102A43"/>
+          <w:sz w:val="20"/>
+          <w:szCs w:val="20"/>
+        </w:rPr>
+        <w:t xml:space="preserve">A problem I have personally solved — badly first, then properly</w:t>
       </w:r>
     </w:p>
     <w:p>
@@ -5610,7 +5796,228 @@
           <w:sz w:val="21"/>
           <w:szCs w:val="21"/>
         </w:rPr>
-        <w:t xml:space="preserve">Showing the work when you cannot show the worker. A receipt does not have to be impressive. It has to be real and it has to be yours. A dated screenshot beats an adjective every time. If you do not have the number, say so and give the one you do have — a reader forgives a small number instantly, and never forgives a vague one.</w:t>
+        <w:t xml:space="preserve">Showing the work when you cannot show the worker. A receipt does not have to be impressive. It has to be real, and it has to be yours.</w:t>
+      </w:r>
+    </w:p>
+    <w:p>
+      <w:pPr>
+        <w:spacing w:after="150" w:line="300"/>
+      </w:pPr>
+      <w:r>
+        <w:rPr>
+          <w:rFonts w:ascii="Lato" w:cs="Lato" w:eastAsia="Lato" w:hAnsi="Lato"/>
+          <w:i w:val="false"/>
+          <w:iCs w:val="false"/>
+          <w:color w:val="2B2B2B"/>
+          <w:sz w:val="21"/>
+          <w:szCs w:val="21"/>
+        </w:rPr>
+        <w:t xml:space="preserve">A dated screenshot beats an adjective every time. If you do not have the number, say so and give the one you do have. A reader forgives a small number instantly. She never forgives a vague one.</w:t>
+      </w:r>
+    </w:p>
+    <w:p>
+      <w:pPr>
+        <w:spacing w:after="150" w:line="300"/>
+      </w:pPr>
+      <w:r>
+        <w:rPr>
+          <w:rFonts w:ascii="Lato" w:cs="Lato" w:eastAsia="Lato" w:hAnsi="Lato"/>
+          <w:i w:val="false"/>
+          <w:iCs w:val="false"/>
+          <w:color w:val="2B2B2B"/>
+          <w:sz w:val="21"/>
+          <w:szCs w:val="21"/>
+        </w:rPr>
+        <w:t xml:space="preserve">What counts as a receipt when you have not made any money yet:</w:t>
+      </w:r>
+    </w:p>
+    <w:p>
+      <w:pPr>
+        <w:pStyle w:val="ListParagraph"/>
+        <w:numPr>
+          <w:ilvl w:val="0"/>
+          <w:numId w:val="2"/>
+        </w:numPr>
+        <w:spacing w:after="90" w:line="290"/>
+      </w:pPr>
+      <w:r>
+        <w:rPr>
+          <w:rFonts w:ascii="Lato" w:cs="Lato" w:eastAsia="Lato" w:hAnsi="Lato"/>
+          <w:color w:val="2B2B2B"/>
+          <w:sz w:val="21"/>
+          <w:szCs w:val="21"/>
+        </w:rPr>
+        <w:t xml:space="preserve">A before and after of your own work — the first version and the current one.</w:t>
+      </w:r>
+    </w:p>
+    <w:p>
+      <w:pPr>
+        <w:pStyle w:val="ListParagraph"/>
+        <w:numPr>
+          <w:ilvl w:val="0"/>
+          <w:numId w:val="2"/>
+        </w:numPr>
+        <w:spacing w:after="90" w:line="290"/>
+      </w:pPr>
+      <w:r>
+        <w:rPr>
+          <w:rFonts w:ascii="Lato" w:cs="Lato" w:eastAsia="Lato" w:hAnsi="Lato"/>
+          <w:color w:val="2B2B2B"/>
+          <w:sz w:val="21"/>
+          <w:szCs w:val="21"/>
+        </w:rPr>
+        <w:t xml:space="preserve">A dated screenshot of anything real. Fourteen subscribers is a receipt. “A growing community” is not.</w:t>
+      </w:r>
+    </w:p>
+    <w:p>
+      <w:pPr>
+        <w:pStyle w:val="ListParagraph"/>
+        <w:numPr>
+          <w:ilvl w:val="0"/>
+          <w:numId w:val="2"/>
+        </w:numPr>
+        <w:spacing w:after="90" w:line="290"/>
+      </w:pPr>
+      <w:r>
+        <w:rPr>
+          <w:rFonts w:ascii="Lato" w:cs="Lato" w:eastAsia="Lato" w:hAnsi="Lato"/>
+          <w:color w:val="2B2B2B"/>
+          <w:sz w:val="21"/>
+          <w:szCs w:val="21"/>
+        </w:rPr>
+        <w:t xml:space="preserve">A message someone sent you, with permission and their name removed.</w:t>
+      </w:r>
+    </w:p>
+    <w:p>
+      <w:pPr>
+        <w:pStyle w:val="ListParagraph"/>
+        <w:numPr>
+          <w:ilvl w:val="0"/>
+          <w:numId w:val="2"/>
+        </w:numPr>
+        <w:spacing w:after="90" w:line="290"/>
+      </w:pPr>
+      <w:r>
+        <w:rPr>
+          <w:rFonts w:ascii="Lato" w:cs="Lato" w:eastAsia="Lato" w:hAnsi="Lato"/>
+          <w:color w:val="2B2B2B"/>
+          <w:sz w:val="21"/>
+          <w:szCs w:val="21"/>
+        </w:rPr>
+        <w:t xml:space="preserve">Your own process, photographed or screen-recorded mid-way through. Unfinished work is evidence that work is happening.</w:t>
+      </w:r>
+    </w:p>
+    <w:p>
+      <w:pPr>
+        <w:pStyle w:val="ListParagraph"/>
+        <w:numPr>
+          <w:ilvl w:val="0"/>
+          <w:numId w:val="2"/>
+        </w:numPr>
+        <w:spacing w:after="90" w:line="290"/>
+      </w:pPr>
+      <w:r>
+        <w:rPr>
+          <w:rFonts w:ascii="Lato" w:cs="Lato" w:eastAsia="Lato" w:hAnsi="Lato"/>
+          <w:color w:val="2B2B2B"/>
+          <w:sz w:val="21"/>
+          <w:szCs w:val="21"/>
+        </w:rPr>
+        <w:t xml:space="preserve">The thing itself. A product that exists is a receipt for the claim that you can make things.</w:t>
+      </w:r>
+    </w:p>
+    <w:p>
+      <w:pPr>
+        <w:spacing w:after="150" w:line="300"/>
+      </w:pPr>
+      <w:r>
+        <w:rPr>
+          <w:rFonts w:ascii="Lato" w:cs="Lato" w:eastAsia="Lato" w:hAnsi="Lato"/>
+          <w:i w:val="false"/>
+          <w:iCs w:val="false"/>
+          <w:color w:val="2B2B2B"/>
+          <w:sz w:val="21"/>
+          <w:szCs w:val="21"/>
+        </w:rPr>
+        <w:t xml:space="preserve">What does not count: adjectives, stock photos of laptops and coffee, and anyone else’s results — including results from the course you bought. Borrowed proof reads as borrowed, and it costs you more than having none.</w:t>
+      </w:r>
+    </w:p>
+    <w:p>
+      <w:pPr>
+        <w:pBdr>
+          <w:left w:val="single" w:color="D6A23E" w:sz="18" w:space="14"/>
+        </w:pBdr>
+        <w:spacing w:after="40" w:before="190"/>
+        <w:ind w:left="230"/>
+      </w:pPr>
+      <w:r>
+        <w:rPr>
+          <w:rFonts w:ascii="Lato" w:cs="Lato" w:eastAsia="Lato" w:hAnsi="Lato"/>
+          <w:b/>
+          <w:bCs/>
+          <w:color w:val="D6A23E"/>
+          <w:spacing w:val="50"/>
+          <w:sz w:val="16"/>
+          <w:szCs w:val="16"/>
+        </w:rPr>
+        <w:t xml:space="preserve">FOR EXAMPLE</w:t>
+      </w:r>
+    </w:p>
+    <w:p>
+      <w:pPr>
+        <w:pBdr>
+          <w:left w:val="single" w:color="D6A23E" w:sz="18" w:space="14"/>
+        </w:pBdr>
+        <w:spacing w:after="200"/>
+        <w:ind w:left="230"/>
+      </w:pPr>
+      <w:r>
+        <w:rPr>
+          <w:rFonts w:ascii="Lato" w:cs="Lato" w:eastAsia="Lato" w:hAnsi="Lato"/>
+          <w:color w:val="2B2B2B"/>
+          <w:sz w:val="20"/>
+          <w:szCs w:val="20"/>
+        </w:rPr>
+        <w:t xml:space="preserve">“I grew fast” is an adjective. “Sixty-one subscribers in seven weeks, and here is the week it stalled” is a receipt — and the stall is the part that makes it believable.</w:t>
+      </w:r>
+    </w:p>
+    <w:p>
+      <w:pPr>
+        <w:pBdr>
+          <w:left w:val="single" w:color="D6A23E" w:sz="18" w:space="14"/>
+        </w:pBdr>
+        <w:spacing w:after="40" w:before="190"/>
+        <w:ind w:left="230"/>
+      </w:pPr>
+      <w:r>
+        <w:rPr>
+          <w:rFonts w:ascii="Lato" w:cs="Lato" w:eastAsia="Lato" w:hAnsi="Lato"/>
+          <w:b/>
+          <w:bCs/>
+          <w:color w:val="D6A23E"/>
+          <w:spacing w:val="50"/>
+          <w:sz w:val="16"/>
+          <w:szCs w:val="16"/>
+        </w:rPr>
+        <w:t xml:space="preserve">BEFORE YOU MOVE ON</w:t>
+      </w:r>
+    </w:p>
+    <w:p>
+      <w:pPr>
+        <w:pBdr>
+          <w:left w:val="single" w:color="D6A23E" w:sz="18" w:space="14"/>
+        </w:pBdr>
+        <w:spacing w:after="200"/>
+        <w:ind w:left="230"/>
+      </w:pPr>
+      <w:r>
+        <w:rPr>
+          <w:rFonts w:ascii="Lato" w:cs="Lato" w:eastAsia="Lato" w:hAnsi="Lato"/>
+          <w:color w:val="2B2B2B"/>
+          <w:sz w:val="20"/>
+          <w:szCs w:val="20"/>
+        </w:rPr>
+        <w:t xml:space="preserve">If you genuinely have no receipts yet, the first one is your own result, earned in public. Start the thing, post the starting number, and post it again in thirty days. That sequence is a receipt even if the number barely moves.</w:t>
       </w:r>
     </w:p>
     <w:p>
@@ -5627,6 +6034,75 @@
           <w:szCs w:val="20"/>
         </w:rPr>
         <w:t xml:space="preserve">One receipt I could screenshot this week</w:t>
+      </w:r>
+    </w:p>
+    <w:p>
+      <w:pPr>
+        <w:pBdr>
+          <w:bottom w:val="single" w:color="C9C2B8" w:sz="4" w:space="4"/>
+        </w:pBdr>
+        <w:spacing w:after="0" w:before="170"/>
+      </w:pPr>
+      <w:r>
+        <w:rPr>
+          <w:rFonts w:ascii="Lato" w:cs="Lato" w:eastAsia="Lato" w:hAnsi="Lato"/>
+        </w:rPr>
+        <w:t xml:space="preserve"> </w:t>
+      </w:r>
+    </w:p>
+    <w:p>
+      <w:pPr>
+        <w:pBdr>
+          <w:bottom w:val="single" w:color="C9C2B8" w:sz="4" w:space="4"/>
+        </w:pBdr>
+        <w:spacing w:after="0" w:before="170"/>
+      </w:pPr>
+      <w:r>
+        <w:rPr>
+          <w:rFonts w:ascii="Lato" w:cs="Lato" w:eastAsia="Lato" w:hAnsi="Lato"/>
+        </w:rPr>
+        <w:t xml:space="preserve"> </w:t>
+      </w:r>
+    </w:p>
+    <w:p>
+      <w:pPr>
+        <w:pBdr>
+          <w:bottom w:val="single" w:color="C9C2B8" w:sz="4" w:space="4"/>
+        </w:pBdr>
+        <w:spacing w:after="0" w:before="170"/>
+      </w:pPr>
+      <w:r>
+        <w:rPr>
+          <w:rFonts w:ascii="Lato" w:cs="Lato" w:eastAsia="Lato" w:hAnsi="Lato"/>
+        </w:rPr>
+        <w:t xml:space="preserve"> </w:t>
+      </w:r>
+    </w:p>
+    <w:p>
+      <w:pPr>
+        <w:spacing w:after="210"/>
+      </w:pPr>
+      <w:r>
+        <w:rPr>
+          <w:rFonts w:ascii="Lato" w:cs="Lato" w:eastAsia="Lato" w:hAnsi="Lato"/>
+        </w:rPr>
+        <w:t xml:space="preserve"/>
+      </w:r>
+    </w:p>
+    <w:p>
+      <w:pPr>
+        <w:spacing w:after="40" w:before="260"/>
+      </w:pPr>
+      <w:r>
+        <w:rPr>
+          <w:rFonts w:ascii="Lato" w:cs="Lato" w:eastAsia="Lato" w:hAnsi="Lato"/>
+          <w:b/>
+          <w:bCs/>
+          <w:color w:val="102A43"/>
+          <w:sz w:val="20"/>
+          <w:szCs w:val="20"/>
+        </w:rPr>
+        <w:t xml:space="preserve">The number I am starting from today — whatever it is</w:t>
       </w:r>
     </w:p>
     <w:p>
@@ -5710,7 +6186,7 @@
           <w:sz w:val="21"/>
           <w:szCs w:val="21"/>
         </w:rPr>
-        <w:t xml:space="preserve">Looking the same for long enough that people learn you. Two fonts. Three or four colours. One layout you repeat. Not because it is beautiful — because repetition does, for free, the job a face would have done.</w:t>
+        <w:t xml:space="preserve">Looking the same for long enough that people learn you. Not because it is beautiful — because repetition does, for free, the job a face would have done.</w:t>
       </w:r>
     </w:p>
     <w:p>
@@ -5726,7 +6202,101 @@
           <w:sz w:val="21"/>
           <w:szCs w:val="21"/>
         </w:rPr>
-        <w:t xml:space="preserve">Pick today. Use it for ten pieces without changing anything. You are allowed to redesign after ten, not before.</w:t>
+        <w:t xml:space="preserve">The whole specification fits on a line: two fonts, three or four colours, one layout you repeat, and one format people come to expect from you.</w:t>
+      </w:r>
+    </w:p>
+    <w:p>
+      <w:pPr>
+        <w:pBdr>
+          <w:left w:val="single" w:color="D6A23E" w:sz="18" w:space="14"/>
+        </w:pBdr>
+        <w:spacing w:after="40" w:before="190"/>
+        <w:ind w:left="230"/>
+      </w:pPr>
+      <w:r>
+        <w:rPr>
+          <w:rFonts w:ascii="Lato" w:cs="Lato" w:eastAsia="Lato" w:hAnsi="Lato"/>
+          <w:b/>
+          <w:bCs/>
+          <w:color w:val="D6A23E"/>
+          <w:spacing w:val="50"/>
+          <w:sz w:val="16"/>
+          <w:szCs w:val="16"/>
+        </w:rPr>
+        <w:t xml:space="preserve">FOR EXAMPLE</w:t>
+      </w:r>
+    </w:p>
+    <w:p>
+      <w:pPr>
+        <w:pBdr>
+          <w:left w:val="single" w:color="D6A23E" w:sz="18" w:space="14"/>
+        </w:pBdr>
+        <w:spacing w:after="200"/>
+        <w:ind w:left="230"/>
+      </w:pPr>
+      <w:r>
+        <w:rPr>
+          <w:rFonts w:ascii="Lato" w:cs="Lato" w:eastAsia="Lato" w:hAnsi="Lato"/>
+          <w:color w:val="2B2B2B"/>
+          <w:sz w:val="20"/>
+          <w:szCs w:val="20"/>
+        </w:rPr>
+        <w:t xml:space="preserve">Someone scrolling sees a navy square with a line of serif text across the middle. She does not read the handle. She already knows it is you, because it is the ninth time this month she has seen that square. That recognition is the entire mechanism, and it is doing what a photograph of your face would have done.</w:t>
+      </w:r>
+    </w:p>
+    <w:p>
+      <w:pPr>
+        <w:spacing w:after="150" w:line="300"/>
+      </w:pPr>
+      <w:r>
+        <w:rPr>
+          <w:rFonts w:ascii="Lato" w:cs="Lato" w:eastAsia="Lato" w:hAnsi="Lato"/>
+          <w:i w:val="false"/>
+          <w:iCs w:val="false"/>
+          <w:color w:val="2B2B2B"/>
+          <w:sz w:val="21"/>
+          <w:szCs w:val="21"/>
+        </w:rPr>
+        <w:t xml:space="preserve">The mistake is redesigning. It feels productive, it is genuinely enjoyable, and it resets the counter to zero every time. The recognition only starts once you stop changing things.</w:t>
+      </w:r>
+    </w:p>
+    <w:p>
+      <w:pPr>
+        <w:pBdr>
+          <w:left w:val="single" w:color="D6A23E" w:sz="18" w:space="14"/>
+        </w:pBdr>
+        <w:spacing w:after="40" w:before="190"/>
+        <w:ind w:left="230"/>
+      </w:pPr>
+      <w:r>
+        <w:rPr>
+          <w:rFonts w:ascii="Lato" w:cs="Lato" w:eastAsia="Lato" w:hAnsi="Lato"/>
+          <w:b/>
+          <w:bCs/>
+          <w:color w:val="D6A23E"/>
+          <w:spacing w:val="50"/>
+          <w:sz w:val="16"/>
+          <w:szCs w:val="16"/>
+        </w:rPr>
+        <w:t xml:space="preserve">BEFORE YOU MOVE ON</w:t>
+      </w:r>
+    </w:p>
+    <w:p>
+      <w:pPr>
+        <w:pBdr>
+          <w:left w:val="single" w:color="D6A23E" w:sz="18" w:space="14"/>
+        </w:pBdr>
+        <w:spacing w:after="200"/>
+        <w:ind w:left="230"/>
+      </w:pPr>
+      <w:r>
+        <w:rPr>
+          <w:rFonts w:ascii="Lato" w:cs="Lato" w:eastAsia="Lato" w:hAnsi="Lato"/>
+          <w:color w:val="2B2B2B"/>
+          <w:sz w:val="20"/>
+          <w:szCs w:val="20"/>
+        </w:rPr>
+        <w:t xml:space="preserve">Pick today, then use it for ten pieces without changing anything. You are allowed to revisit it after ten, not before. Write the date on the line below so the decision is already made when the urge arrives — and it will arrive around piece four.</w:t>
       </w:r>
     </w:p>
     <w:p>
@@ -5854,7 +6424,7 @@
           <w:sz w:val="21"/>
           <w:szCs w:val="21"/>
         </w:rPr>
-        <w:t xml:space="preserve">Sounding like one specific human being. Faceless is not voiceless. You can keep your face out of it entirely and still be completely present.</w:t>
+        <w:t xml:space="preserve">Sounding like one specific human being. Faceless is not voiceless — you can keep your face out of it entirely and still be completely present.</w:t>
       </w:r>
     </w:p>
     <w:p>
@@ -5870,7 +6440,80 @@
           <w:sz w:val="21"/>
           <w:szCs w:val="21"/>
         </w:rPr>
-        <w:t xml:space="preserve">On AI, plainly: use it for the parts that carry no judgement — sorting, tidying, giving you twenty options to react to. The moment it starts supplying what you think, you have handed over the only part that was working.</w:t>
+        <w:t xml:space="preserve">Voice is mostly a matter of removal. Most people write a perfectly good sentence, then add a layer of business language on top of it because they think that is what selling sounds like. It is not. It is what nervousness sounds like.</w:t>
+      </w:r>
+    </w:p>
+    <w:p>
+      <w:pPr>
+        <w:spacing w:after="150" w:line="300"/>
+      </w:pPr>
+      <w:r>
+        <w:rPr>
+          <w:rFonts w:ascii="Lato" w:cs="Lato" w:eastAsia="Lato" w:hAnsi="Lato"/>
+          <w:i w:val="false"/>
+          <w:iCs w:val="false"/>
+          <w:color w:val="2B2B2B"/>
+          <w:sz w:val="21"/>
+          <w:szCs w:val="21"/>
+        </w:rPr>
+        <w:t xml:space="preserve">Three tests, applied to any line you are unsure about:</w:t>
+      </w:r>
+    </w:p>
+    <w:p>
+      <w:pPr>
+        <w:pStyle w:val="ListParagraph"/>
+        <w:numPr>
+          <w:ilvl w:val="0"/>
+          <w:numId w:val="2"/>
+        </w:numPr>
+        <w:spacing w:after="90" w:line="290"/>
+      </w:pPr>
+      <w:r>
+        <w:rPr>
+          <w:rFonts w:ascii="Lato" w:cs="Lato" w:eastAsia="Lato" w:hAnsi="Lato"/>
+          <w:color w:val="2B2B2B"/>
+          <w:sz w:val="21"/>
+          <w:szCs w:val="21"/>
+        </w:rPr>
+        <w:t xml:space="preserve">Would I say this out loud, to a friend, in this order?</w:t>
+      </w:r>
+    </w:p>
+    <w:p>
+      <w:pPr>
+        <w:pStyle w:val="ListParagraph"/>
+        <w:numPr>
+          <w:ilvl w:val="0"/>
+          <w:numId w:val="2"/>
+        </w:numPr>
+        <w:spacing w:after="90" w:line="290"/>
+      </w:pPr>
+      <w:r>
+        <w:rPr>
+          <w:rFonts w:ascii="Lato" w:cs="Lato" w:eastAsia="Lato" w:hAnsi="Lato"/>
+          <w:color w:val="2B2B2B"/>
+          <w:sz w:val="21"/>
+          <w:szCs w:val="21"/>
+        </w:rPr>
+        <w:t xml:space="preserve">Is there a word in here I have never used in my life?</w:t>
+      </w:r>
+    </w:p>
+    <w:p>
+      <w:pPr>
+        <w:pStyle w:val="ListParagraph"/>
+        <w:numPr>
+          <w:ilvl w:val="0"/>
+          <w:numId w:val="2"/>
+        </w:numPr>
+        <w:spacing w:after="90" w:line="290"/>
+      </w:pPr>
+      <w:r>
+        <w:rPr>
+          <w:rFonts w:ascii="Lato" w:cs="Lato" w:eastAsia="Lato" w:hAnsi="Lato"/>
+          <w:color w:val="2B2B2B"/>
+          <w:sz w:val="21"/>
+          <w:szCs w:val="21"/>
+        </w:rPr>
+        <w:t xml:space="preserve">Does it name something specific, or is it true of everybody?</w:t>
       </w:r>
     </w:p>
     <w:p>
@@ -5927,6 +6570,94 @@
           <w:szCs w:val="20"/>
         </w:rPr>
         <w:t xml:space="preserve">I skipped two weeks in Ramadan and nothing bad happened.</w:t>
+      </w:r>
+    </w:p>
+    <w:p>
+      <w:pPr>
+        <w:spacing w:after="50" w:before="60"/>
+        <w:ind w:left="260"/>
+      </w:pPr>
+      <w:r>
+        <w:rPr>
+          <w:rFonts w:ascii="Lato" w:cs="Lato" w:eastAsia="Lato" w:hAnsi="Lato"/>
+          <w:b/>
+          <w:bCs/>
+          <w:color w:val="6B6B6B"/>
+          <w:sz w:val="20"/>
+          <w:szCs w:val="20"/>
+        </w:rPr>
+        <w:t xml:space="preserve">Weak.  </w:t>
+      </w:r>
+      <w:r>
+        <w:rPr>
+          <w:rFonts w:ascii="Lato" w:cs="Lato" w:eastAsia="Lato" w:hAnsi="Lato"/>
+          <w:i/>
+          <w:iCs/>
+          <w:color w:val="6B6B6B"/>
+          <w:sz w:val="20"/>
+          <w:szCs w:val="20"/>
+        </w:rPr>
+        <w:t xml:space="preserve">Unlock your full potential and start your journey today.</w:t>
+      </w:r>
+    </w:p>
+    <w:p>
+      <w:pPr>
+        <w:spacing w:after="170"/>
+        <w:ind w:left="260"/>
+      </w:pPr>
+      <w:r>
+        <w:rPr>
+          <w:rFonts w:ascii="Lato" w:cs="Lato" w:eastAsia="Lato" w:hAnsi="Lato"/>
+          <w:b/>
+          <w:bCs/>
+          <w:color w:val="102A43"/>
+          <w:sz w:val="20"/>
+          <w:szCs w:val="20"/>
+        </w:rPr>
+        <w:t xml:space="preserve">Strong.  </w:t>
+      </w:r>
+      <w:r>
+        <w:rPr>
+          <w:rFonts w:ascii="Lato" w:cs="Lato" w:eastAsia="Lato" w:hAnsi="Lato"/>
+          <w:i/>
+          <w:iCs/>
+          <w:color w:val="2B2B2B"/>
+          <w:sz w:val="20"/>
+          <w:szCs w:val="20"/>
+        </w:rPr>
+        <w:t xml:space="preserve">You do not need another course. You need to finish the one you bought in March.</w:t>
+      </w:r>
+    </w:p>
+    <w:p>
+      <w:pPr>
+        <w:spacing w:after="150" w:line="300"/>
+      </w:pPr>
+      <w:r>
+        <w:rPr>
+          <w:rFonts w:ascii="Lato" w:cs="Lato" w:eastAsia="Lato" w:hAnsi="Lato"/>
+          <w:i w:val="false"/>
+          <w:iCs w:val="false"/>
+          <w:color w:val="2B2B2B"/>
+          <w:sz w:val="21"/>
+          <w:szCs w:val="21"/>
+        </w:rPr>
+        <w:t xml:space="preserve">Notice that the strong version in both is shorter, more specific, and slightly riskier. That last part is not incidental. A line that could not possibly offend anyone generally does not reach anyone either.</w:t>
+      </w:r>
+    </w:p>
+    <w:p>
+      <w:pPr>
+        <w:spacing w:after="150" w:line="300"/>
+      </w:pPr>
+      <w:r>
+        <w:rPr>
+          <w:rFonts w:ascii="Lato" w:cs="Lato" w:eastAsia="Lato" w:hAnsi="Lato"/>
+          <w:i w:val="false"/>
+          <w:iCs w:val="false"/>
+          <w:color w:val="2B2B2B"/>
+          <w:sz w:val="21"/>
+          <w:szCs w:val="21"/>
+        </w:rPr>
+        <w:t xml:space="preserve">On AI, plainly: use it for the parts that carry no judgement — sorting, tidying, giving you twenty options to react to. The moment it starts supplying what you think, you have handed over the only part that was working.</w:t>
       </w:r>
     </w:p>
     <w:p>
@@ -6040,7 +6771,7 @@
           <w:sz w:val="21"/>
           <w:szCs w:val="21"/>
         </w:rPr>
-        <w:t xml:space="preserve">A number you can keep in a bad week. Not a schedule somebody else designed for a life that is not yours. Pick the number you could keep on your worst week, not your best one. Everyone picks their best-week number, then misses it, and the missing is what makes people quit.</w:t>
+        <w:t xml:space="preserve">A number you can keep in a bad week. Not a schedule somebody else designed for a life that is not yours.</w:t>
       </w:r>
     </w:p>
     <w:p>
@@ -6056,7 +6787,78 @@
           <w:sz w:val="21"/>
           <w:szCs w:val="21"/>
         </w:rPr>
-        <w:t xml:space="preserve">You will miss it. Someone will get sick. Work will go sideways. When it happens, do not spend a week feeling bad about it. Open the plan and start again on the next one.</w:t>
+        <w:t xml:space="preserve">Pick the number you could keep on your worst week, not your best one. Everybody picks their best-week number. Then they miss it, and the missing is what makes people quit — not the workload.</w:t>
+      </w:r>
+    </w:p>
+    <w:p>
+      <w:pPr>
+        <w:pBdr>
+          <w:left w:val="single" w:color="D6A23E" w:sz="18" w:space="14"/>
+        </w:pBdr>
+        <w:spacing w:after="40" w:before="190"/>
+        <w:ind w:left="230"/>
+      </w:pPr>
+      <w:r>
+        <w:rPr>
+          <w:rFonts w:ascii="Lato" w:cs="Lato" w:eastAsia="Lato" w:hAnsi="Lato"/>
+          <w:b/>
+          <w:bCs/>
+          <w:color w:val="D6A23E"/>
+          <w:spacing w:val="50"/>
+          <w:sz w:val="16"/>
+          <w:szCs w:val="16"/>
+        </w:rPr>
+        <w:t xml:space="preserve">FOR EXAMPLE</w:t>
+      </w:r>
+    </w:p>
+    <w:p>
+      <w:pPr>
+        <w:pBdr>
+          <w:left w:val="single" w:color="D6A23E" w:sz="18" w:space="14"/>
+        </w:pBdr>
+        <w:spacing w:after="200"/>
+        <w:ind w:left="230"/>
+      </w:pPr>
+      <w:r>
+        <w:rPr>
+          <w:rFonts w:ascii="Lato" w:cs="Lato" w:eastAsia="Lato" w:hAnsi="Lato"/>
+          <w:color w:val="2B2B2B"/>
+          <w:sz w:val="20"/>
+          <w:szCs w:val="20"/>
+        </w:rPr>
+        <w:t xml:space="preserve">Two posts a week, held for a year, is a hundred and four pieces and an audience that knows when to expect you. Daily posting for six weeks is forty-two pieces and a quiet account by August. The second one felt far more serious at the time.</w:t>
+      </w:r>
+    </w:p>
+    <w:p>
+      <w:pPr>
+        <w:spacing w:after="150" w:line="300"/>
+      </w:pPr>
+      <w:r>
+        <w:rPr>
+          <w:rFonts w:ascii="Lato" w:cs="Lato" w:eastAsia="Lato" w:hAnsi="Lato"/>
+          <w:i w:val="false"/>
+          <w:iCs w:val="false"/>
+          <w:color w:val="2B2B2B"/>
+          <w:sz w:val="21"/>
+          <w:szCs w:val="21"/>
+        </w:rPr>
+        <w:t xml:space="preserve">You will miss it. Someone will get sick, work will go sideways, or Ramadan will arrive and reorganise everything. That is not a failure of the plan; it is a fact the plan has to survive.</w:t>
+      </w:r>
+    </w:p>
+    <w:p>
+      <w:pPr>
+        <w:spacing w:after="150" w:line="300"/>
+      </w:pPr>
+      <w:r>
+        <w:rPr>
+          <w:rFonts w:ascii="Lato" w:cs="Lato" w:eastAsia="Lato" w:hAnsi="Lato"/>
+          <w:i w:val="false"/>
+          <w:iCs w:val="false"/>
+          <w:color w:val="2B2B2B"/>
+          <w:sz w:val="21"/>
+          <w:szCs w:val="21"/>
+        </w:rPr>
+        <w:t xml:space="preserve">So decide the recovery rule now, while nothing has gone wrong: when you miss, you do not spend a week feeling bad about it and you do not start over. You open the plan and start again on the next one. Missing costs you one unit. Guilt costs you a month.</w:t>
       </w:r>
     </w:p>
     <w:p>
@@ -6087,6 +6889,75 @@
           <w:rFonts w:ascii="Lato" w:cs="Lato" w:eastAsia="Lato" w:hAnsi="Lato"/>
         </w:rPr>
         <w:t xml:space="preserve"> </w:t>
+      </w:r>
+    </w:p>
+    <w:p>
+      <w:pPr>
+        <w:pBdr>
+          <w:bottom w:val="single" w:color="C9C2B8" w:sz="4" w:space="4"/>
+        </w:pBdr>
+        <w:spacing w:after="0" w:before="170"/>
+      </w:pPr>
+      <w:r>
+        <w:rPr>
+          <w:rFonts w:ascii="Lato" w:cs="Lato" w:eastAsia="Lato" w:hAnsi="Lato"/>
+        </w:rPr>
+        <w:t xml:space="preserve"> </w:t>
+      </w:r>
+    </w:p>
+    <w:p>
+      <w:pPr>
+        <w:pBdr>
+          <w:bottom w:val="single" w:color="C9C2B8" w:sz="4" w:space="4"/>
+        </w:pBdr>
+        <w:spacing w:after="0" w:before="170"/>
+      </w:pPr>
+      <w:r>
+        <w:rPr>
+          <w:rFonts w:ascii="Lato" w:cs="Lato" w:eastAsia="Lato" w:hAnsi="Lato"/>
+        </w:rPr>
+        <w:t xml:space="preserve"> </w:t>
+      </w:r>
+    </w:p>
+    <w:p>
+      <w:pPr>
+        <w:pBdr>
+          <w:bottom w:val="single" w:color="C9C2B8" w:sz="4" w:space="4"/>
+        </w:pBdr>
+        <w:spacing w:after="0" w:before="170"/>
+      </w:pPr>
+      <w:r>
+        <w:rPr>
+          <w:rFonts w:ascii="Lato" w:cs="Lato" w:eastAsia="Lato" w:hAnsi="Lato"/>
+        </w:rPr>
+        <w:t xml:space="preserve"> </w:t>
+      </w:r>
+    </w:p>
+    <w:p>
+      <w:pPr>
+        <w:spacing w:after="210"/>
+      </w:pPr>
+      <w:r>
+        <w:rPr>
+          <w:rFonts w:ascii="Lato" w:cs="Lato" w:eastAsia="Lato" w:hAnsi="Lato"/>
+        </w:rPr>
+        <w:t xml:space="preserve"/>
+      </w:r>
+    </w:p>
+    <w:p>
+      <w:pPr>
+        <w:spacing w:after="40" w:before="260"/>
+      </w:pPr>
+      <w:r>
+        <w:rPr>
+          <w:rFonts w:ascii="Lato" w:cs="Lato" w:eastAsia="Lato" w:hAnsi="Lato"/>
+          <w:b/>
+          <w:bCs/>
+          <w:color w:val="102A43"/>
+          <w:sz w:val="20"/>
+          <w:szCs w:val="20"/>
+        </w:rPr>
+        <w:t xml:space="preserve">My recovery rule, written before I need it</w:t>
       </w:r>
     </w:p>
     <w:p>

--- a/book/Muslimah-Faceless-Business-Blueprint.docx
+++ b/book/Muslimah-Faceless-Business-Blueprint.docx
@@ -8043,7 +8043,7 @@
           <w:sz w:val="21"/>
           <w:szCs w:val="21"/>
         </w:rPr>
-        <w:t xml:space="preserve">Buy-now-pay-later at checkout. Many platforms enable these automatically. Check what is switched on, and read how the provider makes its money.</w:t>
+        <w:t xml:space="preserve">Buy now, pay later at checkout — Klarna, Afterpay, Affirm, Sezzle, PayPal Pay in 4 and the rest. The customer takes the product now and pays in instalments; you are paid in full, minus a fee. Most checkout platforms switch at least one of these on by default, so you can be offering financing you never chose. Check what is enabled in your own shop, and read how that provider actually makes its money — several charge the customer late fees, and some run longer interest-bearing plans alongside the four-payment option.</w:t>
       </w:r>
     </w:p>
     <w:p>
@@ -8155,7 +8155,7 @@
           <w:sz w:val="20"/>
           <w:szCs w:val="20"/>
         </w:rPr>
-        <w:t xml:space="preserve">My standard on payment plans, BNPL and the account I bank into</w:t>
+        <w:t xml:space="preserve">My standard on payment plans, on buy-now-pay-later at my checkout, and on the account my business money sits in</w:t>
       </w:r>
     </w:p>
     <w:p>
